--- a/docs/Documents/SYSARC 1.docx
+++ b/docs/Documents/SYSARC 1.docx
@@ -1211,8 +1211,6 @@
           <w:fldChar w:fldCharType="end"/>
         </w:r>
       </w:hyperlink>
-      <w:bookmarkStart w:id="8" w:name="_GoBack"/>
-      <w:bookmarkEnd w:id="8"/>
     </w:p>
     <w:p>
       <w:pPr>
@@ -1360,108 +1358,63 @@
           <w:lang w:val="en-US"/>
         </w:rPr>
       </w:pPr>
-      <w:r>
-        <w:rPr>
-          <w:rStyle w:val="Hyperlink"/>
-          <w:noProof/>
-        </w:rPr>
-        <w:fldChar w:fldCharType="begin"/>
-      </w:r>
-      <w:r>
-        <w:rPr>
-          <w:rStyle w:val="Hyperlink"/>
-          <w:noProof/>
-        </w:rPr>
-        <w:instrText xml:space="preserve"> </w:instrText>
-      </w:r>
-      <w:r>
-        <w:rPr>
-          <w:noProof/>
-        </w:rPr>
-        <w:instrText>HYPERLINK \l "_Toc220427030"</w:instrText>
-      </w:r>
-      <w:r>
-        <w:rPr>
-          <w:rStyle w:val="Hyperlink"/>
-          <w:noProof/>
-        </w:rPr>
-        <w:instrText xml:space="preserve"> </w:instrText>
-      </w:r>
-      <w:r>
-        <w:rPr>
-          <w:rStyle w:val="Hyperlink"/>
-          <w:noProof/>
-        </w:rPr>
-      </w:r>
-      <w:r>
-        <w:rPr>
-          <w:rStyle w:val="Hyperlink"/>
-          <w:noProof/>
-        </w:rPr>
-        <w:fldChar w:fldCharType="separate"/>
-      </w:r>
-      <w:r>
-        <w:rPr>
-          <w:rStyle w:val="Hyperlink"/>
-          <w:noProof/>
-        </w:rPr>
-        <w:t>Solution</w:t>
-      </w:r>
-      <w:r>
-        <w:rPr>
-          <w:noProof/>
-          <w:webHidden/>
-        </w:rPr>
-        <w:tab/>
-      </w:r>
-      <w:r>
-        <w:rPr>
-          <w:noProof/>
-          <w:webHidden/>
-        </w:rPr>
-        <w:fldChar w:fldCharType="begin"/>
-      </w:r>
-      <w:r>
-        <w:rPr>
-          <w:noProof/>
-          <w:webHidden/>
-        </w:rPr>
-        <w:instrText xml:space="preserve"> PAGEREF _Toc220427030 \h </w:instrText>
-      </w:r>
-      <w:r>
-        <w:rPr>
-          <w:noProof/>
-          <w:webHidden/>
-        </w:rPr>
-      </w:r>
-      <w:r>
-        <w:rPr>
-          <w:noProof/>
-          <w:webHidden/>
-        </w:rPr>
-        <w:fldChar w:fldCharType="separate"/>
-      </w:r>
-      <w:r>
-        <w:rPr>
-          <w:noProof/>
-          <w:webHidden/>
-        </w:rPr>
-        <w:t>12</w:t>
-      </w:r>
-      <w:r>
-        <w:rPr>
-          <w:noProof/>
-          <w:webHidden/>
-        </w:rPr>
-        <w:fldChar w:fldCharType="end"/>
-      </w:r>
-      <w:r>
-        <w:rPr>
-          <w:rStyle w:val="Hyperlink"/>
-          <w:noProof/>
-        </w:rPr>
-        <w:fldChar w:fldCharType="end"/>
-      </w:r>
+      <w:hyperlink w:anchor="_Toc220427030" w:history="1">
+        <w:r>
+          <w:rPr>
+            <w:rStyle w:val="Hyperlink"/>
+            <w:noProof/>
+          </w:rPr>
+          <w:t>Solution</w:t>
+        </w:r>
+        <w:r>
+          <w:rPr>
+            <w:noProof/>
+            <w:webHidden/>
+          </w:rPr>
+          <w:tab/>
+        </w:r>
+        <w:r>
+          <w:rPr>
+            <w:noProof/>
+            <w:webHidden/>
+          </w:rPr>
+          <w:fldChar w:fldCharType="begin"/>
+        </w:r>
+        <w:r>
+          <w:rPr>
+            <w:noProof/>
+            <w:webHidden/>
+          </w:rPr>
+          <w:instrText xml:space="preserve"> PAGEREF _Toc220427030 \h </w:instrText>
+        </w:r>
+        <w:r>
+          <w:rPr>
+            <w:noProof/>
+            <w:webHidden/>
+          </w:rPr>
+        </w:r>
+        <w:r>
+          <w:rPr>
+            <w:noProof/>
+            <w:webHidden/>
+          </w:rPr>
+          <w:fldChar w:fldCharType="separate"/>
+        </w:r>
+        <w:r>
+          <w:rPr>
+            <w:noProof/>
+            <w:webHidden/>
+          </w:rPr>
+          <w:t>12</w:t>
+        </w:r>
+        <w:r>
+          <w:rPr>
+            <w:noProof/>
+            <w:webHidden/>
+          </w:rPr>
+          <w:fldChar w:fldCharType="end"/>
+        </w:r>
+      </w:hyperlink>
     </w:p>
     <w:p>
       <w:pPr>
@@ -1473,108 +1426,63 @@
           <w:lang w:val="en-US"/>
         </w:rPr>
       </w:pPr>
-      <w:r>
-        <w:rPr>
-          <w:rStyle w:val="Hyperlink"/>
-          <w:noProof/>
-        </w:rPr>
-        <w:fldChar w:fldCharType="begin"/>
-      </w:r>
-      <w:r>
-        <w:rPr>
-          <w:rStyle w:val="Hyperlink"/>
-          <w:noProof/>
-        </w:rPr>
-        <w:instrText xml:space="preserve"> </w:instrText>
-      </w:r>
-      <w:r>
-        <w:rPr>
-          <w:noProof/>
-        </w:rPr>
-        <w:instrText>HYPERLINK \l "_Toc220427031"</w:instrText>
-      </w:r>
-      <w:r>
-        <w:rPr>
-          <w:rStyle w:val="Hyperlink"/>
-          <w:noProof/>
-        </w:rPr>
-        <w:instrText xml:space="preserve"> </w:instrText>
-      </w:r>
-      <w:r>
-        <w:rPr>
-          <w:rStyle w:val="Hyperlink"/>
-          <w:noProof/>
-        </w:rPr>
-      </w:r>
-      <w:r>
-        <w:rPr>
-          <w:rStyle w:val="Hyperlink"/>
-          <w:noProof/>
-        </w:rPr>
-        <w:fldChar w:fldCharType="separate"/>
-      </w:r>
-      <w:r>
-        <w:rPr>
-          <w:rStyle w:val="Hyperlink"/>
-          <w:noProof/>
-        </w:rPr>
-        <w:t>Proposed System</w:t>
-      </w:r>
-      <w:r>
-        <w:rPr>
-          <w:noProof/>
-          <w:webHidden/>
-        </w:rPr>
-        <w:tab/>
-      </w:r>
-      <w:r>
-        <w:rPr>
-          <w:noProof/>
-          <w:webHidden/>
-        </w:rPr>
-        <w:fldChar w:fldCharType="begin"/>
-      </w:r>
-      <w:r>
-        <w:rPr>
-          <w:noProof/>
-          <w:webHidden/>
-        </w:rPr>
-        <w:instrText xml:space="preserve"> PAGEREF _Toc220427031 \h </w:instrText>
-      </w:r>
-      <w:r>
-        <w:rPr>
-          <w:noProof/>
-          <w:webHidden/>
-        </w:rPr>
-      </w:r>
-      <w:r>
-        <w:rPr>
-          <w:noProof/>
-          <w:webHidden/>
-        </w:rPr>
-        <w:fldChar w:fldCharType="separate"/>
-      </w:r>
-      <w:r>
-        <w:rPr>
-          <w:noProof/>
-          <w:webHidden/>
-        </w:rPr>
-        <w:t>13</w:t>
-      </w:r>
-      <w:r>
-        <w:rPr>
-          <w:noProof/>
-          <w:webHidden/>
-        </w:rPr>
-        <w:fldChar w:fldCharType="end"/>
-      </w:r>
-      <w:r>
-        <w:rPr>
-          <w:rStyle w:val="Hyperlink"/>
-          <w:noProof/>
-        </w:rPr>
-        <w:fldChar w:fldCharType="end"/>
-      </w:r>
+      <w:hyperlink w:anchor="_Toc220427031" w:history="1">
+        <w:r>
+          <w:rPr>
+            <w:rStyle w:val="Hyperlink"/>
+            <w:noProof/>
+          </w:rPr>
+          <w:t>Proposed System</w:t>
+        </w:r>
+        <w:r>
+          <w:rPr>
+            <w:noProof/>
+            <w:webHidden/>
+          </w:rPr>
+          <w:tab/>
+        </w:r>
+        <w:r>
+          <w:rPr>
+            <w:noProof/>
+            <w:webHidden/>
+          </w:rPr>
+          <w:fldChar w:fldCharType="begin"/>
+        </w:r>
+        <w:r>
+          <w:rPr>
+            <w:noProof/>
+            <w:webHidden/>
+          </w:rPr>
+          <w:instrText xml:space="preserve"> PAGEREF _Toc220427031 \h </w:instrText>
+        </w:r>
+        <w:r>
+          <w:rPr>
+            <w:noProof/>
+            <w:webHidden/>
+          </w:rPr>
+        </w:r>
+        <w:r>
+          <w:rPr>
+            <w:noProof/>
+            <w:webHidden/>
+          </w:rPr>
+          <w:fldChar w:fldCharType="separate"/>
+        </w:r>
+        <w:r>
+          <w:rPr>
+            <w:noProof/>
+            <w:webHidden/>
+          </w:rPr>
+          <w:t>13</w:t>
+        </w:r>
+        <w:r>
+          <w:rPr>
+            <w:noProof/>
+            <w:webHidden/>
+          </w:rPr>
+          <w:fldChar w:fldCharType="end"/>
+        </w:r>
+      </w:hyperlink>
     </w:p>
     <w:p>
       <w:pPr>
@@ -1586,108 +1494,63 @@
           <w:lang w:val="en-US"/>
         </w:rPr>
       </w:pPr>
-      <w:r>
-        <w:rPr>
-          <w:rStyle w:val="Hyperlink"/>
-          <w:noProof/>
-        </w:rPr>
-        <w:fldChar w:fldCharType="begin"/>
-      </w:r>
-      <w:r>
-        <w:rPr>
-          <w:rStyle w:val="Hyperlink"/>
-          <w:noProof/>
-        </w:rPr>
-        <w:instrText xml:space="preserve"> </w:instrText>
-      </w:r>
-      <w:r>
-        <w:rPr>
-          <w:noProof/>
-        </w:rPr>
-        <w:instrText>HYPERLINK \l "_Toc220427032"</w:instrText>
-      </w:r>
-      <w:r>
-        <w:rPr>
-          <w:rStyle w:val="Hyperlink"/>
-          <w:noProof/>
-        </w:rPr>
-        <w:instrText xml:space="preserve"> </w:instrText>
-      </w:r>
-      <w:r>
-        <w:rPr>
-          <w:rStyle w:val="Hyperlink"/>
-          <w:noProof/>
-        </w:rPr>
-      </w:r>
-      <w:r>
-        <w:rPr>
-          <w:rStyle w:val="Hyperlink"/>
-          <w:noProof/>
-        </w:rPr>
-        <w:fldChar w:fldCharType="separate"/>
-      </w:r>
-      <w:r>
-        <w:rPr>
-          <w:rStyle w:val="Hyperlink"/>
-          <w:noProof/>
-        </w:rPr>
-        <w:t>Characteristics</w:t>
-      </w:r>
-      <w:r>
-        <w:rPr>
-          <w:noProof/>
-          <w:webHidden/>
-        </w:rPr>
-        <w:tab/>
-      </w:r>
-      <w:r>
-        <w:rPr>
-          <w:noProof/>
-          <w:webHidden/>
-        </w:rPr>
-        <w:fldChar w:fldCharType="begin"/>
-      </w:r>
-      <w:r>
-        <w:rPr>
-          <w:noProof/>
-          <w:webHidden/>
-        </w:rPr>
-        <w:instrText xml:space="preserve"> PAGEREF _Toc220427032 \h </w:instrText>
-      </w:r>
-      <w:r>
-        <w:rPr>
-          <w:noProof/>
-          <w:webHidden/>
-        </w:rPr>
-      </w:r>
-      <w:r>
-        <w:rPr>
-          <w:noProof/>
-          <w:webHidden/>
-        </w:rPr>
-        <w:fldChar w:fldCharType="separate"/>
-      </w:r>
-      <w:r>
-        <w:rPr>
-          <w:noProof/>
-          <w:webHidden/>
-        </w:rPr>
-        <w:t>13</w:t>
-      </w:r>
-      <w:r>
-        <w:rPr>
-          <w:noProof/>
-          <w:webHidden/>
-        </w:rPr>
-        <w:fldChar w:fldCharType="end"/>
-      </w:r>
-      <w:r>
-        <w:rPr>
-          <w:rStyle w:val="Hyperlink"/>
-          <w:noProof/>
-        </w:rPr>
-        <w:fldChar w:fldCharType="end"/>
-      </w:r>
+      <w:hyperlink w:anchor="_Toc220427032" w:history="1">
+        <w:r>
+          <w:rPr>
+            <w:rStyle w:val="Hyperlink"/>
+            <w:noProof/>
+          </w:rPr>
+          <w:t>Characteristics</w:t>
+        </w:r>
+        <w:r>
+          <w:rPr>
+            <w:noProof/>
+            <w:webHidden/>
+          </w:rPr>
+          <w:tab/>
+        </w:r>
+        <w:r>
+          <w:rPr>
+            <w:noProof/>
+            <w:webHidden/>
+          </w:rPr>
+          <w:fldChar w:fldCharType="begin"/>
+        </w:r>
+        <w:r>
+          <w:rPr>
+            <w:noProof/>
+            <w:webHidden/>
+          </w:rPr>
+          <w:instrText xml:space="preserve"> PAGEREF _Toc220427032 \h </w:instrText>
+        </w:r>
+        <w:r>
+          <w:rPr>
+            <w:noProof/>
+            <w:webHidden/>
+          </w:rPr>
+        </w:r>
+        <w:r>
+          <w:rPr>
+            <w:noProof/>
+            <w:webHidden/>
+          </w:rPr>
+          <w:fldChar w:fldCharType="separate"/>
+        </w:r>
+        <w:r>
+          <w:rPr>
+            <w:noProof/>
+            <w:webHidden/>
+          </w:rPr>
+          <w:t>13</w:t>
+        </w:r>
+        <w:r>
+          <w:rPr>
+            <w:noProof/>
+            <w:webHidden/>
+          </w:rPr>
+          <w:fldChar w:fldCharType="end"/>
+        </w:r>
+      </w:hyperlink>
     </w:p>
     <w:p>
       <w:pPr>
@@ -1699,109 +1562,64 @@
           <w:lang w:val="en-US"/>
         </w:rPr>
       </w:pPr>
-      <w:r>
-        <w:rPr>
-          <w:rStyle w:val="Hyperlink"/>
-          <w:noProof/>
-        </w:rPr>
-        <w:fldChar w:fldCharType="begin"/>
-      </w:r>
-      <w:r>
-        <w:rPr>
-          <w:rStyle w:val="Hyperlink"/>
-          <w:noProof/>
-        </w:rPr>
-        <w:instrText xml:space="preserve"> </w:instrText>
-      </w:r>
-      <w:r>
-        <w:rPr>
-          <w:noProof/>
-        </w:rPr>
-        <w:instrText>HYPERLINK \l "_Toc220427033"</w:instrText>
-      </w:r>
-      <w:r>
-        <w:rPr>
-          <w:rStyle w:val="Hyperlink"/>
-          <w:noProof/>
-        </w:rPr>
-        <w:instrText xml:space="preserve"> </w:instrText>
-      </w:r>
-      <w:r>
-        <w:rPr>
-          <w:rStyle w:val="Hyperlink"/>
-          <w:noProof/>
-        </w:rPr>
-      </w:r>
-      <w:r>
-        <w:rPr>
-          <w:rStyle w:val="Hyperlink"/>
-          <w:noProof/>
-        </w:rPr>
-        <w:fldChar w:fldCharType="separate"/>
-      </w:r>
-      <w:r>
-        <w:rPr>
-          <w:rStyle w:val="Hyperlink"/>
-          <w:noProof/>
-          <w:lang w:val="en-US"/>
-        </w:rPr>
-        <w:t>Processes</w:t>
-      </w:r>
-      <w:r>
-        <w:rPr>
-          <w:noProof/>
-          <w:webHidden/>
-        </w:rPr>
-        <w:tab/>
-      </w:r>
-      <w:r>
-        <w:rPr>
-          <w:noProof/>
-          <w:webHidden/>
-        </w:rPr>
-        <w:fldChar w:fldCharType="begin"/>
-      </w:r>
-      <w:r>
-        <w:rPr>
-          <w:noProof/>
-          <w:webHidden/>
-        </w:rPr>
-        <w:instrText xml:space="preserve"> PAGEREF _Toc220427033 \h </w:instrText>
-      </w:r>
-      <w:r>
-        <w:rPr>
-          <w:noProof/>
-          <w:webHidden/>
-        </w:rPr>
-      </w:r>
-      <w:r>
-        <w:rPr>
-          <w:noProof/>
-          <w:webHidden/>
-        </w:rPr>
-        <w:fldChar w:fldCharType="separate"/>
-      </w:r>
-      <w:r>
-        <w:rPr>
-          <w:noProof/>
-          <w:webHidden/>
-        </w:rPr>
-        <w:t>14</w:t>
-      </w:r>
-      <w:r>
-        <w:rPr>
-          <w:noProof/>
-          <w:webHidden/>
-        </w:rPr>
-        <w:fldChar w:fldCharType="end"/>
-      </w:r>
-      <w:r>
-        <w:rPr>
-          <w:rStyle w:val="Hyperlink"/>
-          <w:noProof/>
-        </w:rPr>
-        <w:fldChar w:fldCharType="end"/>
-      </w:r>
+      <w:hyperlink w:anchor="_Toc220427033" w:history="1">
+        <w:r>
+          <w:rPr>
+            <w:rStyle w:val="Hyperlink"/>
+            <w:noProof/>
+            <w:lang w:val="en-US"/>
+          </w:rPr>
+          <w:t>Processes</w:t>
+        </w:r>
+        <w:r>
+          <w:rPr>
+            <w:noProof/>
+            <w:webHidden/>
+          </w:rPr>
+          <w:tab/>
+        </w:r>
+        <w:r>
+          <w:rPr>
+            <w:noProof/>
+            <w:webHidden/>
+          </w:rPr>
+          <w:fldChar w:fldCharType="begin"/>
+        </w:r>
+        <w:r>
+          <w:rPr>
+            <w:noProof/>
+            <w:webHidden/>
+          </w:rPr>
+          <w:instrText xml:space="preserve"> PAGEREF _Toc220427033 \h </w:instrText>
+        </w:r>
+        <w:r>
+          <w:rPr>
+            <w:noProof/>
+            <w:webHidden/>
+          </w:rPr>
+        </w:r>
+        <w:r>
+          <w:rPr>
+            <w:noProof/>
+            <w:webHidden/>
+          </w:rPr>
+          <w:fldChar w:fldCharType="separate"/>
+        </w:r>
+        <w:r>
+          <w:rPr>
+            <w:noProof/>
+            <w:webHidden/>
+          </w:rPr>
+          <w:t>14</w:t>
+        </w:r>
+        <w:r>
+          <w:rPr>
+            <w:noProof/>
+            <w:webHidden/>
+          </w:rPr>
+          <w:fldChar w:fldCharType="end"/>
+        </w:r>
+      </w:hyperlink>
     </w:p>
     <w:p>
       <w:pPr>
@@ -1813,108 +1631,63 @@
           <w:lang w:val="en-US"/>
         </w:rPr>
       </w:pPr>
-      <w:r>
-        <w:rPr>
-          <w:rStyle w:val="Hyperlink"/>
-          <w:noProof/>
-        </w:rPr>
-        <w:fldChar w:fldCharType="begin"/>
-      </w:r>
-      <w:r>
-        <w:rPr>
-          <w:rStyle w:val="Hyperlink"/>
-          <w:noProof/>
-        </w:rPr>
-        <w:instrText xml:space="preserve"> </w:instrText>
-      </w:r>
-      <w:r>
-        <w:rPr>
-          <w:noProof/>
-        </w:rPr>
-        <w:instrText>HYPERLINK \l "_Toc220427034"</w:instrText>
-      </w:r>
-      <w:r>
-        <w:rPr>
-          <w:rStyle w:val="Hyperlink"/>
-          <w:noProof/>
-        </w:rPr>
-        <w:instrText xml:space="preserve"> </w:instrText>
-      </w:r>
-      <w:r>
-        <w:rPr>
-          <w:rStyle w:val="Hyperlink"/>
-          <w:noProof/>
-        </w:rPr>
-      </w:r>
-      <w:r>
-        <w:rPr>
-          <w:rStyle w:val="Hyperlink"/>
-          <w:noProof/>
-        </w:rPr>
-        <w:fldChar w:fldCharType="separate"/>
-      </w:r>
-      <w:r>
-        <w:rPr>
-          <w:rStyle w:val="Hyperlink"/>
-          <w:noProof/>
-        </w:rPr>
-        <w:t>Functional Decomposition Diagram</w:t>
-      </w:r>
-      <w:r>
-        <w:rPr>
-          <w:noProof/>
-          <w:webHidden/>
-        </w:rPr>
-        <w:tab/>
-      </w:r>
-      <w:r>
-        <w:rPr>
-          <w:noProof/>
-          <w:webHidden/>
-        </w:rPr>
-        <w:fldChar w:fldCharType="begin"/>
-      </w:r>
-      <w:r>
-        <w:rPr>
-          <w:noProof/>
-          <w:webHidden/>
-        </w:rPr>
-        <w:instrText xml:space="preserve"> PAGEREF _Toc220427034 \h </w:instrText>
-      </w:r>
-      <w:r>
-        <w:rPr>
-          <w:noProof/>
-          <w:webHidden/>
-        </w:rPr>
-      </w:r>
-      <w:r>
-        <w:rPr>
-          <w:noProof/>
-          <w:webHidden/>
-        </w:rPr>
-        <w:fldChar w:fldCharType="separate"/>
-      </w:r>
-      <w:r>
-        <w:rPr>
-          <w:noProof/>
-          <w:webHidden/>
-        </w:rPr>
-        <w:t>15</w:t>
-      </w:r>
-      <w:r>
-        <w:rPr>
-          <w:noProof/>
-          <w:webHidden/>
-        </w:rPr>
-        <w:fldChar w:fldCharType="end"/>
-      </w:r>
-      <w:r>
-        <w:rPr>
-          <w:rStyle w:val="Hyperlink"/>
-          <w:noProof/>
-        </w:rPr>
-        <w:fldChar w:fldCharType="end"/>
-      </w:r>
+      <w:hyperlink w:anchor="_Toc220427034" w:history="1">
+        <w:r>
+          <w:rPr>
+            <w:rStyle w:val="Hyperlink"/>
+            <w:noProof/>
+          </w:rPr>
+          <w:t>Functional Decomposition Diagram</w:t>
+        </w:r>
+        <w:r>
+          <w:rPr>
+            <w:noProof/>
+            <w:webHidden/>
+          </w:rPr>
+          <w:tab/>
+        </w:r>
+        <w:r>
+          <w:rPr>
+            <w:noProof/>
+            <w:webHidden/>
+          </w:rPr>
+          <w:fldChar w:fldCharType="begin"/>
+        </w:r>
+        <w:r>
+          <w:rPr>
+            <w:noProof/>
+            <w:webHidden/>
+          </w:rPr>
+          <w:instrText xml:space="preserve"> PAGEREF _Toc220427034 \h </w:instrText>
+        </w:r>
+        <w:r>
+          <w:rPr>
+            <w:noProof/>
+            <w:webHidden/>
+          </w:rPr>
+        </w:r>
+        <w:r>
+          <w:rPr>
+            <w:noProof/>
+            <w:webHidden/>
+          </w:rPr>
+          <w:fldChar w:fldCharType="separate"/>
+        </w:r>
+        <w:r>
+          <w:rPr>
+            <w:noProof/>
+            <w:webHidden/>
+          </w:rPr>
+          <w:t>15</w:t>
+        </w:r>
+        <w:r>
+          <w:rPr>
+            <w:noProof/>
+            <w:webHidden/>
+          </w:rPr>
+          <w:fldChar w:fldCharType="end"/>
+        </w:r>
+      </w:hyperlink>
     </w:p>
     <w:p>
       <w:pPr>
@@ -1926,108 +1699,63 @@
           <w:lang w:val="en-US"/>
         </w:rPr>
       </w:pPr>
-      <w:r>
-        <w:rPr>
-          <w:rStyle w:val="Hyperlink"/>
-          <w:noProof/>
-        </w:rPr>
-        <w:fldChar w:fldCharType="begin"/>
-      </w:r>
-      <w:r>
-        <w:rPr>
-          <w:rStyle w:val="Hyperlink"/>
-          <w:noProof/>
-        </w:rPr>
-        <w:instrText xml:space="preserve"> </w:instrText>
-      </w:r>
-      <w:r>
-        <w:rPr>
-          <w:noProof/>
-        </w:rPr>
-        <w:instrText>HYPERLINK \l "_Toc220427035"</w:instrText>
-      </w:r>
-      <w:r>
-        <w:rPr>
-          <w:rStyle w:val="Hyperlink"/>
-          <w:noProof/>
-        </w:rPr>
-        <w:instrText xml:space="preserve"> </w:instrText>
-      </w:r>
-      <w:r>
-        <w:rPr>
-          <w:rStyle w:val="Hyperlink"/>
-          <w:noProof/>
-        </w:rPr>
-      </w:r>
-      <w:r>
-        <w:rPr>
-          <w:rStyle w:val="Hyperlink"/>
-          <w:noProof/>
-        </w:rPr>
-        <w:fldChar w:fldCharType="separate"/>
-      </w:r>
-      <w:r>
-        <w:rPr>
-          <w:rStyle w:val="Hyperlink"/>
-          <w:noProof/>
-        </w:rPr>
-        <w:t>System Flowchart</w:t>
-      </w:r>
-      <w:r>
-        <w:rPr>
-          <w:noProof/>
-          <w:webHidden/>
-        </w:rPr>
-        <w:tab/>
-      </w:r>
-      <w:r>
-        <w:rPr>
-          <w:noProof/>
-          <w:webHidden/>
-        </w:rPr>
-        <w:fldChar w:fldCharType="begin"/>
-      </w:r>
-      <w:r>
-        <w:rPr>
-          <w:noProof/>
-          <w:webHidden/>
-        </w:rPr>
-        <w:instrText xml:space="preserve"> PAGEREF _Toc220427035 \h </w:instrText>
-      </w:r>
-      <w:r>
-        <w:rPr>
-          <w:noProof/>
-          <w:webHidden/>
-        </w:rPr>
-      </w:r>
-      <w:r>
-        <w:rPr>
-          <w:noProof/>
-          <w:webHidden/>
-        </w:rPr>
-        <w:fldChar w:fldCharType="separate"/>
-      </w:r>
-      <w:r>
-        <w:rPr>
-          <w:noProof/>
-          <w:webHidden/>
-        </w:rPr>
-        <w:t>16</w:t>
-      </w:r>
-      <w:r>
-        <w:rPr>
-          <w:noProof/>
-          <w:webHidden/>
-        </w:rPr>
-        <w:fldChar w:fldCharType="end"/>
-      </w:r>
-      <w:r>
-        <w:rPr>
-          <w:rStyle w:val="Hyperlink"/>
-          <w:noProof/>
-        </w:rPr>
-        <w:fldChar w:fldCharType="end"/>
-      </w:r>
+      <w:hyperlink w:anchor="_Toc220427035" w:history="1">
+        <w:r>
+          <w:rPr>
+            <w:rStyle w:val="Hyperlink"/>
+            <w:noProof/>
+          </w:rPr>
+          <w:t>System Flowchart</w:t>
+        </w:r>
+        <w:r>
+          <w:rPr>
+            <w:noProof/>
+            <w:webHidden/>
+          </w:rPr>
+          <w:tab/>
+        </w:r>
+        <w:r>
+          <w:rPr>
+            <w:noProof/>
+            <w:webHidden/>
+          </w:rPr>
+          <w:fldChar w:fldCharType="begin"/>
+        </w:r>
+        <w:r>
+          <w:rPr>
+            <w:noProof/>
+            <w:webHidden/>
+          </w:rPr>
+          <w:instrText xml:space="preserve"> PAGEREF _Toc220427035 \h </w:instrText>
+        </w:r>
+        <w:r>
+          <w:rPr>
+            <w:noProof/>
+            <w:webHidden/>
+          </w:rPr>
+        </w:r>
+        <w:r>
+          <w:rPr>
+            <w:noProof/>
+            <w:webHidden/>
+          </w:rPr>
+          <w:fldChar w:fldCharType="separate"/>
+        </w:r>
+        <w:r>
+          <w:rPr>
+            <w:noProof/>
+            <w:webHidden/>
+          </w:rPr>
+          <w:t>16</w:t>
+        </w:r>
+        <w:r>
+          <w:rPr>
+            <w:noProof/>
+            <w:webHidden/>
+          </w:rPr>
+          <w:fldChar w:fldCharType="end"/>
+        </w:r>
+      </w:hyperlink>
     </w:p>
     <w:p>
       <w:pPr>
@@ -2039,108 +1767,63 @@
           <w:lang w:val="en-US"/>
         </w:rPr>
       </w:pPr>
-      <w:r>
-        <w:rPr>
-          <w:rStyle w:val="Hyperlink"/>
-          <w:noProof/>
-        </w:rPr>
-        <w:fldChar w:fldCharType="begin"/>
-      </w:r>
-      <w:r>
-        <w:rPr>
-          <w:rStyle w:val="Hyperlink"/>
-          <w:noProof/>
-        </w:rPr>
-        <w:instrText xml:space="preserve"> </w:instrText>
-      </w:r>
-      <w:r>
-        <w:rPr>
-          <w:noProof/>
-        </w:rPr>
-        <w:instrText>HYPERLINK \l "_Toc220427036"</w:instrText>
-      </w:r>
-      <w:r>
-        <w:rPr>
-          <w:rStyle w:val="Hyperlink"/>
-          <w:noProof/>
-        </w:rPr>
-        <w:instrText xml:space="preserve"> </w:instrText>
-      </w:r>
-      <w:r>
-        <w:rPr>
-          <w:rStyle w:val="Hyperlink"/>
-          <w:noProof/>
-        </w:rPr>
-      </w:r>
-      <w:r>
-        <w:rPr>
-          <w:rStyle w:val="Hyperlink"/>
-          <w:noProof/>
-        </w:rPr>
-        <w:fldChar w:fldCharType="separate"/>
-      </w:r>
-      <w:r>
-        <w:rPr>
-          <w:rStyle w:val="Hyperlink"/>
-          <w:noProof/>
-        </w:rPr>
-        <w:t>Data Flow Diagram</w:t>
-      </w:r>
-      <w:r>
-        <w:rPr>
-          <w:noProof/>
-          <w:webHidden/>
-        </w:rPr>
-        <w:tab/>
-      </w:r>
-      <w:r>
-        <w:rPr>
-          <w:noProof/>
-          <w:webHidden/>
-        </w:rPr>
-        <w:fldChar w:fldCharType="begin"/>
-      </w:r>
-      <w:r>
-        <w:rPr>
-          <w:noProof/>
-          <w:webHidden/>
-        </w:rPr>
-        <w:instrText xml:space="preserve"> PAGEREF _Toc220427036 \h </w:instrText>
-      </w:r>
-      <w:r>
-        <w:rPr>
-          <w:noProof/>
-          <w:webHidden/>
-        </w:rPr>
-      </w:r>
-      <w:r>
-        <w:rPr>
-          <w:noProof/>
-          <w:webHidden/>
-        </w:rPr>
-        <w:fldChar w:fldCharType="separate"/>
-      </w:r>
-      <w:r>
-        <w:rPr>
-          <w:noProof/>
-          <w:webHidden/>
-        </w:rPr>
-        <w:t>17</w:t>
-      </w:r>
-      <w:r>
-        <w:rPr>
-          <w:noProof/>
-          <w:webHidden/>
-        </w:rPr>
-        <w:fldChar w:fldCharType="end"/>
-      </w:r>
-      <w:r>
-        <w:rPr>
-          <w:rStyle w:val="Hyperlink"/>
-          <w:noProof/>
-        </w:rPr>
-        <w:fldChar w:fldCharType="end"/>
-      </w:r>
+      <w:hyperlink w:anchor="_Toc220427036" w:history="1">
+        <w:r>
+          <w:rPr>
+            <w:rStyle w:val="Hyperlink"/>
+            <w:noProof/>
+          </w:rPr>
+          <w:t>Data Flow Diagram</w:t>
+        </w:r>
+        <w:r>
+          <w:rPr>
+            <w:noProof/>
+            <w:webHidden/>
+          </w:rPr>
+          <w:tab/>
+        </w:r>
+        <w:r>
+          <w:rPr>
+            <w:noProof/>
+            <w:webHidden/>
+          </w:rPr>
+          <w:fldChar w:fldCharType="begin"/>
+        </w:r>
+        <w:r>
+          <w:rPr>
+            <w:noProof/>
+            <w:webHidden/>
+          </w:rPr>
+          <w:instrText xml:space="preserve"> PAGEREF _Toc220427036 \h </w:instrText>
+        </w:r>
+        <w:r>
+          <w:rPr>
+            <w:noProof/>
+            <w:webHidden/>
+          </w:rPr>
+        </w:r>
+        <w:r>
+          <w:rPr>
+            <w:noProof/>
+            <w:webHidden/>
+          </w:rPr>
+          <w:fldChar w:fldCharType="separate"/>
+        </w:r>
+        <w:r>
+          <w:rPr>
+            <w:noProof/>
+            <w:webHidden/>
+          </w:rPr>
+          <w:t>17</w:t>
+        </w:r>
+        <w:r>
+          <w:rPr>
+            <w:noProof/>
+            <w:webHidden/>
+          </w:rPr>
+          <w:fldChar w:fldCharType="end"/>
+        </w:r>
+      </w:hyperlink>
     </w:p>
     <w:p>
       <w:pPr>
@@ -2152,108 +1835,63 @@
           <w:lang w:val="en-US"/>
         </w:rPr>
       </w:pPr>
-      <w:r>
-        <w:rPr>
-          <w:rStyle w:val="Hyperlink"/>
-          <w:noProof/>
-        </w:rPr>
-        <w:fldChar w:fldCharType="begin"/>
-      </w:r>
-      <w:r>
-        <w:rPr>
-          <w:rStyle w:val="Hyperlink"/>
-          <w:noProof/>
-        </w:rPr>
-        <w:instrText xml:space="preserve"> </w:instrText>
-      </w:r>
-      <w:r>
-        <w:rPr>
-          <w:noProof/>
-        </w:rPr>
-        <w:instrText>HYPERLINK \l "_Toc220427037"</w:instrText>
-      </w:r>
-      <w:r>
-        <w:rPr>
-          <w:rStyle w:val="Hyperlink"/>
-          <w:noProof/>
-        </w:rPr>
-        <w:instrText xml:space="preserve"> </w:instrText>
-      </w:r>
-      <w:r>
-        <w:rPr>
-          <w:rStyle w:val="Hyperlink"/>
-          <w:noProof/>
-        </w:rPr>
-      </w:r>
-      <w:r>
-        <w:rPr>
-          <w:rStyle w:val="Hyperlink"/>
-          <w:noProof/>
-        </w:rPr>
-        <w:fldChar w:fldCharType="separate"/>
-      </w:r>
-      <w:r>
-        <w:rPr>
-          <w:rStyle w:val="Hyperlink"/>
-          <w:noProof/>
-        </w:rPr>
-        <w:t>Detailed Data Flow Diagram</w:t>
-      </w:r>
-      <w:r>
-        <w:rPr>
-          <w:noProof/>
-          <w:webHidden/>
-        </w:rPr>
-        <w:tab/>
-      </w:r>
-      <w:r>
-        <w:rPr>
-          <w:noProof/>
-          <w:webHidden/>
-        </w:rPr>
-        <w:fldChar w:fldCharType="begin"/>
-      </w:r>
-      <w:r>
-        <w:rPr>
-          <w:noProof/>
-          <w:webHidden/>
-        </w:rPr>
-        <w:instrText xml:space="preserve"> PAGEREF _Toc220427037 \h </w:instrText>
-      </w:r>
-      <w:r>
-        <w:rPr>
-          <w:noProof/>
-          <w:webHidden/>
-        </w:rPr>
-      </w:r>
-      <w:r>
-        <w:rPr>
-          <w:noProof/>
-          <w:webHidden/>
-        </w:rPr>
-        <w:fldChar w:fldCharType="separate"/>
-      </w:r>
-      <w:r>
-        <w:rPr>
-          <w:noProof/>
-          <w:webHidden/>
-        </w:rPr>
-        <w:t>17</w:t>
-      </w:r>
-      <w:r>
-        <w:rPr>
-          <w:noProof/>
-          <w:webHidden/>
-        </w:rPr>
-        <w:fldChar w:fldCharType="end"/>
-      </w:r>
-      <w:r>
-        <w:rPr>
-          <w:rStyle w:val="Hyperlink"/>
-          <w:noProof/>
-        </w:rPr>
-        <w:fldChar w:fldCharType="end"/>
-      </w:r>
+      <w:hyperlink w:anchor="_Toc220427037" w:history="1">
+        <w:r>
+          <w:rPr>
+            <w:rStyle w:val="Hyperlink"/>
+            <w:noProof/>
+          </w:rPr>
+          <w:t>Detailed Data Flow Diagram</w:t>
+        </w:r>
+        <w:r>
+          <w:rPr>
+            <w:noProof/>
+            <w:webHidden/>
+          </w:rPr>
+          <w:tab/>
+        </w:r>
+        <w:r>
+          <w:rPr>
+            <w:noProof/>
+            <w:webHidden/>
+          </w:rPr>
+          <w:fldChar w:fldCharType="begin"/>
+        </w:r>
+        <w:r>
+          <w:rPr>
+            <w:noProof/>
+            <w:webHidden/>
+          </w:rPr>
+          <w:instrText xml:space="preserve"> PAGEREF _Toc220427037 \h </w:instrText>
+        </w:r>
+        <w:r>
+          <w:rPr>
+            <w:noProof/>
+            <w:webHidden/>
+          </w:rPr>
+        </w:r>
+        <w:r>
+          <w:rPr>
+            <w:noProof/>
+            <w:webHidden/>
+          </w:rPr>
+          <w:fldChar w:fldCharType="separate"/>
+        </w:r>
+        <w:r>
+          <w:rPr>
+            <w:noProof/>
+            <w:webHidden/>
+          </w:rPr>
+          <w:t>17</w:t>
+        </w:r>
+        <w:r>
+          <w:rPr>
+            <w:noProof/>
+            <w:webHidden/>
+          </w:rPr>
+          <w:fldChar w:fldCharType="end"/>
+        </w:r>
+      </w:hyperlink>
     </w:p>
     <w:p>
       <w:pPr>
@@ -2265,108 +1903,63 @@
           <w:lang w:val="en-US"/>
         </w:rPr>
       </w:pPr>
-      <w:r>
-        <w:rPr>
-          <w:rStyle w:val="Hyperlink"/>
-          <w:noProof/>
-        </w:rPr>
-        <w:fldChar w:fldCharType="begin"/>
-      </w:r>
-      <w:r>
-        <w:rPr>
-          <w:rStyle w:val="Hyperlink"/>
-          <w:noProof/>
-        </w:rPr>
-        <w:instrText xml:space="preserve"> </w:instrText>
-      </w:r>
-      <w:r>
-        <w:rPr>
-          <w:noProof/>
-        </w:rPr>
-        <w:instrText>HYPERLINK \l "_Toc220427038"</w:instrText>
-      </w:r>
-      <w:r>
-        <w:rPr>
-          <w:rStyle w:val="Hyperlink"/>
-          <w:noProof/>
-        </w:rPr>
-        <w:instrText xml:space="preserve"> </w:instrText>
-      </w:r>
-      <w:r>
-        <w:rPr>
-          <w:rStyle w:val="Hyperlink"/>
-          <w:noProof/>
-        </w:rPr>
-      </w:r>
-      <w:r>
-        <w:rPr>
-          <w:rStyle w:val="Hyperlink"/>
-          <w:noProof/>
-        </w:rPr>
-        <w:fldChar w:fldCharType="separate"/>
-      </w:r>
-      <w:r>
-        <w:rPr>
-          <w:rStyle w:val="Hyperlink"/>
-          <w:noProof/>
-        </w:rPr>
-        <w:t>Cost and Benefit Analysis</w:t>
-      </w:r>
-      <w:r>
-        <w:rPr>
-          <w:noProof/>
-          <w:webHidden/>
-        </w:rPr>
-        <w:tab/>
-      </w:r>
-      <w:r>
-        <w:rPr>
-          <w:noProof/>
-          <w:webHidden/>
-        </w:rPr>
-        <w:fldChar w:fldCharType="begin"/>
-      </w:r>
-      <w:r>
-        <w:rPr>
-          <w:noProof/>
-          <w:webHidden/>
-        </w:rPr>
-        <w:instrText xml:space="preserve"> PAGEREF _Toc220427038 \h </w:instrText>
-      </w:r>
-      <w:r>
-        <w:rPr>
-          <w:noProof/>
-          <w:webHidden/>
-        </w:rPr>
-      </w:r>
-      <w:r>
-        <w:rPr>
-          <w:noProof/>
-          <w:webHidden/>
-        </w:rPr>
-        <w:fldChar w:fldCharType="separate"/>
-      </w:r>
-      <w:r>
-        <w:rPr>
-          <w:noProof/>
-          <w:webHidden/>
-        </w:rPr>
-        <w:t>18</w:t>
-      </w:r>
-      <w:r>
-        <w:rPr>
-          <w:noProof/>
-          <w:webHidden/>
-        </w:rPr>
-        <w:fldChar w:fldCharType="end"/>
-      </w:r>
-      <w:r>
-        <w:rPr>
-          <w:rStyle w:val="Hyperlink"/>
-          <w:noProof/>
-        </w:rPr>
-        <w:fldChar w:fldCharType="end"/>
-      </w:r>
+      <w:hyperlink w:anchor="_Toc220427038" w:history="1">
+        <w:r>
+          <w:rPr>
+            <w:rStyle w:val="Hyperlink"/>
+            <w:noProof/>
+          </w:rPr>
+          <w:t>Cost and Benefit Analysis</w:t>
+        </w:r>
+        <w:r>
+          <w:rPr>
+            <w:noProof/>
+            <w:webHidden/>
+          </w:rPr>
+          <w:tab/>
+        </w:r>
+        <w:r>
+          <w:rPr>
+            <w:noProof/>
+            <w:webHidden/>
+          </w:rPr>
+          <w:fldChar w:fldCharType="begin"/>
+        </w:r>
+        <w:r>
+          <w:rPr>
+            <w:noProof/>
+            <w:webHidden/>
+          </w:rPr>
+          <w:instrText xml:space="preserve"> PAGEREF _Toc220427038 \h </w:instrText>
+        </w:r>
+        <w:r>
+          <w:rPr>
+            <w:noProof/>
+            <w:webHidden/>
+          </w:rPr>
+        </w:r>
+        <w:r>
+          <w:rPr>
+            <w:noProof/>
+            <w:webHidden/>
+          </w:rPr>
+          <w:fldChar w:fldCharType="separate"/>
+        </w:r>
+        <w:r>
+          <w:rPr>
+            <w:noProof/>
+            <w:webHidden/>
+          </w:rPr>
+          <w:t>18</w:t>
+        </w:r>
+        <w:r>
+          <w:rPr>
+            <w:noProof/>
+            <w:webHidden/>
+          </w:rPr>
+          <w:fldChar w:fldCharType="end"/>
+        </w:r>
+      </w:hyperlink>
     </w:p>
     <w:p>
       <w:pPr>
@@ -2378,108 +1971,63 @@
           <w:lang w:val="en-US"/>
         </w:rPr>
       </w:pPr>
-      <w:r>
-        <w:rPr>
-          <w:rStyle w:val="Hyperlink"/>
-          <w:noProof/>
-        </w:rPr>
-        <w:fldChar w:fldCharType="begin"/>
-      </w:r>
-      <w:r>
-        <w:rPr>
-          <w:rStyle w:val="Hyperlink"/>
-          <w:noProof/>
-        </w:rPr>
-        <w:instrText xml:space="preserve"> </w:instrText>
-      </w:r>
-      <w:r>
-        <w:rPr>
-          <w:noProof/>
-        </w:rPr>
-        <w:instrText>HYPERLINK \l "_Toc220427039"</w:instrText>
-      </w:r>
-      <w:r>
-        <w:rPr>
-          <w:rStyle w:val="Hyperlink"/>
-          <w:noProof/>
-        </w:rPr>
-        <w:instrText xml:space="preserve"> </w:instrText>
-      </w:r>
-      <w:r>
-        <w:rPr>
-          <w:rStyle w:val="Hyperlink"/>
-          <w:noProof/>
-        </w:rPr>
-      </w:r>
-      <w:r>
-        <w:rPr>
-          <w:rStyle w:val="Hyperlink"/>
-          <w:noProof/>
-        </w:rPr>
-        <w:fldChar w:fldCharType="separate"/>
-      </w:r>
-      <w:r>
-        <w:rPr>
-          <w:rStyle w:val="Hyperlink"/>
-          <w:noProof/>
-        </w:rPr>
-        <w:t>DEVELOPMENT COST</w:t>
-      </w:r>
-      <w:r>
-        <w:rPr>
-          <w:noProof/>
-          <w:webHidden/>
-        </w:rPr>
-        <w:tab/>
-      </w:r>
-      <w:r>
-        <w:rPr>
-          <w:noProof/>
-          <w:webHidden/>
-        </w:rPr>
-        <w:fldChar w:fldCharType="begin"/>
-      </w:r>
-      <w:r>
-        <w:rPr>
-          <w:noProof/>
-          <w:webHidden/>
-        </w:rPr>
-        <w:instrText xml:space="preserve"> PAGEREF _Toc220427039 \h </w:instrText>
-      </w:r>
-      <w:r>
-        <w:rPr>
-          <w:noProof/>
-          <w:webHidden/>
-        </w:rPr>
-      </w:r>
-      <w:r>
-        <w:rPr>
-          <w:noProof/>
-          <w:webHidden/>
-        </w:rPr>
-        <w:fldChar w:fldCharType="separate"/>
-      </w:r>
-      <w:r>
-        <w:rPr>
-          <w:noProof/>
-          <w:webHidden/>
-        </w:rPr>
-        <w:t>18</w:t>
-      </w:r>
-      <w:r>
-        <w:rPr>
-          <w:noProof/>
-          <w:webHidden/>
-        </w:rPr>
-        <w:fldChar w:fldCharType="end"/>
-      </w:r>
-      <w:r>
-        <w:rPr>
-          <w:rStyle w:val="Hyperlink"/>
-          <w:noProof/>
-        </w:rPr>
-        <w:fldChar w:fldCharType="end"/>
-      </w:r>
+      <w:hyperlink w:anchor="_Toc220427039" w:history="1">
+        <w:r>
+          <w:rPr>
+            <w:rStyle w:val="Hyperlink"/>
+            <w:noProof/>
+          </w:rPr>
+          <w:t>DEVELOPMENT COST</w:t>
+        </w:r>
+        <w:r>
+          <w:rPr>
+            <w:noProof/>
+            <w:webHidden/>
+          </w:rPr>
+          <w:tab/>
+        </w:r>
+        <w:r>
+          <w:rPr>
+            <w:noProof/>
+            <w:webHidden/>
+          </w:rPr>
+          <w:fldChar w:fldCharType="begin"/>
+        </w:r>
+        <w:r>
+          <w:rPr>
+            <w:noProof/>
+            <w:webHidden/>
+          </w:rPr>
+          <w:instrText xml:space="preserve"> PAGEREF _Toc220427039 \h </w:instrText>
+        </w:r>
+        <w:r>
+          <w:rPr>
+            <w:noProof/>
+            <w:webHidden/>
+          </w:rPr>
+        </w:r>
+        <w:r>
+          <w:rPr>
+            <w:noProof/>
+            <w:webHidden/>
+          </w:rPr>
+          <w:fldChar w:fldCharType="separate"/>
+        </w:r>
+        <w:r>
+          <w:rPr>
+            <w:noProof/>
+            <w:webHidden/>
+          </w:rPr>
+          <w:t>18</w:t>
+        </w:r>
+        <w:r>
+          <w:rPr>
+            <w:noProof/>
+            <w:webHidden/>
+          </w:rPr>
+          <w:fldChar w:fldCharType="end"/>
+        </w:r>
+      </w:hyperlink>
     </w:p>
     <w:p>
       <w:pPr>
@@ -2491,108 +2039,63 @@
           <w:lang w:val="en-US"/>
         </w:rPr>
       </w:pPr>
-      <w:r>
-        <w:rPr>
-          <w:rStyle w:val="Hyperlink"/>
-          <w:noProof/>
-        </w:rPr>
-        <w:fldChar w:fldCharType="begin"/>
-      </w:r>
-      <w:r>
-        <w:rPr>
-          <w:rStyle w:val="Hyperlink"/>
-          <w:noProof/>
-        </w:rPr>
-        <w:instrText xml:space="preserve"> </w:instrText>
-      </w:r>
-      <w:r>
-        <w:rPr>
-          <w:noProof/>
-        </w:rPr>
-        <w:instrText>HYPERLINK \l "_Toc220427040"</w:instrText>
-      </w:r>
-      <w:r>
-        <w:rPr>
-          <w:rStyle w:val="Hyperlink"/>
-          <w:noProof/>
-        </w:rPr>
-        <w:instrText xml:space="preserve"> </w:instrText>
-      </w:r>
-      <w:r>
-        <w:rPr>
-          <w:rStyle w:val="Hyperlink"/>
-          <w:noProof/>
-        </w:rPr>
-      </w:r>
-      <w:r>
-        <w:rPr>
-          <w:rStyle w:val="Hyperlink"/>
-          <w:noProof/>
-        </w:rPr>
-        <w:fldChar w:fldCharType="separate"/>
-      </w:r>
-      <w:r>
-        <w:rPr>
-          <w:rStyle w:val="Hyperlink"/>
-          <w:noProof/>
-        </w:rPr>
-        <w:t>HARDWARE COST</w:t>
-      </w:r>
-      <w:r>
-        <w:rPr>
-          <w:noProof/>
-          <w:webHidden/>
-        </w:rPr>
-        <w:tab/>
-      </w:r>
-      <w:r>
-        <w:rPr>
-          <w:noProof/>
-          <w:webHidden/>
-        </w:rPr>
-        <w:fldChar w:fldCharType="begin"/>
-      </w:r>
-      <w:r>
-        <w:rPr>
-          <w:noProof/>
-          <w:webHidden/>
-        </w:rPr>
-        <w:instrText xml:space="preserve"> PAGEREF _Toc220427040 \h </w:instrText>
-      </w:r>
-      <w:r>
-        <w:rPr>
-          <w:noProof/>
-          <w:webHidden/>
-        </w:rPr>
-      </w:r>
-      <w:r>
-        <w:rPr>
-          <w:noProof/>
-          <w:webHidden/>
-        </w:rPr>
-        <w:fldChar w:fldCharType="separate"/>
-      </w:r>
-      <w:r>
-        <w:rPr>
-          <w:noProof/>
-          <w:webHidden/>
-        </w:rPr>
-        <w:t>18</w:t>
-      </w:r>
-      <w:r>
-        <w:rPr>
-          <w:noProof/>
-          <w:webHidden/>
-        </w:rPr>
-        <w:fldChar w:fldCharType="end"/>
-      </w:r>
-      <w:r>
-        <w:rPr>
-          <w:rStyle w:val="Hyperlink"/>
-          <w:noProof/>
-        </w:rPr>
-        <w:fldChar w:fldCharType="end"/>
-      </w:r>
+      <w:hyperlink w:anchor="_Toc220427040" w:history="1">
+        <w:r>
+          <w:rPr>
+            <w:rStyle w:val="Hyperlink"/>
+            <w:noProof/>
+          </w:rPr>
+          <w:t>HARDWARE COST</w:t>
+        </w:r>
+        <w:r>
+          <w:rPr>
+            <w:noProof/>
+            <w:webHidden/>
+          </w:rPr>
+          <w:tab/>
+        </w:r>
+        <w:r>
+          <w:rPr>
+            <w:noProof/>
+            <w:webHidden/>
+          </w:rPr>
+          <w:fldChar w:fldCharType="begin"/>
+        </w:r>
+        <w:r>
+          <w:rPr>
+            <w:noProof/>
+            <w:webHidden/>
+          </w:rPr>
+          <w:instrText xml:space="preserve"> PAGEREF _Toc220427040 \h </w:instrText>
+        </w:r>
+        <w:r>
+          <w:rPr>
+            <w:noProof/>
+            <w:webHidden/>
+          </w:rPr>
+        </w:r>
+        <w:r>
+          <w:rPr>
+            <w:noProof/>
+            <w:webHidden/>
+          </w:rPr>
+          <w:fldChar w:fldCharType="separate"/>
+        </w:r>
+        <w:r>
+          <w:rPr>
+            <w:noProof/>
+            <w:webHidden/>
+          </w:rPr>
+          <w:t>18</w:t>
+        </w:r>
+        <w:r>
+          <w:rPr>
+            <w:noProof/>
+            <w:webHidden/>
+          </w:rPr>
+          <w:fldChar w:fldCharType="end"/>
+        </w:r>
+      </w:hyperlink>
     </w:p>
     <w:p>
       <w:pPr>
@@ -2604,108 +2107,63 @@
           <w:lang w:val="en-US"/>
         </w:rPr>
       </w:pPr>
-      <w:r>
-        <w:rPr>
-          <w:rStyle w:val="Hyperlink"/>
-          <w:noProof/>
-        </w:rPr>
-        <w:fldChar w:fldCharType="begin"/>
-      </w:r>
-      <w:r>
-        <w:rPr>
-          <w:rStyle w:val="Hyperlink"/>
-          <w:noProof/>
-        </w:rPr>
-        <w:instrText xml:space="preserve"> </w:instrText>
-      </w:r>
-      <w:r>
-        <w:rPr>
-          <w:noProof/>
-        </w:rPr>
-        <w:instrText>HYPERLINK \l "_Toc220427041"</w:instrText>
-      </w:r>
-      <w:r>
-        <w:rPr>
-          <w:rStyle w:val="Hyperlink"/>
-          <w:noProof/>
-        </w:rPr>
-        <w:instrText xml:space="preserve"> </w:instrText>
-      </w:r>
-      <w:r>
-        <w:rPr>
-          <w:rStyle w:val="Hyperlink"/>
-          <w:noProof/>
-        </w:rPr>
-      </w:r>
-      <w:r>
-        <w:rPr>
-          <w:rStyle w:val="Hyperlink"/>
-          <w:noProof/>
-        </w:rPr>
-        <w:fldChar w:fldCharType="separate"/>
-      </w:r>
-      <w:r>
-        <w:rPr>
-          <w:rStyle w:val="Hyperlink"/>
-          <w:noProof/>
-        </w:rPr>
-        <w:t>OTHER MISCELLANEOUS COST</w:t>
-      </w:r>
-      <w:r>
-        <w:rPr>
-          <w:noProof/>
-          <w:webHidden/>
-        </w:rPr>
-        <w:tab/>
-      </w:r>
-      <w:r>
-        <w:rPr>
-          <w:noProof/>
-          <w:webHidden/>
-        </w:rPr>
-        <w:fldChar w:fldCharType="begin"/>
-      </w:r>
-      <w:r>
-        <w:rPr>
-          <w:noProof/>
-          <w:webHidden/>
-        </w:rPr>
-        <w:instrText xml:space="preserve"> PAGEREF _Toc220427041 \h </w:instrText>
-      </w:r>
-      <w:r>
-        <w:rPr>
-          <w:noProof/>
-          <w:webHidden/>
-        </w:rPr>
-      </w:r>
-      <w:r>
-        <w:rPr>
-          <w:noProof/>
-          <w:webHidden/>
-        </w:rPr>
-        <w:fldChar w:fldCharType="separate"/>
-      </w:r>
-      <w:r>
-        <w:rPr>
-          <w:noProof/>
-          <w:webHidden/>
-        </w:rPr>
-        <w:t>18</w:t>
-      </w:r>
-      <w:r>
-        <w:rPr>
-          <w:noProof/>
-          <w:webHidden/>
-        </w:rPr>
-        <w:fldChar w:fldCharType="end"/>
-      </w:r>
-      <w:r>
-        <w:rPr>
-          <w:rStyle w:val="Hyperlink"/>
-          <w:noProof/>
-        </w:rPr>
-        <w:fldChar w:fldCharType="end"/>
-      </w:r>
+      <w:hyperlink w:anchor="_Toc220427041" w:history="1">
+        <w:r>
+          <w:rPr>
+            <w:rStyle w:val="Hyperlink"/>
+            <w:noProof/>
+          </w:rPr>
+          <w:t>OTHER MISCELLANEOUS COST</w:t>
+        </w:r>
+        <w:r>
+          <w:rPr>
+            <w:noProof/>
+            <w:webHidden/>
+          </w:rPr>
+          <w:tab/>
+        </w:r>
+        <w:r>
+          <w:rPr>
+            <w:noProof/>
+            <w:webHidden/>
+          </w:rPr>
+          <w:fldChar w:fldCharType="begin"/>
+        </w:r>
+        <w:r>
+          <w:rPr>
+            <w:noProof/>
+            <w:webHidden/>
+          </w:rPr>
+          <w:instrText xml:space="preserve"> PAGEREF _Toc220427041 \h </w:instrText>
+        </w:r>
+        <w:r>
+          <w:rPr>
+            <w:noProof/>
+            <w:webHidden/>
+          </w:rPr>
+        </w:r>
+        <w:r>
+          <w:rPr>
+            <w:noProof/>
+            <w:webHidden/>
+          </w:rPr>
+          <w:fldChar w:fldCharType="separate"/>
+        </w:r>
+        <w:r>
+          <w:rPr>
+            <w:noProof/>
+            <w:webHidden/>
+          </w:rPr>
+          <w:t>18</w:t>
+        </w:r>
+        <w:r>
+          <w:rPr>
+            <w:noProof/>
+            <w:webHidden/>
+          </w:rPr>
+          <w:fldChar w:fldCharType="end"/>
+        </w:r>
+      </w:hyperlink>
     </w:p>
     <w:p>
       <w:pPr>
@@ -2717,109 +2175,63 @@
           <w:lang w:val="en-US"/>
         </w:rPr>
       </w:pPr>
-      <w:r>
-        <w:rPr>
-          <w:rStyle w:val="Hyperlink"/>
-          <w:noProof/>
-        </w:rPr>
-        <w:lastRenderedPageBreak/>
-        <w:fldChar w:fldCharType="begin"/>
-      </w:r>
-      <w:r>
-        <w:rPr>
-          <w:rStyle w:val="Hyperlink"/>
-          <w:noProof/>
-        </w:rPr>
-        <w:instrText xml:space="preserve"> </w:instrText>
-      </w:r>
-      <w:r>
-        <w:rPr>
-          <w:noProof/>
-        </w:rPr>
-        <w:instrText>HYPERLINK \l "_Toc220427042"</w:instrText>
-      </w:r>
-      <w:r>
-        <w:rPr>
-          <w:rStyle w:val="Hyperlink"/>
-          <w:noProof/>
-        </w:rPr>
-        <w:instrText xml:space="preserve"> </w:instrText>
-      </w:r>
-      <w:r>
-        <w:rPr>
-          <w:rStyle w:val="Hyperlink"/>
-          <w:noProof/>
-        </w:rPr>
-      </w:r>
-      <w:r>
-        <w:rPr>
-          <w:rStyle w:val="Hyperlink"/>
-          <w:noProof/>
-        </w:rPr>
-        <w:fldChar w:fldCharType="separate"/>
-      </w:r>
-      <w:r>
-        <w:rPr>
-          <w:rStyle w:val="Hyperlink"/>
-          <w:noProof/>
-        </w:rPr>
-        <w:t>TOTAL ESTIMATED DEVELOPMENT COST</w:t>
-      </w:r>
-      <w:r>
-        <w:rPr>
-          <w:noProof/>
-          <w:webHidden/>
-        </w:rPr>
-        <w:tab/>
-      </w:r>
-      <w:r>
-        <w:rPr>
-          <w:noProof/>
-          <w:webHidden/>
-        </w:rPr>
-        <w:fldChar w:fldCharType="begin"/>
-      </w:r>
-      <w:r>
-        <w:rPr>
-          <w:noProof/>
-          <w:webHidden/>
-        </w:rPr>
-        <w:instrText xml:space="preserve"> PAGEREF _Toc220427042 \h </w:instrText>
-      </w:r>
-      <w:r>
-        <w:rPr>
-          <w:noProof/>
-          <w:webHidden/>
-        </w:rPr>
-      </w:r>
-      <w:r>
-        <w:rPr>
-          <w:noProof/>
-          <w:webHidden/>
-        </w:rPr>
-        <w:fldChar w:fldCharType="separate"/>
-      </w:r>
-      <w:r>
-        <w:rPr>
-          <w:noProof/>
-          <w:webHidden/>
-        </w:rPr>
-        <w:t>19</w:t>
-      </w:r>
-      <w:r>
-        <w:rPr>
-          <w:noProof/>
-          <w:webHidden/>
-        </w:rPr>
-        <w:fldChar w:fldCharType="end"/>
-      </w:r>
-      <w:r>
-        <w:rPr>
-          <w:rStyle w:val="Hyperlink"/>
-          <w:noProof/>
-        </w:rPr>
-        <w:fldChar w:fldCharType="end"/>
-      </w:r>
+      <w:hyperlink w:anchor="_Toc220427042" w:history="1">
+        <w:r>
+          <w:rPr>
+            <w:rStyle w:val="Hyperlink"/>
+            <w:noProof/>
+          </w:rPr>
+          <w:t>TOTAL ESTIMATED DEVELOPMENT COST</w:t>
+        </w:r>
+        <w:r>
+          <w:rPr>
+            <w:noProof/>
+            <w:webHidden/>
+          </w:rPr>
+          <w:tab/>
+        </w:r>
+        <w:r>
+          <w:rPr>
+            <w:noProof/>
+            <w:webHidden/>
+          </w:rPr>
+          <w:fldChar w:fldCharType="begin"/>
+        </w:r>
+        <w:r>
+          <w:rPr>
+            <w:noProof/>
+            <w:webHidden/>
+          </w:rPr>
+          <w:instrText xml:space="preserve"> PAGEREF _Toc220427042 \h </w:instrText>
+        </w:r>
+        <w:r>
+          <w:rPr>
+            <w:noProof/>
+            <w:webHidden/>
+          </w:rPr>
+        </w:r>
+        <w:r>
+          <w:rPr>
+            <w:noProof/>
+            <w:webHidden/>
+          </w:rPr>
+          <w:fldChar w:fldCharType="separate"/>
+        </w:r>
+        <w:r>
+          <w:rPr>
+            <w:noProof/>
+            <w:webHidden/>
+          </w:rPr>
+          <w:t>19</w:t>
+        </w:r>
+        <w:r>
+          <w:rPr>
+            <w:noProof/>
+            <w:webHidden/>
+          </w:rPr>
+          <w:fldChar w:fldCharType="end"/>
+        </w:r>
+      </w:hyperlink>
     </w:p>
     <w:p>
       <w:pPr>
@@ -2831,108 +2243,63 @@
           <w:lang w:val="en-US"/>
         </w:rPr>
       </w:pPr>
-      <w:r>
-        <w:rPr>
-          <w:rStyle w:val="Hyperlink"/>
-          <w:noProof/>
-        </w:rPr>
-        <w:fldChar w:fldCharType="begin"/>
-      </w:r>
-      <w:r>
-        <w:rPr>
-          <w:rStyle w:val="Hyperlink"/>
-          <w:noProof/>
-        </w:rPr>
-        <w:instrText xml:space="preserve"> </w:instrText>
-      </w:r>
-      <w:r>
-        <w:rPr>
-          <w:noProof/>
-        </w:rPr>
-        <w:instrText>HYPERLINK \l "_Toc220427043"</w:instrText>
-      </w:r>
-      <w:r>
-        <w:rPr>
-          <w:rStyle w:val="Hyperlink"/>
-          <w:noProof/>
-        </w:rPr>
-        <w:instrText xml:space="preserve"> </w:instrText>
-      </w:r>
-      <w:r>
-        <w:rPr>
-          <w:rStyle w:val="Hyperlink"/>
-          <w:noProof/>
-        </w:rPr>
-      </w:r>
-      <w:r>
-        <w:rPr>
-          <w:rStyle w:val="Hyperlink"/>
-          <w:noProof/>
-        </w:rPr>
-        <w:fldChar w:fldCharType="separate"/>
-      </w:r>
-      <w:r>
-        <w:rPr>
-          <w:rStyle w:val="Hyperlink"/>
-          <w:noProof/>
-        </w:rPr>
-        <w:t>Appendix</w:t>
-      </w:r>
-      <w:r>
-        <w:rPr>
-          <w:noProof/>
-          <w:webHidden/>
-        </w:rPr>
-        <w:tab/>
-      </w:r>
-      <w:r>
-        <w:rPr>
-          <w:noProof/>
-          <w:webHidden/>
-        </w:rPr>
-        <w:fldChar w:fldCharType="begin"/>
-      </w:r>
-      <w:r>
-        <w:rPr>
-          <w:noProof/>
-          <w:webHidden/>
-        </w:rPr>
-        <w:instrText xml:space="preserve"> PAGEREF _Toc220427043 \h </w:instrText>
-      </w:r>
-      <w:r>
-        <w:rPr>
-          <w:noProof/>
-          <w:webHidden/>
-        </w:rPr>
-      </w:r>
-      <w:r>
-        <w:rPr>
-          <w:noProof/>
-          <w:webHidden/>
-        </w:rPr>
-        <w:fldChar w:fldCharType="separate"/>
-      </w:r>
-      <w:r>
-        <w:rPr>
-          <w:noProof/>
-          <w:webHidden/>
-        </w:rPr>
-        <w:t>20</w:t>
-      </w:r>
-      <w:r>
-        <w:rPr>
-          <w:noProof/>
-          <w:webHidden/>
-        </w:rPr>
-        <w:fldChar w:fldCharType="end"/>
-      </w:r>
-      <w:r>
-        <w:rPr>
-          <w:rStyle w:val="Hyperlink"/>
-          <w:noProof/>
-        </w:rPr>
-        <w:fldChar w:fldCharType="end"/>
-      </w:r>
+      <w:hyperlink w:anchor="_Toc220427043" w:history="1">
+        <w:r>
+          <w:rPr>
+            <w:rStyle w:val="Hyperlink"/>
+            <w:noProof/>
+          </w:rPr>
+          <w:t>Appendix</w:t>
+        </w:r>
+        <w:r>
+          <w:rPr>
+            <w:noProof/>
+            <w:webHidden/>
+          </w:rPr>
+          <w:tab/>
+        </w:r>
+        <w:r>
+          <w:rPr>
+            <w:noProof/>
+            <w:webHidden/>
+          </w:rPr>
+          <w:fldChar w:fldCharType="begin"/>
+        </w:r>
+        <w:r>
+          <w:rPr>
+            <w:noProof/>
+            <w:webHidden/>
+          </w:rPr>
+          <w:instrText xml:space="preserve"> PAGEREF _Toc220427043 \h </w:instrText>
+        </w:r>
+        <w:r>
+          <w:rPr>
+            <w:noProof/>
+            <w:webHidden/>
+          </w:rPr>
+        </w:r>
+        <w:r>
+          <w:rPr>
+            <w:noProof/>
+            <w:webHidden/>
+          </w:rPr>
+          <w:fldChar w:fldCharType="separate"/>
+        </w:r>
+        <w:r>
+          <w:rPr>
+            <w:noProof/>
+            <w:webHidden/>
+          </w:rPr>
+          <w:t>20</w:t>
+        </w:r>
+        <w:r>
+          <w:rPr>
+            <w:noProof/>
+            <w:webHidden/>
+          </w:rPr>
+          <w:fldChar w:fldCharType="end"/>
+        </w:r>
+      </w:hyperlink>
     </w:p>
     <w:p>
       <w:pPr>
@@ -2944,108 +2311,63 @@
           <w:lang w:val="en-US"/>
         </w:rPr>
       </w:pPr>
-      <w:r>
-        <w:rPr>
-          <w:rStyle w:val="Hyperlink"/>
-          <w:noProof/>
-        </w:rPr>
-        <w:fldChar w:fldCharType="begin"/>
-      </w:r>
-      <w:r>
-        <w:rPr>
-          <w:rStyle w:val="Hyperlink"/>
-          <w:noProof/>
-        </w:rPr>
-        <w:instrText xml:space="preserve"> </w:instrText>
-      </w:r>
-      <w:r>
-        <w:rPr>
-          <w:noProof/>
-        </w:rPr>
-        <w:instrText>HYPERLINK \l "_Toc220427044"</w:instrText>
-      </w:r>
-      <w:r>
-        <w:rPr>
-          <w:rStyle w:val="Hyperlink"/>
-          <w:noProof/>
-        </w:rPr>
-        <w:instrText xml:space="preserve"> </w:instrText>
-      </w:r>
-      <w:r>
-        <w:rPr>
-          <w:rStyle w:val="Hyperlink"/>
-          <w:noProof/>
-        </w:rPr>
-      </w:r>
-      <w:r>
-        <w:rPr>
-          <w:rStyle w:val="Hyperlink"/>
-          <w:noProof/>
-        </w:rPr>
-        <w:fldChar w:fldCharType="separate"/>
-      </w:r>
-      <w:r>
-        <w:rPr>
-          <w:rStyle w:val="Hyperlink"/>
-          <w:noProof/>
-        </w:rPr>
-        <w:t>Group Picture</w:t>
-      </w:r>
-      <w:r>
-        <w:rPr>
-          <w:noProof/>
-          <w:webHidden/>
-        </w:rPr>
-        <w:tab/>
-      </w:r>
-      <w:r>
-        <w:rPr>
-          <w:noProof/>
-          <w:webHidden/>
-        </w:rPr>
-        <w:fldChar w:fldCharType="begin"/>
-      </w:r>
-      <w:r>
-        <w:rPr>
-          <w:noProof/>
-          <w:webHidden/>
-        </w:rPr>
-        <w:instrText xml:space="preserve"> PAGEREF _Toc220427044 \h </w:instrText>
-      </w:r>
-      <w:r>
-        <w:rPr>
-          <w:noProof/>
-          <w:webHidden/>
-        </w:rPr>
-      </w:r>
-      <w:r>
-        <w:rPr>
-          <w:noProof/>
-          <w:webHidden/>
-        </w:rPr>
-        <w:fldChar w:fldCharType="separate"/>
-      </w:r>
-      <w:r>
-        <w:rPr>
-          <w:noProof/>
-          <w:webHidden/>
-        </w:rPr>
-        <w:t>21</w:t>
-      </w:r>
-      <w:r>
-        <w:rPr>
-          <w:noProof/>
-          <w:webHidden/>
-        </w:rPr>
-        <w:fldChar w:fldCharType="end"/>
-      </w:r>
-      <w:r>
-        <w:rPr>
-          <w:rStyle w:val="Hyperlink"/>
-          <w:noProof/>
-        </w:rPr>
-        <w:fldChar w:fldCharType="end"/>
-      </w:r>
+      <w:hyperlink w:anchor="_Toc220427044" w:history="1">
+        <w:r>
+          <w:rPr>
+            <w:rStyle w:val="Hyperlink"/>
+            <w:noProof/>
+          </w:rPr>
+          <w:t>Group Picture</w:t>
+        </w:r>
+        <w:r>
+          <w:rPr>
+            <w:noProof/>
+            <w:webHidden/>
+          </w:rPr>
+          <w:tab/>
+        </w:r>
+        <w:r>
+          <w:rPr>
+            <w:noProof/>
+            <w:webHidden/>
+          </w:rPr>
+          <w:fldChar w:fldCharType="begin"/>
+        </w:r>
+        <w:r>
+          <w:rPr>
+            <w:noProof/>
+            <w:webHidden/>
+          </w:rPr>
+          <w:instrText xml:space="preserve"> PAGEREF _Toc220427044 \h </w:instrText>
+        </w:r>
+        <w:r>
+          <w:rPr>
+            <w:noProof/>
+            <w:webHidden/>
+          </w:rPr>
+        </w:r>
+        <w:r>
+          <w:rPr>
+            <w:noProof/>
+            <w:webHidden/>
+          </w:rPr>
+          <w:fldChar w:fldCharType="separate"/>
+        </w:r>
+        <w:r>
+          <w:rPr>
+            <w:noProof/>
+            <w:webHidden/>
+          </w:rPr>
+          <w:t>21</w:t>
+        </w:r>
+        <w:r>
+          <w:rPr>
+            <w:noProof/>
+            <w:webHidden/>
+          </w:rPr>
+          <w:fldChar w:fldCharType="end"/>
+        </w:r>
+      </w:hyperlink>
     </w:p>
     <w:p>
       <w:pPr>
@@ -3057,108 +2379,63 @@
           <w:lang w:val="en-US"/>
         </w:rPr>
       </w:pPr>
-      <w:r>
-        <w:rPr>
-          <w:rStyle w:val="Hyperlink"/>
-          <w:noProof/>
-        </w:rPr>
-        <w:fldChar w:fldCharType="begin"/>
-      </w:r>
-      <w:r>
-        <w:rPr>
-          <w:rStyle w:val="Hyperlink"/>
-          <w:noProof/>
-        </w:rPr>
-        <w:instrText xml:space="preserve"> </w:instrText>
-      </w:r>
-      <w:r>
-        <w:rPr>
-          <w:noProof/>
-        </w:rPr>
-        <w:instrText>HYPERLINK \l "_Toc220427045"</w:instrText>
-      </w:r>
-      <w:r>
-        <w:rPr>
-          <w:rStyle w:val="Hyperlink"/>
-          <w:noProof/>
-        </w:rPr>
-        <w:instrText xml:space="preserve"> </w:instrText>
-      </w:r>
-      <w:r>
-        <w:rPr>
-          <w:rStyle w:val="Hyperlink"/>
-          <w:noProof/>
-        </w:rPr>
-      </w:r>
-      <w:r>
-        <w:rPr>
-          <w:rStyle w:val="Hyperlink"/>
-          <w:noProof/>
-        </w:rPr>
-        <w:fldChar w:fldCharType="separate"/>
-      </w:r>
-      <w:r>
-        <w:rPr>
-          <w:rStyle w:val="Hyperlink"/>
-          <w:noProof/>
-        </w:rPr>
-        <w:t>Resume</w:t>
-      </w:r>
-      <w:r>
-        <w:rPr>
-          <w:noProof/>
-          <w:webHidden/>
-        </w:rPr>
-        <w:tab/>
-      </w:r>
-      <w:r>
-        <w:rPr>
-          <w:noProof/>
-          <w:webHidden/>
-        </w:rPr>
-        <w:fldChar w:fldCharType="begin"/>
-      </w:r>
-      <w:r>
-        <w:rPr>
-          <w:noProof/>
-          <w:webHidden/>
-        </w:rPr>
-        <w:instrText xml:space="preserve"> PAGEREF _Toc220427045 \h </w:instrText>
-      </w:r>
-      <w:r>
-        <w:rPr>
-          <w:noProof/>
-          <w:webHidden/>
-        </w:rPr>
-      </w:r>
-      <w:r>
-        <w:rPr>
-          <w:noProof/>
-          <w:webHidden/>
-        </w:rPr>
-        <w:fldChar w:fldCharType="separate"/>
-      </w:r>
-      <w:r>
-        <w:rPr>
-          <w:noProof/>
-          <w:webHidden/>
-        </w:rPr>
-        <w:t>22</w:t>
-      </w:r>
-      <w:r>
-        <w:rPr>
-          <w:noProof/>
-          <w:webHidden/>
-        </w:rPr>
-        <w:fldChar w:fldCharType="end"/>
-      </w:r>
-      <w:r>
-        <w:rPr>
-          <w:rStyle w:val="Hyperlink"/>
-          <w:noProof/>
-        </w:rPr>
-        <w:fldChar w:fldCharType="end"/>
-      </w:r>
+      <w:hyperlink w:anchor="_Toc220427045" w:history="1">
+        <w:r>
+          <w:rPr>
+            <w:rStyle w:val="Hyperlink"/>
+            <w:noProof/>
+          </w:rPr>
+          <w:t>Resume</w:t>
+        </w:r>
+        <w:r>
+          <w:rPr>
+            <w:noProof/>
+            <w:webHidden/>
+          </w:rPr>
+          <w:tab/>
+        </w:r>
+        <w:r>
+          <w:rPr>
+            <w:noProof/>
+            <w:webHidden/>
+          </w:rPr>
+          <w:fldChar w:fldCharType="begin"/>
+        </w:r>
+        <w:r>
+          <w:rPr>
+            <w:noProof/>
+            <w:webHidden/>
+          </w:rPr>
+          <w:instrText xml:space="preserve"> PAGEREF _Toc220427045 \h </w:instrText>
+        </w:r>
+        <w:r>
+          <w:rPr>
+            <w:noProof/>
+            <w:webHidden/>
+          </w:rPr>
+        </w:r>
+        <w:r>
+          <w:rPr>
+            <w:noProof/>
+            <w:webHidden/>
+          </w:rPr>
+          <w:fldChar w:fldCharType="separate"/>
+        </w:r>
+        <w:r>
+          <w:rPr>
+            <w:noProof/>
+            <w:webHidden/>
+          </w:rPr>
+          <w:t>22</w:t>
+        </w:r>
+        <w:r>
+          <w:rPr>
+            <w:noProof/>
+            <w:webHidden/>
+          </w:rPr>
+          <w:fldChar w:fldCharType="end"/>
+        </w:r>
+      </w:hyperlink>
     </w:p>
     <w:p>
       <w:pPr>
@@ -3198,11 +2475,11 @@
       <w:pPr>
         <w:pStyle w:val="Heading1"/>
       </w:pPr>
-      <w:bookmarkStart w:id="9" w:name="_Toc197490288"/>
-      <w:bookmarkStart w:id="10" w:name="_Toc198253028"/>
-      <w:bookmarkStart w:id="11" w:name="_Toc198255354"/>
-      <w:bookmarkStart w:id="12" w:name="_Toc198518408"/>
-      <w:bookmarkStart w:id="13" w:name="_Toc220427017"/>
+      <w:bookmarkStart w:id="8" w:name="_Toc197490288"/>
+      <w:bookmarkStart w:id="9" w:name="_Toc198253028"/>
+      <w:bookmarkStart w:id="10" w:name="_Toc198255354"/>
+      <w:bookmarkStart w:id="11" w:name="_Toc198518408"/>
+      <w:bookmarkStart w:id="12" w:name="_Toc220427017"/>
       <w:r>
         <w:lastRenderedPageBreak/>
         <w:t>Acknowledgements</w:t>
@@ -3214,21 +2491,21 @@
       <w:bookmarkEnd w:id="5"/>
       <w:bookmarkEnd w:id="6"/>
       <w:bookmarkEnd w:id="7"/>
+      <w:bookmarkEnd w:id="8"/>
       <w:bookmarkEnd w:id="9"/>
       <w:bookmarkEnd w:id="10"/>
       <w:bookmarkEnd w:id="11"/>
       <w:bookmarkEnd w:id="12"/>
-      <w:bookmarkEnd w:id="13"/>
     </w:p>
     <w:p>
       <w:pPr>
         <w:pStyle w:val="NewNormal"/>
       </w:pPr>
-      <w:bookmarkStart w:id="14" w:name="_Toc197384973"/>
-      <w:bookmarkStart w:id="15" w:name="_Toc197455841"/>
-      <w:bookmarkStart w:id="16" w:name="_Toc197377865"/>
-      <w:bookmarkStart w:id="17" w:name="_Toc197384322"/>
-      <w:bookmarkStart w:id="18" w:name="_Toc197377643"/>
+      <w:bookmarkStart w:id="13" w:name="_Toc197384973"/>
+      <w:bookmarkStart w:id="14" w:name="_Toc197455841"/>
+      <w:bookmarkStart w:id="15" w:name="_Toc197377865"/>
+      <w:bookmarkStart w:id="16" w:name="_Toc197384322"/>
+      <w:bookmarkStart w:id="17" w:name="_Toc197377643"/>
       <w:r>
         <w:t>The proponents would like to express their sincere appreciation to their System Integration and Architecture (SYSARC) instructor for the guidance, patience, and opportunity given to complete this project. The chance to further develop this system has allowed the proponents to apply and strengthen their knowledge in system integration and architectural design.</w:t>
       </w:r>
@@ -3253,11 +2530,11 @@
       <w:pPr>
         <w:pStyle w:val="Heading1"/>
       </w:pPr>
-      <w:bookmarkStart w:id="19" w:name="_Toc220427018"/>
+      <w:bookmarkStart w:id="18" w:name="_Toc220427018"/>
       <w:r>
         <w:t>Dedication</w:t>
       </w:r>
-      <w:bookmarkEnd w:id="19"/>
+      <w:bookmarkEnd w:id="18"/>
     </w:p>
     <w:p>
       <w:pPr>
@@ -3274,28 +2551,28 @@
       <w:r>
         <w:br w:type="page"/>
       </w:r>
-      <w:bookmarkStart w:id="20" w:name="_Toc220427019"/>
+      <w:bookmarkStart w:id="19" w:name="_Toc220427019"/>
       <w:r>
         <w:lastRenderedPageBreak/>
         <w:t>Scopes and Objectives</w:t>
       </w:r>
+      <w:bookmarkEnd w:id="19"/>
+    </w:p>
+    <w:p>
+      <w:pPr>
+        <w:pStyle w:val="Heading2"/>
+      </w:pPr>
+      <w:bookmarkStart w:id="20" w:name="_Toc220427020"/>
+      <w:r>
+        <w:t xml:space="preserve">Project </w:t>
+      </w:r>
+      <w:r>
+        <w:t>Name</w:t>
+      </w:r>
+      <w:r>
+        <w:t xml:space="preserve"> and Description</w:t>
+      </w:r>
       <w:bookmarkEnd w:id="20"/>
-    </w:p>
-    <w:p>
-      <w:pPr>
-        <w:pStyle w:val="Heading2"/>
-      </w:pPr>
-      <w:bookmarkStart w:id="21" w:name="_Toc220427020"/>
-      <w:r>
-        <w:t xml:space="preserve">Project </w:t>
-      </w:r>
-      <w:r>
-        <w:t>Name</w:t>
-      </w:r>
-      <w:r>
-        <w:t xml:space="preserve"> and Description</w:t>
-      </w:r>
-      <w:bookmarkEnd w:id="21"/>
     </w:p>
     <w:p>
       <w:pPr>
@@ -3360,11 +2637,11 @@
           <w:lang w:val="en-US"/>
         </w:rPr>
       </w:pPr>
-      <w:bookmarkStart w:id="22" w:name="_Toc220427021"/>
+      <w:bookmarkStart w:id="21" w:name="_Toc220427021"/>
       <w:r>
         <w:t>Project Scopes</w:t>
       </w:r>
-      <w:bookmarkEnd w:id="22"/>
+      <w:bookmarkEnd w:id="21"/>
     </w:p>
     <w:p>
       <w:pPr>
@@ -3408,7 +2685,7 @@
           <w:lang w:val="en-US"/>
         </w:rPr>
       </w:pPr>
-      <w:bookmarkStart w:id="23" w:name="_Toc220427022"/>
+      <w:bookmarkStart w:id="22" w:name="_Toc220427022"/>
       <w:r>
         <w:rPr>
           <w:lang w:val="en-US"/>
@@ -3416,7 +2693,7 @@
         <w:lastRenderedPageBreak/>
         <w:t>Project Deliverables</w:t>
       </w:r>
-      <w:bookmarkEnd w:id="23"/>
+      <w:bookmarkEnd w:id="22"/>
     </w:p>
     <w:p>
       <w:pPr>
@@ -3788,12 +3065,12 @@
       <w:pPr>
         <w:pStyle w:val="Heading2"/>
       </w:pPr>
-      <w:bookmarkStart w:id="24" w:name="_Toc220427023"/>
+      <w:bookmarkStart w:id="23" w:name="_Toc220427023"/>
       <w:r>
         <w:lastRenderedPageBreak/>
         <w:t>Project Objectives</w:t>
       </w:r>
-      <w:bookmarkEnd w:id="24"/>
+      <w:bookmarkEnd w:id="23"/>
     </w:p>
     <w:p>
       <w:pPr>
@@ -3847,12 +3124,12 @@
       <w:pPr>
         <w:pStyle w:val="Heading2"/>
       </w:pPr>
-      <w:bookmarkStart w:id="25" w:name="_Toc220427024"/>
+      <w:bookmarkStart w:id="24" w:name="_Toc220427024"/>
       <w:r>
         <w:lastRenderedPageBreak/>
         <w:t>Project Constraints</w:t>
       </w:r>
-      <w:bookmarkEnd w:id="25"/>
+      <w:bookmarkEnd w:id="24"/>
     </w:p>
     <w:p>
       <w:pPr>
@@ -4159,14 +3436,14 @@
           <w:lang w:val="en-US"/>
         </w:rPr>
       </w:pPr>
-      <w:bookmarkStart w:id="26" w:name="_Toc198253053"/>
-      <w:bookmarkStart w:id="27" w:name="_Toc198255379"/>
-      <w:bookmarkStart w:id="28" w:name="_Toc198518433"/>
+      <w:bookmarkStart w:id="25" w:name="_Toc198253053"/>
+      <w:bookmarkStart w:id="26" w:name="_Toc198255379"/>
+      <w:bookmarkStart w:id="27" w:name="_Toc198518433"/>
+      <w:bookmarkEnd w:id="13"/>
       <w:bookmarkEnd w:id="14"/>
       <w:bookmarkEnd w:id="15"/>
       <w:bookmarkEnd w:id="16"/>
       <w:bookmarkEnd w:id="17"/>
-      <w:bookmarkEnd w:id="18"/>
       <w:r>
         <w:br w:type="page"/>
       </w:r>
@@ -4179,12 +3456,12 @@
           <w:szCs w:val="24"/>
         </w:rPr>
       </w:pPr>
-      <w:bookmarkStart w:id="29" w:name="_Toc220427025"/>
+      <w:bookmarkStart w:id="28" w:name="_Toc220427025"/>
       <w:r>
         <w:lastRenderedPageBreak/>
         <w:t>Company Profile</w:t>
       </w:r>
-      <w:bookmarkEnd w:id="29"/>
+      <w:bookmarkEnd w:id="28"/>
     </w:p>
     <w:p>
       <w:pPr>
@@ -4272,11 +3549,11 @@
       <w:pPr>
         <w:pStyle w:val="Heading2"/>
       </w:pPr>
-      <w:bookmarkStart w:id="30" w:name="_Toc220427026"/>
+      <w:bookmarkStart w:id="29" w:name="_Toc220427026"/>
       <w:r>
         <w:t>Functional Decomposition Diagram (FDD)</w:t>
       </w:r>
-      <w:bookmarkEnd w:id="30"/>
+      <w:bookmarkEnd w:id="29"/>
     </w:p>
     <w:p>
       <w:pPr>
@@ -4327,11 +3604,11 @@
       <w:pPr>
         <w:pStyle w:val="Heading1"/>
       </w:pPr>
-      <w:bookmarkStart w:id="31" w:name="_Toc220427027"/>
+      <w:bookmarkStart w:id="30" w:name="_Toc220427027"/>
       <w:r>
         <w:t>Existing System</w:t>
       </w:r>
-      <w:bookmarkEnd w:id="31"/>
+      <w:bookmarkEnd w:id="30"/>
     </w:p>
     <w:p>
       <w:pPr>
@@ -4353,7 +3630,7 @@
       <w:pPr>
         <w:pStyle w:val="Heading2"/>
       </w:pPr>
-      <w:bookmarkStart w:id="32" w:name="_Toc220427028"/>
+      <w:bookmarkStart w:id="31" w:name="_Toc220427028"/>
       <w:r>
         <w:lastRenderedPageBreak/>
         <w:t xml:space="preserve">Existing System </w:t>
@@ -4361,7 +3638,7 @@
       <w:r>
         <w:t>Flowchart</w:t>
       </w:r>
-      <w:bookmarkEnd w:id="32"/>
+      <w:bookmarkEnd w:id="31"/>
     </w:p>
     <w:p>
       <w:pPr>
@@ -4429,12 +3706,12 @@
           <w:szCs w:val="24"/>
         </w:rPr>
       </w:pPr>
-      <w:bookmarkStart w:id="33" w:name="_Toc220427029"/>
+      <w:bookmarkStart w:id="32" w:name="_Toc220427029"/>
       <w:r>
         <w:lastRenderedPageBreak/>
         <w:t>Statement of the Problem</w:t>
       </w:r>
-      <w:bookmarkEnd w:id="33"/>
+      <w:bookmarkEnd w:id="32"/>
     </w:p>
     <w:p>
       <w:pPr>
@@ -4496,12 +3773,12 @@
       <w:pPr>
         <w:pStyle w:val="Heading2"/>
       </w:pPr>
-      <w:bookmarkStart w:id="34" w:name="_Toc220427030"/>
+      <w:bookmarkStart w:id="33" w:name="_Toc220427030"/>
       <w:r>
         <w:lastRenderedPageBreak/>
         <w:t>Solution</w:t>
       </w:r>
-      <w:bookmarkEnd w:id="34"/>
+      <w:bookmarkEnd w:id="33"/>
     </w:p>
     <w:p>
       <w:pPr>
@@ -4634,110 +3911,110 @@
       <w:pPr>
         <w:pStyle w:val="Heading1"/>
       </w:pPr>
-      <w:bookmarkStart w:id="35" w:name="_Toc220427031"/>
+      <w:bookmarkStart w:id="34" w:name="_Toc220427031"/>
       <w:r>
         <w:lastRenderedPageBreak/>
         <w:t>Proposed System</w:t>
       </w:r>
+      <w:bookmarkEnd w:id="34"/>
+    </w:p>
+    <w:p>
+      <w:pPr>
+        <w:pStyle w:val="NewNormal"/>
+      </w:pPr>
+      <w:r>
+        <w:t>The proposed School Clinic Patient and Medicine Inventory Management System aims to improve clinic operations by digitizing patient records and integrating medicine inventory management. The system will help clinic staff, nurses, and clinic assistants efficiently record student consultations, monitor medicine availability, and ensure accurate usage tracking.</w:t>
+      </w:r>
+    </w:p>
+    <w:p>
+      <w:pPr>
+        <w:spacing w:line="240" w:lineRule="auto"/>
+      </w:pPr>
+    </w:p>
+    <w:p>
+      <w:pPr>
+        <w:pStyle w:val="Heading2"/>
+      </w:pPr>
+      <w:bookmarkStart w:id="35" w:name="_Toc220427032"/>
+      <w:r>
+        <w:t>Characteristics</w:t>
+      </w:r>
       <w:bookmarkEnd w:id="35"/>
     </w:p>
     <w:p>
       <w:pPr>
         <w:pStyle w:val="NewNormal"/>
-      </w:pPr>
-      <w:r>
-        <w:t>The proposed School Clinic Patient and Medicine Inventory Management System aims to improve clinic operations by digitizing patient records and integrating medicine inventory management. The system will help clinic staff, nurses, and clinic assistants efficiently record student consultations, monitor medicine availability, and ensure accurate usage tracking.</w:t>
+        <w:rPr>
+          <w:rFonts w:cs="Times New Roman"/>
+        </w:rPr>
+      </w:pPr>
+      <w:r>
+        <w:rPr>
+          <w:rFonts w:cs="Times New Roman"/>
+        </w:rPr>
+        <w:t>The proposed system is a web-based School Clinic Patient and Medicine Inventory Management System designed to improve the efficiency and organization of clinic operations. Due to the continuous advancement of technology, the system aims to replace the existing manual and paper-based methods used in recording student clinic consultations and managing first-aid medicine inventory.</w:t>
+      </w:r>
+    </w:p>
+    <w:p>
+      <w:pPr>
+        <w:pStyle w:val="NewNormal"/>
+        <w:rPr>
+          <w:rFonts w:cs="Times New Roman"/>
+        </w:rPr>
+      </w:pPr>
+    </w:p>
+    <w:p>
+      <w:pPr>
+        <w:pStyle w:val="NewNormal"/>
+        <w:rPr>
+          <w:rFonts w:cs="Times New Roman"/>
+        </w:rPr>
+      </w:pPr>
+      <w:r>
+        <w:rPr>
+          <w:rFonts w:cs="Times New Roman"/>
+        </w:rPr>
+        <w:t>Unlike systems that require individual user accounts, the proposed system does not include a user login feature. The system is intended to be accessed directly through designated clinic computers and used only by authorized clinic staff, nurses, and clinic assistants. This approach simplifies system usage and ensures faster access during emergency or high-volume clinic situations.</w:t>
+      </w:r>
+    </w:p>
+    <w:p>
+      <w:pPr>
+        <w:pStyle w:val="NewNormal"/>
+        <w:rPr>
+          <w:rFonts w:cs="Times New Roman"/>
+        </w:rPr>
+      </w:pPr>
+    </w:p>
+    <w:p>
+      <w:pPr>
+        <w:pStyle w:val="NewNormal"/>
+        <w:rPr>
+          <w:rFonts w:cs="Times New Roman"/>
+        </w:rPr>
+      </w:pPr>
+      <w:r>
+        <w:rPr>
+          <w:rFonts w:cs="Times New Roman"/>
+        </w:rPr>
+        <w:t>The system utilizes a centralized database to store patient records and medicine inventory data. It automatically updates medicine stock levels based on recorded treatments, reduces paperwork, improves data accuracy, and allows quick retrieval of patient and medicine information.</w:t>
       </w:r>
     </w:p>
     <w:p>
       <w:pPr>
         <w:spacing w:line="240" w:lineRule="auto"/>
       </w:pPr>
+      <w:r>
+        <w:br w:type="page"/>
+      </w:r>
     </w:p>
     <w:p>
       <w:pPr>
         <w:pStyle w:val="Heading2"/>
-      </w:pPr>
-      <w:bookmarkStart w:id="36" w:name="_Toc220427032"/>
-      <w:r>
-        <w:t>Characteristics</w:t>
-      </w:r>
-      <w:bookmarkEnd w:id="36"/>
-    </w:p>
-    <w:p>
-      <w:pPr>
-        <w:pStyle w:val="NewNormal"/>
-        <w:rPr>
-          <w:rFonts w:cs="Times New Roman"/>
-        </w:rPr>
-      </w:pPr>
-      <w:r>
-        <w:rPr>
-          <w:rFonts w:cs="Times New Roman"/>
-        </w:rPr>
-        <w:t>The proposed system is a web-based School Clinic Patient and Medicine Inventory Management System designed to improve the efficiency and organization of clinic operations. Due to the continuous advancement of technology, the system aims to replace the existing manual and paper-based methods used in recording student clinic consultations and managing first-aid medicine inventory.</w:t>
-      </w:r>
-    </w:p>
-    <w:p>
-      <w:pPr>
-        <w:pStyle w:val="NewNormal"/>
-        <w:rPr>
-          <w:rFonts w:cs="Times New Roman"/>
-        </w:rPr>
-      </w:pPr>
-    </w:p>
-    <w:p>
-      <w:pPr>
-        <w:pStyle w:val="NewNormal"/>
-        <w:rPr>
-          <w:rFonts w:cs="Times New Roman"/>
-        </w:rPr>
-      </w:pPr>
-      <w:r>
-        <w:rPr>
-          <w:rFonts w:cs="Times New Roman"/>
-        </w:rPr>
-        <w:t>Unlike systems that require individual user accounts, the proposed system does not include a user login feature. The system is intended to be accessed directly through designated clinic computers and used only by authorized clinic staff, nurses, and clinic assistants. This approach simplifies system usage and ensures faster access during emergency or high-volume clinic situations.</w:t>
-      </w:r>
-    </w:p>
-    <w:p>
-      <w:pPr>
-        <w:pStyle w:val="NewNormal"/>
-        <w:rPr>
-          <w:rFonts w:cs="Times New Roman"/>
-        </w:rPr>
-      </w:pPr>
-    </w:p>
-    <w:p>
-      <w:pPr>
-        <w:pStyle w:val="NewNormal"/>
-        <w:rPr>
-          <w:rFonts w:cs="Times New Roman"/>
-        </w:rPr>
-      </w:pPr>
-      <w:r>
-        <w:rPr>
-          <w:rFonts w:cs="Times New Roman"/>
-        </w:rPr>
-        <w:t>The system utilizes a centralized database to store patient records and medicine inventory data. It automatically updates medicine stock levels based on recorded treatments, reduces paperwork, improves data accuracy, and allows quick retrieval of patient and medicine information.</w:t>
-      </w:r>
-    </w:p>
-    <w:p>
-      <w:pPr>
-        <w:spacing w:line="240" w:lineRule="auto"/>
-      </w:pPr>
-      <w:r>
-        <w:br w:type="page"/>
-      </w:r>
-    </w:p>
-    <w:p>
-      <w:pPr>
-        <w:pStyle w:val="Heading2"/>
-        <w:rPr>
-          <w:lang w:val="en-US"/>
-        </w:rPr>
-      </w:pPr>
-      <w:bookmarkStart w:id="37" w:name="_Toc220427033"/>
+        <w:rPr>
+          <w:lang w:val="en-US"/>
+        </w:rPr>
+      </w:pPr>
+      <w:bookmarkStart w:id="36" w:name="_Toc220427033"/>
       <w:r>
         <w:rPr>
           <w:lang w:val="en-US"/>
@@ -4745,7 +4022,7 @@
         <w:lastRenderedPageBreak/>
         <w:t>Processes</w:t>
       </w:r>
-      <w:bookmarkEnd w:id="37"/>
+      <w:bookmarkEnd w:id="36"/>
     </w:p>
     <w:p>
       <w:pPr>
@@ -5156,21 +4433,22 @@
       <w:pPr>
         <w:pStyle w:val="Heading2"/>
       </w:pPr>
-      <w:bookmarkStart w:id="38" w:name="_Toc198255367"/>
-      <w:bookmarkStart w:id="39" w:name="_Toc198518695"/>
-      <w:bookmarkStart w:id="40" w:name="_Toc198518421"/>
-      <w:bookmarkStart w:id="41" w:name="_Toc197455848"/>
-      <w:bookmarkStart w:id="42" w:name="_Toc198253041"/>
-      <w:bookmarkStart w:id="43" w:name="_Toc197384980"/>
-      <w:bookmarkStart w:id="44" w:name="_Toc197484728"/>
-      <w:bookmarkStart w:id="45" w:name="_Toc197384329"/>
-      <w:bookmarkStart w:id="46" w:name="_Toc197490302"/>
-      <w:bookmarkStart w:id="47" w:name="_Toc197481803"/>
-      <w:bookmarkStart w:id="48" w:name="_Toc220427034"/>
+      <w:bookmarkStart w:id="37" w:name="_Toc198255367"/>
+      <w:bookmarkStart w:id="38" w:name="_Toc198518695"/>
+      <w:bookmarkStart w:id="39" w:name="_Toc198518421"/>
+      <w:bookmarkStart w:id="40" w:name="_Toc197455848"/>
+      <w:bookmarkStart w:id="41" w:name="_Toc198253041"/>
+      <w:bookmarkStart w:id="42" w:name="_Toc197384980"/>
+      <w:bookmarkStart w:id="43" w:name="_Toc197484728"/>
+      <w:bookmarkStart w:id="44" w:name="_Toc197384329"/>
+      <w:bookmarkStart w:id="45" w:name="_Toc197490302"/>
+      <w:bookmarkStart w:id="46" w:name="_Toc197481803"/>
+      <w:bookmarkStart w:id="47" w:name="_Toc220427034"/>
       <w:r>
         <w:lastRenderedPageBreak/>
         <w:t>Functional Decomposition Diagram</w:t>
       </w:r>
+      <w:bookmarkEnd w:id="37"/>
       <w:bookmarkEnd w:id="38"/>
       <w:bookmarkEnd w:id="39"/>
       <w:bookmarkEnd w:id="40"/>
@@ -5181,13 +4459,166 @@
       <w:bookmarkEnd w:id="45"/>
       <w:bookmarkEnd w:id="46"/>
       <w:bookmarkEnd w:id="47"/>
-      <w:bookmarkEnd w:id="48"/>
     </w:p>
     <w:p>
       <w:pPr>
         <w:pStyle w:val="NewNormal"/>
         <w:jc w:val="center"/>
       </w:pPr>
+      <w:r>
+        <w:rPr>
+          <w:noProof/>
+        </w:rPr>
+        <mc:AlternateContent>
+          <mc:Choice Requires="wpi">
+            <w:drawing>
+              <wp:anchor distT="0" distB="0" distL="114300" distR="114300" simplePos="0" relativeHeight="251670528" behindDoc="0" locked="0" layoutInCell="1" allowOverlap="1" wp14:anchorId="3965C734" wp14:editId="4B851C22">
+                <wp:simplePos x="0" y="0"/>
+                <wp:positionH relativeFrom="column">
+                  <wp:posOffset>1840269</wp:posOffset>
+                </wp:positionH>
+                <wp:positionV relativeFrom="paragraph">
+                  <wp:posOffset>999570</wp:posOffset>
+                </wp:positionV>
+                <wp:extent cx="16560" cy="21240"/>
+                <wp:effectExtent l="38100" t="38100" r="40640" b="55245"/>
+                <wp:wrapNone/>
+                <wp:docPr id="15" name="Ink 15"/>
+                <wp:cNvGraphicFramePr/>
+                <a:graphic xmlns:a="http://schemas.openxmlformats.org/drawingml/2006/main">
+                  <a:graphicData uri="http://schemas.microsoft.com/office/word/2010/wordprocessingInk">
+                    <w14:contentPart bwMode="auto" r:id="rId11">
+                      <w14:nvContentPartPr>
+                        <w14:cNvContentPartPr/>
+                      </w14:nvContentPartPr>
+                      <w14:xfrm>
+                        <a:off x="0" y="0"/>
+                        <a:ext cx="16560" cy="21240"/>
+                      </w14:xfrm>
+                    </w14:contentPart>
+                  </a:graphicData>
+                </a:graphic>
+              </wp:anchor>
+            </w:drawing>
+          </mc:Choice>
+          <mc:Fallback>
+            <w:pict>
+              <v:shapetype w14:anchorId="1654B820" id="_x0000_t75" coordsize="21600,21600" o:spt="75" o:preferrelative="t" path="m@4@5l@4@11@9@11@9@5xe" filled="f" stroked="f">
+                <v:stroke joinstyle="miter"/>
+                <v:formulas>
+                  <v:f eqn="if lineDrawn pixelLineWidth 0"/>
+                  <v:f eqn="sum @0 1 0"/>
+                  <v:f eqn="sum 0 0 @1"/>
+                  <v:f eqn="prod @2 1 2"/>
+                  <v:f eqn="prod @3 21600 pixelWidth"/>
+                  <v:f eqn="prod @3 21600 pixelHeight"/>
+                  <v:f eqn="sum @0 0 1"/>
+                  <v:f eqn="prod @6 1 2"/>
+                  <v:f eqn="prod @7 21600 pixelWidth"/>
+                  <v:f eqn="sum @8 21600 0"/>
+                  <v:f eqn="prod @7 21600 pixelHeight"/>
+                  <v:f eqn="sum @10 21600 0"/>
+                </v:formulas>
+                <v:path o:extrusionok="f" gradientshapeok="t" o:connecttype="rect"/>
+                <o:lock v:ext="edit" aspectratio="t"/>
+              </v:shapetype>
+              <v:shape id="Ink 15" o:spid="_x0000_s1026" type="#_x0000_t75" style="position:absolute;margin-left:144.2pt;margin-top:78pt;width:2.7pt;height:3.05pt;z-index:251670528;visibility:visible;mso-wrap-style:square;mso-wrap-distance-left:9pt;mso-wrap-distance-top:0;mso-wrap-distance-right:9pt;mso-wrap-distance-bottom:0;mso-position-horizontal:absolute;mso-position-horizontal-relative:text;mso-position-vertical:absolute;mso-position-vertical-relative:text" o:gfxdata="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">
+                <v:imagedata r:id="rId12" o:title=""/>
+              </v:shape>
+            </w:pict>
+          </mc:Fallback>
+        </mc:AlternateContent>
+      </w:r>
+      <w:r>
+        <w:rPr>
+          <w:noProof/>
+        </w:rPr>
+        <mc:AlternateContent>
+          <mc:Choice Requires="wpi">
+            <w:drawing>
+              <wp:anchor distT="0" distB="0" distL="114300" distR="114300" simplePos="0" relativeHeight="251669504" behindDoc="0" locked="0" layoutInCell="1" allowOverlap="1" wp14:anchorId="7398262B" wp14:editId="6488ED02">
+                <wp:simplePos x="0" y="0"/>
+                <wp:positionH relativeFrom="column">
+                  <wp:posOffset>2164421</wp:posOffset>
+                </wp:positionH>
+                <wp:positionV relativeFrom="paragraph">
+                  <wp:posOffset>7731210</wp:posOffset>
+                </wp:positionV>
+                <wp:extent cx="2520" cy="360"/>
+                <wp:effectExtent l="57150" t="38100" r="55245" b="57150"/>
+                <wp:wrapNone/>
+                <wp:docPr id="14" name="Ink 14"/>
+                <wp:cNvGraphicFramePr/>
+                <a:graphic xmlns:a="http://schemas.openxmlformats.org/drawingml/2006/main">
+                  <a:graphicData uri="http://schemas.microsoft.com/office/word/2010/wordprocessingInk">
+                    <w14:contentPart bwMode="auto" r:id="rId13">
+                      <w14:nvContentPartPr>
+                        <w14:cNvContentPartPr/>
+                      </w14:nvContentPartPr>
+                      <w14:xfrm>
+                        <a:off x="0" y="0"/>
+                        <a:ext cx="2520" cy="360"/>
+                      </w14:xfrm>
+                    </w14:contentPart>
+                  </a:graphicData>
+                </a:graphic>
+              </wp:anchor>
+            </w:drawing>
+          </mc:Choice>
+          <mc:Fallback>
+            <w:pict>
+              <v:shape w14:anchorId="4901F2E6" id="Ink 14" o:spid="_x0000_s1026" type="#_x0000_t75" style="position:absolute;margin-left:169.75pt;margin-top:608.05pt;width:1.65pt;height:1.45pt;z-index:251669504;visibility:visible;mso-wrap-style:square;mso-wrap-distance-left:9pt;mso-wrap-distance-top:0;mso-wrap-distance-right:9pt;mso-wrap-distance-bottom:0;mso-position-horizontal:absolute;mso-position-horizontal-relative:text;mso-position-vertical:absolute;mso-position-vertical-relative:text" o:gfxdata="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">
+                <v:imagedata r:id="rId14" o:title=""/>
+              </v:shape>
+            </w:pict>
+          </mc:Fallback>
+        </mc:AlternateContent>
+      </w:r>
+      <w:r>
+        <w:rPr>
+          <w:noProof/>
+        </w:rPr>
+        <mc:AlternateContent>
+          <mc:Choice Requires="wpi">
+            <w:drawing>
+              <wp:anchor distT="0" distB="0" distL="114300" distR="114300" simplePos="0" relativeHeight="251668480" behindDoc="0" locked="0" layoutInCell="1" allowOverlap="1" wp14:anchorId="577E9A23" wp14:editId="06680758">
+                <wp:simplePos x="0" y="0"/>
+                <wp:positionH relativeFrom="column">
+                  <wp:posOffset>2214210</wp:posOffset>
+                </wp:positionH>
+                <wp:positionV relativeFrom="paragraph">
+                  <wp:posOffset>7880970</wp:posOffset>
+                </wp:positionV>
+                <wp:extent cx="360" cy="360"/>
+                <wp:effectExtent l="38100" t="38100" r="57150" b="57150"/>
+                <wp:wrapNone/>
+                <wp:docPr id="13" name="Ink 13"/>
+                <wp:cNvGraphicFramePr/>
+                <a:graphic xmlns:a="http://schemas.openxmlformats.org/drawingml/2006/main">
+                  <a:graphicData uri="http://schemas.microsoft.com/office/word/2010/wordprocessingInk">
+                    <w14:contentPart bwMode="auto" r:id="rId15">
+                      <w14:nvContentPartPr>
+                        <w14:cNvContentPartPr/>
+                      </w14:nvContentPartPr>
+                      <w14:xfrm>
+                        <a:off x="0" y="0"/>
+                        <a:ext cx="360" cy="360"/>
+                      </w14:xfrm>
+                    </w14:contentPart>
+                  </a:graphicData>
+                </a:graphic>
+              </wp:anchor>
+            </w:drawing>
+          </mc:Choice>
+          <mc:Fallback>
+            <w:pict>
+              <v:shape w14:anchorId="00C9FE7B" id="Ink 13" o:spid="_x0000_s1026" type="#_x0000_t75" style="position:absolute;margin-left:173.65pt;margin-top:619.85pt;width:1.45pt;height:1.45pt;z-index:251668480;visibility:visible;mso-wrap-style:square;mso-wrap-distance-left:9pt;mso-wrap-distance-top:0;mso-wrap-distance-right:9pt;mso-wrap-distance-bottom:0;mso-position-horizontal:absolute;mso-position-horizontal-relative:text;mso-position-vertical:absolute;mso-position-vertical-relative:text" o:gfxdata="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">
+                <v:imagedata r:id="rId16" o:title=""/>
+              </v:shape>
+            </w:pict>
+          </mc:Fallback>
+        </mc:AlternateContent>
+      </w:r>
       <w:r>
         <w:t>/</w:t>
       </w:r>
@@ -5214,7 +4645,7 @@
                     </pic:cNvPicPr>
                   </pic:nvPicPr>
                   <pic:blipFill rotWithShape="1">
-                    <a:blip r:embed="rId11" cstate="print">
+                    <a:blip r:embed="rId17" cstate="print">
                       <a:extLst>
                         <a:ext uri="{28A0092B-C50C-407E-A947-70E740481C1C}">
                           <a14:useLocalDpi xmlns:a14="http://schemas.microsoft.com/office/drawing/2010/main" val="0"/>
@@ -5252,34 +4683,23 @@
       <w:pPr>
         <w:pStyle w:val="Heading2"/>
       </w:pPr>
-      <w:bookmarkStart w:id="49" w:name="_Toc220427035"/>
-      <w:r>
-        <w:rPr>
-          <w:noProof/>
-          <w:lang w:val="en-US"/>
-        </w:rPr>
+      <w:bookmarkStart w:id="48" w:name="_Toc220427035"/>
+      <w:r>
         <w:lastRenderedPageBreak/>
+        <w:t>System Flowchart</w:t>
+      </w:r>
+      <w:bookmarkEnd w:id="48"/>
+    </w:p>
+    <w:p>
+      <w:pPr>
+        <w:pStyle w:val="Heading2"/>
+      </w:pPr>
+      <w:r>
         <w:drawing>
-          <wp:anchor distT="0" distB="0" distL="114300" distR="114300" simplePos="0" relativeHeight="251665408" behindDoc="1" locked="0" layoutInCell="1" allowOverlap="1" wp14:anchorId="523BDC3C" wp14:editId="41059D49">
-            <wp:simplePos x="0" y="0"/>
-            <wp:positionH relativeFrom="column">
-              <wp:posOffset>2847167</wp:posOffset>
-            </wp:positionH>
-            <wp:positionV relativeFrom="paragraph">
-              <wp:posOffset>346</wp:posOffset>
-            </wp:positionV>
-            <wp:extent cx="4059382" cy="9390362"/>
-            <wp:effectExtent l="0" t="0" r="0" b="1905"/>
-            <wp:wrapTight wrapText="bothSides">
-              <wp:wrapPolygon edited="0">
-                <wp:start x="0" y="0"/>
-                <wp:lineTo x="0" y="21561"/>
-                <wp:lineTo x="21492" y="21561"/>
-                <wp:lineTo x="21492" y="0"/>
-                <wp:lineTo x="0" y="0"/>
-              </wp:wrapPolygon>
-            </wp:wrapTight>
-            <wp:docPr id="4" name="Picture 4" descr="flowchart"/>
+          <wp:inline distT="0" distB="0" distL="0" distR="0" wp14:anchorId="2644E797" wp14:editId="4A245329">
+            <wp:extent cx="5733651" cy="8470231"/>
+            <wp:effectExtent l="0" t="0" r="635" b="7620"/>
+            <wp:docPr id="19" name="Picture 19"/>
             <wp:cNvGraphicFramePr>
               <a:graphicFrameLocks xmlns:a="http://schemas.openxmlformats.org/drawingml/2006/main" noChangeAspect="1"/>
             </wp:cNvGraphicFramePr>
@@ -5287,55 +4707,30 @@
               <a:graphicData uri="http://schemas.openxmlformats.org/drawingml/2006/picture">
                 <pic:pic xmlns:pic="http://schemas.openxmlformats.org/drawingml/2006/picture">
                   <pic:nvPicPr>
-                    <pic:cNvPr id="4" name="Picture 4" descr="flowchart"/>
-                    <pic:cNvPicPr>
-                      <a:picLocks noChangeAspect="1"/>
-                    </pic:cNvPicPr>
+                    <pic:cNvPr id="1" name=""/>
+                    <pic:cNvPicPr/>
                   </pic:nvPicPr>
-                  <pic:blipFill rotWithShape="1">
-                    <a:blip r:embed="rId12">
-                      <a:extLst>
-                        <a:ext uri="{28A0092B-C50C-407E-A947-70E740481C1C}">
-                          <a14:useLocalDpi xmlns:a14="http://schemas.microsoft.com/office/drawing/2010/main" val="0"/>
-                        </a:ext>
-                      </a:extLst>
-                    </a:blip>
-                    <a:srcRect l="39261" t="6767" r="39666" b="6585"/>
-                    <a:stretch/>
+                  <pic:blipFill>
+                    <a:blip r:embed="rId18"/>
+                    <a:stretch>
+                      <a:fillRect/>
+                    </a:stretch>
                   </pic:blipFill>
-                  <pic:spPr bwMode="auto">
+                  <pic:spPr>
                     <a:xfrm>
                       <a:off x="0" y="0"/>
-                      <a:ext cx="4067503" cy="9409148"/>
+                      <a:ext cx="5737156" cy="8475408"/>
                     </a:xfrm>
                     <a:prstGeom prst="rect">
                       <a:avLst/>
                     </a:prstGeom>
-                    <a:ln>
-                      <a:noFill/>
-                    </a:ln>
-                    <a:extLst>
-                      <a:ext uri="{53640926-AAD7-44D8-BBD7-CCE9431645EC}">
-                        <a14:shadowObscured xmlns:a14="http://schemas.microsoft.com/office/drawing/2010/main"/>
-                      </a:ext>
-                    </a:extLst>
                   </pic:spPr>
                 </pic:pic>
               </a:graphicData>
             </a:graphic>
-            <wp14:sizeRelH relativeFrom="margin">
-              <wp14:pctWidth>0</wp14:pctWidth>
-            </wp14:sizeRelH>
-            <wp14:sizeRelV relativeFrom="margin">
-              <wp14:pctHeight>0</wp14:pctHeight>
-            </wp14:sizeRelV>
-          </wp:anchor>
+          </wp:inline>
         </w:drawing>
       </w:r>
-      <w:r>
-        <w:t>System Flowchart</w:t>
-      </w:r>
-      <w:bookmarkEnd w:id="49"/>
     </w:p>
     <w:p>
       <w:pPr>
@@ -5353,20 +4748,171 @@
     </w:p>
     <w:p>
       <w:pPr>
+        <w:spacing w:line="240" w:lineRule="auto"/>
+        <w:jc w:val="center"/>
+      </w:pPr>
+      <w:r>
+        <w:lastRenderedPageBreak/>
+        <w:drawing>
+          <wp:inline distT="0" distB="0" distL="0" distR="0" wp14:anchorId="615D79AF" wp14:editId="131EA214">
+            <wp:extent cx="5378270" cy="8151696"/>
+            <wp:effectExtent l="0" t="0" r="0" b="1905"/>
+            <wp:docPr id="18" name="Picture 18"/>
+            <wp:cNvGraphicFramePr>
+              <a:graphicFrameLocks xmlns:a="http://schemas.openxmlformats.org/drawingml/2006/main" noChangeAspect="1"/>
+            </wp:cNvGraphicFramePr>
+            <a:graphic xmlns:a="http://schemas.openxmlformats.org/drawingml/2006/main">
+              <a:graphicData uri="http://schemas.openxmlformats.org/drawingml/2006/picture">
+                <pic:pic xmlns:pic="http://schemas.openxmlformats.org/drawingml/2006/picture">
+                  <pic:nvPicPr>
+                    <pic:cNvPr id="1" name=""/>
+                    <pic:cNvPicPr/>
+                  </pic:nvPicPr>
+                  <pic:blipFill>
+                    <a:blip r:embed="rId19"/>
+                    <a:stretch>
+                      <a:fillRect/>
+                    </a:stretch>
+                  </pic:blipFill>
+                  <pic:spPr>
+                    <a:xfrm>
+                      <a:off x="0" y="0"/>
+                      <a:ext cx="5395255" cy="8177439"/>
+                    </a:xfrm>
+                    <a:prstGeom prst="rect">
+                      <a:avLst/>
+                    </a:prstGeom>
+                  </pic:spPr>
+                </pic:pic>
+              </a:graphicData>
+            </a:graphic>
+          </wp:inline>
+        </w:drawing>
+      </w:r>
+    </w:p>
+    <w:p>
+      <w:pPr>
+        <w:spacing w:line="240" w:lineRule="auto"/>
+        <w:rPr>
+          <w:rFonts w:eastAsiaTheme="majorEastAsia" w:cstheme="majorBidi"/>
+          <w:b/>
+          <w:sz w:val="36"/>
+          <w:szCs w:val="32"/>
+        </w:rPr>
+      </w:pPr>
+      <w:r>
+        <w:rPr>
+          <w:noProof/>
+        </w:rPr>
+        <mc:AlternateContent>
+          <mc:Choice Requires="wpi">
+            <w:drawing>
+              <wp:anchor distT="0" distB="0" distL="114300" distR="114300" simplePos="0" relativeHeight="251672576" behindDoc="0" locked="0" layoutInCell="1" allowOverlap="1" wp14:anchorId="73225275" wp14:editId="0866263D">
+                <wp:simplePos x="0" y="0"/>
+                <wp:positionH relativeFrom="column">
+                  <wp:posOffset>3336600</wp:posOffset>
+                </wp:positionH>
+                <wp:positionV relativeFrom="paragraph">
+                  <wp:posOffset>7222495</wp:posOffset>
+                </wp:positionV>
+                <wp:extent cx="35280" cy="24480"/>
+                <wp:effectExtent l="38100" t="38100" r="41275" b="52070"/>
+                <wp:wrapNone/>
+                <wp:docPr id="17" name="Ink 17"/>
+                <wp:cNvGraphicFramePr/>
+                <a:graphic xmlns:a="http://schemas.openxmlformats.org/drawingml/2006/main">
+                  <a:graphicData uri="http://schemas.microsoft.com/office/word/2010/wordprocessingInk">
+                    <w14:contentPart bwMode="auto" r:id="rId20">
+                      <w14:nvContentPartPr>
+                        <w14:cNvContentPartPr/>
+                      </w14:nvContentPartPr>
+                      <w14:xfrm>
+                        <a:off x="0" y="0"/>
+                        <a:ext cx="35280" cy="24480"/>
+                      </w14:xfrm>
+                    </w14:contentPart>
+                  </a:graphicData>
+                </a:graphic>
+              </wp:anchor>
+            </w:drawing>
+          </mc:Choice>
+          <mc:Fallback>
+            <w:pict>
+              <v:shape w14:anchorId="3E7241EC" id="Ink 17" o:spid="_x0000_s1026" type="#_x0000_t75" style="position:absolute;margin-left:262pt;margin-top:568pt;width:4.2pt;height:3.35pt;z-index:251672576;visibility:visible;mso-wrap-style:square;mso-wrap-distance-left:9pt;mso-wrap-distance-top:0;mso-wrap-distance-right:9pt;mso-wrap-distance-bottom:0;mso-position-horizontal:absolute;mso-position-horizontal-relative:text;mso-position-vertical:absolute;mso-position-vertical-relative:text" o:gfxdata="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">
+                <v:imagedata r:id="rId21" o:title=""/>
+              </v:shape>
+            </w:pict>
+          </mc:Fallback>
+        </mc:AlternateContent>
+      </w:r>
+      <w:r>
+        <w:rPr>
+          <w:noProof/>
+        </w:rPr>
+        <mc:AlternateContent>
+          <mc:Choice Requires="wpi">
+            <w:drawing>
+              <wp:anchor distT="0" distB="0" distL="114300" distR="114300" simplePos="0" relativeHeight="251671552" behindDoc="0" locked="0" layoutInCell="1" allowOverlap="1" wp14:anchorId="6E8B89F3" wp14:editId="5B227E0D">
+                <wp:simplePos x="0" y="0"/>
+                <wp:positionH relativeFrom="column">
+                  <wp:posOffset>3923589</wp:posOffset>
+                </wp:positionH>
+                <wp:positionV relativeFrom="paragraph">
+                  <wp:posOffset>3986326</wp:posOffset>
+                </wp:positionV>
+                <wp:extent cx="58680" cy="33120"/>
+                <wp:effectExtent l="38100" t="38100" r="55880" b="43180"/>
+                <wp:wrapNone/>
+                <wp:docPr id="16" name="Ink 16"/>
+                <wp:cNvGraphicFramePr/>
+                <a:graphic xmlns:a="http://schemas.openxmlformats.org/drawingml/2006/main">
+                  <a:graphicData uri="http://schemas.microsoft.com/office/word/2010/wordprocessingInk">
+                    <w14:contentPart bwMode="auto" r:id="rId22">
+                      <w14:nvContentPartPr>
+                        <w14:cNvContentPartPr/>
+                      </w14:nvContentPartPr>
+                      <w14:xfrm>
+                        <a:off x="0" y="0"/>
+                        <a:ext cx="58680" cy="33120"/>
+                      </w14:xfrm>
+                    </w14:contentPart>
+                  </a:graphicData>
+                </a:graphic>
+              </wp:anchor>
+            </w:drawing>
+          </mc:Choice>
+          <mc:Fallback>
+            <w:pict>
+              <v:shape w14:anchorId="24F24DEB" id="Ink 16" o:spid="_x0000_s1026" type="#_x0000_t75" style="position:absolute;margin-left:308.25pt;margin-top:313.2pt;width:6pt;height:4pt;z-index:251671552;visibility:visible;mso-wrap-style:square;mso-wrap-distance-left:9pt;mso-wrap-distance-top:0;mso-wrap-distance-right:9pt;mso-wrap-distance-bottom:0;mso-position-horizontal:absolute;mso-position-horizontal-relative:text;mso-position-vertical:absolute;mso-position-vertical-relative:text" o:gfxdata="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">
+                <v:imagedata r:id="rId23" o:title=""/>
+              </v:shape>
+            </w:pict>
+          </mc:Fallback>
+        </mc:AlternateContent>
+      </w:r>
+      <w:r>
+        <w:br w:type="page"/>
+      </w:r>
+    </w:p>
+    <w:p>
+      <w:pPr>
         <w:pStyle w:val="Heading2"/>
       </w:pPr>
-      <w:bookmarkStart w:id="50" w:name="_Toc220427036"/>
+      <w:bookmarkStart w:id="49" w:name="_Toc220427036"/>
       <w:r>
         <w:lastRenderedPageBreak/>
         <w:t>Data Flow Diagram</w:t>
       </w:r>
-      <w:bookmarkEnd w:id="50"/>
+      <w:bookmarkEnd w:id="49"/>
     </w:p>
     <w:p>
       <w:pPr>
         <w:pStyle w:val="NewNormal"/>
       </w:pPr>
       <w:r>
+        <w:rPr>
+          <w:noProof/>
+        </w:rPr>
         <w:drawing>
           <wp:inline distT="0" distB="0" distL="0" distR="0" wp14:anchorId="04BA4816" wp14:editId="3D3CB586">
             <wp:extent cx="6672522" cy="2230102"/>
@@ -5385,7 +4931,7 @@
                     </pic:cNvPicPr>
                   </pic:nvPicPr>
                   <pic:blipFill rotWithShape="1">
-                    <a:blip r:embed="rId13">
+                    <a:blip r:embed="rId24">
                       <a:extLst>
                         <a:ext uri="{28A0092B-C50C-407E-A947-70E740481C1C}">
                           <a14:useLocalDpi xmlns:a14="http://schemas.microsoft.com/office/drawing/2010/main" val="0"/>
@@ -5423,20 +4969,20 @@
       <w:pPr>
         <w:pStyle w:val="Heading2"/>
       </w:pPr>
-      <w:bookmarkStart w:id="51" w:name="_Toc220427037"/>
+      <w:bookmarkStart w:id="50" w:name="_Toc220427037"/>
       <w:r>
         <w:rPr>
           <w:noProof/>
           <w:lang w:val="en-US"/>
         </w:rPr>
         <w:drawing>
-          <wp:anchor distT="0" distB="0" distL="114300" distR="114300" simplePos="0" relativeHeight="251666432" behindDoc="0" locked="0" layoutInCell="1" allowOverlap="1" wp14:anchorId="779AC109" wp14:editId="541C9172">
+          <wp:anchor distT="0" distB="0" distL="114300" distR="114300" simplePos="0" relativeHeight="251666432" behindDoc="0" locked="0" layoutInCell="1" allowOverlap="1" wp14:anchorId="779AC109" wp14:editId="51D5E587">
             <wp:simplePos x="0" y="0"/>
             <wp:positionH relativeFrom="page">
-              <wp:align>center</wp:align>
+              <wp:posOffset>50396</wp:posOffset>
             </wp:positionH>
             <wp:positionV relativeFrom="paragraph">
-              <wp:posOffset>595399</wp:posOffset>
+              <wp:posOffset>619760</wp:posOffset>
             </wp:positionV>
             <wp:extent cx="7632123" cy="3243387"/>
             <wp:effectExtent l="0" t="0" r="6985" b="0"/>
@@ -5455,7 +5001,7 @@
                     </pic:cNvPicPr>
                   </pic:nvPicPr>
                   <pic:blipFill rotWithShape="1">
-                    <a:blip r:embed="rId14">
+                    <a:blip r:embed="rId25">
                       <a:extLst>
                         <a:ext uri="{28A0092B-C50C-407E-A947-70E740481C1C}">
                           <a14:useLocalDpi xmlns:a14="http://schemas.microsoft.com/office/drawing/2010/main" val="0"/>
@@ -5497,7 +5043,7 @@
       <w:r>
         <w:t>Detailed Data Flow Diagram</w:t>
       </w:r>
-      <w:bookmarkEnd w:id="51"/>
+      <w:bookmarkEnd w:id="50"/>
     </w:p>
     <w:p>
       <w:pPr>
@@ -5511,46 +5057,46 @@
       <w:pPr>
         <w:pStyle w:val="Heading1"/>
       </w:pPr>
-      <w:bookmarkStart w:id="52" w:name="_Toc220427038"/>
+      <w:bookmarkStart w:id="51" w:name="_Toc220427038"/>
       <w:r>
         <w:lastRenderedPageBreak/>
         <w:t>Cost and Benefit Analysis</w:t>
       </w:r>
+      <w:bookmarkEnd w:id="51"/>
+    </w:p>
+    <w:p>
+      <w:pPr>
+        <w:pStyle w:val="NewNormal"/>
+        <w:rPr>
+          <w:b/>
+        </w:rPr>
+      </w:pPr>
+      <w:r>
+        <w:t>The Cost and Benefits Analysis evaluates the financial, operational, and qualitative impacts of implementing the proposed School Clinic Patient and Medicine Inventory Management System. The analysis focuses on identifying the resources required for system development and operation, as well as the advantages gained in terms of efficiency, accuracy, and quality of clinic services. Overall, the implementation cost of the system is relatively minimal compared to the significant operational and service-related benefits it provides.</w:t>
+      </w:r>
+    </w:p>
+    <w:p>
+      <w:pPr>
+        <w:pStyle w:val="Heading2"/>
+      </w:pPr>
+      <w:bookmarkStart w:id="52" w:name="_Toc220427039"/>
+      <w:r>
+        <w:t>DEVELOPMENT COS</w:t>
+      </w:r>
+      <w:bookmarkStart w:id="53" w:name="_Toc197490308"/>
+      <w:bookmarkStart w:id="54" w:name="_Toc198518701"/>
+      <w:bookmarkStart w:id="55" w:name="_Toc198255373"/>
+      <w:bookmarkStart w:id="56" w:name="_Toc197455853"/>
+      <w:bookmarkStart w:id="57" w:name="_Toc197484733"/>
+      <w:bookmarkStart w:id="58" w:name="_Toc197384985"/>
+      <w:bookmarkStart w:id="59" w:name="_Toc198253047"/>
+      <w:bookmarkStart w:id="60" w:name="_Toc198518427"/>
+      <w:bookmarkStart w:id="61" w:name="_Toc197384334"/>
+      <w:bookmarkStart w:id="62" w:name="_Toc197481808"/>
+      <w:r>
+        <w:t>T</w:t>
+      </w:r>
       <w:bookmarkEnd w:id="52"/>
-    </w:p>
-    <w:p>
-      <w:pPr>
-        <w:pStyle w:val="NewNormal"/>
-        <w:rPr>
-          <w:b/>
-        </w:rPr>
-      </w:pPr>
-      <w:r>
-        <w:t>The Cost and Benefits Analysis evaluates the financial, operational, and qualitative impacts of implementing the proposed School Clinic Patient and Medicine Inventory Management System. The analysis focuses on identifying the resources required for system development and operation, as well as the advantages gained in terms of efficiency, accuracy, and quality of clinic services. Overall, the implementation cost of the system is relatively minimal compared to the significant operational and service-related benefits it provides.</w:t>
-      </w:r>
-    </w:p>
-    <w:p>
-      <w:pPr>
-        <w:pStyle w:val="Heading2"/>
-      </w:pPr>
-      <w:bookmarkStart w:id="53" w:name="_Toc220427039"/>
-      <w:r>
-        <w:t>DEVELOPMENT COS</w:t>
-      </w:r>
-      <w:bookmarkStart w:id="54" w:name="_Toc197490308"/>
-      <w:bookmarkStart w:id="55" w:name="_Toc198518701"/>
-      <w:bookmarkStart w:id="56" w:name="_Toc198255373"/>
-      <w:bookmarkStart w:id="57" w:name="_Toc197455853"/>
-      <w:bookmarkStart w:id="58" w:name="_Toc197484733"/>
-      <w:bookmarkStart w:id="59" w:name="_Toc197384985"/>
-      <w:bookmarkStart w:id="60" w:name="_Toc198253047"/>
-      <w:bookmarkStart w:id="61" w:name="_Toc198518427"/>
-      <w:bookmarkStart w:id="62" w:name="_Toc197384334"/>
-      <w:bookmarkStart w:id="63" w:name="_Toc197481808"/>
-      <w:r>
-        <w:t>T</w:t>
-      </w:r>
-      <w:bookmarkEnd w:id="53"/>
     </w:p>
     <w:tbl>
       <w:tblPr>
@@ -5798,20 +5344,21 @@
       <w:pPr>
         <w:pStyle w:val="Heading2"/>
       </w:pPr>
-      <w:bookmarkStart w:id="64" w:name="_Toc220427040"/>
+      <w:bookmarkStart w:id="63" w:name="_Toc220427040"/>
       <w:r>
         <w:t>HARDWARE COST</w:t>
       </w:r>
-      <w:bookmarkStart w:id="65" w:name="_Toc197455854"/>
-      <w:bookmarkStart w:id="66" w:name="_Toc198518702"/>
-      <w:bookmarkStart w:id="67" w:name="_Toc198255374"/>
-      <w:bookmarkStart w:id="68" w:name="_Toc198253048"/>
-      <w:bookmarkStart w:id="69" w:name="_Toc197384986"/>
-      <w:bookmarkStart w:id="70" w:name="_Toc197481809"/>
-      <w:bookmarkStart w:id="71" w:name="_Toc197384335"/>
-      <w:bookmarkStart w:id="72" w:name="_Toc197484734"/>
-      <w:bookmarkStart w:id="73" w:name="_Toc198518428"/>
-      <w:bookmarkStart w:id="74" w:name="_Toc197490309"/>
+      <w:bookmarkStart w:id="64" w:name="_Toc197455854"/>
+      <w:bookmarkStart w:id="65" w:name="_Toc198518702"/>
+      <w:bookmarkStart w:id="66" w:name="_Toc198255374"/>
+      <w:bookmarkStart w:id="67" w:name="_Toc198253048"/>
+      <w:bookmarkStart w:id="68" w:name="_Toc197384986"/>
+      <w:bookmarkStart w:id="69" w:name="_Toc197481809"/>
+      <w:bookmarkStart w:id="70" w:name="_Toc197384335"/>
+      <w:bookmarkStart w:id="71" w:name="_Toc197484734"/>
+      <w:bookmarkStart w:id="72" w:name="_Toc198518428"/>
+      <w:bookmarkStart w:id="73" w:name="_Toc197490309"/>
+      <w:bookmarkEnd w:id="53"/>
       <w:bookmarkEnd w:id="54"/>
       <w:bookmarkEnd w:id="55"/>
       <w:bookmarkEnd w:id="56"/>
@@ -5822,7 +5369,6 @@
       <w:bookmarkEnd w:id="61"/>
       <w:bookmarkEnd w:id="62"/>
       <w:bookmarkEnd w:id="63"/>
-      <w:bookmarkEnd w:id="64"/>
     </w:p>
     <w:tbl>
       <w:tblPr>
@@ -6089,10 +5635,11 @@
       <w:pPr>
         <w:pStyle w:val="Heading2"/>
       </w:pPr>
-      <w:bookmarkStart w:id="75" w:name="_Toc220427041"/>
+      <w:bookmarkStart w:id="74" w:name="_Toc220427041"/>
       <w:r>
         <w:t>OTHER MISCELLANEOUS COST</w:t>
       </w:r>
+      <w:bookmarkEnd w:id="64"/>
       <w:bookmarkEnd w:id="65"/>
       <w:bookmarkEnd w:id="66"/>
       <w:bookmarkEnd w:id="67"/>
@@ -6103,7 +5650,6 @@
       <w:bookmarkEnd w:id="72"/>
       <w:bookmarkEnd w:id="73"/>
       <w:bookmarkEnd w:id="74"/>
-      <w:bookmarkEnd w:id="75"/>
     </w:p>
     <w:tbl>
       <w:tblPr>
@@ -6395,21 +5941,22 @@
       <w:pPr>
         <w:pStyle w:val="Heading2"/>
       </w:pPr>
-      <w:bookmarkStart w:id="76" w:name="_Toc198518703"/>
-      <w:bookmarkStart w:id="77" w:name="_Toc198255375"/>
-      <w:bookmarkStart w:id="78" w:name="_Toc198253049"/>
-      <w:bookmarkStart w:id="79" w:name="_Toc197490310"/>
-      <w:bookmarkStart w:id="80" w:name="_Toc198518429"/>
-      <w:bookmarkStart w:id="81" w:name="_Toc197484735"/>
-      <w:bookmarkStart w:id="82" w:name="_Toc197481810"/>
-      <w:bookmarkStart w:id="83" w:name="_Toc197384336"/>
-      <w:bookmarkStart w:id="84" w:name="_Toc197455855"/>
-      <w:bookmarkStart w:id="85" w:name="_Toc197384987"/>
-      <w:bookmarkStart w:id="86" w:name="_Toc220427042"/>
+      <w:bookmarkStart w:id="75" w:name="_Toc198518703"/>
+      <w:bookmarkStart w:id="76" w:name="_Toc198255375"/>
+      <w:bookmarkStart w:id="77" w:name="_Toc198253049"/>
+      <w:bookmarkStart w:id="78" w:name="_Toc197490310"/>
+      <w:bookmarkStart w:id="79" w:name="_Toc198518429"/>
+      <w:bookmarkStart w:id="80" w:name="_Toc197484735"/>
+      <w:bookmarkStart w:id="81" w:name="_Toc197481810"/>
+      <w:bookmarkStart w:id="82" w:name="_Toc197384336"/>
+      <w:bookmarkStart w:id="83" w:name="_Toc197455855"/>
+      <w:bookmarkStart w:id="84" w:name="_Toc197384987"/>
+      <w:bookmarkStart w:id="85" w:name="_Toc220427042"/>
       <w:r>
         <w:lastRenderedPageBreak/>
         <w:t>TOTAL ESTIMATED DEVELOPMENT COST</w:t>
       </w:r>
+      <w:bookmarkEnd w:id="75"/>
       <w:bookmarkEnd w:id="76"/>
       <w:bookmarkEnd w:id="77"/>
       <w:bookmarkEnd w:id="78"/>
@@ -6420,7 +5967,6 @@
       <w:bookmarkEnd w:id="83"/>
       <w:bookmarkEnd w:id="84"/>
       <w:bookmarkEnd w:id="85"/>
-      <w:bookmarkEnd w:id="86"/>
     </w:p>
     <w:tbl>
       <w:tblPr>
@@ -6806,12 +6352,12 @@
       <w:pPr>
         <w:pStyle w:val="Heading1"/>
       </w:pPr>
-      <w:bookmarkStart w:id="87" w:name="_Toc220427043"/>
+      <w:bookmarkStart w:id="86" w:name="_Toc220427043"/>
       <w:r>
         <w:lastRenderedPageBreak/>
         <w:t>Appendix</w:t>
       </w:r>
-      <w:bookmarkEnd w:id="87"/>
+      <w:bookmarkEnd w:id="86"/>
     </w:p>
     <w:p>
       <w:pPr>
@@ -7033,8 +6579,4370 @@
     </w:p>
     <w:p>
       <w:pPr>
+        <w:spacing w:line="240" w:lineRule="auto"/>
+      </w:pPr>
+      <w:r>
+        <w:br w:type="page"/>
+      </w:r>
+    </w:p>
+    <w:p>
+      <w:pPr>
+        <w:pStyle w:val="Heading1"/>
+      </w:pPr>
+      <w:r>
+        <w:lastRenderedPageBreak/>
+        <w:t>Data Dictionary</w:t>
+      </w:r>
+    </w:p>
+    <w:tbl>
+      <w:tblPr>
+        <w:tblW w:w="0" w:type="auto"/>
+        <w:tblCellMar>
+          <w:top w:w="15" w:type="dxa"/>
+          <w:left w:w="15" w:type="dxa"/>
+          <w:bottom w:w="15" w:type="dxa"/>
+          <w:right w:w="15" w:type="dxa"/>
+        </w:tblCellMar>
+        <w:tblLook w:val="04A0" w:firstRow="1" w:lastRow="0" w:firstColumn="1" w:lastColumn="0" w:noHBand="0" w:noVBand="1"/>
+      </w:tblPr>
+      <w:tblGrid>
+        <w:gridCol w:w="1718"/>
+        <w:gridCol w:w="1566"/>
+        <w:gridCol w:w="1778"/>
+        <w:gridCol w:w="1528"/>
+        <w:gridCol w:w="687"/>
+        <w:gridCol w:w="1514"/>
+        <w:gridCol w:w="2299"/>
+      </w:tblGrid>
+      <w:tr>
+        <w:trPr>
+          <w:trHeight w:val="300"/>
+        </w:trPr>
+        <w:tc>
+          <w:tcPr>
+            <w:tcW w:w="2730" w:type="dxa"/>
+            <w:tcBorders>
+              <w:top w:val="single" w:sz="6" w:space="0" w:color="000000"/>
+              <w:left w:val="single" w:sz="6" w:space="0" w:color="000000"/>
+              <w:bottom w:val="single" w:sz="6" w:space="0" w:color="000000"/>
+              <w:right w:val="single" w:sz="6" w:space="0" w:color="000000"/>
+            </w:tcBorders>
+            <w:shd w:val="clear" w:color="auto" w:fill="auto"/>
+            <w:vAlign w:val="center"/>
+            <w:hideMark/>
+          </w:tcPr>
+          <w:p>
+            <w:pPr>
+              <w:spacing w:line="240" w:lineRule="auto"/>
+              <w:jc w:val="center"/>
+              <w:textAlignment w:val="baseline"/>
+              <w:rPr>
+                <w:rFonts w:eastAsia="Times New Roman" w:cs="Times New Roman"/>
+                <w:szCs w:val="24"/>
+                <w:lang w:val="en-US"/>
+              </w:rPr>
+            </w:pPr>
+            <w:r>
+              <w:rPr>
+                <w:rFonts w:ascii="Arial" w:eastAsia="Times New Roman" w:hAnsi="Arial" w:cs="Arial"/>
+                <w:b/>
+                <w:bCs/>
+                <w:szCs w:val="24"/>
+                <w:lang w:val="en-US"/>
+              </w:rPr>
+              <w:t>Name</w:t>
+            </w:r>
+            <w:r>
+              <w:rPr>
+                <w:rFonts w:ascii="Arial" w:eastAsia="Times New Roman" w:hAnsi="Arial" w:cs="Arial"/>
+                <w:szCs w:val="24"/>
+                <w:lang w:val="en-US"/>
+              </w:rPr>
+              <w:t> </w:t>
+            </w:r>
+          </w:p>
+        </w:tc>
+        <w:tc>
+          <w:tcPr>
+            <w:tcW w:w="6000" w:type="dxa"/>
+            <w:tcBorders>
+              <w:top w:val="single" w:sz="6" w:space="0" w:color="000000"/>
+              <w:left w:val="single" w:sz="6" w:space="0" w:color="000000"/>
+              <w:bottom w:val="single" w:sz="6" w:space="0" w:color="000000"/>
+              <w:right w:val="single" w:sz="6" w:space="0" w:color="000000"/>
+            </w:tcBorders>
+            <w:shd w:val="clear" w:color="auto" w:fill="auto"/>
+            <w:vAlign w:val="center"/>
+            <w:hideMark/>
+          </w:tcPr>
+          <w:p>
+            <w:pPr>
+              <w:spacing w:line="240" w:lineRule="auto"/>
+              <w:jc w:val="center"/>
+              <w:textAlignment w:val="baseline"/>
+              <w:rPr>
+                <w:rFonts w:eastAsia="Times New Roman" w:cs="Times New Roman"/>
+                <w:szCs w:val="24"/>
+                <w:lang w:val="en-US"/>
+              </w:rPr>
+            </w:pPr>
+            <w:r>
+              <w:rPr>
+                <w:rFonts w:ascii="Arial" w:eastAsia="Times New Roman" w:hAnsi="Arial" w:cs="Arial"/>
+                <w:b/>
+                <w:bCs/>
+                <w:szCs w:val="24"/>
+                <w:lang w:val="en-US"/>
+              </w:rPr>
+              <w:t>Description</w:t>
+            </w:r>
+            <w:r>
+              <w:rPr>
+                <w:rFonts w:ascii="Arial" w:eastAsia="Times New Roman" w:hAnsi="Arial" w:cs="Arial"/>
+                <w:szCs w:val="24"/>
+                <w:lang w:val="en-US"/>
+              </w:rPr>
+              <w:t> </w:t>
+            </w:r>
+          </w:p>
+        </w:tc>
+        <w:tc>
+          <w:tcPr>
+            <w:tcW w:w="2580" w:type="dxa"/>
+            <w:tcBorders>
+              <w:top w:val="single" w:sz="6" w:space="0" w:color="000000"/>
+              <w:left w:val="single" w:sz="6" w:space="0" w:color="000000"/>
+              <w:bottom w:val="single" w:sz="6" w:space="0" w:color="000000"/>
+              <w:right w:val="single" w:sz="6" w:space="0" w:color="000000"/>
+            </w:tcBorders>
+            <w:shd w:val="clear" w:color="auto" w:fill="auto"/>
+            <w:vAlign w:val="center"/>
+            <w:hideMark/>
+          </w:tcPr>
+          <w:p>
+            <w:pPr>
+              <w:spacing w:line="240" w:lineRule="auto"/>
+              <w:jc w:val="center"/>
+              <w:textAlignment w:val="baseline"/>
+              <w:rPr>
+                <w:rFonts w:eastAsia="Times New Roman" w:cs="Times New Roman"/>
+                <w:szCs w:val="24"/>
+                <w:lang w:val="en-US"/>
+              </w:rPr>
+            </w:pPr>
+            <w:r>
+              <w:rPr>
+                <w:rFonts w:ascii="Arial" w:eastAsia="Times New Roman" w:hAnsi="Arial" w:cs="Arial"/>
+                <w:b/>
+                <w:bCs/>
+                <w:szCs w:val="24"/>
+                <w:lang w:val="en-US"/>
+              </w:rPr>
+              <w:t>Attribute Name</w:t>
+            </w:r>
+            <w:r>
+              <w:rPr>
+                <w:rFonts w:ascii="Arial" w:eastAsia="Times New Roman" w:hAnsi="Arial" w:cs="Arial"/>
+                <w:szCs w:val="24"/>
+                <w:lang w:val="en-US"/>
+              </w:rPr>
+              <w:t> </w:t>
+            </w:r>
+          </w:p>
+        </w:tc>
+        <w:tc>
+          <w:tcPr>
+            <w:tcW w:w="2445" w:type="dxa"/>
+            <w:tcBorders>
+              <w:top w:val="single" w:sz="6" w:space="0" w:color="000000"/>
+              <w:left w:val="single" w:sz="6" w:space="0" w:color="000000"/>
+              <w:bottom w:val="single" w:sz="6" w:space="0" w:color="000000"/>
+              <w:right w:val="single" w:sz="6" w:space="0" w:color="000000"/>
+            </w:tcBorders>
+            <w:shd w:val="clear" w:color="auto" w:fill="auto"/>
+            <w:vAlign w:val="center"/>
+            <w:hideMark/>
+          </w:tcPr>
+          <w:p>
+            <w:pPr>
+              <w:spacing w:line="240" w:lineRule="auto"/>
+              <w:jc w:val="center"/>
+              <w:textAlignment w:val="baseline"/>
+              <w:rPr>
+                <w:rFonts w:eastAsia="Times New Roman" w:cs="Times New Roman"/>
+                <w:szCs w:val="24"/>
+                <w:lang w:val="en-US"/>
+              </w:rPr>
+            </w:pPr>
+            <w:r>
+              <w:rPr>
+                <w:rFonts w:ascii="Arial" w:eastAsia="Times New Roman" w:hAnsi="Arial" w:cs="Arial"/>
+                <w:b/>
+                <w:bCs/>
+                <w:szCs w:val="24"/>
+                <w:lang w:val="en-US"/>
+              </w:rPr>
+              <w:t>Attribute Type</w:t>
+            </w:r>
+            <w:r>
+              <w:rPr>
+                <w:rFonts w:ascii="Arial" w:eastAsia="Times New Roman" w:hAnsi="Arial" w:cs="Arial"/>
+                <w:szCs w:val="24"/>
+                <w:lang w:val="en-US"/>
+              </w:rPr>
+              <w:t> </w:t>
+            </w:r>
+          </w:p>
+        </w:tc>
+        <w:tc>
+          <w:tcPr>
+            <w:tcW w:w="1170" w:type="dxa"/>
+            <w:tcBorders>
+              <w:top w:val="single" w:sz="6" w:space="0" w:color="000000"/>
+              <w:left w:val="single" w:sz="6" w:space="0" w:color="000000"/>
+              <w:bottom w:val="single" w:sz="6" w:space="0" w:color="000000"/>
+              <w:right w:val="single" w:sz="6" w:space="0" w:color="000000"/>
+            </w:tcBorders>
+            <w:shd w:val="clear" w:color="auto" w:fill="auto"/>
+            <w:vAlign w:val="center"/>
+            <w:hideMark/>
+          </w:tcPr>
+          <w:p>
+            <w:pPr>
+              <w:spacing w:line="240" w:lineRule="auto"/>
+              <w:jc w:val="center"/>
+              <w:textAlignment w:val="baseline"/>
+              <w:rPr>
+                <w:rFonts w:eastAsia="Times New Roman" w:cs="Times New Roman"/>
+                <w:szCs w:val="24"/>
+                <w:lang w:val="en-US"/>
+              </w:rPr>
+            </w:pPr>
+            <w:r>
+              <w:rPr>
+                <w:rFonts w:ascii="Arial" w:eastAsia="Times New Roman" w:hAnsi="Arial" w:cs="Arial"/>
+                <w:b/>
+                <w:bCs/>
+                <w:szCs w:val="24"/>
+                <w:lang w:val="en-US"/>
+              </w:rPr>
+              <w:t>Size</w:t>
+            </w:r>
+            <w:r>
+              <w:rPr>
+                <w:rFonts w:ascii="Arial" w:eastAsia="Times New Roman" w:hAnsi="Arial" w:cs="Arial"/>
+                <w:szCs w:val="24"/>
+                <w:lang w:val="en-US"/>
+              </w:rPr>
+              <w:t> </w:t>
+            </w:r>
+          </w:p>
+        </w:tc>
+        <w:tc>
+          <w:tcPr>
+            <w:tcW w:w="3615" w:type="dxa"/>
+            <w:tcBorders>
+              <w:top w:val="single" w:sz="6" w:space="0" w:color="000000"/>
+              <w:left w:val="single" w:sz="6" w:space="0" w:color="000000"/>
+              <w:bottom w:val="single" w:sz="6" w:space="0" w:color="000000"/>
+              <w:right w:val="single" w:sz="6" w:space="0" w:color="000000"/>
+            </w:tcBorders>
+            <w:shd w:val="clear" w:color="auto" w:fill="auto"/>
+            <w:vAlign w:val="center"/>
+            <w:hideMark/>
+          </w:tcPr>
+          <w:p>
+            <w:pPr>
+              <w:spacing w:line="240" w:lineRule="auto"/>
+              <w:jc w:val="center"/>
+              <w:textAlignment w:val="baseline"/>
+              <w:rPr>
+                <w:rFonts w:eastAsia="Times New Roman" w:cs="Times New Roman"/>
+                <w:szCs w:val="24"/>
+                <w:lang w:val="en-US"/>
+              </w:rPr>
+            </w:pPr>
+            <w:r>
+              <w:rPr>
+                <w:rFonts w:ascii="Arial" w:eastAsia="Times New Roman" w:hAnsi="Arial" w:cs="Arial"/>
+                <w:b/>
+                <w:bCs/>
+                <w:szCs w:val="24"/>
+                <w:lang w:val="en-US"/>
+              </w:rPr>
+              <w:t>Sample</w:t>
+            </w:r>
+            <w:r>
+              <w:rPr>
+                <w:rFonts w:ascii="Arial" w:eastAsia="Times New Roman" w:hAnsi="Arial" w:cs="Arial"/>
+                <w:szCs w:val="24"/>
+                <w:lang w:val="en-US"/>
+              </w:rPr>
+              <w:t> </w:t>
+            </w:r>
+          </w:p>
+        </w:tc>
+        <w:tc>
+          <w:tcPr>
+            <w:tcW w:w="3120" w:type="dxa"/>
+            <w:tcBorders>
+              <w:top w:val="single" w:sz="6" w:space="0" w:color="000000"/>
+              <w:left w:val="single" w:sz="6" w:space="0" w:color="000000"/>
+              <w:bottom w:val="single" w:sz="6" w:space="0" w:color="000000"/>
+              <w:right w:val="single" w:sz="6" w:space="0" w:color="000000"/>
+            </w:tcBorders>
+            <w:shd w:val="clear" w:color="auto" w:fill="auto"/>
+            <w:vAlign w:val="center"/>
+            <w:hideMark/>
+          </w:tcPr>
+          <w:p>
+            <w:pPr>
+              <w:spacing w:line="240" w:lineRule="auto"/>
+              <w:jc w:val="center"/>
+              <w:textAlignment w:val="baseline"/>
+              <w:rPr>
+                <w:rFonts w:eastAsia="Times New Roman" w:cs="Times New Roman"/>
+                <w:szCs w:val="24"/>
+                <w:lang w:val="en-US"/>
+              </w:rPr>
+            </w:pPr>
+            <w:r>
+              <w:rPr>
+                <w:rFonts w:ascii="Arial" w:eastAsia="Times New Roman" w:hAnsi="Arial" w:cs="Arial"/>
+                <w:b/>
+                <w:bCs/>
+                <w:szCs w:val="24"/>
+                <w:lang w:val="en-US"/>
+              </w:rPr>
+              <w:t>Location</w:t>
+            </w:r>
+            <w:r>
+              <w:rPr>
+                <w:rFonts w:ascii="Arial" w:eastAsia="Times New Roman" w:hAnsi="Arial" w:cs="Arial"/>
+                <w:szCs w:val="24"/>
+                <w:lang w:val="en-US"/>
+              </w:rPr>
+              <w:t> </w:t>
+            </w:r>
+          </w:p>
+        </w:tc>
+      </w:tr>
+      <w:tr>
+        <w:trPr>
+          <w:trHeight w:val="300"/>
+        </w:trPr>
+        <w:tc>
+          <w:tcPr>
+            <w:tcW w:w="2730" w:type="dxa"/>
+            <w:tcBorders>
+              <w:top w:val="single" w:sz="6" w:space="0" w:color="000000"/>
+              <w:left w:val="single" w:sz="6" w:space="0" w:color="000000"/>
+              <w:bottom w:val="single" w:sz="6" w:space="0" w:color="000000"/>
+              <w:right w:val="single" w:sz="6" w:space="0" w:color="000000"/>
+            </w:tcBorders>
+            <w:shd w:val="clear" w:color="auto" w:fill="auto"/>
+            <w:vAlign w:val="center"/>
+            <w:hideMark/>
+          </w:tcPr>
+          <w:p>
+            <w:pPr>
+              <w:spacing w:line="240" w:lineRule="auto"/>
+              <w:textAlignment w:val="baseline"/>
+              <w:rPr>
+                <w:rFonts w:eastAsia="Times New Roman" w:cs="Times New Roman"/>
+                <w:szCs w:val="24"/>
+                <w:lang w:val="en-US"/>
+              </w:rPr>
+            </w:pPr>
+            <w:r>
+              <w:rPr>
+                <w:rFonts w:ascii="Arial" w:eastAsia="Times New Roman" w:hAnsi="Arial" w:cs="Arial"/>
+                <w:b/>
+                <w:bCs/>
+                <w:szCs w:val="24"/>
+                <w:lang w:val="en-US"/>
+              </w:rPr>
+              <w:t>Patient ID</w:t>
+            </w:r>
+            <w:r>
+              <w:rPr>
+                <w:rFonts w:ascii="Arial" w:eastAsia="Times New Roman" w:hAnsi="Arial" w:cs="Arial"/>
+                <w:szCs w:val="24"/>
+                <w:lang w:val="en-US"/>
+              </w:rPr>
+              <w:t> </w:t>
+            </w:r>
+          </w:p>
+        </w:tc>
+        <w:tc>
+          <w:tcPr>
+            <w:tcW w:w="6000" w:type="dxa"/>
+            <w:tcBorders>
+              <w:top w:val="single" w:sz="6" w:space="0" w:color="000000"/>
+              <w:left w:val="single" w:sz="6" w:space="0" w:color="000000"/>
+              <w:bottom w:val="single" w:sz="6" w:space="0" w:color="000000"/>
+              <w:right w:val="single" w:sz="6" w:space="0" w:color="000000"/>
+            </w:tcBorders>
+            <w:shd w:val="clear" w:color="auto" w:fill="auto"/>
+            <w:vAlign w:val="center"/>
+            <w:hideMark/>
+          </w:tcPr>
+          <w:p>
+            <w:pPr>
+              <w:spacing w:line="240" w:lineRule="auto"/>
+              <w:textAlignment w:val="baseline"/>
+              <w:rPr>
+                <w:rFonts w:eastAsia="Times New Roman" w:cs="Times New Roman"/>
+                <w:szCs w:val="24"/>
+                <w:lang w:val="en-US"/>
+              </w:rPr>
+            </w:pPr>
+            <w:r>
+              <w:rPr>
+                <w:rFonts w:ascii="Arial" w:eastAsia="Times New Roman" w:hAnsi="Arial" w:cs="Arial"/>
+                <w:szCs w:val="24"/>
+                <w:lang w:val="en-US"/>
+              </w:rPr>
+              <w:t>Unique primary key for the student </w:t>
+            </w:r>
+          </w:p>
+        </w:tc>
+        <w:tc>
+          <w:tcPr>
+            <w:tcW w:w="2580" w:type="dxa"/>
+            <w:tcBorders>
+              <w:top w:val="single" w:sz="6" w:space="0" w:color="000000"/>
+              <w:left w:val="single" w:sz="6" w:space="0" w:color="000000"/>
+              <w:bottom w:val="single" w:sz="6" w:space="0" w:color="000000"/>
+              <w:right w:val="single" w:sz="6" w:space="0" w:color="000000"/>
+            </w:tcBorders>
+            <w:shd w:val="clear" w:color="auto" w:fill="auto"/>
+            <w:vAlign w:val="center"/>
+            <w:hideMark/>
+          </w:tcPr>
+          <w:p>
+            <w:pPr>
+              <w:spacing w:line="240" w:lineRule="auto"/>
+              <w:textAlignment w:val="baseline"/>
+              <w:rPr>
+                <w:rFonts w:eastAsia="Times New Roman" w:cs="Times New Roman"/>
+                <w:szCs w:val="24"/>
+                <w:lang w:val="en-US"/>
+              </w:rPr>
+            </w:pPr>
+            <w:proofErr w:type="spellStart"/>
+            <w:r>
+              <w:rPr>
+                <w:rFonts w:ascii="Arial" w:eastAsia="Times New Roman" w:hAnsi="Arial" w:cs="Arial"/>
+                <w:szCs w:val="24"/>
+                <w:lang w:val="en-US"/>
+              </w:rPr>
+              <w:t>patient_id</w:t>
+            </w:r>
+            <w:proofErr w:type="spellEnd"/>
+            <w:r>
+              <w:rPr>
+                <w:rFonts w:ascii="Arial" w:eastAsia="Times New Roman" w:hAnsi="Arial" w:cs="Arial"/>
+                <w:szCs w:val="24"/>
+                <w:lang w:val="en-US"/>
+              </w:rPr>
+              <w:t> </w:t>
+            </w:r>
+          </w:p>
+        </w:tc>
+        <w:tc>
+          <w:tcPr>
+            <w:tcW w:w="2445" w:type="dxa"/>
+            <w:tcBorders>
+              <w:top w:val="single" w:sz="6" w:space="0" w:color="000000"/>
+              <w:left w:val="single" w:sz="6" w:space="0" w:color="000000"/>
+              <w:bottom w:val="single" w:sz="6" w:space="0" w:color="000000"/>
+              <w:right w:val="single" w:sz="6" w:space="0" w:color="000000"/>
+            </w:tcBorders>
+            <w:shd w:val="clear" w:color="auto" w:fill="auto"/>
+            <w:vAlign w:val="center"/>
+            <w:hideMark/>
+          </w:tcPr>
+          <w:p>
+            <w:pPr>
+              <w:spacing w:line="240" w:lineRule="auto"/>
+              <w:textAlignment w:val="baseline"/>
+              <w:rPr>
+                <w:rFonts w:eastAsia="Times New Roman" w:cs="Times New Roman"/>
+                <w:szCs w:val="24"/>
+                <w:lang w:val="en-US"/>
+              </w:rPr>
+            </w:pPr>
+            <w:r>
+              <w:rPr>
+                <w:rFonts w:ascii="Arial" w:eastAsia="Times New Roman" w:hAnsi="Arial" w:cs="Arial"/>
+                <w:szCs w:val="24"/>
+                <w:lang w:val="en-US"/>
+              </w:rPr>
+              <w:t>SERIAL </w:t>
+            </w:r>
+          </w:p>
+        </w:tc>
+        <w:tc>
+          <w:tcPr>
+            <w:tcW w:w="1170" w:type="dxa"/>
+            <w:tcBorders>
+              <w:top w:val="single" w:sz="6" w:space="0" w:color="000000"/>
+              <w:left w:val="single" w:sz="6" w:space="0" w:color="000000"/>
+              <w:bottom w:val="single" w:sz="6" w:space="0" w:color="000000"/>
+              <w:right w:val="single" w:sz="6" w:space="0" w:color="000000"/>
+            </w:tcBorders>
+            <w:shd w:val="clear" w:color="auto" w:fill="auto"/>
+            <w:vAlign w:val="center"/>
+            <w:hideMark/>
+          </w:tcPr>
+          <w:p>
+            <w:pPr>
+              <w:spacing w:line="240" w:lineRule="auto"/>
+              <w:textAlignment w:val="baseline"/>
+              <w:rPr>
+                <w:rFonts w:eastAsia="Times New Roman" w:cs="Times New Roman"/>
+                <w:szCs w:val="24"/>
+                <w:lang w:val="en-US"/>
+              </w:rPr>
+            </w:pPr>
+            <w:r>
+              <w:rPr>
+                <w:rFonts w:ascii="Arial" w:eastAsia="Times New Roman" w:hAnsi="Arial" w:cs="Arial"/>
+                <w:szCs w:val="24"/>
+                <w:lang w:val="en-US"/>
+              </w:rPr>
+              <w:t>4 bytes </w:t>
+            </w:r>
+          </w:p>
+        </w:tc>
+        <w:tc>
+          <w:tcPr>
+            <w:tcW w:w="3615" w:type="dxa"/>
+            <w:tcBorders>
+              <w:top w:val="single" w:sz="6" w:space="0" w:color="000000"/>
+              <w:left w:val="single" w:sz="6" w:space="0" w:color="000000"/>
+              <w:bottom w:val="single" w:sz="6" w:space="0" w:color="000000"/>
+              <w:right w:val="single" w:sz="6" w:space="0" w:color="000000"/>
+            </w:tcBorders>
+            <w:shd w:val="clear" w:color="auto" w:fill="auto"/>
+            <w:vAlign w:val="center"/>
+            <w:hideMark/>
+          </w:tcPr>
+          <w:p>
+            <w:pPr>
+              <w:spacing w:line="240" w:lineRule="auto"/>
+              <w:textAlignment w:val="baseline"/>
+              <w:rPr>
+                <w:rFonts w:eastAsia="Times New Roman" w:cs="Times New Roman"/>
+                <w:szCs w:val="24"/>
+                <w:lang w:val="en-US"/>
+              </w:rPr>
+            </w:pPr>
+            <w:r>
+              <w:rPr>
+                <w:rFonts w:ascii="Arial" w:eastAsia="Times New Roman" w:hAnsi="Arial" w:cs="Arial"/>
+                <w:szCs w:val="24"/>
+                <w:lang w:val="en-US"/>
+              </w:rPr>
+              <w:t>101 </w:t>
+            </w:r>
+          </w:p>
+        </w:tc>
+        <w:tc>
+          <w:tcPr>
+            <w:tcW w:w="3120" w:type="dxa"/>
+            <w:tcBorders>
+              <w:top w:val="single" w:sz="6" w:space="0" w:color="000000"/>
+              <w:left w:val="single" w:sz="6" w:space="0" w:color="000000"/>
+              <w:bottom w:val="single" w:sz="6" w:space="0" w:color="000000"/>
+              <w:right w:val="single" w:sz="6" w:space="0" w:color="000000"/>
+            </w:tcBorders>
+            <w:shd w:val="clear" w:color="auto" w:fill="auto"/>
+            <w:vAlign w:val="center"/>
+            <w:hideMark/>
+          </w:tcPr>
+          <w:p>
+            <w:pPr>
+              <w:spacing w:line="240" w:lineRule="auto"/>
+              <w:textAlignment w:val="baseline"/>
+              <w:rPr>
+                <w:rFonts w:eastAsia="Times New Roman" w:cs="Times New Roman"/>
+                <w:szCs w:val="24"/>
+                <w:lang w:val="en-US"/>
+              </w:rPr>
+            </w:pPr>
+            <w:proofErr w:type="spellStart"/>
+            <w:r>
+              <w:rPr>
+                <w:rFonts w:ascii="Arial" w:eastAsia="Times New Roman" w:hAnsi="Arial" w:cs="Arial"/>
+                <w:szCs w:val="24"/>
+                <w:lang w:val="en-US"/>
+              </w:rPr>
+              <w:t>patients_db.sql</w:t>
+            </w:r>
+            <w:proofErr w:type="spellEnd"/>
+            <w:r>
+              <w:rPr>
+                <w:rFonts w:ascii="Arial" w:eastAsia="Times New Roman" w:hAnsi="Arial" w:cs="Arial"/>
+                <w:szCs w:val="24"/>
+                <w:lang w:val="en-US"/>
+              </w:rPr>
+              <w:t> </w:t>
+            </w:r>
+          </w:p>
+        </w:tc>
+      </w:tr>
+      <w:tr>
+        <w:trPr>
+          <w:trHeight w:val="300"/>
+        </w:trPr>
+        <w:tc>
+          <w:tcPr>
+            <w:tcW w:w="2730" w:type="dxa"/>
+            <w:tcBorders>
+              <w:top w:val="single" w:sz="6" w:space="0" w:color="000000"/>
+              <w:left w:val="single" w:sz="6" w:space="0" w:color="000000"/>
+              <w:bottom w:val="single" w:sz="6" w:space="0" w:color="000000"/>
+              <w:right w:val="single" w:sz="6" w:space="0" w:color="000000"/>
+            </w:tcBorders>
+            <w:shd w:val="clear" w:color="auto" w:fill="auto"/>
+            <w:vAlign w:val="center"/>
+            <w:hideMark/>
+          </w:tcPr>
+          <w:p>
+            <w:pPr>
+              <w:spacing w:line="240" w:lineRule="auto"/>
+              <w:textAlignment w:val="baseline"/>
+              <w:rPr>
+                <w:rFonts w:eastAsia="Times New Roman" w:cs="Times New Roman"/>
+                <w:szCs w:val="24"/>
+                <w:lang w:val="en-US"/>
+              </w:rPr>
+            </w:pPr>
+            <w:r>
+              <w:rPr>
+                <w:rFonts w:ascii="Arial" w:eastAsia="Times New Roman" w:hAnsi="Arial" w:cs="Arial"/>
+                <w:b/>
+                <w:bCs/>
+                <w:szCs w:val="24"/>
+                <w:lang w:val="en-US"/>
+              </w:rPr>
+              <w:t>Student Number</w:t>
+            </w:r>
+            <w:r>
+              <w:rPr>
+                <w:rFonts w:ascii="Arial" w:eastAsia="Times New Roman" w:hAnsi="Arial" w:cs="Arial"/>
+                <w:szCs w:val="24"/>
+                <w:lang w:val="en-US"/>
+              </w:rPr>
+              <w:t> </w:t>
+            </w:r>
+          </w:p>
+        </w:tc>
+        <w:tc>
+          <w:tcPr>
+            <w:tcW w:w="6000" w:type="dxa"/>
+            <w:tcBorders>
+              <w:top w:val="single" w:sz="6" w:space="0" w:color="000000"/>
+              <w:left w:val="single" w:sz="6" w:space="0" w:color="000000"/>
+              <w:bottom w:val="single" w:sz="6" w:space="0" w:color="000000"/>
+              <w:right w:val="single" w:sz="6" w:space="0" w:color="000000"/>
+            </w:tcBorders>
+            <w:shd w:val="clear" w:color="auto" w:fill="auto"/>
+            <w:vAlign w:val="center"/>
+            <w:hideMark/>
+          </w:tcPr>
+          <w:p>
+            <w:pPr>
+              <w:spacing w:line="240" w:lineRule="auto"/>
+              <w:textAlignment w:val="baseline"/>
+              <w:rPr>
+                <w:rFonts w:eastAsia="Times New Roman" w:cs="Times New Roman"/>
+                <w:szCs w:val="24"/>
+                <w:lang w:val="en-US"/>
+              </w:rPr>
+            </w:pPr>
+            <w:r>
+              <w:rPr>
+                <w:rFonts w:ascii="Arial" w:eastAsia="Times New Roman" w:hAnsi="Arial" w:cs="Arial"/>
+                <w:szCs w:val="24"/>
+                <w:lang w:val="en-US"/>
+              </w:rPr>
+              <w:t>Unique school ID number of the student </w:t>
+            </w:r>
+          </w:p>
+        </w:tc>
+        <w:tc>
+          <w:tcPr>
+            <w:tcW w:w="2580" w:type="dxa"/>
+            <w:tcBorders>
+              <w:top w:val="single" w:sz="6" w:space="0" w:color="000000"/>
+              <w:left w:val="single" w:sz="6" w:space="0" w:color="000000"/>
+              <w:bottom w:val="single" w:sz="6" w:space="0" w:color="000000"/>
+              <w:right w:val="single" w:sz="6" w:space="0" w:color="000000"/>
+            </w:tcBorders>
+            <w:shd w:val="clear" w:color="auto" w:fill="auto"/>
+            <w:vAlign w:val="center"/>
+            <w:hideMark/>
+          </w:tcPr>
+          <w:p>
+            <w:pPr>
+              <w:spacing w:line="240" w:lineRule="auto"/>
+              <w:textAlignment w:val="baseline"/>
+              <w:rPr>
+                <w:rFonts w:eastAsia="Times New Roman" w:cs="Times New Roman"/>
+                <w:szCs w:val="24"/>
+                <w:lang w:val="en-US"/>
+              </w:rPr>
+            </w:pPr>
+            <w:proofErr w:type="spellStart"/>
+            <w:r>
+              <w:rPr>
+                <w:rFonts w:ascii="Arial" w:eastAsia="Times New Roman" w:hAnsi="Arial" w:cs="Arial"/>
+                <w:szCs w:val="24"/>
+                <w:lang w:val="en-US"/>
+              </w:rPr>
+              <w:t>student_no</w:t>
+            </w:r>
+            <w:proofErr w:type="spellEnd"/>
+            <w:r>
+              <w:rPr>
+                <w:rFonts w:ascii="Arial" w:eastAsia="Times New Roman" w:hAnsi="Arial" w:cs="Arial"/>
+                <w:szCs w:val="24"/>
+                <w:lang w:val="en-US"/>
+              </w:rPr>
+              <w:t> </w:t>
+            </w:r>
+          </w:p>
+        </w:tc>
+        <w:tc>
+          <w:tcPr>
+            <w:tcW w:w="2445" w:type="dxa"/>
+            <w:tcBorders>
+              <w:top w:val="single" w:sz="6" w:space="0" w:color="000000"/>
+              <w:left w:val="single" w:sz="6" w:space="0" w:color="000000"/>
+              <w:bottom w:val="single" w:sz="6" w:space="0" w:color="000000"/>
+              <w:right w:val="single" w:sz="6" w:space="0" w:color="000000"/>
+            </w:tcBorders>
+            <w:shd w:val="clear" w:color="auto" w:fill="auto"/>
+            <w:vAlign w:val="center"/>
+            <w:hideMark/>
+          </w:tcPr>
+          <w:p>
+            <w:pPr>
+              <w:spacing w:line="240" w:lineRule="auto"/>
+              <w:textAlignment w:val="baseline"/>
+              <w:rPr>
+                <w:rFonts w:eastAsia="Times New Roman" w:cs="Times New Roman"/>
+                <w:szCs w:val="24"/>
+                <w:lang w:val="en-US"/>
+              </w:rPr>
+            </w:pPr>
+            <w:r>
+              <w:rPr>
+                <w:rFonts w:ascii="Arial" w:eastAsia="Times New Roman" w:hAnsi="Arial" w:cs="Arial"/>
+                <w:szCs w:val="24"/>
+                <w:lang w:val="en-US"/>
+              </w:rPr>
+              <w:t>VARCHAR </w:t>
+            </w:r>
+          </w:p>
+        </w:tc>
+        <w:tc>
+          <w:tcPr>
+            <w:tcW w:w="1170" w:type="dxa"/>
+            <w:tcBorders>
+              <w:top w:val="single" w:sz="6" w:space="0" w:color="000000"/>
+              <w:left w:val="single" w:sz="6" w:space="0" w:color="000000"/>
+              <w:bottom w:val="single" w:sz="6" w:space="0" w:color="000000"/>
+              <w:right w:val="single" w:sz="6" w:space="0" w:color="000000"/>
+            </w:tcBorders>
+            <w:shd w:val="clear" w:color="auto" w:fill="auto"/>
+            <w:vAlign w:val="center"/>
+            <w:hideMark/>
+          </w:tcPr>
+          <w:p>
+            <w:pPr>
+              <w:spacing w:line="240" w:lineRule="auto"/>
+              <w:textAlignment w:val="baseline"/>
+              <w:rPr>
+                <w:rFonts w:eastAsia="Times New Roman" w:cs="Times New Roman"/>
+                <w:szCs w:val="24"/>
+                <w:lang w:val="en-US"/>
+              </w:rPr>
+            </w:pPr>
+            <w:r>
+              <w:rPr>
+                <w:rFonts w:ascii="Arial" w:eastAsia="Times New Roman" w:hAnsi="Arial" w:cs="Arial"/>
+                <w:szCs w:val="24"/>
+                <w:lang w:val="en-US"/>
+              </w:rPr>
+              <w:t>20 </w:t>
+            </w:r>
+          </w:p>
+        </w:tc>
+        <w:tc>
+          <w:tcPr>
+            <w:tcW w:w="3615" w:type="dxa"/>
+            <w:tcBorders>
+              <w:top w:val="single" w:sz="6" w:space="0" w:color="000000"/>
+              <w:left w:val="single" w:sz="6" w:space="0" w:color="000000"/>
+              <w:bottom w:val="single" w:sz="6" w:space="0" w:color="000000"/>
+              <w:right w:val="single" w:sz="6" w:space="0" w:color="000000"/>
+            </w:tcBorders>
+            <w:shd w:val="clear" w:color="auto" w:fill="auto"/>
+            <w:vAlign w:val="center"/>
+            <w:hideMark/>
+          </w:tcPr>
+          <w:p>
+            <w:pPr>
+              <w:spacing w:line="240" w:lineRule="auto"/>
+              <w:textAlignment w:val="baseline"/>
+              <w:rPr>
+                <w:rFonts w:eastAsia="Times New Roman" w:cs="Times New Roman"/>
+                <w:szCs w:val="24"/>
+                <w:lang w:val="en-US"/>
+              </w:rPr>
+            </w:pPr>
+            <w:r>
+              <w:rPr>
+                <w:rFonts w:ascii="Arial" w:eastAsia="Times New Roman" w:hAnsi="Arial" w:cs="Arial"/>
+                <w:szCs w:val="24"/>
+                <w:lang w:val="en-US"/>
+              </w:rPr>
+              <w:t>2024-0012 </w:t>
+            </w:r>
+          </w:p>
+        </w:tc>
+        <w:tc>
+          <w:tcPr>
+            <w:tcW w:w="3120" w:type="dxa"/>
+            <w:tcBorders>
+              <w:top w:val="single" w:sz="6" w:space="0" w:color="000000"/>
+              <w:left w:val="single" w:sz="6" w:space="0" w:color="000000"/>
+              <w:bottom w:val="single" w:sz="6" w:space="0" w:color="000000"/>
+              <w:right w:val="single" w:sz="6" w:space="0" w:color="000000"/>
+            </w:tcBorders>
+            <w:shd w:val="clear" w:color="auto" w:fill="auto"/>
+            <w:vAlign w:val="center"/>
+            <w:hideMark/>
+          </w:tcPr>
+          <w:p>
+            <w:pPr>
+              <w:spacing w:line="240" w:lineRule="auto"/>
+              <w:textAlignment w:val="baseline"/>
+              <w:rPr>
+                <w:rFonts w:eastAsia="Times New Roman" w:cs="Times New Roman"/>
+                <w:szCs w:val="24"/>
+                <w:lang w:val="en-US"/>
+              </w:rPr>
+            </w:pPr>
+            <w:proofErr w:type="spellStart"/>
+            <w:r>
+              <w:rPr>
+                <w:rFonts w:ascii="Arial" w:eastAsia="Times New Roman" w:hAnsi="Arial" w:cs="Arial"/>
+                <w:szCs w:val="24"/>
+                <w:lang w:val="en-US"/>
+              </w:rPr>
+              <w:t>patients_db.sql</w:t>
+            </w:r>
+            <w:proofErr w:type="spellEnd"/>
+            <w:r>
+              <w:rPr>
+                <w:rFonts w:ascii="Arial" w:eastAsia="Times New Roman" w:hAnsi="Arial" w:cs="Arial"/>
+                <w:szCs w:val="24"/>
+                <w:lang w:val="en-US"/>
+              </w:rPr>
+              <w:t> </w:t>
+            </w:r>
+          </w:p>
+        </w:tc>
+      </w:tr>
+      <w:tr>
+        <w:trPr>
+          <w:trHeight w:val="300"/>
+        </w:trPr>
+        <w:tc>
+          <w:tcPr>
+            <w:tcW w:w="2730" w:type="dxa"/>
+            <w:tcBorders>
+              <w:top w:val="single" w:sz="6" w:space="0" w:color="000000"/>
+              <w:left w:val="single" w:sz="6" w:space="0" w:color="000000"/>
+              <w:bottom w:val="single" w:sz="6" w:space="0" w:color="000000"/>
+              <w:right w:val="single" w:sz="6" w:space="0" w:color="000000"/>
+            </w:tcBorders>
+            <w:shd w:val="clear" w:color="auto" w:fill="auto"/>
+            <w:vAlign w:val="center"/>
+            <w:hideMark/>
+          </w:tcPr>
+          <w:p>
+            <w:pPr>
+              <w:spacing w:line="240" w:lineRule="auto"/>
+              <w:textAlignment w:val="baseline"/>
+              <w:rPr>
+                <w:rFonts w:eastAsia="Times New Roman" w:cs="Times New Roman"/>
+                <w:szCs w:val="24"/>
+                <w:lang w:val="en-US"/>
+              </w:rPr>
+            </w:pPr>
+            <w:r>
+              <w:rPr>
+                <w:rFonts w:ascii="Arial" w:eastAsia="Times New Roman" w:hAnsi="Arial" w:cs="Arial"/>
+                <w:b/>
+                <w:bCs/>
+                <w:szCs w:val="24"/>
+                <w:lang w:val="en-US"/>
+              </w:rPr>
+              <w:t>First Name</w:t>
+            </w:r>
+            <w:r>
+              <w:rPr>
+                <w:rFonts w:ascii="Arial" w:eastAsia="Times New Roman" w:hAnsi="Arial" w:cs="Arial"/>
+                <w:szCs w:val="24"/>
+                <w:lang w:val="en-US"/>
+              </w:rPr>
+              <w:t> </w:t>
+            </w:r>
+          </w:p>
+        </w:tc>
+        <w:tc>
+          <w:tcPr>
+            <w:tcW w:w="6000" w:type="dxa"/>
+            <w:tcBorders>
+              <w:top w:val="single" w:sz="6" w:space="0" w:color="000000"/>
+              <w:left w:val="single" w:sz="6" w:space="0" w:color="000000"/>
+              <w:bottom w:val="single" w:sz="6" w:space="0" w:color="000000"/>
+              <w:right w:val="single" w:sz="6" w:space="0" w:color="000000"/>
+            </w:tcBorders>
+            <w:shd w:val="clear" w:color="auto" w:fill="auto"/>
+            <w:vAlign w:val="center"/>
+            <w:hideMark/>
+          </w:tcPr>
+          <w:p>
+            <w:pPr>
+              <w:spacing w:line="240" w:lineRule="auto"/>
+              <w:textAlignment w:val="baseline"/>
+              <w:rPr>
+                <w:rFonts w:eastAsia="Times New Roman" w:cs="Times New Roman"/>
+                <w:szCs w:val="24"/>
+                <w:lang w:val="en-US"/>
+              </w:rPr>
+            </w:pPr>
+            <w:r>
+              <w:rPr>
+                <w:rFonts w:ascii="Arial" w:eastAsia="Times New Roman" w:hAnsi="Arial" w:cs="Arial"/>
+                <w:szCs w:val="24"/>
+                <w:lang w:val="en-US"/>
+              </w:rPr>
+              <w:t>Student's given name </w:t>
+            </w:r>
+          </w:p>
+        </w:tc>
+        <w:tc>
+          <w:tcPr>
+            <w:tcW w:w="2580" w:type="dxa"/>
+            <w:tcBorders>
+              <w:top w:val="single" w:sz="6" w:space="0" w:color="000000"/>
+              <w:left w:val="single" w:sz="6" w:space="0" w:color="000000"/>
+              <w:bottom w:val="single" w:sz="6" w:space="0" w:color="000000"/>
+              <w:right w:val="single" w:sz="6" w:space="0" w:color="000000"/>
+            </w:tcBorders>
+            <w:shd w:val="clear" w:color="auto" w:fill="auto"/>
+            <w:vAlign w:val="center"/>
+            <w:hideMark/>
+          </w:tcPr>
+          <w:p>
+            <w:pPr>
+              <w:spacing w:line="240" w:lineRule="auto"/>
+              <w:textAlignment w:val="baseline"/>
+              <w:rPr>
+                <w:rFonts w:eastAsia="Times New Roman" w:cs="Times New Roman"/>
+                <w:szCs w:val="24"/>
+                <w:lang w:val="en-US"/>
+              </w:rPr>
+            </w:pPr>
+            <w:proofErr w:type="spellStart"/>
+            <w:r>
+              <w:rPr>
+                <w:rFonts w:ascii="Arial" w:eastAsia="Times New Roman" w:hAnsi="Arial" w:cs="Arial"/>
+                <w:szCs w:val="24"/>
+                <w:lang w:val="en-US"/>
+              </w:rPr>
+              <w:t>first_name</w:t>
+            </w:r>
+            <w:proofErr w:type="spellEnd"/>
+            <w:r>
+              <w:rPr>
+                <w:rFonts w:ascii="Arial" w:eastAsia="Times New Roman" w:hAnsi="Arial" w:cs="Arial"/>
+                <w:szCs w:val="24"/>
+                <w:lang w:val="en-US"/>
+              </w:rPr>
+              <w:t> </w:t>
+            </w:r>
+          </w:p>
+        </w:tc>
+        <w:tc>
+          <w:tcPr>
+            <w:tcW w:w="2445" w:type="dxa"/>
+            <w:tcBorders>
+              <w:top w:val="single" w:sz="6" w:space="0" w:color="000000"/>
+              <w:left w:val="single" w:sz="6" w:space="0" w:color="000000"/>
+              <w:bottom w:val="single" w:sz="6" w:space="0" w:color="000000"/>
+              <w:right w:val="single" w:sz="6" w:space="0" w:color="000000"/>
+            </w:tcBorders>
+            <w:shd w:val="clear" w:color="auto" w:fill="auto"/>
+            <w:vAlign w:val="center"/>
+            <w:hideMark/>
+          </w:tcPr>
+          <w:p>
+            <w:pPr>
+              <w:spacing w:line="240" w:lineRule="auto"/>
+              <w:textAlignment w:val="baseline"/>
+              <w:rPr>
+                <w:rFonts w:eastAsia="Times New Roman" w:cs="Times New Roman"/>
+                <w:szCs w:val="24"/>
+                <w:lang w:val="en-US"/>
+              </w:rPr>
+            </w:pPr>
+            <w:r>
+              <w:rPr>
+                <w:rFonts w:ascii="Arial" w:eastAsia="Times New Roman" w:hAnsi="Arial" w:cs="Arial"/>
+                <w:szCs w:val="24"/>
+                <w:lang w:val="en-US"/>
+              </w:rPr>
+              <w:t>VARCHAR </w:t>
+            </w:r>
+          </w:p>
+        </w:tc>
+        <w:tc>
+          <w:tcPr>
+            <w:tcW w:w="1170" w:type="dxa"/>
+            <w:tcBorders>
+              <w:top w:val="single" w:sz="6" w:space="0" w:color="000000"/>
+              <w:left w:val="single" w:sz="6" w:space="0" w:color="000000"/>
+              <w:bottom w:val="single" w:sz="6" w:space="0" w:color="000000"/>
+              <w:right w:val="single" w:sz="6" w:space="0" w:color="000000"/>
+            </w:tcBorders>
+            <w:shd w:val="clear" w:color="auto" w:fill="auto"/>
+            <w:vAlign w:val="center"/>
+            <w:hideMark/>
+          </w:tcPr>
+          <w:p>
+            <w:pPr>
+              <w:spacing w:line="240" w:lineRule="auto"/>
+              <w:textAlignment w:val="baseline"/>
+              <w:rPr>
+                <w:rFonts w:eastAsia="Times New Roman" w:cs="Times New Roman"/>
+                <w:szCs w:val="24"/>
+                <w:lang w:val="en-US"/>
+              </w:rPr>
+            </w:pPr>
+            <w:r>
+              <w:rPr>
+                <w:rFonts w:ascii="Arial" w:eastAsia="Times New Roman" w:hAnsi="Arial" w:cs="Arial"/>
+                <w:szCs w:val="24"/>
+                <w:lang w:val="en-US"/>
+              </w:rPr>
+              <w:t>50 </w:t>
+            </w:r>
+          </w:p>
+        </w:tc>
+        <w:tc>
+          <w:tcPr>
+            <w:tcW w:w="3615" w:type="dxa"/>
+            <w:tcBorders>
+              <w:top w:val="single" w:sz="6" w:space="0" w:color="000000"/>
+              <w:left w:val="single" w:sz="6" w:space="0" w:color="000000"/>
+              <w:bottom w:val="single" w:sz="6" w:space="0" w:color="000000"/>
+              <w:right w:val="single" w:sz="6" w:space="0" w:color="000000"/>
+            </w:tcBorders>
+            <w:shd w:val="clear" w:color="auto" w:fill="auto"/>
+            <w:vAlign w:val="center"/>
+            <w:hideMark/>
+          </w:tcPr>
+          <w:p>
+            <w:pPr>
+              <w:spacing w:line="240" w:lineRule="auto"/>
+              <w:textAlignment w:val="baseline"/>
+              <w:rPr>
+                <w:rFonts w:eastAsia="Times New Roman" w:cs="Times New Roman"/>
+                <w:szCs w:val="24"/>
+                <w:lang w:val="en-US"/>
+              </w:rPr>
+            </w:pPr>
+            <w:r>
+              <w:rPr>
+                <w:rFonts w:ascii="Arial" w:eastAsia="Times New Roman" w:hAnsi="Arial" w:cs="Arial"/>
+                <w:szCs w:val="24"/>
+                <w:lang w:val="en-US"/>
+              </w:rPr>
+              <w:t>Juan </w:t>
+            </w:r>
+          </w:p>
+        </w:tc>
+        <w:tc>
+          <w:tcPr>
+            <w:tcW w:w="3120" w:type="dxa"/>
+            <w:tcBorders>
+              <w:top w:val="single" w:sz="6" w:space="0" w:color="000000"/>
+              <w:left w:val="single" w:sz="6" w:space="0" w:color="000000"/>
+              <w:bottom w:val="single" w:sz="6" w:space="0" w:color="000000"/>
+              <w:right w:val="single" w:sz="6" w:space="0" w:color="000000"/>
+            </w:tcBorders>
+            <w:shd w:val="clear" w:color="auto" w:fill="auto"/>
+            <w:vAlign w:val="center"/>
+            <w:hideMark/>
+          </w:tcPr>
+          <w:p>
+            <w:pPr>
+              <w:spacing w:line="240" w:lineRule="auto"/>
+              <w:textAlignment w:val="baseline"/>
+              <w:rPr>
+                <w:rFonts w:eastAsia="Times New Roman" w:cs="Times New Roman"/>
+                <w:szCs w:val="24"/>
+                <w:lang w:val="en-US"/>
+              </w:rPr>
+            </w:pPr>
+            <w:proofErr w:type="spellStart"/>
+            <w:r>
+              <w:rPr>
+                <w:rFonts w:ascii="Arial" w:eastAsia="Times New Roman" w:hAnsi="Arial" w:cs="Arial"/>
+                <w:szCs w:val="24"/>
+                <w:lang w:val="en-US"/>
+              </w:rPr>
+              <w:t>patients_db.sql</w:t>
+            </w:r>
+            <w:proofErr w:type="spellEnd"/>
+            <w:r>
+              <w:rPr>
+                <w:rFonts w:ascii="Arial" w:eastAsia="Times New Roman" w:hAnsi="Arial" w:cs="Arial"/>
+                <w:szCs w:val="24"/>
+                <w:lang w:val="en-US"/>
+              </w:rPr>
+              <w:t> </w:t>
+            </w:r>
+          </w:p>
+        </w:tc>
+      </w:tr>
+      <w:tr>
+        <w:trPr>
+          <w:trHeight w:val="300"/>
+        </w:trPr>
+        <w:tc>
+          <w:tcPr>
+            <w:tcW w:w="2730" w:type="dxa"/>
+            <w:tcBorders>
+              <w:top w:val="single" w:sz="6" w:space="0" w:color="000000"/>
+              <w:left w:val="single" w:sz="6" w:space="0" w:color="000000"/>
+              <w:bottom w:val="single" w:sz="6" w:space="0" w:color="000000"/>
+              <w:right w:val="single" w:sz="6" w:space="0" w:color="000000"/>
+            </w:tcBorders>
+            <w:shd w:val="clear" w:color="auto" w:fill="auto"/>
+            <w:vAlign w:val="center"/>
+            <w:hideMark/>
+          </w:tcPr>
+          <w:p>
+            <w:pPr>
+              <w:spacing w:line="240" w:lineRule="auto"/>
+              <w:textAlignment w:val="baseline"/>
+              <w:rPr>
+                <w:rFonts w:eastAsia="Times New Roman" w:cs="Times New Roman"/>
+                <w:szCs w:val="24"/>
+                <w:lang w:val="en-US"/>
+              </w:rPr>
+            </w:pPr>
+            <w:r>
+              <w:rPr>
+                <w:rFonts w:ascii="Arial" w:eastAsia="Times New Roman" w:hAnsi="Arial" w:cs="Arial"/>
+                <w:b/>
+                <w:bCs/>
+                <w:szCs w:val="24"/>
+                <w:lang w:val="en-US"/>
+              </w:rPr>
+              <w:t>Last Name</w:t>
+            </w:r>
+            <w:r>
+              <w:rPr>
+                <w:rFonts w:ascii="Arial" w:eastAsia="Times New Roman" w:hAnsi="Arial" w:cs="Arial"/>
+                <w:szCs w:val="24"/>
+                <w:lang w:val="en-US"/>
+              </w:rPr>
+              <w:t> </w:t>
+            </w:r>
+          </w:p>
+        </w:tc>
+        <w:tc>
+          <w:tcPr>
+            <w:tcW w:w="6000" w:type="dxa"/>
+            <w:tcBorders>
+              <w:top w:val="single" w:sz="6" w:space="0" w:color="000000"/>
+              <w:left w:val="single" w:sz="6" w:space="0" w:color="000000"/>
+              <w:bottom w:val="single" w:sz="6" w:space="0" w:color="000000"/>
+              <w:right w:val="single" w:sz="6" w:space="0" w:color="000000"/>
+            </w:tcBorders>
+            <w:shd w:val="clear" w:color="auto" w:fill="auto"/>
+            <w:vAlign w:val="center"/>
+            <w:hideMark/>
+          </w:tcPr>
+          <w:p>
+            <w:pPr>
+              <w:spacing w:line="240" w:lineRule="auto"/>
+              <w:textAlignment w:val="baseline"/>
+              <w:rPr>
+                <w:rFonts w:eastAsia="Times New Roman" w:cs="Times New Roman"/>
+                <w:szCs w:val="24"/>
+                <w:lang w:val="en-US"/>
+              </w:rPr>
+            </w:pPr>
+            <w:r>
+              <w:rPr>
+                <w:rFonts w:ascii="Arial" w:eastAsia="Times New Roman" w:hAnsi="Arial" w:cs="Arial"/>
+                <w:szCs w:val="24"/>
+                <w:lang w:val="en-US"/>
+              </w:rPr>
+              <w:t>Student's family name </w:t>
+            </w:r>
+          </w:p>
+        </w:tc>
+        <w:tc>
+          <w:tcPr>
+            <w:tcW w:w="2580" w:type="dxa"/>
+            <w:tcBorders>
+              <w:top w:val="single" w:sz="6" w:space="0" w:color="000000"/>
+              <w:left w:val="single" w:sz="6" w:space="0" w:color="000000"/>
+              <w:bottom w:val="single" w:sz="6" w:space="0" w:color="000000"/>
+              <w:right w:val="single" w:sz="6" w:space="0" w:color="000000"/>
+            </w:tcBorders>
+            <w:shd w:val="clear" w:color="auto" w:fill="auto"/>
+            <w:vAlign w:val="center"/>
+            <w:hideMark/>
+          </w:tcPr>
+          <w:p>
+            <w:pPr>
+              <w:spacing w:line="240" w:lineRule="auto"/>
+              <w:textAlignment w:val="baseline"/>
+              <w:rPr>
+                <w:rFonts w:eastAsia="Times New Roman" w:cs="Times New Roman"/>
+                <w:szCs w:val="24"/>
+                <w:lang w:val="en-US"/>
+              </w:rPr>
+            </w:pPr>
+            <w:proofErr w:type="spellStart"/>
+            <w:r>
+              <w:rPr>
+                <w:rFonts w:ascii="Arial" w:eastAsia="Times New Roman" w:hAnsi="Arial" w:cs="Arial"/>
+                <w:szCs w:val="24"/>
+                <w:lang w:val="en-US"/>
+              </w:rPr>
+              <w:t>last_name</w:t>
+            </w:r>
+            <w:proofErr w:type="spellEnd"/>
+            <w:r>
+              <w:rPr>
+                <w:rFonts w:ascii="Arial" w:eastAsia="Times New Roman" w:hAnsi="Arial" w:cs="Arial"/>
+                <w:szCs w:val="24"/>
+                <w:lang w:val="en-US"/>
+              </w:rPr>
+              <w:t> </w:t>
+            </w:r>
+          </w:p>
+        </w:tc>
+        <w:tc>
+          <w:tcPr>
+            <w:tcW w:w="2445" w:type="dxa"/>
+            <w:tcBorders>
+              <w:top w:val="single" w:sz="6" w:space="0" w:color="000000"/>
+              <w:left w:val="single" w:sz="6" w:space="0" w:color="000000"/>
+              <w:bottom w:val="single" w:sz="6" w:space="0" w:color="000000"/>
+              <w:right w:val="single" w:sz="6" w:space="0" w:color="000000"/>
+            </w:tcBorders>
+            <w:shd w:val="clear" w:color="auto" w:fill="auto"/>
+            <w:vAlign w:val="center"/>
+            <w:hideMark/>
+          </w:tcPr>
+          <w:p>
+            <w:pPr>
+              <w:spacing w:line="240" w:lineRule="auto"/>
+              <w:textAlignment w:val="baseline"/>
+              <w:rPr>
+                <w:rFonts w:eastAsia="Times New Roman" w:cs="Times New Roman"/>
+                <w:szCs w:val="24"/>
+                <w:lang w:val="en-US"/>
+              </w:rPr>
+            </w:pPr>
+            <w:r>
+              <w:rPr>
+                <w:rFonts w:ascii="Arial" w:eastAsia="Times New Roman" w:hAnsi="Arial" w:cs="Arial"/>
+                <w:szCs w:val="24"/>
+                <w:lang w:val="en-US"/>
+              </w:rPr>
+              <w:t>VARCHAR </w:t>
+            </w:r>
+          </w:p>
+        </w:tc>
+        <w:tc>
+          <w:tcPr>
+            <w:tcW w:w="1170" w:type="dxa"/>
+            <w:tcBorders>
+              <w:top w:val="single" w:sz="6" w:space="0" w:color="000000"/>
+              <w:left w:val="single" w:sz="6" w:space="0" w:color="000000"/>
+              <w:bottom w:val="single" w:sz="6" w:space="0" w:color="000000"/>
+              <w:right w:val="single" w:sz="6" w:space="0" w:color="000000"/>
+            </w:tcBorders>
+            <w:shd w:val="clear" w:color="auto" w:fill="auto"/>
+            <w:vAlign w:val="center"/>
+            <w:hideMark/>
+          </w:tcPr>
+          <w:p>
+            <w:pPr>
+              <w:spacing w:line="240" w:lineRule="auto"/>
+              <w:textAlignment w:val="baseline"/>
+              <w:rPr>
+                <w:rFonts w:eastAsia="Times New Roman" w:cs="Times New Roman"/>
+                <w:szCs w:val="24"/>
+                <w:lang w:val="en-US"/>
+              </w:rPr>
+            </w:pPr>
+            <w:r>
+              <w:rPr>
+                <w:rFonts w:ascii="Arial" w:eastAsia="Times New Roman" w:hAnsi="Arial" w:cs="Arial"/>
+                <w:szCs w:val="24"/>
+                <w:lang w:val="en-US"/>
+              </w:rPr>
+              <w:t>50 </w:t>
+            </w:r>
+          </w:p>
+        </w:tc>
+        <w:tc>
+          <w:tcPr>
+            <w:tcW w:w="3615" w:type="dxa"/>
+            <w:tcBorders>
+              <w:top w:val="single" w:sz="6" w:space="0" w:color="000000"/>
+              <w:left w:val="single" w:sz="6" w:space="0" w:color="000000"/>
+              <w:bottom w:val="single" w:sz="6" w:space="0" w:color="000000"/>
+              <w:right w:val="single" w:sz="6" w:space="0" w:color="000000"/>
+            </w:tcBorders>
+            <w:shd w:val="clear" w:color="auto" w:fill="auto"/>
+            <w:vAlign w:val="center"/>
+            <w:hideMark/>
+          </w:tcPr>
+          <w:p>
+            <w:pPr>
+              <w:spacing w:line="240" w:lineRule="auto"/>
+              <w:textAlignment w:val="baseline"/>
+              <w:rPr>
+                <w:rFonts w:eastAsia="Times New Roman" w:cs="Times New Roman"/>
+                <w:szCs w:val="24"/>
+                <w:lang w:val="en-US"/>
+              </w:rPr>
+            </w:pPr>
+            <w:r>
+              <w:rPr>
+                <w:rFonts w:ascii="Arial" w:eastAsia="Times New Roman" w:hAnsi="Arial" w:cs="Arial"/>
+                <w:szCs w:val="24"/>
+                <w:lang w:val="en-US"/>
+              </w:rPr>
+              <w:t>Dela Cruz </w:t>
+            </w:r>
+          </w:p>
+        </w:tc>
+        <w:tc>
+          <w:tcPr>
+            <w:tcW w:w="3120" w:type="dxa"/>
+            <w:tcBorders>
+              <w:top w:val="single" w:sz="6" w:space="0" w:color="000000"/>
+              <w:left w:val="single" w:sz="6" w:space="0" w:color="000000"/>
+              <w:bottom w:val="single" w:sz="6" w:space="0" w:color="000000"/>
+              <w:right w:val="single" w:sz="6" w:space="0" w:color="000000"/>
+            </w:tcBorders>
+            <w:shd w:val="clear" w:color="auto" w:fill="auto"/>
+            <w:vAlign w:val="center"/>
+            <w:hideMark/>
+          </w:tcPr>
+          <w:p>
+            <w:pPr>
+              <w:spacing w:line="240" w:lineRule="auto"/>
+              <w:textAlignment w:val="baseline"/>
+              <w:rPr>
+                <w:rFonts w:eastAsia="Times New Roman" w:cs="Times New Roman"/>
+                <w:szCs w:val="24"/>
+                <w:lang w:val="en-US"/>
+              </w:rPr>
+            </w:pPr>
+            <w:proofErr w:type="spellStart"/>
+            <w:r>
+              <w:rPr>
+                <w:rFonts w:ascii="Arial" w:eastAsia="Times New Roman" w:hAnsi="Arial" w:cs="Arial"/>
+                <w:szCs w:val="24"/>
+                <w:lang w:val="en-US"/>
+              </w:rPr>
+              <w:t>patients_db.sql</w:t>
+            </w:r>
+            <w:proofErr w:type="spellEnd"/>
+            <w:r>
+              <w:rPr>
+                <w:rFonts w:ascii="Arial" w:eastAsia="Times New Roman" w:hAnsi="Arial" w:cs="Arial"/>
+                <w:szCs w:val="24"/>
+                <w:lang w:val="en-US"/>
+              </w:rPr>
+              <w:t> </w:t>
+            </w:r>
+          </w:p>
+        </w:tc>
+      </w:tr>
+      <w:tr>
+        <w:trPr>
+          <w:trHeight w:val="300"/>
+        </w:trPr>
+        <w:tc>
+          <w:tcPr>
+            <w:tcW w:w="2730" w:type="dxa"/>
+            <w:tcBorders>
+              <w:top w:val="single" w:sz="6" w:space="0" w:color="000000"/>
+              <w:left w:val="single" w:sz="6" w:space="0" w:color="000000"/>
+              <w:bottom w:val="single" w:sz="6" w:space="0" w:color="000000"/>
+              <w:right w:val="single" w:sz="6" w:space="0" w:color="000000"/>
+            </w:tcBorders>
+            <w:shd w:val="clear" w:color="auto" w:fill="auto"/>
+            <w:vAlign w:val="center"/>
+            <w:hideMark/>
+          </w:tcPr>
+          <w:p>
+            <w:pPr>
+              <w:spacing w:line="240" w:lineRule="auto"/>
+              <w:textAlignment w:val="baseline"/>
+              <w:rPr>
+                <w:rFonts w:eastAsia="Times New Roman" w:cs="Times New Roman"/>
+                <w:szCs w:val="24"/>
+                <w:lang w:val="en-US"/>
+              </w:rPr>
+            </w:pPr>
+            <w:r>
+              <w:rPr>
+                <w:rFonts w:ascii="Arial" w:eastAsia="Times New Roman" w:hAnsi="Arial" w:cs="Arial"/>
+                <w:b/>
+                <w:bCs/>
+                <w:szCs w:val="24"/>
+                <w:lang w:val="en-US"/>
+              </w:rPr>
+              <w:t>Course/Grade</w:t>
+            </w:r>
+            <w:r>
+              <w:rPr>
+                <w:rFonts w:ascii="Arial" w:eastAsia="Times New Roman" w:hAnsi="Arial" w:cs="Arial"/>
+                <w:szCs w:val="24"/>
+                <w:lang w:val="en-US"/>
+              </w:rPr>
+              <w:t> </w:t>
+            </w:r>
+          </w:p>
+        </w:tc>
+        <w:tc>
+          <w:tcPr>
+            <w:tcW w:w="6000" w:type="dxa"/>
+            <w:tcBorders>
+              <w:top w:val="single" w:sz="6" w:space="0" w:color="000000"/>
+              <w:left w:val="single" w:sz="6" w:space="0" w:color="000000"/>
+              <w:bottom w:val="single" w:sz="6" w:space="0" w:color="000000"/>
+              <w:right w:val="single" w:sz="6" w:space="0" w:color="000000"/>
+            </w:tcBorders>
+            <w:shd w:val="clear" w:color="auto" w:fill="auto"/>
+            <w:vAlign w:val="center"/>
+            <w:hideMark/>
+          </w:tcPr>
+          <w:p>
+            <w:pPr>
+              <w:spacing w:line="240" w:lineRule="auto"/>
+              <w:textAlignment w:val="baseline"/>
+              <w:rPr>
+                <w:rFonts w:eastAsia="Times New Roman" w:cs="Times New Roman"/>
+                <w:szCs w:val="24"/>
+                <w:lang w:val="en-US"/>
+              </w:rPr>
+            </w:pPr>
+            <w:r>
+              <w:rPr>
+                <w:rFonts w:ascii="Arial" w:eastAsia="Times New Roman" w:hAnsi="Arial" w:cs="Arial"/>
+                <w:szCs w:val="24"/>
+                <w:lang w:val="en-US"/>
+              </w:rPr>
+              <w:t>Grade level or academic course </w:t>
+            </w:r>
+          </w:p>
+        </w:tc>
+        <w:tc>
+          <w:tcPr>
+            <w:tcW w:w="2580" w:type="dxa"/>
+            <w:tcBorders>
+              <w:top w:val="single" w:sz="6" w:space="0" w:color="000000"/>
+              <w:left w:val="single" w:sz="6" w:space="0" w:color="000000"/>
+              <w:bottom w:val="single" w:sz="6" w:space="0" w:color="000000"/>
+              <w:right w:val="single" w:sz="6" w:space="0" w:color="000000"/>
+            </w:tcBorders>
+            <w:shd w:val="clear" w:color="auto" w:fill="auto"/>
+            <w:vAlign w:val="center"/>
+            <w:hideMark/>
+          </w:tcPr>
+          <w:p>
+            <w:pPr>
+              <w:spacing w:line="240" w:lineRule="auto"/>
+              <w:textAlignment w:val="baseline"/>
+              <w:rPr>
+                <w:rFonts w:eastAsia="Times New Roman" w:cs="Times New Roman"/>
+                <w:szCs w:val="24"/>
+                <w:lang w:val="en-US"/>
+              </w:rPr>
+            </w:pPr>
+            <w:proofErr w:type="spellStart"/>
+            <w:r>
+              <w:rPr>
+                <w:rFonts w:ascii="Arial" w:eastAsia="Times New Roman" w:hAnsi="Arial" w:cs="Arial"/>
+                <w:szCs w:val="24"/>
+                <w:lang w:val="en-US"/>
+              </w:rPr>
+              <w:t>level_section</w:t>
+            </w:r>
+            <w:proofErr w:type="spellEnd"/>
+            <w:r>
+              <w:rPr>
+                <w:rFonts w:ascii="Arial" w:eastAsia="Times New Roman" w:hAnsi="Arial" w:cs="Arial"/>
+                <w:szCs w:val="24"/>
+                <w:lang w:val="en-US"/>
+              </w:rPr>
+              <w:t> </w:t>
+            </w:r>
+          </w:p>
+        </w:tc>
+        <w:tc>
+          <w:tcPr>
+            <w:tcW w:w="2445" w:type="dxa"/>
+            <w:tcBorders>
+              <w:top w:val="single" w:sz="6" w:space="0" w:color="000000"/>
+              <w:left w:val="single" w:sz="6" w:space="0" w:color="000000"/>
+              <w:bottom w:val="single" w:sz="6" w:space="0" w:color="000000"/>
+              <w:right w:val="single" w:sz="6" w:space="0" w:color="000000"/>
+            </w:tcBorders>
+            <w:shd w:val="clear" w:color="auto" w:fill="auto"/>
+            <w:vAlign w:val="center"/>
+            <w:hideMark/>
+          </w:tcPr>
+          <w:p>
+            <w:pPr>
+              <w:spacing w:line="240" w:lineRule="auto"/>
+              <w:textAlignment w:val="baseline"/>
+              <w:rPr>
+                <w:rFonts w:eastAsia="Times New Roman" w:cs="Times New Roman"/>
+                <w:szCs w:val="24"/>
+                <w:lang w:val="en-US"/>
+              </w:rPr>
+            </w:pPr>
+            <w:r>
+              <w:rPr>
+                <w:rFonts w:ascii="Arial" w:eastAsia="Times New Roman" w:hAnsi="Arial" w:cs="Arial"/>
+                <w:szCs w:val="24"/>
+                <w:lang w:val="en-US"/>
+              </w:rPr>
+              <w:t>VARCHAR </w:t>
+            </w:r>
+          </w:p>
+        </w:tc>
+        <w:tc>
+          <w:tcPr>
+            <w:tcW w:w="1170" w:type="dxa"/>
+            <w:tcBorders>
+              <w:top w:val="single" w:sz="6" w:space="0" w:color="000000"/>
+              <w:left w:val="single" w:sz="6" w:space="0" w:color="000000"/>
+              <w:bottom w:val="single" w:sz="6" w:space="0" w:color="000000"/>
+              <w:right w:val="single" w:sz="6" w:space="0" w:color="000000"/>
+            </w:tcBorders>
+            <w:shd w:val="clear" w:color="auto" w:fill="auto"/>
+            <w:vAlign w:val="center"/>
+            <w:hideMark/>
+          </w:tcPr>
+          <w:p>
+            <w:pPr>
+              <w:spacing w:line="240" w:lineRule="auto"/>
+              <w:textAlignment w:val="baseline"/>
+              <w:rPr>
+                <w:rFonts w:eastAsia="Times New Roman" w:cs="Times New Roman"/>
+                <w:szCs w:val="24"/>
+                <w:lang w:val="en-US"/>
+              </w:rPr>
+            </w:pPr>
+            <w:r>
+              <w:rPr>
+                <w:rFonts w:ascii="Arial" w:eastAsia="Times New Roman" w:hAnsi="Arial" w:cs="Arial"/>
+                <w:szCs w:val="24"/>
+                <w:lang w:val="en-US"/>
+              </w:rPr>
+              <w:t>30 </w:t>
+            </w:r>
+          </w:p>
+        </w:tc>
+        <w:tc>
+          <w:tcPr>
+            <w:tcW w:w="3615" w:type="dxa"/>
+            <w:tcBorders>
+              <w:top w:val="single" w:sz="6" w:space="0" w:color="000000"/>
+              <w:left w:val="single" w:sz="6" w:space="0" w:color="000000"/>
+              <w:bottom w:val="single" w:sz="6" w:space="0" w:color="000000"/>
+              <w:right w:val="single" w:sz="6" w:space="0" w:color="000000"/>
+            </w:tcBorders>
+            <w:shd w:val="clear" w:color="auto" w:fill="auto"/>
+            <w:vAlign w:val="center"/>
+            <w:hideMark/>
+          </w:tcPr>
+          <w:p>
+            <w:pPr>
+              <w:spacing w:line="240" w:lineRule="auto"/>
+              <w:textAlignment w:val="baseline"/>
+              <w:rPr>
+                <w:rFonts w:eastAsia="Times New Roman" w:cs="Times New Roman"/>
+                <w:szCs w:val="24"/>
+                <w:lang w:val="en-US"/>
+              </w:rPr>
+            </w:pPr>
+            <w:r>
+              <w:rPr>
+                <w:rFonts w:ascii="Arial" w:eastAsia="Times New Roman" w:hAnsi="Arial" w:cs="Arial"/>
+                <w:szCs w:val="24"/>
+                <w:lang w:val="en-US"/>
+              </w:rPr>
+              <w:t>Grade 10-A </w:t>
+            </w:r>
+          </w:p>
+        </w:tc>
+        <w:tc>
+          <w:tcPr>
+            <w:tcW w:w="3120" w:type="dxa"/>
+            <w:tcBorders>
+              <w:top w:val="single" w:sz="6" w:space="0" w:color="000000"/>
+              <w:left w:val="single" w:sz="6" w:space="0" w:color="000000"/>
+              <w:bottom w:val="single" w:sz="6" w:space="0" w:color="000000"/>
+              <w:right w:val="single" w:sz="6" w:space="0" w:color="000000"/>
+            </w:tcBorders>
+            <w:shd w:val="clear" w:color="auto" w:fill="auto"/>
+            <w:vAlign w:val="center"/>
+            <w:hideMark/>
+          </w:tcPr>
+          <w:p>
+            <w:pPr>
+              <w:spacing w:line="240" w:lineRule="auto"/>
+              <w:textAlignment w:val="baseline"/>
+              <w:rPr>
+                <w:rFonts w:eastAsia="Times New Roman" w:cs="Times New Roman"/>
+                <w:szCs w:val="24"/>
+                <w:lang w:val="en-US"/>
+              </w:rPr>
+            </w:pPr>
+            <w:proofErr w:type="spellStart"/>
+            <w:r>
+              <w:rPr>
+                <w:rFonts w:ascii="Arial" w:eastAsia="Times New Roman" w:hAnsi="Arial" w:cs="Arial"/>
+                <w:szCs w:val="24"/>
+                <w:lang w:val="en-US"/>
+              </w:rPr>
+              <w:t>patients_db.sql</w:t>
+            </w:r>
+            <w:proofErr w:type="spellEnd"/>
+            <w:r>
+              <w:rPr>
+                <w:rFonts w:ascii="Arial" w:eastAsia="Times New Roman" w:hAnsi="Arial" w:cs="Arial"/>
+                <w:szCs w:val="24"/>
+                <w:lang w:val="en-US"/>
+              </w:rPr>
+              <w:t> </w:t>
+            </w:r>
+          </w:p>
+        </w:tc>
+      </w:tr>
+      <w:tr>
+        <w:trPr>
+          <w:trHeight w:val="300"/>
+        </w:trPr>
+        <w:tc>
+          <w:tcPr>
+            <w:tcW w:w="2730" w:type="dxa"/>
+            <w:tcBorders>
+              <w:top w:val="single" w:sz="6" w:space="0" w:color="000000"/>
+              <w:left w:val="single" w:sz="6" w:space="0" w:color="000000"/>
+              <w:bottom w:val="single" w:sz="6" w:space="0" w:color="000000"/>
+              <w:right w:val="single" w:sz="6" w:space="0" w:color="000000"/>
+            </w:tcBorders>
+            <w:shd w:val="clear" w:color="auto" w:fill="auto"/>
+            <w:vAlign w:val="center"/>
+            <w:hideMark/>
+          </w:tcPr>
+          <w:p>
+            <w:pPr>
+              <w:spacing w:line="240" w:lineRule="auto"/>
+              <w:textAlignment w:val="baseline"/>
+              <w:rPr>
+                <w:rFonts w:eastAsia="Times New Roman" w:cs="Times New Roman"/>
+                <w:szCs w:val="24"/>
+                <w:lang w:val="en-US"/>
+              </w:rPr>
+            </w:pPr>
+            <w:r>
+              <w:rPr>
+                <w:rFonts w:ascii="Arial" w:eastAsia="Times New Roman" w:hAnsi="Arial" w:cs="Arial"/>
+                <w:b/>
+                <w:bCs/>
+                <w:szCs w:val="24"/>
+                <w:lang w:val="en-US"/>
+              </w:rPr>
+              <w:t>Medicine ID</w:t>
+            </w:r>
+            <w:r>
+              <w:rPr>
+                <w:rFonts w:ascii="Arial" w:eastAsia="Times New Roman" w:hAnsi="Arial" w:cs="Arial"/>
+                <w:szCs w:val="24"/>
+                <w:lang w:val="en-US"/>
+              </w:rPr>
+              <w:t> </w:t>
+            </w:r>
+          </w:p>
+        </w:tc>
+        <w:tc>
+          <w:tcPr>
+            <w:tcW w:w="6000" w:type="dxa"/>
+            <w:tcBorders>
+              <w:top w:val="single" w:sz="6" w:space="0" w:color="000000"/>
+              <w:left w:val="single" w:sz="6" w:space="0" w:color="000000"/>
+              <w:bottom w:val="single" w:sz="6" w:space="0" w:color="000000"/>
+              <w:right w:val="single" w:sz="6" w:space="0" w:color="000000"/>
+            </w:tcBorders>
+            <w:shd w:val="clear" w:color="auto" w:fill="auto"/>
+            <w:vAlign w:val="center"/>
+            <w:hideMark/>
+          </w:tcPr>
+          <w:p>
+            <w:pPr>
+              <w:spacing w:line="240" w:lineRule="auto"/>
+              <w:textAlignment w:val="baseline"/>
+              <w:rPr>
+                <w:rFonts w:eastAsia="Times New Roman" w:cs="Times New Roman"/>
+                <w:szCs w:val="24"/>
+                <w:lang w:val="en-US"/>
+              </w:rPr>
+            </w:pPr>
+            <w:r>
+              <w:rPr>
+                <w:rFonts w:ascii="Arial" w:eastAsia="Times New Roman" w:hAnsi="Arial" w:cs="Arial"/>
+                <w:szCs w:val="24"/>
+                <w:lang w:val="en-US"/>
+              </w:rPr>
+              <w:t>Unique primary key for medicine item </w:t>
+            </w:r>
+          </w:p>
+        </w:tc>
+        <w:tc>
+          <w:tcPr>
+            <w:tcW w:w="2580" w:type="dxa"/>
+            <w:tcBorders>
+              <w:top w:val="single" w:sz="6" w:space="0" w:color="000000"/>
+              <w:left w:val="single" w:sz="6" w:space="0" w:color="000000"/>
+              <w:bottom w:val="single" w:sz="6" w:space="0" w:color="000000"/>
+              <w:right w:val="single" w:sz="6" w:space="0" w:color="000000"/>
+            </w:tcBorders>
+            <w:shd w:val="clear" w:color="auto" w:fill="auto"/>
+            <w:vAlign w:val="center"/>
+            <w:hideMark/>
+          </w:tcPr>
+          <w:p>
+            <w:pPr>
+              <w:spacing w:line="240" w:lineRule="auto"/>
+              <w:textAlignment w:val="baseline"/>
+              <w:rPr>
+                <w:rFonts w:eastAsia="Times New Roman" w:cs="Times New Roman"/>
+                <w:szCs w:val="24"/>
+                <w:lang w:val="en-US"/>
+              </w:rPr>
+            </w:pPr>
+            <w:proofErr w:type="spellStart"/>
+            <w:r>
+              <w:rPr>
+                <w:rFonts w:ascii="Arial" w:eastAsia="Times New Roman" w:hAnsi="Arial" w:cs="Arial"/>
+                <w:szCs w:val="24"/>
+                <w:lang w:val="en-US"/>
+              </w:rPr>
+              <w:t>medicine_id</w:t>
+            </w:r>
+            <w:proofErr w:type="spellEnd"/>
+            <w:r>
+              <w:rPr>
+                <w:rFonts w:ascii="Arial" w:eastAsia="Times New Roman" w:hAnsi="Arial" w:cs="Arial"/>
+                <w:szCs w:val="24"/>
+                <w:lang w:val="en-US"/>
+              </w:rPr>
+              <w:t> </w:t>
+            </w:r>
+          </w:p>
+        </w:tc>
+        <w:tc>
+          <w:tcPr>
+            <w:tcW w:w="2445" w:type="dxa"/>
+            <w:tcBorders>
+              <w:top w:val="single" w:sz="6" w:space="0" w:color="000000"/>
+              <w:left w:val="single" w:sz="6" w:space="0" w:color="000000"/>
+              <w:bottom w:val="single" w:sz="6" w:space="0" w:color="000000"/>
+              <w:right w:val="single" w:sz="6" w:space="0" w:color="000000"/>
+            </w:tcBorders>
+            <w:shd w:val="clear" w:color="auto" w:fill="auto"/>
+            <w:vAlign w:val="center"/>
+            <w:hideMark/>
+          </w:tcPr>
+          <w:p>
+            <w:pPr>
+              <w:spacing w:line="240" w:lineRule="auto"/>
+              <w:textAlignment w:val="baseline"/>
+              <w:rPr>
+                <w:rFonts w:eastAsia="Times New Roman" w:cs="Times New Roman"/>
+                <w:szCs w:val="24"/>
+                <w:lang w:val="en-US"/>
+              </w:rPr>
+            </w:pPr>
+            <w:r>
+              <w:rPr>
+                <w:rFonts w:ascii="Arial" w:eastAsia="Times New Roman" w:hAnsi="Arial" w:cs="Arial"/>
+                <w:szCs w:val="24"/>
+                <w:lang w:val="en-US"/>
+              </w:rPr>
+              <w:t>SERIAL </w:t>
+            </w:r>
+          </w:p>
+        </w:tc>
+        <w:tc>
+          <w:tcPr>
+            <w:tcW w:w="1170" w:type="dxa"/>
+            <w:tcBorders>
+              <w:top w:val="single" w:sz="6" w:space="0" w:color="000000"/>
+              <w:left w:val="single" w:sz="6" w:space="0" w:color="000000"/>
+              <w:bottom w:val="single" w:sz="6" w:space="0" w:color="000000"/>
+              <w:right w:val="single" w:sz="6" w:space="0" w:color="000000"/>
+            </w:tcBorders>
+            <w:shd w:val="clear" w:color="auto" w:fill="auto"/>
+            <w:vAlign w:val="center"/>
+            <w:hideMark/>
+          </w:tcPr>
+          <w:p>
+            <w:pPr>
+              <w:spacing w:line="240" w:lineRule="auto"/>
+              <w:textAlignment w:val="baseline"/>
+              <w:rPr>
+                <w:rFonts w:eastAsia="Times New Roman" w:cs="Times New Roman"/>
+                <w:szCs w:val="24"/>
+                <w:lang w:val="en-US"/>
+              </w:rPr>
+            </w:pPr>
+            <w:r>
+              <w:rPr>
+                <w:rFonts w:ascii="Arial" w:eastAsia="Times New Roman" w:hAnsi="Arial" w:cs="Arial"/>
+                <w:szCs w:val="24"/>
+                <w:lang w:val="en-US"/>
+              </w:rPr>
+              <w:t>4 bytes </w:t>
+            </w:r>
+          </w:p>
+        </w:tc>
+        <w:tc>
+          <w:tcPr>
+            <w:tcW w:w="3615" w:type="dxa"/>
+            <w:tcBorders>
+              <w:top w:val="single" w:sz="6" w:space="0" w:color="000000"/>
+              <w:left w:val="single" w:sz="6" w:space="0" w:color="000000"/>
+              <w:bottom w:val="single" w:sz="6" w:space="0" w:color="000000"/>
+              <w:right w:val="single" w:sz="6" w:space="0" w:color="000000"/>
+            </w:tcBorders>
+            <w:shd w:val="clear" w:color="auto" w:fill="auto"/>
+            <w:vAlign w:val="center"/>
+            <w:hideMark/>
+          </w:tcPr>
+          <w:p>
+            <w:pPr>
+              <w:spacing w:line="240" w:lineRule="auto"/>
+              <w:textAlignment w:val="baseline"/>
+              <w:rPr>
+                <w:rFonts w:eastAsia="Times New Roman" w:cs="Times New Roman"/>
+                <w:szCs w:val="24"/>
+                <w:lang w:val="en-US"/>
+              </w:rPr>
+            </w:pPr>
+            <w:r>
+              <w:rPr>
+                <w:rFonts w:ascii="Arial" w:eastAsia="Times New Roman" w:hAnsi="Arial" w:cs="Arial"/>
+                <w:szCs w:val="24"/>
+                <w:lang w:val="en-US"/>
+              </w:rPr>
+              <w:t>501 </w:t>
+            </w:r>
+          </w:p>
+        </w:tc>
+        <w:tc>
+          <w:tcPr>
+            <w:tcW w:w="3120" w:type="dxa"/>
+            <w:tcBorders>
+              <w:top w:val="single" w:sz="6" w:space="0" w:color="000000"/>
+              <w:left w:val="single" w:sz="6" w:space="0" w:color="000000"/>
+              <w:bottom w:val="single" w:sz="6" w:space="0" w:color="000000"/>
+              <w:right w:val="single" w:sz="6" w:space="0" w:color="000000"/>
+            </w:tcBorders>
+            <w:shd w:val="clear" w:color="auto" w:fill="auto"/>
+            <w:vAlign w:val="center"/>
+            <w:hideMark/>
+          </w:tcPr>
+          <w:p>
+            <w:pPr>
+              <w:spacing w:line="240" w:lineRule="auto"/>
+              <w:textAlignment w:val="baseline"/>
+              <w:rPr>
+                <w:rFonts w:eastAsia="Times New Roman" w:cs="Times New Roman"/>
+                <w:szCs w:val="24"/>
+                <w:lang w:val="en-US"/>
+              </w:rPr>
+            </w:pPr>
+            <w:proofErr w:type="spellStart"/>
+            <w:r>
+              <w:rPr>
+                <w:rFonts w:ascii="Arial" w:eastAsia="Times New Roman" w:hAnsi="Arial" w:cs="Arial"/>
+                <w:szCs w:val="24"/>
+                <w:lang w:val="en-US"/>
+              </w:rPr>
+              <w:t>inventory</w:t>
+            </w:r>
+            <w:r>
+              <w:rPr>
+                <w:rFonts w:ascii="Arial" w:eastAsia="Times New Roman" w:hAnsi="Arial" w:cs="Arial"/>
+                <w:szCs w:val="24"/>
+                <w:lang w:val="en-US"/>
+              </w:rPr>
+              <w:t>_db.sql</w:t>
+            </w:r>
+            <w:proofErr w:type="spellEnd"/>
+            <w:r>
+              <w:rPr>
+                <w:rFonts w:ascii="Arial" w:eastAsia="Times New Roman" w:hAnsi="Arial" w:cs="Arial"/>
+                <w:szCs w:val="24"/>
+                <w:lang w:val="en-US"/>
+              </w:rPr>
+              <w:t> </w:t>
+            </w:r>
+          </w:p>
+        </w:tc>
+      </w:tr>
+      <w:tr>
+        <w:trPr>
+          <w:trHeight w:val="300"/>
+        </w:trPr>
+        <w:tc>
+          <w:tcPr>
+            <w:tcW w:w="2730" w:type="dxa"/>
+            <w:tcBorders>
+              <w:top w:val="single" w:sz="6" w:space="0" w:color="000000"/>
+              <w:left w:val="single" w:sz="6" w:space="0" w:color="000000"/>
+              <w:bottom w:val="single" w:sz="6" w:space="0" w:color="000000"/>
+              <w:right w:val="single" w:sz="6" w:space="0" w:color="000000"/>
+            </w:tcBorders>
+            <w:shd w:val="clear" w:color="auto" w:fill="auto"/>
+            <w:vAlign w:val="center"/>
+            <w:hideMark/>
+          </w:tcPr>
+          <w:p>
+            <w:pPr>
+              <w:spacing w:line="240" w:lineRule="auto"/>
+              <w:textAlignment w:val="baseline"/>
+              <w:rPr>
+                <w:rFonts w:eastAsia="Times New Roman" w:cs="Times New Roman"/>
+                <w:szCs w:val="24"/>
+                <w:lang w:val="en-US"/>
+              </w:rPr>
+            </w:pPr>
+            <w:r>
+              <w:rPr>
+                <w:rFonts w:ascii="Arial" w:eastAsia="Times New Roman" w:hAnsi="Arial" w:cs="Arial"/>
+                <w:b/>
+                <w:bCs/>
+                <w:szCs w:val="24"/>
+                <w:lang w:val="en-US"/>
+              </w:rPr>
+              <w:t>Medicine Name</w:t>
+            </w:r>
+            <w:r>
+              <w:rPr>
+                <w:rFonts w:ascii="Arial" w:eastAsia="Times New Roman" w:hAnsi="Arial" w:cs="Arial"/>
+                <w:szCs w:val="24"/>
+                <w:lang w:val="en-US"/>
+              </w:rPr>
+              <w:t> </w:t>
+            </w:r>
+          </w:p>
+        </w:tc>
+        <w:tc>
+          <w:tcPr>
+            <w:tcW w:w="6000" w:type="dxa"/>
+            <w:tcBorders>
+              <w:top w:val="single" w:sz="6" w:space="0" w:color="000000"/>
+              <w:left w:val="single" w:sz="6" w:space="0" w:color="000000"/>
+              <w:bottom w:val="single" w:sz="6" w:space="0" w:color="000000"/>
+              <w:right w:val="single" w:sz="6" w:space="0" w:color="000000"/>
+            </w:tcBorders>
+            <w:shd w:val="clear" w:color="auto" w:fill="auto"/>
+            <w:vAlign w:val="center"/>
+            <w:hideMark/>
+          </w:tcPr>
+          <w:p>
+            <w:pPr>
+              <w:spacing w:line="240" w:lineRule="auto"/>
+              <w:textAlignment w:val="baseline"/>
+              <w:rPr>
+                <w:rFonts w:eastAsia="Times New Roman" w:cs="Times New Roman"/>
+                <w:szCs w:val="24"/>
+                <w:lang w:val="en-US"/>
+              </w:rPr>
+            </w:pPr>
+            <w:r>
+              <w:rPr>
+                <w:rFonts w:ascii="Arial" w:eastAsia="Times New Roman" w:hAnsi="Arial" w:cs="Arial"/>
+                <w:szCs w:val="24"/>
+                <w:lang w:val="en-US"/>
+              </w:rPr>
+              <w:t>Name of the first-aid medicine </w:t>
+            </w:r>
+          </w:p>
+        </w:tc>
+        <w:tc>
+          <w:tcPr>
+            <w:tcW w:w="2580" w:type="dxa"/>
+            <w:tcBorders>
+              <w:top w:val="single" w:sz="6" w:space="0" w:color="000000"/>
+              <w:left w:val="single" w:sz="6" w:space="0" w:color="000000"/>
+              <w:bottom w:val="single" w:sz="6" w:space="0" w:color="000000"/>
+              <w:right w:val="single" w:sz="6" w:space="0" w:color="000000"/>
+            </w:tcBorders>
+            <w:shd w:val="clear" w:color="auto" w:fill="auto"/>
+            <w:vAlign w:val="center"/>
+            <w:hideMark/>
+          </w:tcPr>
+          <w:p>
+            <w:pPr>
+              <w:spacing w:line="240" w:lineRule="auto"/>
+              <w:textAlignment w:val="baseline"/>
+              <w:rPr>
+                <w:rFonts w:eastAsia="Times New Roman" w:cs="Times New Roman"/>
+                <w:szCs w:val="24"/>
+                <w:lang w:val="en-US"/>
+              </w:rPr>
+            </w:pPr>
+            <w:proofErr w:type="spellStart"/>
+            <w:r>
+              <w:rPr>
+                <w:rFonts w:ascii="Arial" w:eastAsia="Times New Roman" w:hAnsi="Arial" w:cs="Arial"/>
+                <w:szCs w:val="24"/>
+                <w:lang w:val="en-US"/>
+              </w:rPr>
+              <w:t>med_name</w:t>
+            </w:r>
+            <w:proofErr w:type="spellEnd"/>
+            <w:r>
+              <w:rPr>
+                <w:rFonts w:ascii="Arial" w:eastAsia="Times New Roman" w:hAnsi="Arial" w:cs="Arial"/>
+                <w:szCs w:val="24"/>
+                <w:lang w:val="en-US"/>
+              </w:rPr>
+              <w:t> </w:t>
+            </w:r>
+          </w:p>
+        </w:tc>
+        <w:tc>
+          <w:tcPr>
+            <w:tcW w:w="2445" w:type="dxa"/>
+            <w:tcBorders>
+              <w:top w:val="single" w:sz="6" w:space="0" w:color="000000"/>
+              <w:left w:val="single" w:sz="6" w:space="0" w:color="000000"/>
+              <w:bottom w:val="single" w:sz="6" w:space="0" w:color="000000"/>
+              <w:right w:val="single" w:sz="6" w:space="0" w:color="000000"/>
+            </w:tcBorders>
+            <w:shd w:val="clear" w:color="auto" w:fill="auto"/>
+            <w:vAlign w:val="center"/>
+            <w:hideMark/>
+          </w:tcPr>
+          <w:p>
+            <w:pPr>
+              <w:spacing w:line="240" w:lineRule="auto"/>
+              <w:textAlignment w:val="baseline"/>
+              <w:rPr>
+                <w:rFonts w:eastAsia="Times New Roman" w:cs="Times New Roman"/>
+                <w:szCs w:val="24"/>
+                <w:lang w:val="en-US"/>
+              </w:rPr>
+            </w:pPr>
+            <w:r>
+              <w:rPr>
+                <w:rFonts w:ascii="Arial" w:eastAsia="Times New Roman" w:hAnsi="Arial" w:cs="Arial"/>
+                <w:szCs w:val="24"/>
+                <w:lang w:val="en-US"/>
+              </w:rPr>
+              <w:t>VARCHAR </w:t>
+            </w:r>
+          </w:p>
+        </w:tc>
+        <w:tc>
+          <w:tcPr>
+            <w:tcW w:w="1170" w:type="dxa"/>
+            <w:tcBorders>
+              <w:top w:val="single" w:sz="6" w:space="0" w:color="000000"/>
+              <w:left w:val="single" w:sz="6" w:space="0" w:color="000000"/>
+              <w:bottom w:val="single" w:sz="6" w:space="0" w:color="000000"/>
+              <w:right w:val="single" w:sz="6" w:space="0" w:color="000000"/>
+            </w:tcBorders>
+            <w:shd w:val="clear" w:color="auto" w:fill="auto"/>
+            <w:vAlign w:val="center"/>
+            <w:hideMark/>
+          </w:tcPr>
+          <w:p>
+            <w:pPr>
+              <w:spacing w:line="240" w:lineRule="auto"/>
+              <w:textAlignment w:val="baseline"/>
+              <w:rPr>
+                <w:rFonts w:eastAsia="Times New Roman" w:cs="Times New Roman"/>
+                <w:szCs w:val="24"/>
+                <w:lang w:val="en-US"/>
+              </w:rPr>
+            </w:pPr>
+            <w:r>
+              <w:rPr>
+                <w:rFonts w:ascii="Arial" w:eastAsia="Times New Roman" w:hAnsi="Arial" w:cs="Arial"/>
+                <w:szCs w:val="24"/>
+                <w:lang w:val="en-US"/>
+              </w:rPr>
+              <w:t>100 </w:t>
+            </w:r>
+          </w:p>
+        </w:tc>
+        <w:tc>
+          <w:tcPr>
+            <w:tcW w:w="3615" w:type="dxa"/>
+            <w:tcBorders>
+              <w:top w:val="single" w:sz="6" w:space="0" w:color="000000"/>
+              <w:left w:val="single" w:sz="6" w:space="0" w:color="000000"/>
+              <w:bottom w:val="single" w:sz="6" w:space="0" w:color="000000"/>
+              <w:right w:val="single" w:sz="6" w:space="0" w:color="000000"/>
+            </w:tcBorders>
+            <w:shd w:val="clear" w:color="auto" w:fill="auto"/>
+            <w:vAlign w:val="center"/>
+            <w:hideMark/>
+          </w:tcPr>
+          <w:p>
+            <w:pPr>
+              <w:spacing w:line="240" w:lineRule="auto"/>
+              <w:textAlignment w:val="baseline"/>
+              <w:rPr>
+                <w:rFonts w:eastAsia="Times New Roman" w:cs="Times New Roman"/>
+                <w:szCs w:val="24"/>
+                <w:lang w:val="en-US"/>
+              </w:rPr>
+            </w:pPr>
+            <w:r>
+              <w:rPr>
+                <w:rFonts w:ascii="Arial" w:eastAsia="Times New Roman" w:hAnsi="Arial" w:cs="Arial"/>
+                <w:szCs w:val="24"/>
+                <w:lang w:val="en-US"/>
+              </w:rPr>
+              <w:t>Paracetamol </w:t>
+            </w:r>
+          </w:p>
+        </w:tc>
+        <w:tc>
+          <w:tcPr>
+            <w:tcW w:w="3120" w:type="dxa"/>
+            <w:tcBorders>
+              <w:top w:val="single" w:sz="6" w:space="0" w:color="000000"/>
+              <w:left w:val="single" w:sz="6" w:space="0" w:color="000000"/>
+              <w:bottom w:val="single" w:sz="6" w:space="0" w:color="000000"/>
+              <w:right w:val="single" w:sz="6" w:space="0" w:color="000000"/>
+            </w:tcBorders>
+            <w:shd w:val="clear" w:color="auto" w:fill="auto"/>
+            <w:vAlign w:val="center"/>
+            <w:hideMark/>
+          </w:tcPr>
+          <w:p>
+            <w:pPr>
+              <w:spacing w:line="240" w:lineRule="auto"/>
+              <w:textAlignment w:val="baseline"/>
+              <w:rPr>
+                <w:rFonts w:eastAsia="Times New Roman" w:cs="Times New Roman"/>
+                <w:szCs w:val="24"/>
+                <w:lang w:val="en-US"/>
+              </w:rPr>
+            </w:pPr>
+            <w:proofErr w:type="spellStart"/>
+            <w:r>
+              <w:rPr>
+                <w:rFonts w:ascii="Arial" w:eastAsia="Times New Roman" w:hAnsi="Arial" w:cs="Arial"/>
+                <w:szCs w:val="24"/>
+                <w:lang w:val="en-US"/>
+              </w:rPr>
+              <w:t>inventory</w:t>
+            </w:r>
+            <w:r>
+              <w:rPr>
+                <w:rFonts w:ascii="Arial" w:eastAsia="Times New Roman" w:hAnsi="Arial" w:cs="Arial"/>
+                <w:szCs w:val="24"/>
+                <w:lang w:val="en-US"/>
+              </w:rPr>
+              <w:t>_db.sql</w:t>
+            </w:r>
+            <w:proofErr w:type="spellEnd"/>
+            <w:r>
+              <w:rPr>
+                <w:rFonts w:ascii="Arial" w:eastAsia="Times New Roman" w:hAnsi="Arial" w:cs="Arial"/>
+                <w:szCs w:val="24"/>
+                <w:lang w:val="en-US"/>
+              </w:rPr>
+              <w:t> </w:t>
+            </w:r>
+          </w:p>
+        </w:tc>
+      </w:tr>
+      <w:tr>
+        <w:trPr>
+          <w:trHeight w:val="300"/>
+        </w:trPr>
+        <w:tc>
+          <w:tcPr>
+            <w:tcW w:w="2730" w:type="dxa"/>
+            <w:tcBorders>
+              <w:top w:val="single" w:sz="6" w:space="0" w:color="000000"/>
+              <w:left w:val="single" w:sz="6" w:space="0" w:color="000000"/>
+              <w:bottom w:val="single" w:sz="6" w:space="0" w:color="000000"/>
+              <w:right w:val="single" w:sz="6" w:space="0" w:color="000000"/>
+            </w:tcBorders>
+            <w:shd w:val="clear" w:color="auto" w:fill="auto"/>
+            <w:vAlign w:val="center"/>
+            <w:hideMark/>
+          </w:tcPr>
+          <w:p>
+            <w:pPr>
+              <w:spacing w:line="240" w:lineRule="auto"/>
+              <w:textAlignment w:val="baseline"/>
+              <w:rPr>
+                <w:rFonts w:eastAsia="Times New Roman" w:cs="Times New Roman"/>
+                <w:szCs w:val="24"/>
+                <w:lang w:val="en-US"/>
+              </w:rPr>
+            </w:pPr>
+            <w:r>
+              <w:rPr>
+                <w:rFonts w:ascii="Arial" w:eastAsia="Times New Roman" w:hAnsi="Arial" w:cs="Arial"/>
+                <w:b/>
+                <w:bCs/>
+                <w:szCs w:val="24"/>
+                <w:lang w:val="en-US"/>
+              </w:rPr>
+              <w:t>Description</w:t>
+            </w:r>
+            <w:r>
+              <w:rPr>
+                <w:rFonts w:ascii="Arial" w:eastAsia="Times New Roman" w:hAnsi="Arial" w:cs="Arial"/>
+                <w:szCs w:val="24"/>
+                <w:lang w:val="en-US"/>
+              </w:rPr>
+              <w:t> </w:t>
+            </w:r>
+          </w:p>
+        </w:tc>
+        <w:tc>
+          <w:tcPr>
+            <w:tcW w:w="6000" w:type="dxa"/>
+            <w:tcBorders>
+              <w:top w:val="single" w:sz="6" w:space="0" w:color="000000"/>
+              <w:left w:val="single" w:sz="6" w:space="0" w:color="000000"/>
+              <w:bottom w:val="single" w:sz="6" w:space="0" w:color="000000"/>
+              <w:right w:val="single" w:sz="6" w:space="0" w:color="000000"/>
+            </w:tcBorders>
+            <w:shd w:val="clear" w:color="auto" w:fill="auto"/>
+            <w:vAlign w:val="center"/>
+            <w:hideMark/>
+          </w:tcPr>
+          <w:p>
+            <w:pPr>
+              <w:spacing w:line="240" w:lineRule="auto"/>
+              <w:textAlignment w:val="baseline"/>
+              <w:rPr>
+                <w:rFonts w:eastAsia="Times New Roman" w:cs="Times New Roman"/>
+                <w:szCs w:val="24"/>
+                <w:lang w:val="en-US"/>
+              </w:rPr>
+            </w:pPr>
+            <w:r>
+              <w:rPr>
+                <w:rFonts w:ascii="Arial" w:eastAsia="Times New Roman" w:hAnsi="Arial" w:cs="Arial"/>
+                <w:szCs w:val="24"/>
+                <w:lang w:val="en-US"/>
+              </w:rPr>
+              <w:t>Brief detail of medicine use </w:t>
+            </w:r>
+          </w:p>
+        </w:tc>
+        <w:tc>
+          <w:tcPr>
+            <w:tcW w:w="2580" w:type="dxa"/>
+            <w:tcBorders>
+              <w:top w:val="single" w:sz="6" w:space="0" w:color="000000"/>
+              <w:left w:val="single" w:sz="6" w:space="0" w:color="000000"/>
+              <w:bottom w:val="single" w:sz="6" w:space="0" w:color="000000"/>
+              <w:right w:val="single" w:sz="6" w:space="0" w:color="000000"/>
+            </w:tcBorders>
+            <w:shd w:val="clear" w:color="auto" w:fill="auto"/>
+            <w:vAlign w:val="center"/>
+            <w:hideMark/>
+          </w:tcPr>
+          <w:p>
+            <w:pPr>
+              <w:spacing w:line="240" w:lineRule="auto"/>
+              <w:textAlignment w:val="baseline"/>
+              <w:rPr>
+                <w:rFonts w:eastAsia="Times New Roman" w:cs="Times New Roman"/>
+                <w:szCs w:val="24"/>
+                <w:lang w:val="en-US"/>
+              </w:rPr>
+            </w:pPr>
+            <w:proofErr w:type="spellStart"/>
+            <w:r>
+              <w:rPr>
+                <w:rFonts w:ascii="Arial" w:eastAsia="Times New Roman" w:hAnsi="Arial" w:cs="Arial"/>
+                <w:szCs w:val="24"/>
+                <w:lang w:val="en-US"/>
+              </w:rPr>
+              <w:t>med_desc</w:t>
+            </w:r>
+            <w:proofErr w:type="spellEnd"/>
+            <w:r>
+              <w:rPr>
+                <w:rFonts w:ascii="Arial" w:eastAsia="Times New Roman" w:hAnsi="Arial" w:cs="Arial"/>
+                <w:szCs w:val="24"/>
+                <w:lang w:val="en-US"/>
+              </w:rPr>
+              <w:t> </w:t>
+            </w:r>
+          </w:p>
+        </w:tc>
+        <w:tc>
+          <w:tcPr>
+            <w:tcW w:w="2445" w:type="dxa"/>
+            <w:tcBorders>
+              <w:top w:val="single" w:sz="6" w:space="0" w:color="000000"/>
+              <w:left w:val="single" w:sz="6" w:space="0" w:color="000000"/>
+              <w:bottom w:val="single" w:sz="6" w:space="0" w:color="000000"/>
+              <w:right w:val="single" w:sz="6" w:space="0" w:color="000000"/>
+            </w:tcBorders>
+            <w:shd w:val="clear" w:color="auto" w:fill="auto"/>
+            <w:vAlign w:val="center"/>
+            <w:hideMark/>
+          </w:tcPr>
+          <w:p>
+            <w:pPr>
+              <w:spacing w:line="240" w:lineRule="auto"/>
+              <w:textAlignment w:val="baseline"/>
+              <w:rPr>
+                <w:rFonts w:eastAsia="Times New Roman" w:cs="Times New Roman"/>
+                <w:szCs w:val="24"/>
+                <w:lang w:val="en-US"/>
+              </w:rPr>
+            </w:pPr>
+            <w:r>
+              <w:rPr>
+                <w:rFonts w:ascii="Arial" w:eastAsia="Times New Roman" w:hAnsi="Arial" w:cs="Arial"/>
+                <w:szCs w:val="24"/>
+                <w:lang w:val="en-US"/>
+              </w:rPr>
+              <w:t>TEXT </w:t>
+            </w:r>
+          </w:p>
+        </w:tc>
+        <w:tc>
+          <w:tcPr>
+            <w:tcW w:w="1170" w:type="dxa"/>
+            <w:tcBorders>
+              <w:top w:val="single" w:sz="6" w:space="0" w:color="000000"/>
+              <w:left w:val="single" w:sz="6" w:space="0" w:color="000000"/>
+              <w:bottom w:val="single" w:sz="6" w:space="0" w:color="000000"/>
+              <w:right w:val="single" w:sz="6" w:space="0" w:color="000000"/>
+            </w:tcBorders>
+            <w:shd w:val="clear" w:color="auto" w:fill="auto"/>
+            <w:vAlign w:val="center"/>
+            <w:hideMark/>
+          </w:tcPr>
+          <w:p>
+            <w:pPr>
+              <w:spacing w:line="240" w:lineRule="auto"/>
+              <w:textAlignment w:val="baseline"/>
+              <w:rPr>
+                <w:rFonts w:eastAsia="Times New Roman" w:cs="Times New Roman"/>
+                <w:szCs w:val="24"/>
+                <w:lang w:val="en-US"/>
+              </w:rPr>
+            </w:pPr>
+            <w:r>
+              <w:rPr>
+                <w:rFonts w:ascii="Arial" w:eastAsia="Times New Roman" w:hAnsi="Arial" w:cs="Arial"/>
+                <w:szCs w:val="24"/>
+                <w:lang w:val="en-US"/>
+              </w:rPr>
+              <w:t>N/A </w:t>
+            </w:r>
+          </w:p>
+        </w:tc>
+        <w:tc>
+          <w:tcPr>
+            <w:tcW w:w="3615" w:type="dxa"/>
+            <w:tcBorders>
+              <w:top w:val="single" w:sz="6" w:space="0" w:color="000000"/>
+              <w:left w:val="single" w:sz="6" w:space="0" w:color="000000"/>
+              <w:bottom w:val="single" w:sz="6" w:space="0" w:color="000000"/>
+              <w:right w:val="single" w:sz="6" w:space="0" w:color="000000"/>
+            </w:tcBorders>
+            <w:shd w:val="clear" w:color="auto" w:fill="auto"/>
+            <w:vAlign w:val="center"/>
+            <w:hideMark/>
+          </w:tcPr>
+          <w:p>
+            <w:pPr>
+              <w:spacing w:line="240" w:lineRule="auto"/>
+              <w:textAlignment w:val="baseline"/>
+              <w:rPr>
+                <w:rFonts w:eastAsia="Times New Roman" w:cs="Times New Roman"/>
+                <w:szCs w:val="24"/>
+                <w:lang w:val="en-US"/>
+              </w:rPr>
+            </w:pPr>
+            <w:r>
+              <w:rPr>
+                <w:rFonts w:ascii="Arial" w:eastAsia="Times New Roman" w:hAnsi="Arial" w:cs="Arial"/>
+                <w:szCs w:val="24"/>
+                <w:lang w:val="en-US"/>
+              </w:rPr>
+              <w:t>For fever and pain </w:t>
+            </w:r>
+          </w:p>
+        </w:tc>
+        <w:tc>
+          <w:tcPr>
+            <w:tcW w:w="3120" w:type="dxa"/>
+            <w:tcBorders>
+              <w:top w:val="single" w:sz="6" w:space="0" w:color="000000"/>
+              <w:left w:val="single" w:sz="6" w:space="0" w:color="000000"/>
+              <w:bottom w:val="single" w:sz="6" w:space="0" w:color="000000"/>
+              <w:right w:val="single" w:sz="6" w:space="0" w:color="000000"/>
+            </w:tcBorders>
+            <w:shd w:val="clear" w:color="auto" w:fill="auto"/>
+            <w:vAlign w:val="center"/>
+            <w:hideMark/>
+          </w:tcPr>
+          <w:p>
+            <w:pPr>
+              <w:spacing w:line="240" w:lineRule="auto"/>
+              <w:textAlignment w:val="baseline"/>
+              <w:rPr>
+                <w:rFonts w:eastAsia="Times New Roman" w:cs="Times New Roman"/>
+                <w:szCs w:val="24"/>
+                <w:lang w:val="en-US"/>
+              </w:rPr>
+            </w:pPr>
+            <w:proofErr w:type="spellStart"/>
+            <w:r>
+              <w:rPr>
+                <w:rFonts w:ascii="Arial" w:eastAsia="Times New Roman" w:hAnsi="Arial" w:cs="Arial"/>
+                <w:szCs w:val="24"/>
+                <w:lang w:val="en-US"/>
+              </w:rPr>
+              <w:t>inventory</w:t>
+            </w:r>
+            <w:r>
+              <w:rPr>
+                <w:rFonts w:ascii="Arial" w:eastAsia="Times New Roman" w:hAnsi="Arial" w:cs="Arial"/>
+                <w:szCs w:val="24"/>
+                <w:lang w:val="en-US"/>
+              </w:rPr>
+              <w:t>_db.sql</w:t>
+            </w:r>
+            <w:proofErr w:type="spellEnd"/>
+            <w:r>
+              <w:rPr>
+                <w:rFonts w:ascii="Arial" w:eastAsia="Times New Roman" w:hAnsi="Arial" w:cs="Arial"/>
+                <w:szCs w:val="24"/>
+                <w:lang w:val="en-US"/>
+              </w:rPr>
+              <w:t> </w:t>
+            </w:r>
+          </w:p>
+        </w:tc>
+      </w:tr>
+      <w:tr>
+        <w:trPr>
+          <w:trHeight w:val="300"/>
+        </w:trPr>
+        <w:tc>
+          <w:tcPr>
+            <w:tcW w:w="2730" w:type="dxa"/>
+            <w:tcBorders>
+              <w:top w:val="single" w:sz="6" w:space="0" w:color="000000"/>
+              <w:left w:val="single" w:sz="6" w:space="0" w:color="000000"/>
+              <w:bottom w:val="single" w:sz="6" w:space="0" w:color="000000"/>
+              <w:right w:val="single" w:sz="6" w:space="0" w:color="000000"/>
+            </w:tcBorders>
+            <w:shd w:val="clear" w:color="auto" w:fill="auto"/>
+            <w:vAlign w:val="center"/>
+            <w:hideMark/>
+          </w:tcPr>
+          <w:p>
+            <w:pPr>
+              <w:spacing w:line="240" w:lineRule="auto"/>
+              <w:textAlignment w:val="baseline"/>
+              <w:rPr>
+                <w:rFonts w:eastAsia="Times New Roman" w:cs="Times New Roman"/>
+                <w:szCs w:val="24"/>
+                <w:lang w:val="en-US"/>
+              </w:rPr>
+            </w:pPr>
+            <w:r>
+              <w:rPr>
+                <w:rFonts w:ascii="Arial" w:eastAsia="Times New Roman" w:hAnsi="Arial" w:cs="Arial"/>
+                <w:b/>
+                <w:bCs/>
+                <w:szCs w:val="24"/>
+                <w:lang w:val="en-US"/>
+              </w:rPr>
+              <w:t>Stock Quantity</w:t>
+            </w:r>
+            <w:r>
+              <w:rPr>
+                <w:rFonts w:ascii="Arial" w:eastAsia="Times New Roman" w:hAnsi="Arial" w:cs="Arial"/>
+                <w:szCs w:val="24"/>
+                <w:lang w:val="en-US"/>
+              </w:rPr>
+              <w:t> </w:t>
+            </w:r>
+          </w:p>
+        </w:tc>
+        <w:tc>
+          <w:tcPr>
+            <w:tcW w:w="6000" w:type="dxa"/>
+            <w:tcBorders>
+              <w:top w:val="single" w:sz="6" w:space="0" w:color="000000"/>
+              <w:left w:val="single" w:sz="6" w:space="0" w:color="000000"/>
+              <w:bottom w:val="single" w:sz="6" w:space="0" w:color="000000"/>
+              <w:right w:val="single" w:sz="6" w:space="0" w:color="000000"/>
+            </w:tcBorders>
+            <w:shd w:val="clear" w:color="auto" w:fill="auto"/>
+            <w:vAlign w:val="center"/>
+            <w:hideMark/>
+          </w:tcPr>
+          <w:p>
+            <w:pPr>
+              <w:spacing w:line="240" w:lineRule="auto"/>
+              <w:textAlignment w:val="baseline"/>
+              <w:rPr>
+                <w:rFonts w:eastAsia="Times New Roman" w:cs="Times New Roman"/>
+                <w:szCs w:val="24"/>
+                <w:lang w:val="en-US"/>
+              </w:rPr>
+            </w:pPr>
+            <w:r>
+              <w:rPr>
+                <w:rFonts w:ascii="Arial" w:eastAsia="Times New Roman" w:hAnsi="Arial" w:cs="Arial"/>
+                <w:szCs w:val="24"/>
+                <w:lang w:val="en-US"/>
+              </w:rPr>
+              <w:t>Current number of units available </w:t>
+            </w:r>
+          </w:p>
+        </w:tc>
+        <w:tc>
+          <w:tcPr>
+            <w:tcW w:w="2580" w:type="dxa"/>
+            <w:tcBorders>
+              <w:top w:val="single" w:sz="6" w:space="0" w:color="000000"/>
+              <w:left w:val="single" w:sz="6" w:space="0" w:color="000000"/>
+              <w:bottom w:val="single" w:sz="6" w:space="0" w:color="000000"/>
+              <w:right w:val="single" w:sz="6" w:space="0" w:color="000000"/>
+            </w:tcBorders>
+            <w:shd w:val="clear" w:color="auto" w:fill="auto"/>
+            <w:vAlign w:val="center"/>
+            <w:hideMark/>
+          </w:tcPr>
+          <w:p>
+            <w:pPr>
+              <w:spacing w:line="240" w:lineRule="auto"/>
+              <w:textAlignment w:val="baseline"/>
+              <w:rPr>
+                <w:rFonts w:eastAsia="Times New Roman" w:cs="Times New Roman"/>
+                <w:szCs w:val="24"/>
+                <w:lang w:val="en-US"/>
+              </w:rPr>
+            </w:pPr>
+            <w:proofErr w:type="spellStart"/>
+            <w:r>
+              <w:rPr>
+                <w:rFonts w:ascii="Arial" w:eastAsia="Times New Roman" w:hAnsi="Arial" w:cs="Arial"/>
+                <w:szCs w:val="24"/>
+                <w:lang w:val="en-US"/>
+              </w:rPr>
+              <w:t>stock_qty</w:t>
+            </w:r>
+            <w:proofErr w:type="spellEnd"/>
+            <w:r>
+              <w:rPr>
+                <w:rFonts w:ascii="Arial" w:eastAsia="Times New Roman" w:hAnsi="Arial" w:cs="Arial"/>
+                <w:szCs w:val="24"/>
+                <w:lang w:val="en-US"/>
+              </w:rPr>
+              <w:t> </w:t>
+            </w:r>
+          </w:p>
+        </w:tc>
+        <w:tc>
+          <w:tcPr>
+            <w:tcW w:w="2445" w:type="dxa"/>
+            <w:tcBorders>
+              <w:top w:val="single" w:sz="6" w:space="0" w:color="000000"/>
+              <w:left w:val="single" w:sz="6" w:space="0" w:color="000000"/>
+              <w:bottom w:val="single" w:sz="6" w:space="0" w:color="000000"/>
+              <w:right w:val="single" w:sz="6" w:space="0" w:color="000000"/>
+            </w:tcBorders>
+            <w:shd w:val="clear" w:color="auto" w:fill="auto"/>
+            <w:vAlign w:val="center"/>
+            <w:hideMark/>
+          </w:tcPr>
+          <w:p>
+            <w:pPr>
+              <w:spacing w:line="240" w:lineRule="auto"/>
+              <w:textAlignment w:val="baseline"/>
+              <w:rPr>
+                <w:rFonts w:eastAsia="Times New Roman" w:cs="Times New Roman"/>
+                <w:szCs w:val="24"/>
+                <w:lang w:val="en-US"/>
+              </w:rPr>
+            </w:pPr>
+            <w:r>
+              <w:rPr>
+                <w:rFonts w:ascii="Arial" w:eastAsia="Times New Roman" w:hAnsi="Arial" w:cs="Arial"/>
+                <w:szCs w:val="24"/>
+                <w:lang w:val="en-US"/>
+              </w:rPr>
+              <w:t>INTEGER </w:t>
+            </w:r>
+          </w:p>
+        </w:tc>
+        <w:tc>
+          <w:tcPr>
+            <w:tcW w:w="1170" w:type="dxa"/>
+            <w:tcBorders>
+              <w:top w:val="single" w:sz="6" w:space="0" w:color="000000"/>
+              <w:left w:val="single" w:sz="6" w:space="0" w:color="000000"/>
+              <w:bottom w:val="single" w:sz="6" w:space="0" w:color="000000"/>
+              <w:right w:val="single" w:sz="6" w:space="0" w:color="000000"/>
+            </w:tcBorders>
+            <w:shd w:val="clear" w:color="auto" w:fill="auto"/>
+            <w:vAlign w:val="center"/>
+            <w:hideMark/>
+          </w:tcPr>
+          <w:p>
+            <w:pPr>
+              <w:spacing w:line="240" w:lineRule="auto"/>
+              <w:textAlignment w:val="baseline"/>
+              <w:rPr>
+                <w:rFonts w:eastAsia="Times New Roman" w:cs="Times New Roman"/>
+                <w:szCs w:val="24"/>
+                <w:lang w:val="en-US"/>
+              </w:rPr>
+            </w:pPr>
+            <w:r>
+              <w:rPr>
+                <w:rFonts w:ascii="Arial" w:eastAsia="Times New Roman" w:hAnsi="Arial" w:cs="Arial"/>
+                <w:szCs w:val="24"/>
+                <w:lang w:val="en-US"/>
+              </w:rPr>
+              <w:t>4 bytes </w:t>
+            </w:r>
+          </w:p>
+        </w:tc>
+        <w:tc>
+          <w:tcPr>
+            <w:tcW w:w="3615" w:type="dxa"/>
+            <w:tcBorders>
+              <w:top w:val="single" w:sz="6" w:space="0" w:color="000000"/>
+              <w:left w:val="single" w:sz="6" w:space="0" w:color="000000"/>
+              <w:bottom w:val="single" w:sz="6" w:space="0" w:color="000000"/>
+              <w:right w:val="single" w:sz="6" w:space="0" w:color="000000"/>
+            </w:tcBorders>
+            <w:shd w:val="clear" w:color="auto" w:fill="auto"/>
+            <w:vAlign w:val="center"/>
+            <w:hideMark/>
+          </w:tcPr>
+          <w:p>
+            <w:pPr>
+              <w:spacing w:line="240" w:lineRule="auto"/>
+              <w:textAlignment w:val="baseline"/>
+              <w:rPr>
+                <w:rFonts w:eastAsia="Times New Roman" w:cs="Times New Roman"/>
+                <w:szCs w:val="24"/>
+                <w:lang w:val="en-US"/>
+              </w:rPr>
+            </w:pPr>
+            <w:r>
+              <w:rPr>
+                <w:rFonts w:ascii="Arial" w:eastAsia="Times New Roman" w:hAnsi="Arial" w:cs="Arial"/>
+                <w:szCs w:val="24"/>
+                <w:lang w:val="en-US"/>
+              </w:rPr>
+              <w:t>150 </w:t>
+            </w:r>
+          </w:p>
+        </w:tc>
+        <w:tc>
+          <w:tcPr>
+            <w:tcW w:w="3120" w:type="dxa"/>
+            <w:tcBorders>
+              <w:top w:val="single" w:sz="6" w:space="0" w:color="000000"/>
+              <w:left w:val="single" w:sz="6" w:space="0" w:color="000000"/>
+              <w:bottom w:val="single" w:sz="6" w:space="0" w:color="000000"/>
+              <w:right w:val="single" w:sz="6" w:space="0" w:color="000000"/>
+            </w:tcBorders>
+            <w:shd w:val="clear" w:color="auto" w:fill="auto"/>
+            <w:vAlign w:val="center"/>
+            <w:hideMark/>
+          </w:tcPr>
+          <w:p>
+            <w:pPr>
+              <w:spacing w:line="240" w:lineRule="auto"/>
+              <w:textAlignment w:val="baseline"/>
+              <w:rPr>
+                <w:rFonts w:eastAsia="Times New Roman" w:cs="Times New Roman"/>
+                <w:szCs w:val="24"/>
+                <w:lang w:val="en-US"/>
+              </w:rPr>
+            </w:pPr>
+            <w:proofErr w:type="spellStart"/>
+            <w:r>
+              <w:rPr>
+                <w:rFonts w:ascii="Arial" w:eastAsia="Times New Roman" w:hAnsi="Arial" w:cs="Arial"/>
+                <w:szCs w:val="24"/>
+                <w:lang w:val="en-US"/>
+              </w:rPr>
+              <w:t>inventory</w:t>
+            </w:r>
+            <w:r>
+              <w:rPr>
+                <w:rFonts w:ascii="Arial" w:eastAsia="Times New Roman" w:hAnsi="Arial" w:cs="Arial"/>
+                <w:szCs w:val="24"/>
+                <w:lang w:val="en-US"/>
+              </w:rPr>
+              <w:t>_db.sql</w:t>
+            </w:r>
+            <w:proofErr w:type="spellEnd"/>
+            <w:r>
+              <w:rPr>
+                <w:rFonts w:ascii="Arial" w:eastAsia="Times New Roman" w:hAnsi="Arial" w:cs="Arial"/>
+                <w:szCs w:val="24"/>
+                <w:lang w:val="en-US"/>
+              </w:rPr>
+              <w:t> </w:t>
+            </w:r>
+          </w:p>
+        </w:tc>
+      </w:tr>
+      <w:tr>
+        <w:trPr>
+          <w:trHeight w:val="300"/>
+        </w:trPr>
+        <w:tc>
+          <w:tcPr>
+            <w:tcW w:w="2730" w:type="dxa"/>
+            <w:tcBorders>
+              <w:top w:val="single" w:sz="6" w:space="0" w:color="000000"/>
+              <w:left w:val="single" w:sz="6" w:space="0" w:color="000000"/>
+              <w:bottom w:val="single" w:sz="6" w:space="0" w:color="000000"/>
+              <w:right w:val="single" w:sz="6" w:space="0" w:color="000000"/>
+            </w:tcBorders>
+            <w:shd w:val="clear" w:color="auto" w:fill="auto"/>
+            <w:vAlign w:val="center"/>
+            <w:hideMark/>
+          </w:tcPr>
+          <w:p>
+            <w:pPr>
+              <w:spacing w:line="240" w:lineRule="auto"/>
+              <w:textAlignment w:val="baseline"/>
+              <w:rPr>
+                <w:rFonts w:eastAsia="Times New Roman" w:cs="Times New Roman"/>
+                <w:szCs w:val="24"/>
+                <w:lang w:val="en-US"/>
+              </w:rPr>
+            </w:pPr>
+            <w:r>
+              <w:rPr>
+                <w:rFonts w:ascii="Arial" w:eastAsia="Times New Roman" w:hAnsi="Arial" w:cs="Arial"/>
+                <w:b/>
+                <w:bCs/>
+                <w:szCs w:val="24"/>
+                <w:lang w:val="en-US"/>
+              </w:rPr>
+              <w:t>Expiration Date</w:t>
+            </w:r>
+            <w:r>
+              <w:rPr>
+                <w:rFonts w:ascii="Arial" w:eastAsia="Times New Roman" w:hAnsi="Arial" w:cs="Arial"/>
+                <w:szCs w:val="24"/>
+                <w:lang w:val="en-US"/>
+              </w:rPr>
+              <w:t> </w:t>
+            </w:r>
+          </w:p>
+        </w:tc>
+        <w:tc>
+          <w:tcPr>
+            <w:tcW w:w="6000" w:type="dxa"/>
+            <w:tcBorders>
+              <w:top w:val="single" w:sz="6" w:space="0" w:color="000000"/>
+              <w:left w:val="single" w:sz="6" w:space="0" w:color="000000"/>
+              <w:bottom w:val="single" w:sz="6" w:space="0" w:color="000000"/>
+              <w:right w:val="single" w:sz="6" w:space="0" w:color="000000"/>
+            </w:tcBorders>
+            <w:shd w:val="clear" w:color="auto" w:fill="auto"/>
+            <w:vAlign w:val="center"/>
+            <w:hideMark/>
+          </w:tcPr>
+          <w:p>
+            <w:pPr>
+              <w:spacing w:line="240" w:lineRule="auto"/>
+              <w:textAlignment w:val="baseline"/>
+              <w:rPr>
+                <w:rFonts w:eastAsia="Times New Roman" w:cs="Times New Roman"/>
+                <w:szCs w:val="24"/>
+                <w:lang w:val="en-US"/>
+              </w:rPr>
+            </w:pPr>
+            <w:r>
+              <w:rPr>
+                <w:rFonts w:ascii="Arial" w:eastAsia="Times New Roman" w:hAnsi="Arial" w:cs="Arial"/>
+                <w:szCs w:val="24"/>
+                <w:lang w:val="en-US"/>
+              </w:rPr>
+              <w:t>Date when medicine becomes invalid </w:t>
+            </w:r>
+          </w:p>
+        </w:tc>
+        <w:tc>
+          <w:tcPr>
+            <w:tcW w:w="2580" w:type="dxa"/>
+            <w:tcBorders>
+              <w:top w:val="single" w:sz="6" w:space="0" w:color="000000"/>
+              <w:left w:val="single" w:sz="6" w:space="0" w:color="000000"/>
+              <w:bottom w:val="single" w:sz="6" w:space="0" w:color="000000"/>
+              <w:right w:val="single" w:sz="6" w:space="0" w:color="000000"/>
+            </w:tcBorders>
+            <w:shd w:val="clear" w:color="auto" w:fill="auto"/>
+            <w:vAlign w:val="center"/>
+            <w:hideMark/>
+          </w:tcPr>
+          <w:p>
+            <w:pPr>
+              <w:spacing w:line="240" w:lineRule="auto"/>
+              <w:textAlignment w:val="baseline"/>
+              <w:rPr>
+                <w:rFonts w:eastAsia="Times New Roman" w:cs="Times New Roman"/>
+                <w:szCs w:val="24"/>
+                <w:lang w:val="en-US"/>
+              </w:rPr>
+            </w:pPr>
+            <w:proofErr w:type="spellStart"/>
+            <w:r>
+              <w:rPr>
+                <w:rFonts w:ascii="Arial" w:eastAsia="Times New Roman" w:hAnsi="Arial" w:cs="Arial"/>
+                <w:szCs w:val="24"/>
+                <w:lang w:val="en-US"/>
+              </w:rPr>
+              <w:t>expiry_date</w:t>
+            </w:r>
+            <w:proofErr w:type="spellEnd"/>
+            <w:r>
+              <w:rPr>
+                <w:rFonts w:ascii="Arial" w:eastAsia="Times New Roman" w:hAnsi="Arial" w:cs="Arial"/>
+                <w:szCs w:val="24"/>
+                <w:lang w:val="en-US"/>
+              </w:rPr>
+              <w:t> </w:t>
+            </w:r>
+          </w:p>
+        </w:tc>
+        <w:tc>
+          <w:tcPr>
+            <w:tcW w:w="2445" w:type="dxa"/>
+            <w:tcBorders>
+              <w:top w:val="single" w:sz="6" w:space="0" w:color="000000"/>
+              <w:left w:val="single" w:sz="6" w:space="0" w:color="000000"/>
+              <w:bottom w:val="single" w:sz="6" w:space="0" w:color="000000"/>
+              <w:right w:val="single" w:sz="6" w:space="0" w:color="000000"/>
+            </w:tcBorders>
+            <w:shd w:val="clear" w:color="auto" w:fill="auto"/>
+            <w:vAlign w:val="center"/>
+            <w:hideMark/>
+          </w:tcPr>
+          <w:p>
+            <w:pPr>
+              <w:spacing w:line="240" w:lineRule="auto"/>
+              <w:textAlignment w:val="baseline"/>
+              <w:rPr>
+                <w:rFonts w:eastAsia="Times New Roman" w:cs="Times New Roman"/>
+                <w:szCs w:val="24"/>
+                <w:lang w:val="en-US"/>
+              </w:rPr>
+            </w:pPr>
+            <w:r>
+              <w:rPr>
+                <w:rFonts w:ascii="Arial" w:eastAsia="Times New Roman" w:hAnsi="Arial" w:cs="Arial"/>
+                <w:szCs w:val="24"/>
+                <w:lang w:val="en-US"/>
+              </w:rPr>
+              <w:t>DATE </w:t>
+            </w:r>
+          </w:p>
+        </w:tc>
+        <w:tc>
+          <w:tcPr>
+            <w:tcW w:w="1170" w:type="dxa"/>
+            <w:tcBorders>
+              <w:top w:val="single" w:sz="6" w:space="0" w:color="000000"/>
+              <w:left w:val="single" w:sz="6" w:space="0" w:color="000000"/>
+              <w:bottom w:val="single" w:sz="6" w:space="0" w:color="000000"/>
+              <w:right w:val="single" w:sz="6" w:space="0" w:color="000000"/>
+            </w:tcBorders>
+            <w:shd w:val="clear" w:color="auto" w:fill="auto"/>
+            <w:vAlign w:val="center"/>
+            <w:hideMark/>
+          </w:tcPr>
+          <w:p>
+            <w:pPr>
+              <w:spacing w:line="240" w:lineRule="auto"/>
+              <w:textAlignment w:val="baseline"/>
+              <w:rPr>
+                <w:rFonts w:eastAsia="Times New Roman" w:cs="Times New Roman"/>
+                <w:szCs w:val="24"/>
+                <w:lang w:val="en-US"/>
+              </w:rPr>
+            </w:pPr>
+            <w:r>
+              <w:rPr>
+                <w:rFonts w:ascii="Arial" w:eastAsia="Times New Roman" w:hAnsi="Arial" w:cs="Arial"/>
+                <w:szCs w:val="24"/>
+                <w:lang w:val="en-US"/>
+              </w:rPr>
+              <w:t>8 bytes </w:t>
+            </w:r>
+          </w:p>
+        </w:tc>
+        <w:tc>
+          <w:tcPr>
+            <w:tcW w:w="3615" w:type="dxa"/>
+            <w:tcBorders>
+              <w:top w:val="single" w:sz="6" w:space="0" w:color="000000"/>
+              <w:left w:val="single" w:sz="6" w:space="0" w:color="000000"/>
+              <w:bottom w:val="single" w:sz="6" w:space="0" w:color="000000"/>
+              <w:right w:val="single" w:sz="6" w:space="0" w:color="000000"/>
+            </w:tcBorders>
+            <w:shd w:val="clear" w:color="auto" w:fill="auto"/>
+            <w:vAlign w:val="center"/>
+            <w:hideMark/>
+          </w:tcPr>
+          <w:p>
+            <w:pPr>
+              <w:spacing w:line="240" w:lineRule="auto"/>
+              <w:textAlignment w:val="baseline"/>
+              <w:rPr>
+                <w:rFonts w:eastAsia="Times New Roman" w:cs="Times New Roman"/>
+                <w:szCs w:val="24"/>
+                <w:lang w:val="en-US"/>
+              </w:rPr>
+            </w:pPr>
+            <w:r>
+              <w:rPr>
+                <w:rFonts w:ascii="Arial" w:eastAsia="Times New Roman" w:hAnsi="Arial" w:cs="Arial"/>
+                <w:szCs w:val="24"/>
+                <w:lang w:val="en-US"/>
+              </w:rPr>
+              <w:t>2027-12-31 </w:t>
+            </w:r>
+          </w:p>
+        </w:tc>
+        <w:tc>
+          <w:tcPr>
+            <w:tcW w:w="3120" w:type="dxa"/>
+            <w:tcBorders>
+              <w:top w:val="single" w:sz="6" w:space="0" w:color="000000"/>
+              <w:left w:val="single" w:sz="6" w:space="0" w:color="000000"/>
+              <w:bottom w:val="single" w:sz="6" w:space="0" w:color="000000"/>
+              <w:right w:val="single" w:sz="6" w:space="0" w:color="000000"/>
+            </w:tcBorders>
+            <w:shd w:val="clear" w:color="auto" w:fill="auto"/>
+            <w:vAlign w:val="center"/>
+            <w:hideMark/>
+          </w:tcPr>
+          <w:p>
+            <w:pPr>
+              <w:spacing w:line="240" w:lineRule="auto"/>
+              <w:textAlignment w:val="baseline"/>
+              <w:rPr>
+                <w:rFonts w:eastAsia="Times New Roman" w:cs="Times New Roman"/>
+                <w:szCs w:val="24"/>
+                <w:lang w:val="en-US"/>
+              </w:rPr>
+            </w:pPr>
+            <w:proofErr w:type="spellStart"/>
+            <w:r>
+              <w:rPr>
+                <w:rFonts w:ascii="Arial" w:eastAsia="Times New Roman" w:hAnsi="Arial" w:cs="Arial"/>
+                <w:szCs w:val="24"/>
+                <w:lang w:val="en-US"/>
+              </w:rPr>
+              <w:t>inventory</w:t>
+            </w:r>
+            <w:r>
+              <w:rPr>
+                <w:rFonts w:ascii="Arial" w:eastAsia="Times New Roman" w:hAnsi="Arial" w:cs="Arial"/>
+                <w:szCs w:val="24"/>
+                <w:lang w:val="en-US"/>
+              </w:rPr>
+              <w:t>_db.sql</w:t>
+            </w:r>
+            <w:proofErr w:type="spellEnd"/>
+            <w:r>
+              <w:rPr>
+                <w:rFonts w:ascii="Arial" w:eastAsia="Times New Roman" w:hAnsi="Arial" w:cs="Arial"/>
+                <w:szCs w:val="24"/>
+                <w:lang w:val="en-US"/>
+              </w:rPr>
+              <w:t> </w:t>
+            </w:r>
+          </w:p>
+        </w:tc>
+      </w:tr>
+      <w:tr>
+        <w:trPr>
+          <w:trHeight w:val="300"/>
+        </w:trPr>
+        <w:tc>
+          <w:tcPr>
+            <w:tcW w:w="2730" w:type="dxa"/>
+            <w:tcBorders>
+              <w:top w:val="single" w:sz="6" w:space="0" w:color="000000"/>
+              <w:left w:val="single" w:sz="6" w:space="0" w:color="000000"/>
+              <w:bottom w:val="single" w:sz="6" w:space="0" w:color="000000"/>
+              <w:right w:val="single" w:sz="6" w:space="0" w:color="000000"/>
+            </w:tcBorders>
+            <w:shd w:val="clear" w:color="auto" w:fill="auto"/>
+            <w:vAlign w:val="center"/>
+            <w:hideMark/>
+          </w:tcPr>
+          <w:p>
+            <w:pPr>
+              <w:spacing w:line="240" w:lineRule="auto"/>
+              <w:textAlignment w:val="baseline"/>
+              <w:rPr>
+                <w:rFonts w:eastAsia="Times New Roman" w:cs="Times New Roman"/>
+                <w:szCs w:val="24"/>
+                <w:lang w:val="en-US"/>
+              </w:rPr>
+            </w:pPr>
+            <w:r>
+              <w:rPr>
+                <w:rFonts w:ascii="Arial" w:eastAsia="Times New Roman" w:hAnsi="Arial" w:cs="Arial"/>
+                <w:b/>
+                <w:bCs/>
+                <w:szCs w:val="24"/>
+                <w:lang w:val="en-US"/>
+              </w:rPr>
+              <w:t>Consultation ID</w:t>
+            </w:r>
+            <w:r>
+              <w:rPr>
+                <w:rFonts w:ascii="Arial" w:eastAsia="Times New Roman" w:hAnsi="Arial" w:cs="Arial"/>
+                <w:szCs w:val="24"/>
+                <w:lang w:val="en-US"/>
+              </w:rPr>
+              <w:t> </w:t>
+            </w:r>
+          </w:p>
+        </w:tc>
+        <w:tc>
+          <w:tcPr>
+            <w:tcW w:w="6000" w:type="dxa"/>
+            <w:tcBorders>
+              <w:top w:val="single" w:sz="6" w:space="0" w:color="000000"/>
+              <w:left w:val="single" w:sz="6" w:space="0" w:color="000000"/>
+              <w:bottom w:val="single" w:sz="6" w:space="0" w:color="000000"/>
+              <w:right w:val="single" w:sz="6" w:space="0" w:color="000000"/>
+            </w:tcBorders>
+            <w:shd w:val="clear" w:color="auto" w:fill="auto"/>
+            <w:vAlign w:val="center"/>
+            <w:hideMark/>
+          </w:tcPr>
+          <w:p>
+            <w:pPr>
+              <w:spacing w:line="240" w:lineRule="auto"/>
+              <w:textAlignment w:val="baseline"/>
+              <w:rPr>
+                <w:rFonts w:eastAsia="Times New Roman" w:cs="Times New Roman"/>
+                <w:szCs w:val="24"/>
+                <w:lang w:val="en-US"/>
+              </w:rPr>
+            </w:pPr>
+            <w:r>
+              <w:rPr>
+                <w:rFonts w:ascii="Arial" w:eastAsia="Times New Roman" w:hAnsi="Arial" w:cs="Arial"/>
+                <w:szCs w:val="24"/>
+                <w:lang w:val="en-US"/>
+              </w:rPr>
+              <w:t>Unique ID for each clinic visit </w:t>
+            </w:r>
+          </w:p>
+        </w:tc>
+        <w:tc>
+          <w:tcPr>
+            <w:tcW w:w="2580" w:type="dxa"/>
+            <w:tcBorders>
+              <w:top w:val="single" w:sz="6" w:space="0" w:color="000000"/>
+              <w:left w:val="single" w:sz="6" w:space="0" w:color="000000"/>
+              <w:bottom w:val="single" w:sz="6" w:space="0" w:color="000000"/>
+              <w:right w:val="single" w:sz="6" w:space="0" w:color="000000"/>
+            </w:tcBorders>
+            <w:shd w:val="clear" w:color="auto" w:fill="auto"/>
+            <w:vAlign w:val="center"/>
+            <w:hideMark/>
+          </w:tcPr>
+          <w:p>
+            <w:pPr>
+              <w:spacing w:line="240" w:lineRule="auto"/>
+              <w:textAlignment w:val="baseline"/>
+              <w:rPr>
+                <w:rFonts w:eastAsia="Times New Roman" w:cs="Times New Roman"/>
+                <w:szCs w:val="24"/>
+                <w:lang w:val="en-US"/>
+              </w:rPr>
+            </w:pPr>
+            <w:proofErr w:type="spellStart"/>
+            <w:r>
+              <w:rPr>
+                <w:rFonts w:ascii="Arial" w:eastAsia="Times New Roman" w:hAnsi="Arial" w:cs="Arial"/>
+                <w:szCs w:val="24"/>
+                <w:lang w:val="en-US"/>
+              </w:rPr>
+              <w:t>consult_id</w:t>
+            </w:r>
+            <w:proofErr w:type="spellEnd"/>
+            <w:r>
+              <w:rPr>
+                <w:rFonts w:ascii="Arial" w:eastAsia="Times New Roman" w:hAnsi="Arial" w:cs="Arial"/>
+                <w:szCs w:val="24"/>
+                <w:lang w:val="en-US"/>
+              </w:rPr>
+              <w:t> </w:t>
+            </w:r>
+          </w:p>
+        </w:tc>
+        <w:tc>
+          <w:tcPr>
+            <w:tcW w:w="2445" w:type="dxa"/>
+            <w:tcBorders>
+              <w:top w:val="single" w:sz="6" w:space="0" w:color="000000"/>
+              <w:left w:val="single" w:sz="6" w:space="0" w:color="000000"/>
+              <w:bottom w:val="single" w:sz="6" w:space="0" w:color="000000"/>
+              <w:right w:val="single" w:sz="6" w:space="0" w:color="000000"/>
+            </w:tcBorders>
+            <w:shd w:val="clear" w:color="auto" w:fill="auto"/>
+            <w:vAlign w:val="center"/>
+            <w:hideMark/>
+          </w:tcPr>
+          <w:p>
+            <w:pPr>
+              <w:spacing w:line="240" w:lineRule="auto"/>
+              <w:textAlignment w:val="baseline"/>
+              <w:rPr>
+                <w:rFonts w:eastAsia="Times New Roman" w:cs="Times New Roman"/>
+                <w:szCs w:val="24"/>
+                <w:lang w:val="en-US"/>
+              </w:rPr>
+            </w:pPr>
+            <w:r>
+              <w:rPr>
+                <w:rFonts w:ascii="Arial" w:eastAsia="Times New Roman" w:hAnsi="Arial" w:cs="Arial"/>
+                <w:szCs w:val="24"/>
+                <w:lang w:val="en-US"/>
+              </w:rPr>
+              <w:t>SERIAL </w:t>
+            </w:r>
+          </w:p>
+        </w:tc>
+        <w:tc>
+          <w:tcPr>
+            <w:tcW w:w="1170" w:type="dxa"/>
+            <w:tcBorders>
+              <w:top w:val="single" w:sz="6" w:space="0" w:color="000000"/>
+              <w:left w:val="single" w:sz="6" w:space="0" w:color="000000"/>
+              <w:bottom w:val="single" w:sz="6" w:space="0" w:color="000000"/>
+              <w:right w:val="single" w:sz="6" w:space="0" w:color="000000"/>
+            </w:tcBorders>
+            <w:shd w:val="clear" w:color="auto" w:fill="auto"/>
+            <w:vAlign w:val="center"/>
+            <w:hideMark/>
+          </w:tcPr>
+          <w:p>
+            <w:pPr>
+              <w:spacing w:line="240" w:lineRule="auto"/>
+              <w:textAlignment w:val="baseline"/>
+              <w:rPr>
+                <w:rFonts w:eastAsia="Times New Roman" w:cs="Times New Roman"/>
+                <w:szCs w:val="24"/>
+                <w:lang w:val="en-US"/>
+              </w:rPr>
+            </w:pPr>
+            <w:r>
+              <w:rPr>
+                <w:rFonts w:ascii="Arial" w:eastAsia="Times New Roman" w:hAnsi="Arial" w:cs="Arial"/>
+                <w:szCs w:val="24"/>
+                <w:lang w:val="en-US"/>
+              </w:rPr>
+              <w:t>4 bytes </w:t>
+            </w:r>
+          </w:p>
+        </w:tc>
+        <w:tc>
+          <w:tcPr>
+            <w:tcW w:w="3615" w:type="dxa"/>
+            <w:tcBorders>
+              <w:top w:val="single" w:sz="6" w:space="0" w:color="000000"/>
+              <w:left w:val="single" w:sz="6" w:space="0" w:color="000000"/>
+              <w:bottom w:val="single" w:sz="6" w:space="0" w:color="000000"/>
+              <w:right w:val="single" w:sz="6" w:space="0" w:color="000000"/>
+            </w:tcBorders>
+            <w:shd w:val="clear" w:color="auto" w:fill="auto"/>
+            <w:vAlign w:val="center"/>
+            <w:hideMark/>
+          </w:tcPr>
+          <w:p>
+            <w:pPr>
+              <w:spacing w:line="240" w:lineRule="auto"/>
+              <w:textAlignment w:val="baseline"/>
+              <w:rPr>
+                <w:rFonts w:eastAsia="Times New Roman" w:cs="Times New Roman"/>
+                <w:szCs w:val="24"/>
+                <w:lang w:val="en-US"/>
+              </w:rPr>
+            </w:pPr>
+            <w:r>
+              <w:rPr>
+                <w:rFonts w:ascii="Arial" w:eastAsia="Times New Roman" w:hAnsi="Arial" w:cs="Arial"/>
+                <w:szCs w:val="24"/>
+                <w:lang w:val="en-US"/>
+              </w:rPr>
+              <w:t>9001 </w:t>
+            </w:r>
+          </w:p>
+        </w:tc>
+        <w:tc>
+          <w:tcPr>
+            <w:tcW w:w="3120" w:type="dxa"/>
+            <w:tcBorders>
+              <w:top w:val="single" w:sz="6" w:space="0" w:color="000000"/>
+              <w:left w:val="single" w:sz="6" w:space="0" w:color="000000"/>
+              <w:bottom w:val="single" w:sz="6" w:space="0" w:color="000000"/>
+              <w:right w:val="single" w:sz="6" w:space="0" w:color="000000"/>
+            </w:tcBorders>
+            <w:shd w:val="clear" w:color="auto" w:fill="auto"/>
+            <w:vAlign w:val="center"/>
+            <w:hideMark/>
+          </w:tcPr>
+          <w:p>
+            <w:pPr>
+              <w:spacing w:line="240" w:lineRule="auto"/>
+              <w:textAlignment w:val="baseline"/>
+              <w:rPr>
+                <w:rFonts w:eastAsia="Times New Roman" w:cs="Times New Roman"/>
+                <w:szCs w:val="24"/>
+                <w:lang w:val="en-US"/>
+              </w:rPr>
+            </w:pPr>
+            <w:proofErr w:type="spellStart"/>
+            <w:r>
+              <w:rPr>
+                <w:rFonts w:ascii="Arial" w:eastAsia="Times New Roman" w:hAnsi="Arial" w:cs="Arial"/>
+                <w:szCs w:val="24"/>
+                <w:lang w:val="en-US"/>
+              </w:rPr>
+              <w:t>consultations_db.sql</w:t>
+            </w:r>
+            <w:proofErr w:type="spellEnd"/>
+            <w:r>
+              <w:rPr>
+                <w:rFonts w:ascii="Arial" w:eastAsia="Times New Roman" w:hAnsi="Arial" w:cs="Arial"/>
+                <w:szCs w:val="24"/>
+                <w:lang w:val="en-US"/>
+              </w:rPr>
+              <w:t> </w:t>
+            </w:r>
+          </w:p>
+        </w:tc>
+      </w:tr>
+      <w:tr>
+        <w:trPr>
+          <w:trHeight w:val="300"/>
+        </w:trPr>
+        <w:tc>
+          <w:tcPr>
+            <w:tcW w:w="2730" w:type="dxa"/>
+            <w:tcBorders>
+              <w:top w:val="single" w:sz="6" w:space="0" w:color="000000"/>
+              <w:left w:val="single" w:sz="6" w:space="0" w:color="000000"/>
+              <w:bottom w:val="single" w:sz="6" w:space="0" w:color="000000"/>
+              <w:right w:val="single" w:sz="6" w:space="0" w:color="000000"/>
+            </w:tcBorders>
+            <w:shd w:val="clear" w:color="auto" w:fill="auto"/>
+            <w:vAlign w:val="center"/>
+            <w:hideMark/>
+          </w:tcPr>
+          <w:p>
+            <w:pPr>
+              <w:spacing w:line="240" w:lineRule="auto"/>
+              <w:textAlignment w:val="baseline"/>
+              <w:rPr>
+                <w:rFonts w:eastAsia="Times New Roman" w:cs="Times New Roman"/>
+                <w:szCs w:val="24"/>
+                <w:lang w:val="en-US"/>
+              </w:rPr>
+            </w:pPr>
+            <w:r>
+              <w:rPr>
+                <w:rFonts w:ascii="Arial" w:eastAsia="Times New Roman" w:hAnsi="Arial" w:cs="Arial"/>
+                <w:b/>
+                <w:bCs/>
+                <w:szCs w:val="24"/>
+                <w:lang w:val="en-US"/>
+              </w:rPr>
+              <w:t>Visit Date</w:t>
+            </w:r>
+            <w:r>
+              <w:rPr>
+                <w:rFonts w:ascii="Arial" w:eastAsia="Times New Roman" w:hAnsi="Arial" w:cs="Arial"/>
+                <w:szCs w:val="24"/>
+                <w:lang w:val="en-US"/>
+              </w:rPr>
+              <w:t> </w:t>
+            </w:r>
+          </w:p>
+        </w:tc>
+        <w:tc>
+          <w:tcPr>
+            <w:tcW w:w="6000" w:type="dxa"/>
+            <w:tcBorders>
+              <w:top w:val="single" w:sz="6" w:space="0" w:color="000000"/>
+              <w:left w:val="single" w:sz="6" w:space="0" w:color="000000"/>
+              <w:bottom w:val="single" w:sz="6" w:space="0" w:color="000000"/>
+              <w:right w:val="single" w:sz="6" w:space="0" w:color="000000"/>
+            </w:tcBorders>
+            <w:shd w:val="clear" w:color="auto" w:fill="auto"/>
+            <w:vAlign w:val="center"/>
+            <w:hideMark/>
+          </w:tcPr>
+          <w:p>
+            <w:pPr>
+              <w:spacing w:line="240" w:lineRule="auto"/>
+              <w:textAlignment w:val="baseline"/>
+              <w:rPr>
+                <w:rFonts w:eastAsia="Times New Roman" w:cs="Times New Roman"/>
+                <w:szCs w:val="24"/>
+                <w:lang w:val="en-US"/>
+              </w:rPr>
+            </w:pPr>
+            <w:r>
+              <w:rPr>
+                <w:rFonts w:ascii="Arial" w:eastAsia="Times New Roman" w:hAnsi="Arial" w:cs="Arial"/>
+                <w:szCs w:val="24"/>
+                <w:lang w:val="en-US"/>
+              </w:rPr>
+              <w:t>Date and time of consultation </w:t>
+            </w:r>
+          </w:p>
+        </w:tc>
+        <w:tc>
+          <w:tcPr>
+            <w:tcW w:w="2580" w:type="dxa"/>
+            <w:tcBorders>
+              <w:top w:val="single" w:sz="6" w:space="0" w:color="000000"/>
+              <w:left w:val="single" w:sz="6" w:space="0" w:color="000000"/>
+              <w:bottom w:val="single" w:sz="6" w:space="0" w:color="000000"/>
+              <w:right w:val="single" w:sz="6" w:space="0" w:color="000000"/>
+            </w:tcBorders>
+            <w:shd w:val="clear" w:color="auto" w:fill="auto"/>
+            <w:vAlign w:val="center"/>
+            <w:hideMark/>
+          </w:tcPr>
+          <w:p>
+            <w:pPr>
+              <w:spacing w:line="240" w:lineRule="auto"/>
+              <w:textAlignment w:val="baseline"/>
+              <w:rPr>
+                <w:rFonts w:eastAsia="Times New Roman" w:cs="Times New Roman"/>
+                <w:szCs w:val="24"/>
+                <w:lang w:val="en-US"/>
+              </w:rPr>
+            </w:pPr>
+            <w:proofErr w:type="spellStart"/>
+            <w:r>
+              <w:rPr>
+                <w:rFonts w:ascii="Arial" w:eastAsia="Times New Roman" w:hAnsi="Arial" w:cs="Arial"/>
+                <w:szCs w:val="24"/>
+                <w:lang w:val="en-US"/>
+              </w:rPr>
+              <w:t>visit_timestamp</w:t>
+            </w:r>
+            <w:proofErr w:type="spellEnd"/>
+            <w:r>
+              <w:rPr>
+                <w:rFonts w:ascii="Arial" w:eastAsia="Times New Roman" w:hAnsi="Arial" w:cs="Arial"/>
+                <w:szCs w:val="24"/>
+                <w:lang w:val="en-US"/>
+              </w:rPr>
+              <w:t> </w:t>
+            </w:r>
+          </w:p>
+        </w:tc>
+        <w:tc>
+          <w:tcPr>
+            <w:tcW w:w="2445" w:type="dxa"/>
+            <w:tcBorders>
+              <w:top w:val="single" w:sz="6" w:space="0" w:color="000000"/>
+              <w:left w:val="single" w:sz="6" w:space="0" w:color="000000"/>
+              <w:bottom w:val="single" w:sz="6" w:space="0" w:color="000000"/>
+              <w:right w:val="single" w:sz="6" w:space="0" w:color="000000"/>
+            </w:tcBorders>
+            <w:shd w:val="clear" w:color="auto" w:fill="auto"/>
+            <w:vAlign w:val="center"/>
+            <w:hideMark/>
+          </w:tcPr>
+          <w:p>
+            <w:pPr>
+              <w:spacing w:line="240" w:lineRule="auto"/>
+              <w:textAlignment w:val="baseline"/>
+              <w:rPr>
+                <w:rFonts w:eastAsia="Times New Roman" w:cs="Times New Roman"/>
+                <w:szCs w:val="24"/>
+                <w:lang w:val="en-US"/>
+              </w:rPr>
+            </w:pPr>
+            <w:r>
+              <w:rPr>
+                <w:rFonts w:ascii="Arial" w:eastAsia="Times New Roman" w:hAnsi="Arial" w:cs="Arial"/>
+                <w:szCs w:val="24"/>
+                <w:lang w:val="en-US"/>
+              </w:rPr>
+              <w:t>TIMESTAMP </w:t>
+            </w:r>
+          </w:p>
+        </w:tc>
+        <w:tc>
+          <w:tcPr>
+            <w:tcW w:w="1170" w:type="dxa"/>
+            <w:tcBorders>
+              <w:top w:val="single" w:sz="6" w:space="0" w:color="000000"/>
+              <w:left w:val="single" w:sz="6" w:space="0" w:color="000000"/>
+              <w:bottom w:val="single" w:sz="6" w:space="0" w:color="000000"/>
+              <w:right w:val="single" w:sz="6" w:space="0" w:color="000000"/>
+            </w:tcBorders>
+            <w:shd w:val="clear" w:color="auto" w:fill="auto"/>
+            <w:vAlign w:val="center"/>
+            <w:hideMark/>
+          </w:tcPr>
+          <w:p>
+            <w:pPr>
+              <w:spacing w:line="240" w:lineRule="auto"/>
+              <w:textAlignment w:val="baseline"/>
+              <w:rPr>
+                <w:rFonts w:eastAsia="Times New Roman" w:cs="Times New Roman"/>
+                <w:szCs w:val="24"/>
+                <w:lang w:val="en-US"/>
+              </w:rPr>
+            </w:pPr>
+            <w:r>
+              <w:rPr>
+                <w:rFonts w:ascii="Arial" w:eastAsia="Times New Roman" w:hAnsi="Arial" w:cs="Arial"/>
+                <w:szCs w:val="24"/>
+                <w:lang w:val="en-US"/>
+              </w:rPr>
+              <w:t>8 bytes </w:t>
+            </w:r>
+          </w:p>
+        </w:tc>
+        <w:tc>
+          <w:tcPr>
+            <w:tcW w:w="3615" w:type="dxa"/>
+            <w:tcBorders>
+              <w:top w:val="single" w:sz="6" w:space="0" w:color="000000"/>
+              <w:left w:val="single" w:sz="6" w:space="0" w:color="000000"/>
+              <w:bottom w:val="single" w:sz="6" w:space="0" w:color="000000"/>
+              <w:right w:val="single" w:sz="6" w:space="0" w:color="000000"/>
+            </w:tcBorders>
+            <w:shd w:val="clear" w:color="auto" w:fill="auto"/>
+            <w:vAlign w:val="center"/>
+            <w:hideMark/>
+          </w:tcPr>
+          <w:p>
+            <w:pPr>
+              <w:spacing w:line="240" w:lineRule="auto"/>
+              <w:textAlignment w:val="baseline"/>
+              <w:rPr>
+                <w:rFonts w:eastAsia="Times New Roman" w:cs="Times New Roman"/>
+                <w:szCs w:val="24"/>
+                <w:lang w:val="en-US"/>
+              </w:rPr>
+            </w:pPr>
+            <w:r>
+              <w:rPr>
+                <w:rFonts w:ascii="Arial" w:eastAsia="Times New Roman" w:hAnsi="Arial" w:cs="Arial"/>
+                <w:szCs w:val="24"/>
+                <w:lang w:val="en-US"/>
+              </w:rPr>
+              <w:t>2026-01-27 14:30 </w:t>
+            </w:r>
+          </w:p>
+        </w:tc>
+        <w:tc>
+          <w:tcPr>
+            <w:tcW w:w="3120" w:type="dxa"/>
+            <w:tcBorders>
+              <w:top w:val="single" w:sz="6" w:space="0" w:color="000000"/>
+              <w:left w:val="single" w:sz="6" w:space="0" w:color="000000"/>
+              <w:bottom w:val="single" w:sz="6" w:space="0" w:color="000000"/>
+              <w:right w:val="single" w:sz="6" w:space="0" w:color="000000"/>
+            </w:tcBorders>
+            <w:shd w:val="clear" w:color="auto" w:fill="auto"/>
+            <w:vAlign w:val="center"/>
+            <w:hideMark/>
+          </w:tcPr>
+          <w:p>
+            <w:pPr>
+              <w:spacing w:line="240" w:lineRule="auto"/>
+              <w:textAlignment w:val="baseline"/>
+              <w:rPr>
+                <w:rFonts w:eastAsia="Times New Roman" w:cs="Times New Roman"/>
+                <w:szCs w:val="24"/>
+                <w:lang w:val="en-US"/>
+              </w:rPr>
+            </w:pPr>
+            <w:proofErr w:type="spellStart"/>
+            <w:r>
+              <w:rPr>
+                <w:rFonts w:ascii="Arial" w:eastAsia="Times New Roman" w:hAnsi="Arial" w:cs="Arial"/>
+                <w:szCs w:val="24"/>
+                <w:lang w:val="en-US"/>
+              </w:rPr>
+              <w:t>consultations_db.sql</w:t>
+            </w:r>
+            <w:proofErr w:type="spellEnd"/>
+            <w:r>
+              <w:rPr>
+                <w:rFonts w:ascii="Arial" w:eastAsia="Times New Roman" w:hAnsi="Arial" w:cs="Arial"/>
+                <w:szCs w:val="24"/>
+                <w:lang w:val="en-US"/>
+              </w:rPr>
+              <w:t> </w:t>
+            </w:r>
+          </w:p>
+        </w:tc>
+        <w:bookmarkStart w:id="87" w:name="_GoBack"/>
+        <w:bookmarkEnd w:id="87"/>
+      </w:tr>
+      <w:tr>
+        <w:trPr>
+          <w:trHeight w:val="300"/>
+        </w:trPr>
+        <w:tc>
+          <w:tcPr>
+            <w:tcW w:w="2730" w:type="dxa"/>
+            <w:tcBorders>
+              <w:top w:val="single" w:sz="6" w:space="0" w:color="000000"/>
+              <w:left w:val="single" w:sz="6" w:space="0" w:color="000000"/>
+              <w:bottom w:val="single" w:sz="6" w:space="0" w:color="000000"/>
+              <w:right w:val="single" w:sz="6" w:space="0" w:color="000000"/>
+            </w:tcBorders>
+            <w:shd w:val="clear" w:color="auto" w:fill="auto"/>
+            <w:vAlign w:val="center"/>
+            <w:hideMark/>
+          </w:tcPr>
+          <w:p>
+            <w:pPr>
+              <w:spacing w:line="240" w:lineRule="auto"/>
+              <w:textAlignment w:val="baseline"/>
+              <w:rPr>
+                <w:rFonts w:eastAsia="Times New Roman" w:cs="Times New Roman"/>
+                <w:szCs w:val="24"/>
+                <w:lang w:val="en-US"/>
+              </w:rPr>
+            </w:pPr>
+            <w:r>
+              <w:rPr>
+                <w:rFonts w:ascii="Arial" w:eastAsia="Times New Roman" w:hAnsi="Arial" w:cs="Arial"/>
+                <w:b/>
+                <w:bCs/>
+                <w:szCs w:val="24"/>
+                <w:lang w:val="en-US"/>
+              </w:rPr>
+              <w:t>Symptoms</w:t>
+            </w:r>
+            <w:r>
+              <w:rPr>
+                <w:rFonts w:ascii="Arial" w:eastAsia="Times New Roman" w:hAnsi="Arial" w:cs="Arial"/>
+                <w:szCs w:val="24"/>
+                <w:lang w:val="en-US"/>
+              </w:rPr>
+              <w:t> </w:t>
+            </w:r>
+          </w:p>
+        </w:tc>
+        <w:tc>
+          <w:tcPr>
+            <w:tcW w:w="6000" w:type="dxa"/>
+            <w:tcBorders>
+              <w:top w:val="single" w:sz="6" w:space="0" w:color="000000"/>
+              <w:left w:val="single" w:sz="6" w:space="0" w:color="000000"/>
+              <w:bottom w:val="single" w:sz="6" w:space="0" w:color="000000"/>
+              <w:right w:val="single" w:sz="6" w:space="0" w:color="000000"/>
+            </w:tcBorders>
+            <w:shd w:val="clear" w:color="auto" w:fill="auto"/>
+            <w:vAlign w:val="center"/>
+            <w:hideMark/>
+          </w:tcPr>
+          <w:p>
+            <w:pPr>
+              <w:spacing w:line="240" w:lineRule="auto"/>
+              <w:textAlignment w:val="baseline"/>
+              <w:rPr>
+                <w:rFonts w:eastAsia="Times New Roman" w:cs="Times New Roman"/>
+                <w:szCs w:val="24"/>
+                <w:lang w:val="en-US"/>
+              </w:rPr>
+            </w:pPr>
+            <w:r>
+              <w:rPr>
+                <w:rFonts w:ascii="Arial" w:eastAsia="Times New Roman" w:hAnsi="Arial" w:cs="Arial"/>
+                <w:szCs w:val="24"/>
+                <w:lang w:val="en-US"/>
+              </w:rPr>
+              <w:t>Symptoms reported by the patient </w:t>
+            </w:r>
+          </w:p>
+        </w:tc>
+        <w:tc>
+          <w:tcPr>
+            <w:tcW w:w="2580" w:type="dxa"/>
+            <w:tcBorders>
+              <w:top w:val="single" w:sz="6" w:space="0" w:color="000000"/>
+              <w:left w:val="single" w:sz="6" w:space="0" w:color="000000"/>
+              <w:bottom w:val="single" w:sz="6" w:space="0" w:color="000000"/>
+              <w:right w:val="single" w:sz="6" w:space="0" w:color="000000"/>
+            </w:tcBorders>
+            <w:shd w:val="clear" w:color="auto" w:fill="auto"/>
+            <w:vAlign w:val="center"/>
+            <w:hideMark/>
+          </w:tcPr>
+          <w:p>
+            <w:pPr>
+              <w:spacing w:line="240" w:lineRule="auto"/>
+              <w:textAlignment w:val="baseline"/>
+              <w:rPr>
+                <w:rFonts w:eastAsia="Times New Roman" w:cs="Times New Roman"/>
+                <w:szCs w:val="24"/>
+                <w:lang w:val="en-US"/>
+              </w:rPr>
+            </w:pPr>
+            <w:r>
+              <w:rPr>
+                <w:rFonts w:ascii="Arial" w:eastAsia="Times New Roman" w:hAnsi="Arial" w:cs="Arial"/>
+                <w:szCs w:val="24"/>
+                <w:lang w:val="en-US"/>
+              </w:rPr>
+              <w:t>symptoms </w:t>
+            </w:r>
+          </w:p>
+        </w:tc>
+        <w:tc>
+          <w:tcPr>
+            <w:tcW w:w="2445" w:type="dxa"/>
+            <w:tcBorders>
+              <w:top w:val="single" w:sz="6" w:space="0" w:color="000000"/>
+              <w:left w:val="single" w:sz="6" w:space="0" w:color="000000"/>
+              <w:bottom w:val="single" w:sz="6" w:space="0" w:color="000000"/>
+              <w:right w:val="single" w:sz="6" w:space="0" w:color="000000"/>
+            </w:tcBorders>
+            <w:shd w:val="clear" w:color="auto" w:fill="auto"/>
+            <w:vAlign w:val="center"/>
+            <w:hideMark/>
+          </w:tcPr>
+          <w:p>
+            <w:pPr>
+              <w:spacing w:line="240" w:lineRule="auto"/>
+              <w:textAlignment w:val="baseline"/>
+              <w:rPr>
+                <w:rFonts w:eastAsia="Times New Roman" w:cs="Times New Roman"/>
+                <w:szCs w:val="24"/>
+                <w:lang w:val="en-US"/>
+              </w:rPr>
+            </w:pPr>
+            <w:r>
+              <w:rPr>
+                <w:rFonts w:ascii="Arial" w:eastAsia="Times New Roman" w:hAnsi="Arial" w:cs="Arial"/>
+                <w:szCs w:val="24"/>
+                <w:lang w:val="en-US"/>
+              </w:rPr>
+              <w:t>TEXT </w:t>
+            </w:r>
+          </w:p>
+        </w:tc>
+        <w:tc>
+          <w:tcPr>
+            <w:tcW w:w="1170" w:type="dxa"/>
+            <w:tcBorders>
+              <w:top w:val="single" w:sz="6" w:space="0" w:color="000000"/>
+              <w:left w:val="single" w:sz="6" w:space="0" w:color="000000"/>
+              <w:bottom w:val="single" w:sz="6" w:space="0" w:color="000000"/>
+              <w:right w:val="single" w:sz="6" w:space="0" w:color="000000"/>
+            </w:tcBorders>
+            <w:shd w:val="clear" w:color="auto" w:fill="auto"/>
+            <w:vAlign w:val="center"/>
+            <w:hideMark/>
+          </w:tcPr>
+          <w:p>
+            <w:pPr>
+              <w:spacing w:line="240" w:lineRule="auto"/>
+              <w:textAlignment w:val="baseline"/>
+              <w:rPr>
+                <w:rFonts w:eastAsia="Times New Roman" w:cs="Times New Roman"/>
+                <w:szCs w:val="24"/>
+                <w:lang w:val="en-US"/>
+              </w:rPr>
+            </w:pPr>
+            <w:r>
+              <w:rPr>
+                <w:rFonts w:ascii="Arial" w:eastAsia="Times New Roman" w:hAnsi="Arial" w:cs="Arial"/>
+                <w:szCs w:val="24"/>
+                <w:lang w:val="en-US"/>
+              </w:rPr>
+              <w:t>N/A </w:t>
+            </w:r>
+          </w:p>
+        </w:tc>
+        <w:tc>
+          <w:tcPr>
+            <w:tcW w:w="3615" w:type="dxa"/>
+            <w:tcBorders>
+              <w:top w:val="single" w:sz="6" w:space="0" w:color="000000"/>
+              <w:left w:val="single" w:sz="6" w:space="0" w:color="000000"/>
+              <w:bottom w:val="single" w:sz="6" w:space="0" w:color="000000"/>
+              <w:right w:val="single" w:sz="6" w:space="0" w:color="000000"/>
+            </w:tcBorders>
+            <w:shd w:val="clear" w:color="auto" w:fill="auto"/>
+            <w:vAlign w:val="center"/>
+            <w:hideMark/>
+          </w:tcPr>
+          <w:p>
+            <w:pPr>
+              <w:spacing w:line="240" w:lineRule="auto"/>
+              <w:textAlignment w:val="baseline"/>
+              <w:rPr>
+                <w:rFonts w:eastAsia="Times New Roman" w:cs="Times New Roman"/>
+                <w:szCs w:val="24"/>
+                <w:lang w:val="en-US"/>
+              </w:rPr>
+            </w:pPr>
+            <w:r>
+              <w:rPr>
+                <w:rFonts w:ascii="Arial" w:eastAsia="Times New Roman" w:hAnsi="Arial" w:cs="Arial"/>
+                <w:szCs w:val="24"/>
+                <w:lang w:val="en-US"/>
+              </w:rPr>
+              <w:t>Headache and dizziness </w:t>
+            </w:r>
+          </w:p>
+        </w:tc>
+        <w:tc>
+          <w:tcPr>
+            <w:tcW w:w="3120" w:type="dxa"/>
+            <w:tcBorders>
+              <w:top w:val="single" w:sz="6" w:space="0" w:color="000000"/>
+              <w:left w:val="single" w:sz="6" w:space="0" w:color="000000"/>
+              <w:bottom w:val="single" w:sz="6" w:space="0" w:color="000000"/>
+              <w:right w:val="single" w:sz="6" w:space="0" w:color="000000"/>
+            </w:tcBorders>
+            <w:shd w:val="clear" w:color="auto" w:fill="auto"/>
+            <w:vAlign w:val="center"/>
+            <w:hideMark/>
+          </w:tcPr>
+          <w:p>
+            <w:pPr>
+              <w:spacing w:line="240" w:lineRule="auto"/>
+              <w:textAlignment w:val="baseline"/>
+              <w:rPr>
+                <w:rFonts w:eastAsia="Times New Roman" w:cs="Times New Roman"/>
+                <w:szCs w:val="24"/>
+                <w:lang w:val="en-US"/>
+              </w:rPr>
+            </w:pPr>
+            <w:proofErr w:type="spellStart"/>
+            <w:r>
+              <w:rPr>
+                <w:rFonts w:ascii="Arial" w:eastAsia="Times New Roman" w:hAnsi="Arial" w:cs="Arial"/>
+                <w:szCs w:val="24"/>
+                <w:lang w:val="en-US"/>
+              </w:rPr>
+              <w:t>consultations_db.sql</w:t>
+            </w:r>
+            <w:proofErr w:type="spellEnd"/>
+            <w:r>
+              <w:rPr>
+                <w:rFonts w:ascii="Arial" w:eastAsia="Times New Roman" w:hAnsi="Arial" w:cs="Arial"/>
+                <w:szCs w:val="24"/>
+                <w:lang w:val="en-US"/>
+              </w:rPr>
+              <w:t> </w:t>
+            </w:r>
+          </w:p>
+        </w:tc>
+      </w:tr>
+      <w:tr>
+        <w:trPr>
+          <w:trHeight w:val="300"/>
+        </w:trPr>
+        <w:tc>
+          <w:tcPr>
+            <w:tcW w:w="2730" w:type="dxa"/>
+            <w:tcBorders>
+              <w:top w:val="single" w:sz="6" w:space="0" w:color="000000"/>
+              <w:left w:val="single" w:sz="6" w:space="0" w:color="000000"/>
+              <w:bottom w:val="single" w:sz="6" w:space="0" w:color="000000"/>
+              <w:right w:val="single" w:sz="6" w:space="0" w:color="000000"/>
+            </w:tcBorders>
+            <w:shd w:val="clear" w:color="auto" w:fill="auto"/>
+            <w:vAlign w:val="center"/>
+            <w:hideMark/>
+          </w:tcPr>
+          <w:p>
+            <w:pPr>
+              <w:spacing w:line="240" w:lineRule="auto"/>
+              <w:textAlignment w:val="baseline"/>
+              <w:rPr>
+                <w:rFonts w:eastAsia="Times New Roman" w:cs="Times New Roman"/>
+                <w:szCs w:val="24"/>
+                <w:lang w:val="en-US"/>
+              </w:rPr>
+            </w:pPr>
+            <w:r>
+              <w:rPr>
+                <w:rFonts w:ascii="Arial" w:eastAsia="Times New Roman" w:hAnsi="Arial" w:cs="Arial"/>
+                <w:b/>
+                <w:bCs/>
+                <w:szCs w:val="24"/>
+                <w:lang w:val="en-US"/>
+              </w:rPr>
+              <w:t>Treatment</w:t>
+            </w:r>
+            <w:r>
+              <w:rPr>
+                <w:rFonts w:ascii="Arial" w:eastAsia="Times New Roman" w:hAnsi="Arial" w:cs="Arial"/>
+                <w:szCs w:val="24"/>
+                <w:lang w:val="en-US"/>
+              </w:rPr>
+              <w:t> </w:t>
+            </w:r>
+          </w:p>
+        </w:tc>
+        <w:tc>
+          <w:tcPr>
+            <w:tcW w:w="6000" w:type="dxa"/>
+            <w:tcBorders>
+              <w:top w:val="single" w:sz="6" w:space="0" w:color="000000"/>
+              <w:left w:val="single" w:sz="6" w:space="0" w:color="000000"/>
+              <w:bottom w:val="single" w:sz="6" w:space="0" w:color="000000"/>
+              <w:right w:val="single" w:sz="6" w:space="0" w:color="000000"/>
+            </w:tcBorders>
+            <w:shd w:val="clear" w:color="auto" w:fill="auto"/>
+            <w:vAlign w:val="center"/>
+            <w:hideMark/>
+          </w:tcPr>
+          <w:p>
+            <w:pPr>
+              <w:spacing w:line="240" w:lineRule="auto"/>
+              <w:textAlignment w:val="baseline"/>
+              <w:rPr>
+                <w:rFonts w:eastAsia="Times New Roman" w:cs="Times New Roman"/>
+                <w:szCs w:val="24"/>
+                <w:lang w:val="en-US"/>
+              </w:rPr>
+            </w:pPr>
+            <w:r>
+              <w:rPr>
+                <w:rFonts w:ascii="Arial" w:eastAsia="Times New Roman" w:hAnsi="Arial" w:cs="Arial"/>
+                <w:szCs w:val="24"/>
+                <w:lang w:val="en-US"/>
+              </w:rPr>
+              <w:t>Treatment or first-aid provided </w:t>
+            </w:r>
+          </w:p>
+        </w:tc>
+        <w:tc>
+          <w:tcPr>
+            <w:tcW w:w="2580" w:type="dxa"/>
+            <w:tcBorders>
+              <w:top w:val="single" w:sz="6" w:space="0" w:color="000000"/>
+              <w:left w:val="single" w:sz="6" w:space="0" w:color="000000"/>
+              <w:bottom w:val="single" w:sz="6" w:space="0" w:color="000000"/>
+              <w:right w:val="single" w:sz="6" w:space="0" w:color="000000"/>
+            </w:tcBorders>
+            <w:shd w:val="clear" w:color="auto" w:fill="auto"/>
+            <w:vAlign w:val="center"/>
+            <w:hideMark/>
+          </w:tcPr>
+          <w:p>
+            <w:pPr>
+              <w:spacing w:line="240" w:lineRule="auto"/>
+              <w:textAlignment w:val="baseline"/>
+              <w:rPr>
+                <w:rFonts w:eastAsia="Times New Roman" w:cs="Times New Roman"/>
+                <w:szCs w:val="24"/>
+                <w:lang w:val="en-US"/>
+              </w:rPr>
+            </w:pPr>
+            <w:r>
+              <w:rPr>
+                <w:rFonts w:ascii="Arial" w:eastAsia="Times New Roman" w:hAnsi="Arial" w:cs="Arial"/>
+                <w:szCs w:val="24"/>
+                <w:lang w:val="en-US"/>
+              </w:rPr>
+              <w:t>treatment </w:t>
+            </w:r>
+          </w:p>
+        </w:tc>
+        <w:tc>
+          <w:tcPr>
+            <w:tcW w:w="2445" w:type="dxa"/>
+            <w:tcBorders>
+              <w:top w:val="single" w:sz="6" w:space="0" w:color="000000"/>
+              <w:left w:val="single" w:sz="6" w:space="0" w:color="000000"/>
+              <w:bottom w:val="single" w:sz="6" w:space="0" w:color="000000"/>
+              <w:right w:val="single" w:sz="6" w:space="0" w:color="000000"/>
+            </w:tcBorders>
+            <w:shd w:val="clear" w:color="auto" w:fill="auto"/>
+            <w:vAlign w:val="center"/>
+            <w:hideMark/>
+          </w:tcPr>
+          <w:p>
+            <w:pPr>
+              <w:spacing w:line="240" w:lineRule="auto"/>
+              <w:textAlignment w:val="baseline"/>
+              <w:rPr>
+                <w:rFonts w:eastAsia="Times New Roman" w:cs="Times New Roman"/>
+                <w:szCs w:val="24"/>
+                <w:lang w:val="en-US"/>
+              </w:rPr>
+            </w:pPr>
+            <w:r>
+              <w:rPr>
+                <w:rFonts w:ascii="Arial" w:eastAsia="Times New Roman" w:hAnsi="Arial" w:cs="Arial"/>
+                <w:szCs w:val="24"/>
+                <w:lang w:val="en-US"/>
+              </w:rPr>
+              <w:t>TEXT </w:t>
+            </w:r>
+          </w:p>
+        </w:tc>
+        <w:tc>
+          <w:tcPr>
+            <w:tcW w:w="1170" w:type="dxa"/>
+            <w:tcBorders>
+              <w:top w:val="single" w:sz="6" w:space="0" w:color="000000"/>
+              <w:left w:val="single" w:sz="6" w:space="0" w:color="000000"/>
+              <w:bottom w:val="single" w:sz="6" w:space="0" w:color="000000"/>
+              <w:right w:val="single" w:sz="6" w:space="0" w:color="000000"/>
+            </w:tcBorders>
+            <w:shd w:val="clear" w:color="auto" w:fill="auto"/>
+            <w:vAlign w:val="center"/>
+            <w:hideMark/>
+          </w:tcPr>
+          <w:p>
+            <w:pPr>
+              <w:spacing w:line="240" w:lineRule="auto"/>
+              <w:textAlignment w:val="baseline"/>
+              <w:rPr>
+                <w:rFonts w:eastAsia="Times New Roman" w:cs="Times New Roman"/>
+                <w:szCs w:val="24"/>
+                <w:lang w:val="en-US"/>
+              </w:rPr>
+            </w:pPr>
+            <w:r>
+              <w:rPr>
+                <w:rFonts w:ascii="Arial" w:eastAsia="Times New Roman" w:hAnsi="Arial" w:cs="Arial"/>
+                <w:szCs w:val="24"/>
+                <w:lang w:val="en-US"/>
+              </w:rPr>
+              <w:t>N/A </w:t>
+            </w:r>
+          </w:p>
+        </w:tc>
+        <w:tc>
+          <w:tcPr>
+            <w:tcW w:w="3615" w:type="dxa"/>
+            <w:tcBorders>
+              <w:top w:val="single" w:sz="6" w:space="0" w:color="000000"/>
+              <w:left w:val="single" w:sz="6" w:space="0" w:color="000000"/>
+              <w:bottom w:val="single" w:sz="6" w:space="0" w:color="000000"/>
+              <w:right w:val="single" w:sz="6" w:space="0" w:color="000000"/>
+            </w:tcBorders>
+            <w:shd w:val="clear" w:color="auto" w:fill="auto"/>
+            <w:vAlign w:val="center"/>
+            <w:hideMark/>
+          </w:tcPr>
+          <w:p>
+            <w:pPr>
+              <w:spacing w:line="240" w:lineRule="auto"/>
+              <w:textAlignment w:val="baseline"/>
+              <w:rPr>
+                <w:rFonts w:eastAsia="Times New Roman" w:cs="Times New Roman"/>
+                <w:szCs w:val="24"/>
+                <w:lang w:val="en-US"/>
+              </w:rPr>
+            </w:pPr>
+            <w:r>
+              <w:rPr>
+                <w:rFonts w:ascii="Arial" w:eastAsia="Times New Roman" w:hAnsi="Arial" w:cs="Arial"/>
+                <w:szCs w:val="24"/>
+                <w:lang w:val="en-US"/>
+              </w:rPr>
+              <w:t>Provided 1 tablet &amp; rest </w:t>
+            </w:r>
+          </w:p>
+        </w:tc>
+        <w:tc>
+          <w:tcPr>
+            <w:tcW w:w="3120" w:type="dxa"/>
+            <w:tcBorders>
+              <w:top w:val="single" w:sz="6" w:space="0" w:color="000000"/>
+              <w:left w:val="single" w:sz="6" w:space="0" w:color="000000"/>
+              <w:bottom w:val="single" w:sz="6" w:space="0" w:color="000000"/>
+              <w:right w:val="single" w:sz="6" w:space="0" w:color="000000"/>
+            </w:tcBorders>
+            <w:shd w:val="clear" w:color="auto" w:fill="auto"/>
+            <w:vAlign w:val="center"/>
+            <w:hideMark/>
+          </w:tcPr>
+          <w:p>
+            <w:pPr>
+              <w:spacing w:line="240" w:lineRule="auto"/>
+              <w:textAlignment w:val="baseline"/>
+              <w:rPr>
+                <w:rFonts w:eastAsia="Times New Roman" w:cs="Times New Roman"/>
+                <w:szCs w:val="24"/>
+                <w:lang w:val="en-US"/>
+              </w:rPr>
+            </w:pPr>
+            <w:proofErr w:type="spellStart"/>
+            <w:r>
+              <w:rPr>
+                <w:rFonts w:ascii="Arial" w:eastAsia="Times New Roman" w:hAnsi="Arial" w:cs="Arial"/>
+                <w:szCs w:val="24"/>
+                <w:lang w:val="en-US"/>
+              </w:rPr>
+              <w:t>consultations_db.sql</w:t>
+            </w:r>
+            <w:proofErr w:type="spellEnd"/>
+            <w:r>
+              <w:rPr>
+                <w:rFonts w:ascii="Arial" w:eastAsia="Times New Roman" w:hAnsi="Arial" w:cs="Arial"/>
+                <w:szCs w:val="24"/>
+                <w:lang w:val="en-US"/>
+              </w:rPr>
+              <w:t> </w:t>
+            </w:r>
+          </w:p>
+        </w:tc>
+      </w:tr>
+      <w:tr>
+        <w:trPr>
+          <w:trHeight w:val="300"/>
+        </w:trPr>
+        <w:tc>
+          <w:tcPr>
+            <w:tcW w:w="2730" w:type="dxa"/>
+            <w:tcBorders>
+              <w:top w:val="single" w:sz="6" w:space="0" w:color="000000"/>
+              <w:left w:val="single" w:sz="6" w:space="0" w:color="000000"/>
+              <w:bottom w:val="single" w:sz="6" w:space="0" w:color="000000"/>
+              <w:right w:val="single" w:sz="6" w:space="0" w:color="000000"/>
+            </w:tcBorders>
+            <w:shd w:val="clear" w:color="auto" w:fill="auto"/>
+            <w:vAlign w:val="center"/>
+            <w:hideMark/>
+          </w:tcPr>
+          <w:p>
+            <w:pPr>
+              <w:spacing w:line="240" w:lineRule="auto"/>
+              <w:textAlignment w:val="baseline"/>
+              <w:rPr>
+                <w:rFonts w:eastAsia="Times New Roman" w:cs="Times New Roman"/>
+                <w:szCs w:val="24"/>
+                <w:lang w:val="en-US"/>
+              </w:rPr>
+            </w:pPr>
+            <w:r>
+              <w:rPr>
+                <w:rFonts w:ascii="Arial" w:eastAsia="Times New Roman" w:hAnsi="Arial" w:cs="Arial"/>
+                <w:b/>
+                <w:bCs/>
+                <w:szCs w:val="24"/>
+                <w:lang w:val="en-US"/>
+              </w:rPr>
+              <w:t>Quantity Issued</w:t>
+            </w:r>
+            <w:r>
+              <w:rPr>
+                <w:rFonts w:ascii="Arial" w:eastAsia="Times New Roman" w:hAnsi="Arial" w:cs="Arial"/>
+                <w:szCs w:val="24"/>
+                <w:lang w:val="en-US"/>
+              </w:rPr>
+              <w:t> </w:t>
+            </w:r>
+          </w:p>
+        </w:tc>
+        <w:tc>
+          <w:tcPr>
+            <w:tcW w:w="6000" w:type="dxa"/>
+            <w:tcBorders>
+              <w:top w:val="single" w:sz="6" w:space="0" w:color="000000"/>
+              <w:left w:val="single" w:sz="6" w:space="0" w:color="000000"/>
+              <w:bottom w:val="single" w:sz="6" w:space="0" w:color="000000"/>
+              <w:right w:val="single" w:sz="6" w:space="0" w:color="000000"/>
+            </w:tcBorders>
+            <w:shd w:val="clear" w:color="auto" w:fill="auto"/>
+            <w:vAlign w:val="center"/>
+            <w:hideMark/>
+          </w:tcPr>
+          <w:p>
+            <w:pPr>
+              <w:spacing w:line="240" w:lineRule="auto"/>
+              <w:textAlignment w:val="baseline"/>
+              <w:rPr>
+                <w:rFonts w:eastAsia="Times New Roman" w:cs="Times New Roman"/>
+                <w:szCs w:val="24"/>
+                <w:lang w:val="en-US"/>
+              </w:rPr>
+            </w:pPr>
+            <w:r>
+              <w:rPr>
+                <w:rFonts w:ascii="Arial" w:eastAsia="Times New Roman" w:hAnsi="Arial" w:cs="Arial"/>
+                <w:szCs w:val="24"/>
+                <w:lang w:val="en-US"/>
+              </w:rPr>
+              <w:t>Number of medicine units given </w:t>
+            </w:r>
+          </w:p>
+        </w:tc>
+        <w:tc>
+          <w:tcPr>
+            <w:tcW w:w="2580" w:type="dxa"/>
+            <w:tcBorders>
+              <w:top w:val="single" w:sz="6" w:space="0" w:color="000000"/>
+              <w:left w:val="single" w:sz="6" w:space="0" w:color="000000"/>
+              <w:bottom w:val="single" w:sz="6" w:space="0" w:color="000000"/>
+              <w:right w:val="single" w:sz="6" w:space="0" w:color="000000"/>
+            </w:tcBorders>
+            <w:shd w:val="clear" w:color="auto" w:fill="auto"/>
+            <w:vAlign w:val="center"/>
+            <w:hideMark/>
+          </w:tcPr>
+          <w:p>
+            <w:pPr>
+              <w:spacing w:line="240" w:lineRule="auto"/>
+              <w:textAlignment w:val="baseline"/>
+              <w:rPr>
+                <w:rFonts w:eastAsia="Times New Roman" w:cs="Times New Roman"/>
+                <w:szCs w:val="24"/>
+                <w:lang w:val="en-US"/>
+              </w:rPr>
+            </w:pPr>
+            <w:proofErr w:type="spellStart"/>
+            <w:r>
+              <w:rPr>
+                <w:rFonts w:ascii="Arial" w:eastAsia="Times New Roman" w:hAnsi="Arial" w:cs="Arial"/>
+                <w:szCs w:val="24"/>
+                <w:lang w:val="en-US"/>
+              </w:rPr>
+              <w:t>qty_issued</w:t>
+            </w:r>
+            <w:proofErr w:type="spellEnd"/>
+            <w:r>
+              <w:rPr>
+                <w:rFonts w:ascii="Arial" w:eastAsia="Times New Roman" w:hAnsi="Arial" w:cs="Arial"/>
+                <w:szCs w:val="24"/>
+                <w:lang w:val="en-US"/>
+              </w:rPr>
+              <w:t> </w:t>
+            </w:r>
+          </w:p>
+        </w:tc>
+        <w:tc>
+          <w:tcPr>
+            <w:tcW w:w="2445" w:type="dxa"/>
+            <w:tcBorders>
+              <w:top w:val="single" w:sz="6" w:space="0" w:color="000000"/>
+              <w:left w:val="single" w:sz="6" w:space="0" w:color="000000"/>
+              <w:bottom w:val="single" w:sz="6" w:space="0" w:color="000000"/>
+              <w:right w:val="single" w:sz="6" w:space="0" w:color="000000"/>
+            </w:tcBorders>
+            <w:shd w:val="clear" w:color="auto" w:fill="auto"/>
+            <w:vAlign w:val="center"/>
+            <w:hideMark/>
+          </w:tcPr>
+          <w:p>
+            <w:pPr>
+              <w:spacing w:line="240" w:lineRule="auto"/>
+              <w:textAlignment w:val="baseline"/>
+              <w:rPr>
+                <w:rFonts w:eastAsia="Times New Roman" w:cs="Times New Roman"/>
+                <w:szCs w:val="24"/>
+                <w:lang w:val="en-US"/>
+              </w:rPr>
+            </w:pPr>
+            <w:r>
+              <w:rPr>
+                <w:rFonts w:ascii="Arial" w:eastAsia="Times New Roman" w:hAnsi="Arial" w:cs="Arial"/>
+                <w:szCs w:val="24"/>
+                <w:lang w:val="en-US"/>
+              </w:rPr>
+              <w:t>INTEGER </w:t>
+            </w:r>
+          </w:p>
+        </w:tc>
+        <w:tc>
+          <w:tcPr>
+            <w:tcW w:w="1170" w:type="dxa"/>
+            <w:tcBorders>
+              <w:top w:val="single" w:sz="6" w:space="0" w:color="000000"/>
+              <w:left w:val="single" w:sz="6" w:space="0" w:color="000000"/>
+              <w:bottom w:val="single" w:sz="6" w:space="0" w:color="000000"/>
+              <w:right w:val="single" w:sz="6" w:space="0" w:color="000000"/>
+            </w:tcBorders>
+            <w:shd w:val="clear" w:color="auto" w:fill="auto"/>
+            <w:vAlign w:val="center"/>
+            <w:hideMark/>
+          </w:tcPr>
+          <w:p>
+            <w:pPr>
+              <w:spacing w:line="240" w:lineRule="auto"/>
+              <w:textAlignment w:val="baseline"/>
+              <w:rPr>
+                <w:rFonts w:eastAsia="Times New Roman" w:cs="Times New Roman"/>
+                <w:szCs w:val="24"/>
+                <w:lang w:val="en-US"/>
+              </w:rPr>
+            </w:pPr>
+            <w:r>
+              <w:rPr>
+                <w:rFonts w:ascii="Arial" w:eastAsia="Times New Roman" w:hAnsi="Arial" w:cs="Arial"/>
+                <w:szCs w:val="24"/>
+                <w:lang w:val="en-US"/>
+              </w:rPr>
+              <w:t>4 bytes </w:t>
+            </w:r>
+          </w:p>
+        </w:tc>
+        <w:tc>
+          <w:tcPr>
+            <w:tcW w:w="3615" w:type="dxa"/>
+            <w:tcBorders>
+              <w:top w:val="single" w:sz="6" w:space="0" w:color="000000"/>
+              <w:left w:val="single" w:sz="6" w:space="0" w:color="000000"/>
+              <w:bottom w:val="single" w:sz="6" w:space="0" w:color="000000"/>
+              <w:right w:val="single" w:sz="6" w:space="0" w:color="000000"/>
+            </w:tcBorders>
+            <w:shd w:val="clear" w:color="auto" w:fill="auto"/>
+            <w:vAlign w:val="center"/>
+            <w:hideMark/>
+          </w:tcPr>
+          <w:p>
+            <w:pPr>
+              <w:spacing w:line="240" w:lineRule="auto"/>
+              <w:textAlignment w:val="baseline"/>
+              <w:rPr>
+                <w:rFonts w:eastAsia="Times New Roman" w:cs="Times New Roman"/>
+                <w:szCs w:val="24"/>
+                <w:lang w:val="en-US"/>
+              </w:rPr>
+            </w:pPr>
+            <w:r>
+              <w:rPr>
+                <w:rFonts w:ascii="Arial" w:eastAsia="Times New Roman" w:hAnsi="Arial" w:cs="Arial"/>
+                <w:szCs w:val="24"/>
+                <w:lang w:val="en-US"/>
+              </w:rPr>
+              <w:t>1 </w:t>
+            </w:r>
+          </w:p>
+        </w:tc>
+        <w:tc>
+          <w:tcPr>
+            <w:tcW w:w="3120" w:type="dxa"/>
+            <w:tcBorders>
+              <w:top w:val="single" w:sz="6" w:space="0" w:color="000000"/>
+              <w:left w:val="single" w:sz="6" w:space="0" w:color="000000"/>
+              <w:bottom w:val="single" w:sz="6" w:space="0" w:color="000000"/>
+              <w:right w:val="single" w:sz="6" w:space="0" w:color="000000"/>
+            </w:tcBorders>
+            <w:shd w:val="clear" w:color="auto" w:fill="auto"/>
+            <w:vAlign w:val="center"/>
+            <w:hideMark/>
+          </w:tcPr>
+          <w:p>
+            <w:pPr>
+              <w:spacing w:line="240" w:lineRule="auto"/>
+              <w:textAlignment w:val="baseline"/>
+              <w:rPr>
+                <w:rFonts w:eastAsia="Times New Roman" w:cs="Times New Roman"/>
+                <w:szCs w:val="24"/>
+                <w:lang w:val="en-US"/>
+              </w:rPr>
+            </w:pPr>
+            <w:proofErr w:type="spellStart"/>
+            <w:r>
+              <w:rPr>
+                <w:rFonts w:ascii="Arial" w:eastAsia="Times New Roman" w:hAnsi="Arial" w:cs="Arial"/>
+                <w:szCs w:val="24"/>
+                <w:lang w:val="en-US"/>
+              </w:rPr>
+              <w:t>consultations_db.sql</w:t>
+            </w:r>
+            <w:proofErr w:type="spellEnd"/>
+            <w:r>
+              <w:rPr>
+                <w:rFonts w:ascii="Arial" w:eastAsia="Times New Roman" w:hAnsi="Arial" w:cs="Arial"/>
+                <w:szCs w:val="24"/>
+                <w:lang w:val="en-US"/>
+              </w:rPr>
+              <w:t> </w:t>
+            </w:r>
+          </w:p>
+        </w:tc>
+      </w:tr>
+    </w:tbl>
+    <w:p>
+      <w:pPr>
         <w:pStyle w:val="NewNormal"/>
-        <w:ind w:left="720"/>
         <w:rPr>
           <w:b/>
           <w:sz w:val="28"/>
@@ -7044,11 +10952,11 @@
         <w:br w:type="page"/>
       </w:r>
     </w:p>
+    <w:bookmarkStart w:id="88" w:name="_Toc220427044"/>
     <w:p>
       <w:pPr>
         <w:pStyle w:val="Heading1"/>
       </w:pPr>
-      <w:bookmarkStart w:id="88" w:name="_Toc220427044"/>
       <w:r>
         <w:rPr>
           <w:noProof/>
@@ -7072,7 +10980,7 @@
                 <wp:cNvGraphicFramePr/>
                 <a:graphic xmlns:a="http://schemas.openxmlformats.org/drawingml/2006/main">
                   <a:graphicData uri="http://schemas.microsoft.com/office/word/2010/wordprocessingInk">
-                    <w14:contentPart bwMode="auto" r:id="rId15">
+                    <w14:contentPart bwMode="auto" r:id="rId26">
                       <w14:nvContentPartPr>
                         <w14:cNvContentPartPr/>
                       </w14:nvContentPartPr>
@@ -7108,7 +11016,7 @@
                 <o:lock v:ext="edit" aspectratio="t"/>
               </v:shapetype>
               <v:shape id="Ink 8" o:spid="_x0000_s1026" type="#_x0000_t75" style="position:absolute;margin-left:-100.45pt;margin-top:35.45pt;width:2.6pt;height:5.3pt;z-index:251667456;visibility:visible;mso-wrap-style:square;mso-wrap-distance-left:9pt;mso-wrap-distance-top:0;mso-wrap-distance-right:9pt;mso-wrap-distance-bottom:0;mso-position-horizontal:absolute;mso-position-horizontal-relative:text;mso-position-vertical:absolute;mso-position-vertical-relative:text" o:gfxdata="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">
-                <v:imagedata r:id="rId16" o:title=""/>
+                <v:imagedata r:id="rId27" o:title=""/>
               </v:shape>
             </w:pict>
           </mc:Fallback>
@@ -7120,9 +11028,9 @@
       <w:r>
         <w:t>roup Picture</w:t>
       </w:r>
+      <w:bookmarkEnd w:id="25"/>
       <w:bookmarkEnd w:id="26"/>
       <w:bookmarkEnd w:id="27"/>
-      <w:bookmarkEnd w:id="28"/>
       <w:bookmarkEnd w:id="88"/>
     </w:p>
     <w:p>
@@ -7154,7 +11062,7 @@
                     </pic:cNvPicPr>
                   </pic:nvPicPr>
                   <pic:blipFill>
-                    <a:blip r:embed="rId17" cstate="print">
+                    <a:blip r:embed="rId28" cstate="print">
                       <a:extLst>
                         <a:ext uri="{28A0092B-C50C-407E-A947-70E740481C1C}">
                           <a14:useLocalDpi xmlns:a14="http://schemas.microsoft.com/office/drawing/2010/main" val="0"/>
@@ -7244,7 +11152,7 @@
                     <pic:cNvPicPr/>
                   </pic:nvPicPr>
                   <pic:blipFill>
-                    <a:blip r:embed="rId18" cstate="print"/>
+                    <a:blip r:embed="rId29" cstate="print"/>
                     <a:srcRect/>
                     <a:stretch>
                       <a:fillRect/>
@@ -7608,7 +11516,7 @@
               </wp:anchor>
             </w:drawing>
           </mc:Choice>
-          <mc:Fallback xmlns:wpsCustomData="http://www.wps.cn/officeDocument/2013/wpsCustomData" xmlns:w16sdtdh="http://schemas.microsoft.com/office/word/2020/wordml/sdtdatahash" xmlns:w16="http://schemas.microsoft.com/office/word/2018/wordml" xmlns:w16cex="http://schemas.microsoft.com/office/word/2018/wordml/cex">
+          <mc:Fallback xmlns:w16cex="http://schemas.microsoft.com/office/word/2018/wordml/cex" xmlns:w16="http://schemas.microsoft.com/office/word/2018/wordml" xmlns:w16sdtdh="http://schemas.microsoft.com/office/word/2020/wordml/sdtdatahash" xmlns:wpsCustomData="http://www.wps.cn/officeDocument/2013/wpsCustomData">
             <w:pict>
               <v:rect id="Rectangle 10" o:spid="_x0000_s1026" o:spt="1" style="position:absolute;left:0pt;margin-left:-0.8pt;margin-top:6.4pt;height:3.6pt;width:542.75pt;z-index:251662336;v-text-anchor:middle;mso-width-relative:page;mso-height-relative:page;" fillcolor="#000000 [3200]" filled="t" stroked="t" coordsize="21600,21600" o:gfxdata="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">
                 <v:fill on="t" focussize="0,0"/>
@@ -8395,7 +12303,7 @@
                     <pic:cNvPicPr/>
                   </pic:nvPicPr>
                   <pic:blipFill>
-                    <a:blip r:embed="rId19">
+                    <a:blip r:embed="rId30">
                       <a:extLst>
                         <a:ext uri="{28A0092B-C50C-407E-A947-70E740481C1C}">
                           <a14:useLocalDpi xmlns:a14="http://schemas.microsoft.com/office/drawing/2010/main" val="0"/>
@@ -8535,7 +12443,7 @@
           <w:rFonts w:cs="Times New Roman"/>
         </w:rPr>
       </w:pPr>
-      <w:hyperlink r:id="rId20" w:history="1">
+      <w:hyperlink r:id="rId31" w:history="1">
         <w:r>
           <w:rPr>
             <w:rStyle w:val="Hyperlink"/>
@@ -8557,7 +12465,7 @@
           <w:b/>
         </w:rPr>
       </w:pPr>
-      <w:hyperlink r:id="rId21" w:history="1">
+      <w:hyperlink r:id="rId32" w:history="1">
         <w:r>
           <w:rPr>
             <w:rStyle w:val="Hyperlink"/>
@@ -9131,7 +13039,7 @@
                     </pic:cNvPicPr>
                   </pic:nvPicPr>
                   <pic:blipFill>
-                    <a:blip r:embed="rId22" cstate="print">
+                    <a:blip r:embed="rId33" cstate="print">
                       <a:extLst>
                         <a:ext uri="{28A0092B-C50C-407E-A947-70E740481C1C}">
                           <a14:useLocalDpi xmlns:a14="http://schemas.microsoft.com/office/drawing/2010/main" val="0"/>
@@ -9853,7 +13761,7 @@
           <w:u w:val="single"/>
         </w:rPr>
       </w:pPr>
-      <w:hyperlink r:id="rId23" w:history="1">
+      <w:hyperlink r:id="rId34" w:history="1">
         <w:r>
           <w:rPr>
             <w:rStyle w:val="Hyperlink"/>
@@ -9886,7 +13794,7 @@
           <w:u w:val="single"/>
         </w:rPr>
       </w:pPr>
-      <w:hyperlink r:id="rId24" w:history="1">
+      <w:hyperlink r:id="rId35" w:history="1">
         <w:r>
           <w:rPr>
             <w:rStyle w:val="Hyperlink"/>
@@ -9947,7 +13855,7 @@
           <w:u w:val="single"/>
         </w:rPr>
       </w:pPr>
-      <w:hyperlink r:id="rId25" w:history="1">
+      <w:hyperlink r:id="rId36" w:history="1">
         <w:r>
           <w:rPr>
             <w:rStyle w:val="Hyperlink"/>
@@ -9998,7 +13906,7 @@
           <w:u w:val="single"/>
         </w:rPr>
       </w:pPr>
-      <w:hyperlink r:id="rId26" w:history="1">
+      <w:hyperlink r:id="rId37" w:history="1">
         <w:r>
           <w:rPr>
             <w:rStyle w:val="Hyperlink"/>
@@ -10551,7 +14459,7 @@
                           </pic:cNvPicPr>
                         </pic:nvPicPr>
                         <pic:blipFill>
-                          <a:blip r:embed="rId27">
+                          <a:blip r:embed="rId38">
                             <a:extLst>
                               <a:ext uri="{28A0092B-C50C-407E-A947-70E740481C1C}">
                                 <a14:useLocalDpi xmlns:a14="http://schemas.microsoft.com/office/drawing/2010/main" val="0"/>
@@ -10582,7 +14490,7 @@
                           </pic:cNvPicPr>
                         </pic:nvPicPr>
                         <pic:blipFill>
-                          <a:blip r:embed="rId28">
+                          <a:blip r:embed="rId39">
                             <a:extLst>
                               <a:ext uri="{28A0092B-C50C-407E-A947-70E740481C1C}">
                                 <a14:useLocalDpi xmlns:a14="http://schemas.microsoft.com/office/drawing/2010/main" val="0"/>
@@ -10855,10 +14763,10 @@
                   <v:path arrowok="t" o:connecttype="custom" o:connectlocs="0,0;63793,108" o:connectangles="0,0" textboxrect="0,0,6379210,10795"/>
                 </v:shape>
                 <v:shape id="Picture 292" o:spid="_x0000_s1039" type="#_x0000_t75" style="position:absolute;left:48475;width:16351;height:19323;visibility:visible;mso-wrap-style:square" o:gfxdata="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">
-                  <v:imagedata r:id="rId29" o:title=""/>
+                  <v:imagedata r:id="rId40" o:title=""/>
                 </v:shape>
                 <v:shape id="Picture 294" o:spid="_x0000_s1040" type="#_x0000_t75" style="position:absolute;left:50517;top:2042;width:10470;height:13441;visibility:visible;mso-wrap-style:square" o:gfxdata="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">
-                  <v:imagedata r:id="rId30" o:title=""/>
+                  <v:imagedata r:id="rId41" o:title=""/>
                 </v:shape>
                 <v:shape id="Shape 295" o:spid="_x0000_s1041" style="position:absolute;left:50471;top:1996;width:10562;height:13533;visibility:visible;mso-wrap-style:square;v-text-anchor:top" coordsize="1056132,1353312" o:gfxdata="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" path="m,1353312r1056132,l1056132,,,,,1353312xe" filled="f" strokeweight=".72pt">
                   <v:path arrowok="t" o:connecttype="custom" o:connectlocs="0,13533;10562,13533;10562,0;0,0;0,13533" o:connectangles="0,0,0,0,0" textboxrect="0,0,1056132,1353312"/>
@@ -11488,7 +15396,7 @@
                     </pic:cNvPicPr>
                   </pic:nvPicPr>
                   <pic:blipFill>
-                    <a:blip r:embed="rId31"/>
+                    <a:blip r:embed="rId42"/>
                     <a:stretch>
                       <a:fillRect/>
                     </a:stretch>
@@ -11584,7 +15492,7 @@
                           </pic:cNvPicPr>
                         </pic:nvPicPr>
                         <pic:blipFill>
-                          <a:blip r:embed="rId32"/>
+                          <a:blip r:embed="rId43"/>
                           <a:stretch>
                             <a:fillRect/>
                           </a:stretch>
@@ -11874,7 +15782,7 @@
                           </pic:cNvPicPr>
                         </pic:nvPicPr>
                         <pic:blipFill>
-                          <a:blip r:embed="rId33"/>
+                          <a:blip r:embed="rId44"/>
                           <a:stretch>
                             <a:fillRect/>
                           </a:stretch>
@@ -12315,7 +16223,7 @@
                           </pic:cNvPicPr>
                         </pic:nvPicPr>
                         <pic:blipFill>
-                          <a:blip r:embed="rId33"/>
+                          <a:blip r:embed="rId44"/>
                           <a:stretch>
                             <a:fillRect/>
                           </a:stretch>
@@ -12772,7 +16680,7 @@
                           </pic:cNvPicPr>
                         </pic:nvPicPr>
                         <pic:blipFill>
-                          <a:blip r:embed="rId33"/>
+                          <a:blip r:embed="rId44"/>
                           <a:stretch>
                             <a:fillRect/>
                           </a:stretch>
@@ -16207,6 +20115,7 @@
   <w:style w:type="character" w:default="1" w:styleId="DefaultParagraphFont">
     <w:name w:val="Default Paragraph Font"/>
     <w:uiPriority w:val="1"/>
+    <w:semiHidden/>
     <w:unhideWhenUsed/>
   </w:style>
   <w:style w:type="table" w:default="1" w:styleId="TableNormal">
@@ -16866,6 +20775,141 @@
           <inkml:channelProperty channel="F" name="resolution" value="0" units="1/dev"/>
         </inkml:channelProperties>
       </inkml:inkSource>
+      <inkml:timestamp xml:id="ts0" timeString="2026-01-27T09:52:42.188"/>
+    </inkml:context>
+    <inkml:brush xml:id="br0">
+      <inkml:brushProperty name="width" value="0.05" units="cm"/>
+      <inkml:brushProperty name="height" value="0.05" units="cm"/>
+    </inkml:brush>
+  </inkml:definitions>
+  <inkml:trace contextRef="#ctx0" brushRef="#br0">45 59 20810,'0'0'160,"0"0"-112,0 0 32,0 0 272,0 0 128,0 0-192,0 0 224,-16 0-287,10-13-225,-7-3-769,9-9-1088,-2 21-9204</inkml:trace>
+</inkml:ink>
+</file>
+
+<file path=word/ink/ink2.xml><?xml version="1.0" encoding="utf-8"?>
+<inkml:ink xmlns:inkml="http://www.w3.org/2003/InkML">
+  <inkml:definitions>
+    <inkml:context xml:id="ctx0">
+      <inkml:inkSource xml:id="inkSrc0">
+        <inkml:traceFormat>
+          <inkml:channel name="X" type="integer" min="-2.14748E9" max="2.14748E9" units="cm"/>
+          <inkml:channel name="Y" type="integer" min="-2.14748E9" max="2.14748E9" units="cm"/>
+          <inkml:channel name="F" type="integer" max="32767" units="dev"/>
+        </inkml:traceFormat>
+        <inkml:channelProperties>
+          <inkml:channelProperty channel="X" name="resolution" value="1000" units="1/cm"/>
+          <inkml:channelProperty channel="Y" name="resolution" value="1000" units="1/cm"/>
+          <inkml:channelProperty channel="F" name="resolution" value="0" units="1/dev"/>
+        </inkml:channelProperties>
+      </inkml:inkSource>
+      <inkml:timestamp xml:id="ts0" timeString="2026-01-27T09:51:33.067"/>
+    </inkml:context>
+    <inkml:brush xml:id="br0">
+      <inkml:brushProperty name="width" value="0.05" units="cm"/>
+      <inkml:brushProperty name="height" value="0.05" units="cm"/>
+    </inkml:brush>
+  </inkml:definitions>
+  <inkml:trace contextRef="#ctx0" brushRef="#br0">4 0 17912,'0'0'1761,"0"0"-945,0 0-239,0 0-225,0 0-128,0 0-224,0 0-96,-3 0-352,9 0-2242</inkml:trace>
+</inkml:ink>
+</file>
+
+<file path=word/ink/ink3.xml><?xml version="1.0" encoding="utf-8"?>
+<inkml:ink xmlns:inkml="http://www.w3.org/2003/InkML">
+  <inkml:definitions>
+    <inkml:context xml:id="ctx0">
+      <inkml:inkSource xml:id="inkSrc0">
+        <inkml:traceFormat>
+          <inkml:channel name="X" type="integer" min="-2.14748E9" max="2.14748E9" units="cm"/>
+          <inkml:channel name="Y" type="integer" min="-2.14748E9" max="2.14748E9" units="cm"/>
+          <inkml:channel name="F" type="integer" max="32767" units="dev"/>
+        </inkml:traceFormat>
+        <inkml:channelProperties>
+          <inkml:channelProperty channel="X" name="resolution" value="1000" units="1/cm"/>
+          <inkml:channelProperty channel="Y" name="resolution" value="1000" units="1/cm"/>
+          <inkml:channelProperty channel="F" name="resolution" value="0" units="1/dev"/>
+        </inkml:channelProperties>
+      </inkml:inkSource>
+      <inkml:timestamp xml:id="ts0" timeString="2026-01-27T09:50:16.023"/>
+    </inkml:context>
+    <inkml:brush xml:id="br0">
+      <inkml:brushProperty name="width" value="0.05" units="cm"/>
+      <inkml:brushProperty name="height" value="0.05" units="cm"/>
+    </inkml:brush>
+  </inkml:definitions>
+  <inkml:trace contextRef="#ctx0" brushRef="#br0">0 0 21866,'0'0'272,"0"0"-272,0 0-1136,0 0-1362,0 0-4977</inkml:trace>
+</inkml:ink>
+</file>
+
+<file path=word/ink/ink4.xml><?xml version="1.0" encoding="utf-8"?>
+<inkml:ink xmlns:inkml="http://www.w3.org/2003/InkML">
+  <inkml:definitions>
+    <inkml:context xml:id="ctx0">
+      <inkml:inkSource xml:id="inkSrc0">
+        <inkml:traceFormat>
+          <inkml:channel name="X" type="integer" min="-2.14748E9" max="2.14748E9" units="cm"/>
+          <inkml:channel name="Y" type="integer" min="-2.14748E9" max="2.14748E9" units="cm"/>
+          <inkml:channel name="F" type="integer" max="32767" units="dev"/>
+        </inkml:traceFormat>
+        <inkml:channelProperties>
+          <inkml:channelProperty channel="X" name="resolution" value="1000" units="1/cm"/>
+          <inkml:channelProperty channel="Y" name="resolution" value="1000" units="1/cm"/>
+          <inkml:channelProperty channel="F" name="resolution" value="0" units="1/dev"/>
+        </inkml:channelProperties>
+      </inkml:inkSource>
+      <inkml:timestamp xml:id="ts0" timeString="2026-01-27T10:20:19.939"/>
+    </inkml:context>
+    <inkml:brush xml:id="br0">
+      <inkml:brushProperty name="width" value="0.05" units="cm"/>
+      <inkml:brushProperty name="height" value="0.05" units="cm"/>
+    </inkml:brush>
+  </inkml:definitions>
+  <inkml:trace contextRef="#ctx0" brushRef="#br0">98 67 22634,'0'0'1313,"0"0"-1169,0 0-80,0 0-32,0 0 16,0 0-32,0 0-16,-68-38-80,59 28-2001,-11-9-5811</inkml:trace>
+</inkml:ink>
+</file>
+
+<file path=word/ink/ink5.xml><?xml version="1.0" encoding="utf-8"?>
+<inkml:ink xmlns:inkml="http://www.w3.org/2003/InkML">
+  <inkml:definitions>
+    <inkml:context xml:id="ctx0">
+      <inkml:inkSource xml:id="inkSrc0">
+        <inkml:traceFormat>
+          <inkml:channel name="X" type="integer" min="-2.14748E9" max="2.14748E9" units="cm"/>
+          <inkml:channel name="Y" type="integer" min="-2.14748E9" max="2.14748E9" units="cm"/>
+          <inkml:channel name="F" type="integer" max="32767" units="dev"/>
+        </inkml:traceFormat>
+        <inkml:channelProperties>
+          <inkml:channelProperty channel="X" name="resolution" value="1000" units="1/cm"/>
+          <inkml:channelProperty channel="Y" name="resolution" value="1000" units="1/cm"/>
+          <inkml:channelProperty channel="F" name="resolution" value="0" units="1/dev"/>
+        </inkml:channelProperties>
+      </inkml:inkSource>
+      <inkml:timestamp xml:id="ts0" timeString="2026-01-27T10:09:35.845"/>
+    </inkml:context>
+    <inkml:brush xml:id="br0">
+      <inkml:brushProperty name="width" value="0.05" units="cm"/>
+      <inkml:brushProperty name="height" value="0.05" units="cm"/>
+    </inkml:brush>
+  </inkml:definitions>
+  <inkml:trace contextRef="#ctx0" brushRef="#br0">163 0 21226,'0'0'16,"0"0"-32,0 0-96,0 0-208,0 0 15,0 0-431,-162 91-2866</inkml:trace>
+</inkml:ink>
+</file>
+
+<file path=word/ink/ink6.xml><?xml version="1.0" encoding="utf-8"?>
+<inkml:ink xmlns:inkml="http://www.w3.org/2003/InkML">
+  <inkml:definitions>
+    <inkml:context xml:id="ctx0">
+      <inkml:inkSource xml:id="inkSrc0">
+        <inkml:traceFormat>
+          <inkml:channel name="X" type="integer" min="-2.14748E9" max="2.14748E9" units="cm"/>
+          <inkml:channel name="Y" type="integer" min="-2.14748E9" max="2.14748E9" units="cm"/>
+          <inkml:channel name="F" type="integer" max="32767" units="dev"/>
+        </inkml:traceFormat>
+        <inkml:channelProperties>
+          <inkml:channelProperty channel="X" name="resolution" value="1000" units="1/cm"/>
+          <inkml:channelProperty channel="Y" name="resolution" value="1000" units="1/cm"/>
+          <inkml:channelProperty channel="F" name="resolution" value="0" units="1/dev"/>
+        </inkml:channelProperties>
+      </inkml:inkSource>
       <inkml:timestamp xml:id="ts0" timeString="2026-01-27T09:18:53.507"/>
     </inkml:context>
     <inkml:brush xml:id="br0">
@@ -17184,7 +21228,7 @@
 </file>
 
 <file path=customXml/itemProps2.xml><?xml version="1.0" encoding="utf-8"?>
-<ds:datastoreItem xmlns:ds="http://schemas.openxmlformats.org/officeDocument/2006/customXml" ds:itemID="{5DDBE024-3805-46B9-AFAD-8126C3265137}">
+<ds:datastoreItem xmlns:ds="http://schemas.openxmlformats.org/officeDocument/2006/customXml" ds:itemID="{14EA23B6-689A-4D25-A42F-1935773543D1}">
   <ds:schemaRefs>
     <ds:schemaRef ds:uri="http://schemas.openxmlformats.org/officeDocument/2006/bibliography"/>
   </ds:schemaRefs>

--- a/docs/Documents/SYSARC 1.docx
+++ b/docs/Documents/SYSARC 1.docx
@@ -473,7 +473,7 @@
         </w:rPr>
         <w:fldChar w:fldCharType="separate"/>
       </w:r>
-      <w:hyperlink w:anchor="_Toc220427017" w:history="1">
+      <w:hyperlink w:anchor="_Toc220432130" w:history="1">
         <w:r>
           <w:rPr>
             <w:rStyle w:val="Hyperlink"/>
@@ -500,7 +500,7 @@
             <w:noProof/>
             <w:webHidden/>
           </w:rPr>
-          <w:instrText xml:space="preserve"> PAGEREF _Toc220427017 \h </w:instrText>
+          <w:instrText xml:space="preserve"> PAGEREF _Toc220432130 \h </w:instrText>
         </w:r>
         <w:r>
           <w:rPr>
@@ -541,7 +541,7 @@
           <w:lang w:val="en-US"/>
         </w:rPr>
       </w:pPr>
-      <w:hyperlink w:anchor="_Toc220427018" w:history="1">
+      <w:hyperlink w:anchor="_Toc220432131" w:history="1">
         <w:r>
           <w:rPr>
             <w:rStyle w:val="Hyperlink"/>
@@ -568,7 +568,7 @@
             <w:noProof/>
             <w:webHidden/>
           </w:rPr>
-          <w:instrText xml:space="preserve"> PAGEREF _Toc220427018 \h </w:instrText>
+          <w:instrText xml:space="preserve"> PAGEREF _Toc220432131 \h </w:instrText>
         </w:r>
         <w:r>
           <w:rPr>
@@ -609,7 +609,7 @@
           <w:lang w:val="en-US"/>
         </w:rPr>
       </w:pPr>
-      <w:hyperlink w:anchor="_Toc220427019" w:history="1">
+      <w:hyperlink w:anchor="_Toc220432132" w:history="1">
         <w:r>
           <w:rPr>
             <w:rStyle w:val="Hyperlink"/>
@@ -636,7 +636,7 @@
             <w:noProof/>
             <w:webHidden/>
           </w:rPr>
-          <w:instrText xml:space="preserve"> PAGEREF _Toc220427019 \h </w:instrText>
+          <w:instrText xml:space="preserve"> PAGEREF _Toc220432132 \h </w:instrText>
         </w:r>
         <w:r>
           <w:rPr>
@@ -677,7 +677,7 @@
           <w:lang w:val="en-US"/>
         </w:rPr>
       </w:pPr>
-      <w:hyperlink w:anchor="_Toc220427020" w:history="1">
+      <w:hyperlink w:anchor="_Toc220432133" w:history="1">
         <w:r>
           <w:rPr>
             <w:rStyle w:val="Hyperlink"/>
@@ -704,7 +704,7 @@
             <w:noProof/>
             <w:webHidden/>
           </w:rPr>
-          <w:instrText xml:space="preserve"> PAGEREF _Toc220427020 \h </w:instrText>
+          <w:instrText xml:space="preserve"> PAGEREF _Toc220432133 \h </w:instrText>
         </w:r>
         <w:r>
           <w:rPr>
@@ -745,7 +745,7 @@
           <w:lang w:val="en-US"/>
         </w:rPr>
       </w:pPr>
-      <w:hyperlink w:anchor="_Toc220427021" w:history="1">
+      <w:hyperlink w:anchor="_Toc220432134" w:history="1">
         <w:r>
           <w:rPr>
             <w:rStyle w:val="Hyperlink"/>
@@ -772,7 +772,7 @@
             <w:noProof/>
             <w:webHidden/>
           </w:rPr>
-          <w:instrText xml:space="preserve"> PAGEREF _Toc220427021 \h </w:instrText>
+          <w:instrText xml:space="preserve"> PAGEREF _Toc220432134 \h </w:instrText>
         </w:r>
         <w:r>
           <w:rPr>
@@ -813,7 +813,7 @@
           <w:lang w:val="en-US"/>
         </w:rPr>
       </w:pPr>
-      <w:hyperlink w:anchor="_Toc220427022" w:history="1">
+      <w:hyperlink w:anchor="_Toc220432135" w:history="1">
         <w:r>
           <w:rPr>
             <w:rStyle w:val="Hyperlink"/>
@@ -841,7 +841,7 @@
             <w:noProof/>
             <w:webHidden/>
           </w:rPr>
-          <w:instrText xml:space="preserve"> PAGEREF _Toc220427022 \h </w:instrText>
+          <w:instrText xml:space="preserve"> PAGEREF _Toc220432135 \h </w:instrText>
         </w:r>
         <w:r>
           <w:rPr>
@@ -882,7 +882,7 @@
           <w:lang w:val="en-US"/>
         </w:rPr>
       </w:pPr>
-      <w:hyperlink w:anchor="_Toc220427023" w:history="1">
+      <w:hyperlink w:anchor="_Toc220432136" w:history="1">
         <w:r>
           <w:rPr>
             <w:rStyle w:val="Hyperlink"/>
@@ -909,7 +909,7 @@
             <w:noProof/>
             <w:webHidden/>
           </w:rPr>
-          <w:instrText xml:space="preserve"> PAGEREF _Toc220427023 \h </w:instrText>
+          <w:instrText xml:space="preserve"> PAGEREF _Toc220432136 \h </w:instrText>
         </w:r>
         <w:r>
           <w:rPr>
@@ -950,7 +950,7 @@
           <w:lang w:val="en-US"/>
         </w:rPr>
       </w:pPr>
-      <w:hyperlink w:anchor="_Toc220427024" w:history="1">
+      <w:hyperlink w:anchor="_Toc220432137" w:history="1">
         <w:r>
           <w:rPr>
             <w:rStyle w:val="Hyperlink"/>
@@ -977,7 +977,7 @@
             <w:noProof/>
             <w:webHidden/>
           </w:rPr>
-          <w:instrText xml:space="preserve"> PAGEREF _Toc220427024 \h </w:instrText>
+          <w:instrText xml:space="preserve"> PAGEREF _Toc220432137 \h </w:instrText>
         </w:r>
         <w:r>
           <w:rPr>
@@ -1018,7 +1018,7 @@
           <w:lang w:val="en-US"/>
         </w:rPr>
       </w:pPr>
-      <w:hyperlink w:anchor="_Toc220427025" w:history="1">
+      <w:hyperlink w:anchor="_Toc220432138" w:history="1">
         <w:r>
           <w:rPr>
             <w:rStyle w:val="Hyperlink"/>
@@ -1045,7 +1045,7 @@
             <w:noProof/>
             <w:webHidden/>
           </w:rPr>
-          <w:instrText xml:space="preserve"> PAGEREF _Toc220427025 \h </w:instrText>
+          <w:instrText xml:space="preserve"> PAGEREF _Toc220432138 \h </w:instrText>
         </w:r>
         <w:r>
           <w:rPr>
@@ -1086,7 +1086,7 @@
           <w:lang w:val="en-US"/>
         </w:rPr>
       </w:pPr>
-      <w:hyperlink w:anchor="_Toc220427026" w:history="1">
+      <w:hyperlink w:anchor="_Toc220432139" w:history="1">
         <w:r>
           <w:rPr>
             <w:rStyle w:val="Hyperlink"/>
@@ -1113,7 +1113,7 @@
             <w:noProof/>
             <w:webHidden/>
           </w:rPr>
-          <w:instrText xml:space="preserve"> PAGEREF _Toc220427026 \h </w:instrText>
+          <w:instrText xml:space="preserve"> PAGEREF _Toc220432139 \h </w:instrText>
         </w:r>
         <w:r>
           <w:rPr>
@@ -1154,7 +1154,7 @@
           <w:lang w:val="en-US"/>
         </w:rPr>
       </w:pPr>
-      <w:hyperlink w:anchor="_Toc220427027" w:history="1">
+      <w:hyperlink w:anchor="_Toc220432140" w:history="1">
         <w:r>
           <w:rPr>
             <w:rStyle w:val="Hyperlink"/>
@@ -1181,7 +1181,7 @@
             <w:noProof/>
             <w:webHidden/>
           </w:rPr>
-          <w:instrText xml:space="preserve"> PAGEREF _Toc220427027 \h </w:instrText>
+          <w:instrText xml:space="preserve"> PAGEREF _Toc220432140 \h </w:instrText>
         </w:r>
         <w:r>
           <w:rPr>
@@ -1222,7 +1222,7 @@
           <w:lang w:val="en-US"/>
         </w:rPr>
       </w:pPr>
-      <w:hyperlink w:anchor="_Toc220427028" w:history="1">
+      <w:hyperlink w:anchor="_Toc220432141" w:history="1">
         <w:r>
           <w:rPr>
             <w:rStyle w:val="Hyperlink"/>
@@ -1249,7 +1249,7 @@
             <w:noProof/>
             <w:webHidden/>
           </w:rPr>
-          <w:instrText xml:space="preserve"> PAGEREF _Toc220427028 \h </w:instrText>
+          <w:instrText xml:space="preserve"> PAGEREF _Toc220432141 \h </w:instrText>
         </w:r>
         <w:r>
           <w:rPr>
@@ -1290,7 +1290,7 @@
           <w:lang w:val="en-US"/>
         </w:rPr>
       </w:pPr>
-      <w:hyperlink w:anchor="_Toc220427029" w:history="1">
+      <w:hyperlink w:anchor="_Toc220432142" w:history="1">
         <w:r>
           <w:rPr>
             <w:rStyle w:val="Hyperlink"/>
@@ -1317,7 +1317,7 @@
             <w:noProof/>
             <w:webHidden/>
           </w:rPr>
-          <w:instrText xml:space="preserve"> PAGEREF _Toc220427029 \h </w:instrText>
+          <w:instrText xml:space="preserve"> PAGEREF _Toc220432142 \h </w:instrText>
         </w:r>
         <w:r>
           <w:rPr>
@@ -1358,7 +1358,7 @@
           <w:lang w:val="en-US"/>
         </w:rPr>
       </w:pPr>
-      <w:hyperlink w:anchor="_Toc220427030" w:history="1">
+      <w:hyperlink w:anchor="_Toc220432143" w:history="1">
         <w:r>
           <w:rPr>
             <w:rStyle w:val="Hyperlink"/>
@@ -1385,7 +1385,7 @@
             <w:noProof/>
             <w:webHidden/>
           </w:rPr>
-          <w:instrText xml:space="preserve"> PAGEREF _Toc220427030 \h </w:instrText>
+          <w:instrText xml:space="preserve"> PAGEREF _Toc220432143 \h </w:instrText>
         </w:r>
         <w:r>
           <w:rPr>
@@ -1426,7 +1426,7 @@
           <w:lang w:val="en-US"/>
         </w:rPr>
       </w:pPr>
-      <w:hyperlink w:anchor="_Toc220427031" w:history="1">
+      <w:hyperlink w:anchor="_Toc220432144" w:history="1">
         <w:r>
           <w:rPr>
             <w:rStyle w:val="Hyperlink"/>
@@ -1453,7 +1453,7 @@
             <w:noProof/>
             <w:webHidden/>
           </w:rPr>
-          <w:instrText xml:space="preserve"> PAGEREF _Toc220427031 \h </w:instrText>
+          <w:instrText xml:space="preserve"> PAGEREF _Toc220432144 \h </w:instrText>
         </w:r>
         <w:r>
           <w:rPr>
@@ -1494,7 +1494,7 @@
           <w:lang w:val="en-US"/>
         </w:rPr>
       </w:pPr>
-      <w:hyperlink w:anchor="_Toc220427032" w:history="1">
+      <w:hyperlink w:anchor="_Toc220432145" w:history="1">
         <w:r>
           <w:rPr>
             <w:rStyle w:val="Hyperlink"/>
@@ -1521,7 +1521,7 @@
             <w:noProof/>
             <w:webHidden/>
           </w:rPr>
-          <w:instrText xml:space="preserve"> PAGEREF _Toc220427032 \h </w:instrText>
+          <w:instrText xml:space="preserve"> PAGEREF _Toc220432145 \h </w:instrText>
         </w:r>
         <w:r>
           <w:rPr>
@@ -1562,7 +1562,7 @@
           <w:lang w:val="en-US"/>
         </w:rPr>
       </w:pPr>
-      <w:hyperlink w:anchor="_Toc220427033" w:history="1">
+      <w:hyperlink w:anchor="_Toc220432146" w:history="1">
         <w:r>
           <w:rPr>
             <w:rStyle w:val="Hyperlink"/>
@@ -1590,7 +1590,7 @@
             <w:noProof/>
             <w:webHidden/>
           </w:rPr>
-          <w:instrText xml:space="preserve"> PAGEREF _Toc220427033 \h </w:instrText>
+          <w:instrText xml:space="preserve"> PAGEREF _Toc220432146 \h </w:instrText>
         </w:r>
         <w:r>
           <w:rPr>
@@ -1631,7 +1631,7 @@
           <w:lang w:val="en-US"/>
         </w:rPr>
       </w:pPr>
-      <w:hyperlink w:anchor="_Toc220427034" w:history="1">
+      <w:hyperlink w:anchor="_Toc220432147" w:history="1">
         <w:r>
           <w:rPr>
             <w:rStyle w:val="Hyperlink"/>
@@ -1658,7 +1658,7 @@
             <w:noProof/>
             <w:webHidden/>
           </w:rPr>
-          <w:instrText xml:space="preserve"> PAGEREF _Toc220427034 \h </w:instrText>
+          <w:instrText xml:space="preserve"> PAGEREF _Toc220432147 \h </w:instrText>
         </w:r>
         <w:r>
           <w:rPr>
@@ -1699,7 +1699,7 @@
           <w:lang w:val="en-US"/>
         </w:rPr>
       </w:pPr>
-      <w:hyperlink w:anchor="_Toc220427035" w:history="1">
+      <w:hyperlink w:anchor="_Toc220432148" w:history="1">
         <w:r>
           <w:rPr>
             <w:rStyle w:val="Hyperlink"/>
@@ -1726,7 +1726,7 @@
             <w:noProof/>
             <w:webHidden/>
           </w:rPr>
-          <w:instrText xml:space="preserve"> PAGEREF _Toc220427035 \h </w:instrText>
+          <w:instrText xml:space="preserve"> PAGEREF _Toc220432148 \h </w:instrText>
         </w:r>
         <w:r>
           <w:rPr>
@@ -1767,7 +1767,7 @@
           <w:lang w:val="en-US"/>
         </w:rPr>
       </w:pPr>
-      <w:hyperlink w:anchor="_Toc220427036" w:history="1">
+      <w:hyperlink w:anchor="_Toc220432149" w:history="1">
         <w:r>
           <w:rPr>
             <w:rStyle w:val="Hyperlink"/>
@@ -1794,7 +1794,7 @@
             <w:noProof/>
             <w:webHidden/>
           </w:rPr>
-          <w:instrText xml:space="preserve"> PAGEREF _Toc220427036 \h </w:instrText>
+          <w:instrText xml:space="preserve"> PAGEREF _Toc220432149 \h </w:instrText>
         </w:r>
         <w:r>
           <w:rPr>
@@ -1814,7 +1814,7 @@
             <w:noProof/>
             <w:webHidden/>
           </w:rPr>
-          <w:t>17</w:t>
+          <w:t>18</w:t>
         </w:r>
         <w:r>
           <w:rPr>
@@ -1835,7 +1835,7 @@
           <w:lang w:val="en-US"/>
         </w:rPr>
       </w:pPr>
-      <w:hyperlink w:anchor="_Toc220427037" w:history="1">
+      <w:hyperlink w:anchor="_Toc220432150" w:history="1">
         <w:r>
           <w:rPr>
             <w:rStyle w:val="Hyperlink"/>
@@ -1862,7 +1862,7 @@
             <w:noProof/>
             <w:webHidden/>
           </w:rPr>
-          <w:instrText xml:space="preserve"> PAGEREF _Toc220427037 \h </w:instrText>
+          <w:instrText xml:space="preserve"> PAGEREF _Toc220432150 \h </w:instrText>
         </w:r>
         <w:r>
           <w:rPr>
@@ -1882,7 +1882,7 @@
             <w:noProof/>
             <w:webHidden/>
           </w:rPr>
-          <w:t>17</w:t>
+          <w:t>18</w:t>
         </w:r>
         <w:r>
           <w:rPr>
@@ -1903,7 +1903,7 @@
           <w:lang w:val="en-US"/>
         </w:rPr>
       </w:pPr>
-      <w:hyperlink w:anchor="_Toc220427038" w:history="1">
+      <w:hyperlink w:anchor="_Toc220432151" w:history="1">
         <w:r>
           <w:rPr>
             <w:rStyle w:val="Hyperlink"/>
@@ -1930,7 +1930,7 @@
             <w:noProof/>
             <w:webHidden/>
           </w:rPr>
-          <w:instrText xml:space="preserve"> PAGEREF _Toc220427038 \h </w:instrText>
+          <w:instrText xml:space="preserve"> PAGEREF _Toc220432151 \h </w:instrText>
         </w:r>
         <w:r>
           <w:rPr>
@@ -1950,7 +1950,7 @@
             <w:noProof/>
             <w:webHidden/>
           </w:rPr>
-          <w:t>18</w:t>
+          <w:t>19</w:t>
         </w:r>
         <w:r>
           <w:rPr>
@@ -1971,7 +1971,7 @@
           <w:lang w:val="en-US"/>
         </w:rPr>
       </w:pPr>
-      <w:hyperlink w:anchor="_Toc220427039" w:history="1">
+      <w:hyperlink w:anchor="_Toc220432152" w:history="1">
         <w:r>
           <w:rPr>
             <w:rStyle w:val="Hyperlink"/>
@@ -1998,7 +1998,7 @@
             <w:noProof/>
             <w:webHidden/>
           </w:rPr>
-          <w:instrText xml:space="preserve"> PAGEREF _Toc220427039 \h </w:instrText>
+          <w:instrText xml:space="preserve"> PAGEREF _Toc220432152 \h </w:instrText>
         </w:r>
         <w:r>
           <w:rPr>
@@ -2018,7 +2018,7 @@
             <w:noProof/>
             <w:webHidden/>
           </w:rPr>
-          <w:t>18</w:t>
+          <w:t>19</w:t>
         </w:r>
         <w:r>
           <w:rPr>
@@ -2039,7 +2039,7 @@
           <w:lang w:val="en-US"/>
         </w:rPr>
       </w:pPr>
-      <w:hyperlink w:anchor="_Toc220427040" w:history="1">
+      <w:hyperlink w:anchor="_Toc220432153" w:history="1">
         <w:r>
           <w:rPr>
             <w:rStyle w:val="Hyperlink"/>
@@ -2066,7 +2066,7 @@
             <w:noProof/>
             <w:webHidden/>
           </w:rPr>
-          <w:instrText xml:space="preserve"> PAGEREF _Toc220427040 \h </w:instrText>
+          <w:instrText xml:space="preserve"> PAGEREF _Toc220432153 \h </w:instrText>
         </w:r>
         <w:r>
           <w:rPr>
@@ -2086,7 +2086,7 @@
             <w:noProof/>
             <w:webHidden/>
           </w:rPr>
-          <w:t>18</w:t>
+          <w:t>19</w:t>
         </w:r>
         <w:r>
           <w:rPr>
@@ -2107,7 +2107,7 @@
           <w:lang w:val="en-US"/>
         </w:rPr>
       </w:pPr>
-      <w:hyperlink w:anchor="_Toc220427041" w:history="1">
+      <w:hyperlink w:anchor="_Toc220432154" w:history="1">
         <w:r>
           <w:rPr>
             <w:rStyle w:val="Hyperlink"/>
@@ -2134,7 +2134,7 @@
             <w:noProof/>
             <w:webHidden/>
           </w:rPr>
-          <w:instrText xml:space="preserve"> PAGEREF _Toc220427041 \h </w:instrText>
+          <w:instrText xml:space="preserve"> PAGEREF _Toc220432154 \h </w:instrText>
         </w:r>
         <w:r>
           <w:rPr>
@@ -2154,7 +2154,7 @@
             <w:noProof/>
             <w:webHidden/>
           </w:rPr>
-          <w:t>18</w:t>
+          <w:t>19</w:t>
         </w:r>
         <w:r>
           <w:rPr>
@@ -2175,7 +2175,7 @@
           <w:lang w:val="en-US"/>
         </w:rPr>
       </w:pPr>
-      <w:hyperlink w:anchor="_Toc220427042" w:history="1">
+      <w:hyperlink w:anchor="_Toc220432155" w:history="1">
         <w:r>
           <w:rPr>
             <w:rStyle w:val="Hyperlink"/>
@@ -2202,7 +2202,7 @@
             <w:noProof/>
             <w:webHidden/>
           </w:rPr>
-          <w:instrText xml:space="preserve"> PAGEREF _Toc220427042 \h </w:instrText>
+          <w:instrText xml:space="preserve"> PAGEREF _Toc220432155 \h </w:instrText>
         </w:r>
         <w:r>
           <w:rPr>
@@ -2222,7 +2222,7 @@
             <w:noProof/>
             <w:webHidden/>
           </w:rPr>
-          <w:t>19</w:t>
+          <w:t>20</w:t>
         </w:r>
         <w:r>
           <w:rPr>
@@ -2243,7 +2243,7 @@
           <w:lang w:val="en-US"/>
         </w:rPr>
       </w:pPr>
-      <w:hyperlink w:anchor="_Toc220427043" w:history="1">
+      <w:hyperlink w:anchor="_Toc220432156" w:history="1">
         <w:r>
           <w:rPr>
             <w:rStyle w:val="Hyperlink"/>
@@ -2270,7 +2270,7 @@
             <w:noProof/>
             <w:webHidden/>
           </w:rPr>
-          <w:instrText xml:space="preserve"> PAGEREF _Toc220427043 \h </w:instrText>
+          <w:instrText xml:space="preserve"> PAGEREF _Toc220432156 \h </w:instrText>
         </w:r>
         <w:r>
           <w:rPr>
@@ -2290,7 +2290,7 @@
             <w:noProof/>
             <w:webHidden/>
           </w:rPr>
-          <w:t>20</w:t>
+          <w:t>21</w:t>
         </w:r>
         <w:r>
           <w:rPr>
@@ -2311,13 +2311,13 @@
           <w:lang w:val="en-US"/>
         </w:rPr>
       </w:pPr>
-      <w:hyperlink w:anchor="_Toc220427044" w:history="1">
+      <w:hyperlink w:anchor="_Toc220432157" w:history="1">
         <w:r>
           <w:rPr>
             <w:rStyle w:val="Hyperlink"/>
             <w:noProof/>
           </w:rPr>
-          <w:t>Group Picture</w:t>
+          <w:t>Data Dictionary</w:t>
         </w:r>
         <w:r>
           <w:rPr>
@@ -2338,7 +2338,7 @@
             <w:noProof/>
             <w:webHidden/>
           </w:rPr>
-          <w:instrText xml:space="preserve"> PAGEREF _Toc220427044 \h </w:instrText>
+          <w:instrText xml:space="preserve"> PAGEREF _Toc220432157 \h </w:instrText>
         </w:r>
         <w:r>
           <w:rPr>
@@ -2358,7 +2358,7 @@
             <w:noProof/>
             <w:webHidden/>
           </w:rPr>
-          <w:t>21</w:t>
+          <w:t>22</w:t>
         </w:r>
         <w:r>
           <w:rPr>
@@ -2379,12 +2379,80 @@
           <w:lang w:val="en-US"/>
         </w:rPr>
       </w:pPr>
-      <w:hyperlink w:anchor="_Toc220427045" w:history="1">
+      <w:hyperlink w:anchor="_Toc220432158" w:history="1">
         <w:r>
           <w:rPr>
             <w:rStyle w:val="Hyperlink"/>
             <w:noProof/>
           </w:rPr>
+          <w:t>Group Picture</w:t>
+        </w:r>
+        <w:r>
+          <w:rPr>
+            <w:noProof/>
+            <w:webHidden/>
+          </w:rPr>
+          <w:tab/>
+        </w:r>
+        <w:r>
+          <w:rPr>
+            <w:noProof/>
+            <w:webHidden/>
+          </w:rPr>
+          <w:fldChar w:fldCharType="begin"/>
+        </w:r>
+        <w:r>
+          <w:rPr>
+            <w:noProof/>
+            <w:webHidden/>
+          </w:rPr>
+          <w:instrText xml:space="preserve"> PAGEREF _Toc220432158 \h </w:instrText>
+        </w:r>
+        <w:r>
+          <w:rPr>
+            <w:noProof/>
+            <w:webHidden/>
+          </w:rPr>
+        </w:r>
+        <w:r>
+          <w:rPr>
+            <w:noProof/>
+            <w:webHidden/>
+          </w:rPr>
+          <w:fldChar w:fldCharType="separate"/>
+        </w:r>
+        <w:r>
+          <w:rPr>
+            <w:noProof/>
+            <w:webHidden/>
+          </w:rPr>
+          <w:t>23</w:t>
+        </w:r>
+        <w:r>
+          <w:rPr>
+            <w:noProof/>
+            <w:webHidden/>
+          </w:rPr>
+          <w:fldChar w:fldCharType="end"/>
+        </w:r>
+      </w:hyperlink>
+    </w:p>
+    <w:p>
+      <w:pPr>
+        <w:pStyle w:val="TOC1"/>
+        <w:rPr>
+          <w:rFonts w:asciiTheme="minorHAnsi" w:eastAsiaTheme="minorEastAsia" w:hAnsiTheme="minorHAnsi"/>
+          <w:noProof/>
+          <w:sz w:val="22"/>
+          <w:lang w:val="en-US"/>
+        </w:rPr>
+      </w:pPr>
+      <w:hyperlink w:anchor="_Toc220432159" w:history="1">
+        <w:r>
+          <w:rPr>
+            <w:rStyle w:val="Hyperlink"/>
+            <w:noProof/>
+          </w:rPr>
           <w:t>Resume</w:t>
         </w:r>
         <w:r>
@@ -2406,7 +2474,7 @@
             <w:noProof/>
             <w:webHidden/>
           </w:rPr>
-          <w:instrText xml:space="preserve"> PAGEREF _Toc220427045 \h </w:instrText>
+          <w:instrText xml:space="preserve"> PAGEREF _Toc220432159 \h </w:instrText>
         </w:r>
         <w:r>
           <w:rPr>
@@ -2426,7 +2494,7 @@
             <w:noProof/>
             <w:webHidden/>
           </w:rPr>
-          <w:t>22</w:t>
+          <w:t>24</w:t>
         </w:r>
         <w:r>
           <w:rPr>
@@ -2479,7 +2547,7 @@
       <w:bookmarkStart w:id="9" w:name="_Toc198253028"/>
       <w:bookmarkStart w:id="10" w:name="_Toc198255354"/>
       <w:bookmarkStart w:id="11" w:name="_Toc198518408"/>
-      <w:bookmarkStart w:id="12" w:name="_Toc220427017"/>
+      <w:bookmarkStart w:id="12" w:name="_Toc220432130"/>
       <w:r>
         <w:lastRenderedPageBreak/>
         <w:t>Acknowledgements</w:t>
@@ -2530,7 +2598,7 @@
       <w:pPr>
         <w:pStyle w:val="Heading1"/>
       </w:pPr>
-      <w:bookmarkStart w:id="18" w:name="_Toc220427018"/>
+      <w:bookmarkStart w:id="18" w:name="_Toc220432131"/>
       <w:r>
         <w:t>Dedication</w:t>
       </w:r>
@@ -2551,7 +2619,7 @@
       <w:r>
         <w:br w:type="page"/>
       </w:r>
-      <w:bookmarkStart w:id="19" w:name="_Toc220427019"/>
+      <w:bookmarkStart w:id="19" w:name="_Toc220432132"/>
       <w:r>
         <w:lastRenderedPageBreak/>
         <w:t>Scopes and Objectives</w:t>
@@ -2562,7 +2630,7 @@
       <w:pPr>
         <w:pStyle w:val="Heading2"/>
       </w:pPr>
-      <w:bookmarkStart w:id="20" w:name="_Toc220427020"/>
+      <w:bookmarkStart w:id="20" w:name="_Toc220432133"/>
       <w:r>
         <w:t xml:space="preserve">Project </w:t>
       </w:r>
@@ -2637,7 +2705,7 @@
           <w:lang w:val="en-US"/>
         </w:rPr>
       </w:pPr>
-      <w:bookmarkStart w:id="21" w:name="_Toc220427021"/>
+      <w:bookmarkStart w:id="21" w:name="_Toc220432134"/>
       <w:r>
         <w:t>Project Scopes</w:t>
       </w:r>
@@ -2685,7 +2753,7 @@
           <w:lang w:val="en-US"/>
         </w:rPr>
       </w:pPr>
-      <w:bookmarkStart w:id="22" w:name="_Toc220427022"/>
+      <w:bookmarkStart w:id="22" w:name="_Toc220432135"/>
       <w:r>
         <w:rPr>
           <w:lang w:val="en-US"/>
@@ -3065,7 +3133,7 @@
       <w:pPr>
         <w:pStyle w:val="Heading2"/>
       </w:pPr>
-      <w:bookmarkStart w:id="23" w:name="_Toc220427023"/>
+      <w:bookmarkStart w:id="23" w:name="_Toc220432136"/>
       <w:r>
         <w:lastRenderedPageBreak/>
         <w:t>Project Objectives</w:t>
@@ -3124,7 +3192,7 @@
       <w:pPr>
         <w:pStyle w:val="Heading2"/>
       </w:pPr>
-      <w:bookmarkStart w:id="24" w:name="_Toc220427024"/>
+      <w:bookmarkStart w:id="24" w:name="_Toc220432137"/>
       <w:r>
         <w:lastRenderedPageBreak/>
         <w:t>Project Constraints</w:t>
@@ -3456,7 +3524,7 @@
           <w:szCs w:val="24"/>
         </w:rPr>
       </w:pPr>
-      <w:bookmarkStart w:id="28" w:name="_Toc220427025"/>
+      <w:bookmarkStart w:id="28" w:name="_Toc220432138"/>
       <w:r>
         <w:lastRenderedPageBreak/>
         <w:t>Company Profile</w:t>
@@ -3549,7 +3617,7 @@
       <w:pPr>
         <w:pStyle w:val="Heading2"/>
       </w:pPr>
-      <w:bookmarkStart w:id="29" w:name="_Toc220427026"/>
+      <w:bookmarkStart w:id="29" w:name="_Toc220432139"/>
       <w:r>
         <w:t>Functional Decomposition Diagram (FDD)</w:t>
       </w:r>
@@ -3604,7 +3672,7 @@
       <w:pPr>
         <w:pStyle w:val="Heading1"/>
       </w:pPr>
-      <w:bookmarkStart w:id="30" w:name="_Toc220427027"/>
+      <w:bookmarkStart w:id="30" w:name="_Toc220432140"/>
       <w:r>
         <w:t>Existing System</w:t>
       </w:r>
@@ -3630,7 +3698,7 @@
       <w:pPr>
         <w:pStyle w:val="Heading2"/>
       </w:pPr>
-      <w:bookmarkStart w:id="31" w:name="_Toc220427028"/>
+      <w:bookmarkStart w:id="31" w:name="_Toc220432141"/>
       <w:r>
         <w:lastRenderedPageBreak/>
         <w:t xml:space="preserve">Existing System </w:t>
@@ -3706,7 +3774,7 @@
           <w:szCs w:val="24"/>
         </w:rPr>
       </w:pPr>
-      <w:bookmarkStart w:id="32" w:name="_Toc220427029"/>
+      <w:bookmarkStart w:id="32" w:name="_Toc220432142"/>
       <w:r>
         <w:lastRenderedPageBreak/>
         <w:t>Statement of the Problem</w:t>
@@ -3773,7 +3841,7 @@
       <w:pPr>
         <w:pStyle w:val="Heading2"/>
       </w:pPr>
-      <w:bookmarkStart w:id="33" w:name="_Toc220427030"/>
+      <w:bookmarkStart w:id="33" w:name="_Toc220432143"/>
       <w:r>
         <w:lastRenderedPageBreak/>
         <w:t>Solution</w:t>
@@ -3911,7 +3979,7 @@
       <w:pPr>
         <w:pStyle w:val="Heading1"/>
       </w:pPr>
-      <w:bookmarkStart w:id="34" w:name="_Toc220427031"/>
+      <w:bookmarkStart w:id="34" w:name="_Toc220432144"/>
       <w:r>
         <w:lastRenderedPageBreak/>
         <w:t>Proposed System</w:t>
@@ -3935,7 +4003,7 @@
       <w:pPr>
         <w:pStyle w:val="Heading2"/>
       </w:pPr>
-      <w:bookmarkStart w:id="35" w:name="_Toc220427032"/>
+      <w:bookmarkStart w:id="35" w:name="_Toc220432145"/>
       <w:r>
         <w:t>Characteristics</w:t>
       </w:r>
@@ -4014,7 +4082,7 @@
           <w:lang w:val="en-US"/>
         </w:rPr>
       </w:pPr>
-      <w:bookmarkStart w:id="36" w:name="_Toc220427033"/>
+      <w:bookmarkStart w:id="36" w:name="_Toc220432146"/>
       <w:r>
         <w:rPr>
           <w:lang w:val="en-US"/>
@@ -4443,7 +4511,7 @@
       <w:bookmarkStart w:id="44" w:name="_Toc197384329"/>
       <w:bookmarkStart w:id="45" w:name="_Toc197490302"/>
       <w:bookmarkStart w:id="46" w:name="_Toc197481803"/>
-      <w:bookmarkStart w:id="47" w:name="_Toc220427034"/>
+      <w:bookmarkStart w:id="47" w:name="_Toc220432147"/>
       <w:r>
         <w:lastRenderedPageBreak/>
         <w:t>Functional Decomposition Diagram</w:t>
@@ -4683,7 +4751,7 @@
       <w:pPr>
         <w:pStyle w:val="Heading2"/>
       </w:pPr>
-      <w:bookmarkStart w:id="48" w:name="_Toc220427035"/>
+      <w:bookmarkStart w:id="48" w:name="_Toc220432148"/>
       <w:r>
         <w:lastRenderedPageBreak/>
         <w:t>System Flowchart</w:t>
@@ -4692,9 +4760,14 @@
     </w:p>
     <w:p>
       <w:pPr>
-        <w:pStyle w:val="Heading2"/>
-      </w:pPr>
-      <w:r>
+        <w:pStyle w:val="NewNormal"/>
+        <w:jc w:val="center"/>
+      </w:pPr>
+      <w:bookmarkStart w:id="49" w:name="_GoBack"/>
+      <w:r>
+        <w:rPr>
+          <w:noProof/>
+        </w:rPr>
         <w:drawing>
           <wp:inline distT="0" distB="0" distL="0" distR="0" wp14:anchorId="2644E797" wp14:editId="4A245329">
             <wp:extent cx="5733651" cy="8470231"/>
@@ -4731,6 +4804,7 @@
           </wp:inline>
         </w:drawing>
       </w:r>
+      <w:bookmarkEnd w:id="49"/>
     </w:p>
     <w:p>
       <w:pPr>
@@ -4752,6 +4826,9 @@
         <w:jc w:val="center"/>
       </w:pPr>
       <w:r>
+        <w:rPr>
+          <w:noProof/>
+        </w:rPr>
         <w:lastRenderedPageBreak/>
         <w:drawing>
           <wp:inline distT="0" distB="0" distL="0" distR="0" wp14:anchorId="615D79AF" wp14:editId="131EA214">
@@ -4898,12 +4975,12 @@
       <w:pPr>
         <w:pStyle w:val="Heading2"/>
       </w:pPr>
-      <w:bookmarkStart w:id="49" w:name="_Toc220427036"/>
+      <w:bookmarkStart w:id="50" w:name="_Toc220432149"/>
       <w:r>
         <w:lastRenderedPageBreak/>
         <w:t>Data Flow Diagram</w:t>
       </w:r>
-      <w:bookmarkEnd w:id="49"/>
+      <w:bookmarkEnd w:id="50"/>
     </w:p>
     <w:p>
       <w:pPr>
@@ -4969,7 +5046,7 @@
       <w:pPr>
         <w:pStyle w:val="Heading2"/>
       </w:pPr>
-      <w:bookmarkStart w:id="50" w:name="_Toc220427037"/>
+      <w:bookmarkStart w:id="51" w:name="_Toc220432150"/>
       <w:r>
         <w:rPr>
           <w:noProof/>
@@ -5043,7 +5120,7 @@
       <w:r>
         <w:t>Detailed Data Flow Diagram</w:t>
       </w:r>
-      <w:bookmarkEnd w:id="50"/>
+      <w:bookmarkEnd w:id="51"/>
     </w:p>
     <w:p>
       <w:pPr>
@@ -5057,12 +5134,12 @@
       <w:pPr>
         <w:pStyle w:val="Heading1"/>
       </w:pPr>
-      <w:bookmarkStart w:id="51" w:name="_Toc220427038"/>
+      <w:bookmarkStart w:id="52" w:name="_Toc220432151"/>
       <w:r>
         <w:lastRenderedPageBreak/>
         <w:t>Cost and Benefit Analysis</w:t>
       </w:r>
-      <w:bookmarkEnd w:id="51"/>
+      <w:bookmarkEnd w:id="52"/>
     </w:p>
     <w:p>
       <w:pPr>
@@ -5079,24 +5156,24 @@
       <w:pPr>
         <w:pStyle w:val="Heading2"/>
       </w:pPr>
-      <w:bookmarkStart w:id="52" w:name="_Toc220427039"/>
+      <w:bookmarkStart w:id="53" w:name="_Toc220432152"/>
       <w:r>
         <w:t>DEVELOPMENT COS</w:t>
       </w:r>
-      <w:bookmarkStart w:id="53" w:name="_Toc197490308"/>
-      <w:bookmarkStart w:id="54" w:name="_Toc198518701"/>
-      <w:bookmarkStart w:id="55" w:name="_Toc198255373"/>
-      <w:bookmarkStart w:id="56" w:name="_Toc197455853"/>
-      <w:bookmarkStart w:id="57" w:name="_Toc197484733"/>
-      <w:bookmarkStart w:id="58" w:name="_Toc197384985"/>
-      <w:bookmarkStart w:id="59" w:name="_Toc198253047"/>
-      <w:bookmarkStart w:id="60" w:name="_Toc198518427"/>
-      <w:bookmarkStart w:id="61" w:name="_Toc197384334"/>
-      <w:bookmarkStart w:id="62" w:name="_Toc197481808"/>
+      <w:bookmarkStart w:id="54" w:name="_Toc197490308"/>
+      <w:bookmarkStart w:id="55" w:name="_Toc198518701"/>
+      <w:bookmarkStart w:id="56" w:name="_Toc198255373"/>
+      <w:bookmarkStart w:id="57" w:name="_Toc197455853"/>
+      <w:bookmarkStart w:id="58" w:name="_Toc197484733"/>
+      <w:bookmarkStart w:id="59" w:name="_Toc197384985"/>
+      <w:bookmarkStart w:id="60" w:name="_Toc198253047"/>
+      <w:bookmarkStart w:id="61" w:name="_Toc198518427"/>
+      <w:bookmarkStart w:id="62" w:name="_Toc197384334"/>
+      <w:bookmarkStart w:id="63" w:name="_Toc197481808"/>
       <w:r>
         <w:t>T</w:t>
       </w:r>
-      <w:bookmarkEnd w:id="52"/>
+      <w:bookmarkEnd w:id="53"/>
     </w:p>
     <w:tbl>
       <w:tblPr>
@@ -5344,21 +5421,20 @@
       <w:pPr>
         <w:pStyle w:val="Heading2"/>
       </w:pPr>
-      <w:bookmarkStart w:id="63" w:name="_Toc220427040"/>
+      <w:bookmarkStart w:id="64" w:name="_Toc220432153"/>
       <w:r>
         <w:t>HARDWARE COST</w:t>
       </w:r>
-      <w:bookmarkStart w:id="64" w:name="_Toc197455854"/>
-      <w:bookmarkStart w:id="65" w:name="_Toc198518702"/>
-      <w:bookmarkStart w:id="66" w:name="_Toc198255374"/>
-      <w:bookmarkStart w:id="67" w:name="_Toc198253048"/>
-      <w:bookmarkStart w:id="68" w:name="_Toc197384986"/>
-      <w:bookmarkStart w:id="69" w:name="_Toc197481809"/>
-      <w:bookmarkStart w:id="70" w:name="_Toc197384335"/>
-      <w:bookmarkStart w:id="71" w:name="_Toc197484734"/>
-      <w:bookmarkStart w:id="72" w:name="_Toc198518428"/>
-      <w:bookmarkStart w:id="73" w:name="_Toc197490309"/>
-      <w:bookmarkEnd w:id="53"/>
+      <w:bookmarkStart w:id="65" w:name="_Toc197455854"/>
+      <w:bookmarkStart w:id="66" w:name="_Toc198518702"/>
+      <w:bookmarkStart w:id="67" w:name="_Toc198255374"/>
+      <w:bookmarkStart w:id="68" w:name="_Toc198253048"/>
+      <w:bookmarkStart w:id="69" w:name="_Toc197384986"/>
+      <w:bookmarkStart w:id="70" w:name="_Toc197481809"/>
+      <w:bookmarkStart w:id="71" w:name="_Toc197384335"/>
+      <w:bookmarkStart w:id="72" w:name="_Toc197484734"/>
+      <w:bookmarkStart w:id="73" w:name="_Toc198518428"/>
+      <w:bookmarkStart w:id="74" w:name="_Toc197490309"/>
       <w:bookmarkEnd w:id="54"/>
       <w:bookmarkEnd w:id="55"/>
       <w:bookmarkEnd w:id="56"/>
@@ -5369,6 +5445,7 @@
       <w:bookmarkEnd w:id="61"/>
       <w:bookmarkEnd w:id="62"/>
       <w:bookmarkEnd w:id="63"/>
+      <w:bookmarkEnd w:id="64"/>
     </w:p>
     <w:tbl>
       <w:tblPr>
@@ -5635,11 +5712,10 @@
       <w:pPr>
         <w:pStyle w:val="Heading2"/>
       </w:pPr>
-      <w:bookmarkStart w:id="74" w:name="_Toc220427041"/>
+      <w:bookmarkStart w:id="75" w:name="_Toc220432154"/>
       <w:r>
         <w:t>OTHER MISCELLANEOUS COST</w:t>
       </w:r>
-      <w:bookmarkEnd w:id="64"/>
       <w:bookmarkEnd w:id="65"/>
       <w:bookmarkEnd w:id="66"/>
       <w:bookmarkEnd w:id="67"/>
@@ -5650,6 +5726,7 @@
       <w:bookmarkEnd w:id="72"/>
       <w:bookmarkEnd w:id="73"/>
       <w:bookmarkEnd w:id="74"/>
+      <w:bookmarkEnd w:id="75"/>
     </w:p>
     <w:tbl>
       <w:tblPr>
@@ -5941,22 +6018,21 @@
       <w:pPr>
         <w:pStyle w:val="Heading2"/>
       </w:pPr>
-      <w:bookmarkStart w:id="75" w:name="_Toc198518703"/>
-      <w:bookmarkStart w:id="76" w:name="_Toc198255375"/>
-      <w:bookmarkStart w:id="77" w:name="_Toc198253049"/>
-      <w:bookmarkStart w:id="78" w:name="_Toc197490310"/>
-      <w:bookmarkStart w:id="79" w:name="_Toc198518429"/>
-      <w:bookmarkStart w:id="80" w:name="_Toc197484735"/>
-      <w:bookmarkStart w:id="81" w:name="_Toc197481810"/>
-      <w:bookmarkStart w:id="82" w:name="_Toc197384336"/>
-      <w:bookmarkStart w:id="83" w:name="_Toc197455855"/>
-      <w:bookmarkStart w:id="84" w:name="_Toc197384987"/>
-      <w:bookmarkStart w:id="85" w:name="_Toc220427042"/>
+      <w:bookmarkStart w:id="76" w:name="_Toc198518703"/>
+      <w:bookmarkStart w:id="77" w:name="_Toc198255375"/>
+      <w:bookmarkStart w:id="78" w:name="_Toc198253049"/>
+      <w:bookmarkStart w:id="79" w:name="_Toc197490310"/>
+      <w:bookmarkStart w:id="80" w:name="_Toc198518429"/>
+      <w:bookmarkStart w:id="81" w:name="_Toc197484735"/>
+      <w:bookmarkStart w:id="82" w:name="_Toc197481810"/>
+      <w:bookmarkStart w:id="83" w:name="_Toc197384336"/>
+      <w:bookmarkStart w:id="84" w:name="_Toc197455855"/>
+      <w:bookmarkStart w:id="85" w:name="_Toc197384987"/>
+      <w:bookmarkStart w:id="86" w:name="_Toc220432155"/>
       <w:r>
         <w:lastRenderedPageBreak/>
         <w:t>TOTAL ESTIMATED DEVELOPMENT COST</w:t>
       </w:r>
-      <w:bookmarkEnd w:id="75"/>
       <w:bookmarkEnd w:id="76"/>
       <w:bookmarkEnd w:id="77"/>
       <w:bookmarkEnd w:id="78"/>
@@ -5967,6 +6043,7 @@
       <w:bookmarkEnd w:id="83"/>
       <w:bookmarkEnd w:id="84"/>
       <w:bookmarkEnd w:id="85"/>
+      <w:bookmarkEnd w:id="86"/>
     </w:p>
     <w:tbl>
       <w:tblPr>
@@ -6352,12 +6429,12 @@
       <w:pPr>
         <w:pStyle w:val="Heading1"/>
       </w:pPr>
-      <w:bookmarkStart w:id="86" w:name="_Toc220427043"/>
+      <w:bookmarkStart w:id="87" w:name="_Toc220432156"/>
       <w:r>
         <w:lastRenderedPageBreak/>
         <w:t>Appendix</w:t>
       </w:r>
-      <w:bookmarkEnd w:id="86"/>
+      <w:bookmarkEnd w:id="87"/>
     </w:p>
     <w:p>
       <w:pPr>
@@ -6589,10 +6666,12 @@
       <w:pPr>
         <w:pStyle w:val="Heading1"/>
       </w:pPr>
+      <w:bookmarkStart w:id="88" w:name="_Toc220432157"/>
       <w:r>
         <w:lastRenderedPageBreak/>
         <w:t>Data Dictionary</w:t>
       </w:r>
+      <w:bookmarkEnd w:id="88"/>
     </w:p>
     <w:tbl>
       <w:tblPr>
@@ -10158,8 +10237,6 @@
             </w:r>
           </w:p>
         </w:tc>
-        <w:bookmarkStart w:id="87" w:name="_GoBack"/>
-        <w:bookmarkEnd w:id="87"/>
       </w:tr>
       <w:tr>
         <w:trPr>
@@ -10952,7 +11029,7 @@
         <w:br w:type="page"/>
       </w:r>
     </w:p>
-    <w:bookmarkStart w:id="88" w:name="_Toc220427044"/>
+    <w:bookmarkStart w:id="89" w:name="_Toc220432158"/>
     <w:p>
       <w:pPr>
         <w:pStyle w:val="Heading1"/>
@@ -11031,7 +11108,7 @@
       <w:bookmarkEnd w:id="25"/>
       <w:bookmarkEnd w:id="26"/>
       <w:bookmarkEnd w:id="27"/>
-      <w:bookmarkEnd w:id="88"/>
+      <w:bookmarkEnd w:id="89"/>
     </w:p>
     <w:p>
       <w:pPr>
@@ -11112,18 +11189,18 @@
       <w:pPr>
         <w:pStyle w:val="Heading1"/>
       </w:pPr>
-      <w:bookmarkStart w:id="89" w:name="_Toc198253054"/>
-      <w:bookmarkStart w:id="90" w:name="_Toc198255380"/>
-      <w:bookmarkStart w:id="91" w:name="_Toc198518434"/>
-      <w:bookmarkStart w:id="92" w:name="_Toc220427045"/>
+      <w:bookmarkStart w:id="90" w:name="_Toc198253054"/>
+      <w:bookmarkStart w:id="91" w:name="_Toc198255380"/>
+      <w:bookmarkStart w:id="92" w:name="_Toc198518434"/>
+      <w:bookmarkStart w:id="93" w:name="_Toc220432159"/>
       <w:r>
         <w:lastRenderedPageBreak/>
         <w:t>Resume</w:t>
       </w:r>
-      <w:bookmarkEnd w:id="89"/>
       <w:bookmarkEnd w:id="90"/>
       <w:bookmarkEnd w:id="91"/>
       <w:bookmarkEnd w:id="92"/>
+      <w:bookmarkEnd w:id="93"/>
     </w:p>
     <w:p>
       <w:r>
@@ -11516,7 +11593,7 @@
               </wp:anchor>
             </w:drawing>
           </mc:Choice>
-          <mc:Fallback xmlns:w16cex="http://schemas.microsoft.com/office/word/2018/wordml/cex" xmlns:w16="http://schemas.microsoft.com/office/word/2018/wordml" xmlns:w16sdtdh="http://schemas.microsoft.com/office/word/2020/wordml/sdtdatahash" xmlns:wpsCustomData="http://www.wps.cn/officeDocument/2013/wpsCustomData">
+          <mc:Fallback xmlns:wpsCustomData="http://www.wps.cn/officeDocument/2013/wpsCustomData" xmlns:w16sdtdh="http://schemas.microsoft.com/office/word/2020/wordml/sdtdatahash" xmlns:w16="http://schemas.microsoft.com/office/word/2018/wordml" xmlns:w16cex="http://schemas.microsoft.com/office/word/2018/wordml/cex">
             <w:pict>
               <v:rect id="Rectangle 10" o:spid="_x0000_s1026" o:spt="1" style="position:absolute;left:0pt;margin-left:-0.8pt;margin-top:6.4pt;height:3.6pt;width:542.75pt;z-index:251662336;v-text-anchor:middle;mso-width-relative:page;mso-height-relative:page;" fillcolor="#000000 [3200]" filled="t" stroked="t" coordsize="21600,21600" o:gfxdata="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">
                 <v:fill on="t" focussize="0,0"/>
@@ -14762,6 +14839,25 @@
                 <v:shape id="Shape 290" o:spid="_x0000_s1038" style="position:absolute;left:598;top:18021;width:63793;height:108;visibility:visible;mso-wrap-style:square;v-text-anchor:top" coordsize="6379210,10795" o:gfxdata="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" path="m,l6379210,10795e" filled="f" strokeweight="3pt">
                   <v:path arrowok="t" o:connecttype="custom" o:connectlocs="0,0;63793,108" o:connectangles="0,0" textboxrect="0,0,6379210,10795"/>
                 </v:shape>
+                <v:shapetype id="_x0000_t75" coordsize="21600,21600" o:spt="75" o:preferrelative="t" path="m@4@5l@4@11@9@11@9@5xe" filled="f" stroked="f">
+                  <v:stroke joinstyle="miter"/>
+                  <v:formulas>
+                    <v:f eqn="if lineDrawn pixelLineWidth 0"/>
+                    <v:f eqn="sum @0 1 0"/>
+                    <v:f eqn="sum 0 0 @1"/>
+                    <v:f eqn="prod @2 1 2"/>
+                    <v:f eqn="prod @3 21600 pixelWidth"/>
+                    <v:f eqn="prod @3 21600 pixelHeight"/>
+                    <v:f eqn="sum @0 0 1"/>
+                    <v:f eqn="prod @6 1 2"/>
+                    <v:f eqn="prod @7 21600 pixelWidth"/>
+                    <v:f eqn="sum @8 21600 0"/>
+                    <v:f eqn="prod @7 21600 pixelHeight"/>
+                    <v:f eqn="sum @10 21600 0"/>
+                  </v:formulas>
+                  <v:path o:extrusionok="f" gradientshapeok="t" o:connecttype="rect"/>
+                  <o:lock v:ext="edit" aspectratio="t"/>
+                </v:shapetype>
                 <v:shape id="Picture 292" o:spid="_x0000_s1039" type="#_x0000_t75" style="position:absolute;left:48475;width:16351;height:19323;visibility:visible;mso-wrap-style:square" o:gfxdata="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">
                   <v:imagedata r:id="rId40" o:title=""/>
                 </v:shape>
@@ -21228,7 +21324,7 @@
 </file>
 
 <file path=customXml/itemProps2.xml><?xml version="1.0" encoding="utf-8"?>
-<ds:datastoreItem xmlns:ds="http://schemas.openxmlformats.org/officeDocument/2006/customXml" ds:itemID="{14EA23B6-689A-4D25-A42F-1935773543D1}">
+<ds:datastoreItem xmlns:ds="http://schemas.openxmlformats.org/officeDocument/2006/customXml" ds:itemID="{C0014709-BB49-4B02-B208-E15821DE16CD}">
   <ds:schemaRefs>
     <ds:schemaRef ds:uri="http://schemas.openxmlformats.org/officeDocument/2006/bibliography"/>
   </ds:schemaRefs>

--- a/docs/Documents/SYSARC 1.docx
+++ b/docs/Documents/SYSARC 1.docx
@@ -473,63 +473,110 @@
         </w:rPr>
         <w:fldChar w:fldCharType="separate"/>
       </w:r>
-      <w:hyperlink w:anchor="_Toc220432130" w:history="1">
-        <w:r>
-          <w:rPr>
-            <w:rStyle w:val="Hyperlink"/>
-            <w:noProof/>
-          </w:rPr>
-          <w:t>Acknowledgements</w:t>
-        </w:r>
-        <w:r>
-          <w:rPr>
-            <w:noProof/>
-            <w:webHidden/>
-          </w:rPr>
-          <w:tab/>
-        </w:r>
-        <w:r>
-          <w:rPr>
-            <w:noProof/>
-            <w:webHidden/>
-          </w:rPr>
-          <w:fldChar w:fldCharType="begin"/>
-        </w:r>
-        <w:r>
-          <w:rPr>
-            <w:noProof/>
-            <w:webHidden/>
-          </w:rPr>
-          <w:instrText xml:space="preserve"> PAGEREF _Toc220432130 \h </w:instrText>
-        </w:r>
-        <w:r>
-          <w:rPr>
-            <w:noProof/>
-            <w:webHidden/>
-          </w:rPr>
-        </w:r>
-        <w:r>
-          <w:rPr>
-            <w:noProof/>
-            <w:webHidden/>
-          </w:rPr>
-          <w:fldChar w:fldCharType="separate"/>
-        </w:r>
-        <w:r>
-          <w:rPr>
-            <w:noProof/>
-            <w:webHidden/>
-          </w:rPr>
-          <w:t>4</w:t>
-        </w:r>
-        <w:r>
-          <w:rPr>
-            <w:noProof/>
-            <w:webHidden/>
-          </w:rPr>
-          <w:fldChar w:fldCharType="end"/>
-        </w:r>
-      </w:hyperlink>
+      <w:bookmarkStart w:id="8" w:name="_GoBack"/>
+      <w:bookmarkEnd w:id="8"/>
+      <w:r>
+        <w:rPr>
+          <w:rStyle w:val="Hyperlink"/>
+          <w:noProof/>
+        </w:rPr>
+        <w:fldChar w:fldCharType="begin"/>
+      </w:r>
+      <w:r>
+        <w:rPr>
+          <w:rStyle w:val="Hyperlink"/>
+          <w:noProof/>
+        </w:rPr>
+        <w:instrText xml:space="preserve"> </w:instrText>
+      </w:r>
+      <w:r>
+        <w:rPr>
+          <w:noProof/>
+        </w:rPr>
+        <w:instrText>HYPERLINK \l "_Toc221652844"</w:instrText>
+      </w:r>
+      <w:r>
+        <w:rPr>
+          <w:rStyle w:val="Hyperlink"/>
+          <w:noProof/>
+        </w:rPr>
+        <w:instrText xml:space="preserve"> </w:instrText>
+      </w:r>
+      <w:r>
+        <w:rPr>
+          <w:rStyle w:val="Hyperlink"/>
+          <w:noProof/>
+        </w:rPr>
+      </w:r>
+      <w:r>
+        <w:rPr>
+          <w:rStyle w:val="Hyperlink"/>
+          <w:noProof/>
+        </w:rPr>
+        <w:fldChar w:fldCharType="separate"/>
+      </w:r>
+      <w:r>
+        <w:rPr>
+          <w:rStyle w:val="Hyperlink"/>
+          <w:noProof/>
+        </w:rPr>
+        <w:t>Acknowledgements</w:t>
+      </w:r>
+      <w:r>
+        <w:rPr>
+          <w:noProof/>
+          <w:webHidden/>
+        </w:rPr>
+        <w:tab/>
+      </w:r>
+      <w:r>
+        <w:rPr>
+          <w:noProof/>
+          <w:webHidden/>
+        </w:rPr>
+        <w:fldChar w:fldCharType="begin"/>
+      </w:r>
+      <w:r>
+        <w:rPr>
+          <w:noProof/>
+          <w:webHidden/>
+        </w:rPr>
+        <w:instrText xml:space="preserve"> PAGEREF _Toc221652844 \h </w:instrText>
+      </w:r>
+      <w:r>
+        <w:rPr>
+          <w:noProof/>
+          <w:webHidden/>
+        </w:rPr>
+      </w:r>
+      <w:r>
+        <w:rPr>
+          <w:noProof/>
+          <w:webHidden/>
+        </w:rPr>
+        <w:fldChar w:fldCharType="separate"/>
+      </w:r>
+      <w:r>
+        <w:rPr>
+          <w:noProof/>
+          <w:webHidden/>
+        </w:rPr>
+        <w:t>4</w:t>
+      </w:r>
+      <w:r>
+        <w:rPr>
+          <w:noProof/>
+          <w:webHidden/>
+        </w:rPr>
+        <w:fldChar w:fldCharType="end"/>
+      </w:r>
+      <w:r>
+        <w:rPr>
+          <w:rStyle w:val="Hyperlink"/>
+          <w:noProof/>
+        </w:rPr>
+        <w:fldChar w:fldCharType="end"/>
+      </w:r>
     </w:p>
     <w:p>
       <w:pPr>
@@ -541,7 +588,7 @@
           <w:lang w:val="en-US"/>
         </w:rPr>
       </w:pPr>
-      <w:hyperlink w:anchor="_Toc220432131" w:history="1">
+      <w:hyperlink w:anchor="_Toc221652845" w:history="1">
         <w:r>
           <w:rPr>
             <w:rStyle w:val="Hyperlink"/>
@@ -568,7 +615,7 @@
             <w:noProof/>
             <w:webHidden/>
           </w:rPr>
-          <w:instrText xml:space="preserve"> PAGEREF _Toc220432131 \h </w:instrText>
+          <w:instrText xml:space="preserve"> PAGEREF _Toc221652845 \h </w:instrText>
         </w:r>
         <w:r>
           <w:rPr>
@@ -609,7 +656,7 @@
           <w:lang w:val="en-US"/>
         </w:rPr>
       </w:pPr>
-      <w:hyperlink w:anchor="_Toc220432132" w:history="1">
+      <w:hyperlink w:anchor="_Toc221652846" w:history="1">
         <w:r>
           <w:rPr>
             <w:rStyle w:val="Hyperlink"/>
@@ -636,7 +683,7 @@
             <w:noProof/>
             <w:webHidden/>
           </w:rPr>
-          <w:instrText xml:space="preserve"> PAGEREF _Toc220432132 \h </w:instrText>
+          <w:instrText xml:space="preserve"> PAGEREF _Toc221652846 \h </w:instrText>
         </w:r>
         <w:r>
           <w:rPr>
@@ -677,7 +724,7 @@
           <w:lang w:val="en-US"/>
         </w:rPr>
       </w:pPr>
-      <w:hyperlink w:anchor="_Toc220432133" w:history="1">
+      <w:hyperlink w:anchor="_Toc221652847" w:history="1">
         <w:r>
           <w:rPr>
             <w:rStyle w:val="Hyperlink"/>
@@ -704,7 +751,7 @@
             <w:noProof/>
             <w:webHidden/>
           </w:rPr>
-          <w:instrText xml:space="preserve"> PAGEREF _Toc220432133 \h </w:instrText>
+          <w:instrText xml:space="preserve"> PAGEREF _Toc221652847 \h </w:instrText>
         </w:r>
         <w:r>
           <w:rPr>
@@ -745,7 +792,7 @@
           <w:lang w:val="en-US"/>
         </w:rPr>
       </w:pPr>
-      <w:hyperlink w:anchor="_Toc220432134" w:history="1">
+      <w:hyperlink w:anchor="_Toc221652848" w:history="1">
         <w:r>
           <w:rPr>
             <w:rStyle w:val="Hyperlink"/>
@@ -772,7 +819,7 @@
             <w:noProof/>
             <w:webHidden/>
           </w:rPr>
-          <w:instrText xml:space="preserve"> PAGEREF _Toc220432134 \h </w:instrText>
+          <w:instrText xml:space="preserve"> PAGEREF _Toc221652848 \h </w:instrText>
         </w:r>
         <w:r>
           <w:rPr>
@@ -813,7 +860,7 @@
           <w:lang w:val="en-US"/>
         </w:rPr>
       </w:pPr>
-      <w:hyperlink w:anchor="_Toc220432135" w:history="1">
+      <w:hyperlink w:anchor="_Toc221652849" w:history="1">
         <w:r>
           <w:rPr>
             <w:rStyle w:val="Hyperlink"/>
@@ -841,7 +888,7 @@
             <w:noProof/>
             <w:webHidden/>
           </w:rPr>
-          <w:instrText xml:space="preserve"> PAGEREF _Toc220432135 \h </w:instrText>
+          <w:instrText xml:space="preserve"> PAGEREF _Toc221652849 \h </w:instrText>
         </w:r>
         <w:r>
           <w:rPr>
@@ -882,7 +929,7 @@
           <w:lang w:val="en-US"/>
         </w:rPr>
       </w:pPr>
-      <w:hyperlink w:anchor="_Toc220432136" w:history="1">
+      <w:hyperlink w:anchor="_Toc221652850" w:history="1">
         <w:r>
           <w:rPr>
             <w:rStyle w:val="Hyperlink"/>
@@ -909,7 +956,7 @@
             <w:noProof/>
             <w:webHidden/>
           </w:rPr>
-          <w:instrText xml:space="preserve"> PAGEREF _Toc220432136 \h </w:instrText>
+          <w:instrText xml:space="preserve"> PAGEREF _Toc221652850 \h </w:instrText>
         </w:r>
         <w:r>
           <w:rPr>
@@ -950,7 +997,7 @@
           <w:lang w:val="en-US"/>
         </w:rPr>
       </w:pPr>
-      <w:hyperlink w:anchor="_Toc220432137" w:history="1">
+      <w:hyperlink w:anchor="_Toc221652851" w:history="1">
         <w:r>
           <w:rPr>
             <w:rStyle w:val="Hyperlink"/>
@@ -977,7 +1024,7 @@
             <w:noProof/>
             <w:webHidden/>
           </w:rPr>
-          <w:instrText xml:space="preserve"> PAGEREF _Toc220432137 \h </w:instrText>
+          <w:instrText xml:space="preserve"> PAGEREF _Toc221652851 \h </w:instrText>
         </w:r>
         <w:r>
           <w:rPr>
@@ -1018,7 +1065,7 @@
           <w:lang w:val="en-US"/>
         </w:rPr>
       </w:pPr>
-      <w:hyperlink w:anchor="_Toc220432138" w:history="1">
+      <w:hyperlink w:anchor="_Toc221652852" w:history="1">
         <w:r>
           <w:rPr>
             <w:rStyle w:val="Hyperlink"/>
@@ -1045,7 +1092,7 @@
             <w:noProof/>
             <w:webHidden/>
           </w:rPr>
-          <w:instrText xml:space="preserve"> PAGEREF _Toc220432138 \h </w:instrText>
+          <w:instrText xml:space="preserve"> PAGEREF _Toc221652852 \h </w:instrText>
         </w:r>
         <w:r>
           <w:rPr>
@@ -1086,7 +1133,7 @@
           <w:lang w:val="en-US"/>
         </w:rPr>
       </w:pPr>
-      <w:hyperlink w:anchor="_Toc220432139" w:history="1">
+      <w:hyperlink w:anchor="_Toc221652853" w:history="1">
         <w:r>
           <w:rPr>
             <w:rStyle w:val="Hyperlink"/>
@@ -1113,7 +1160,7 @@
             <w:noProof/>
             <w:webHidden/>
           </w:rPr>
-          <w:instrText xml:space="preserve"> PAGEREF _Toc220432139 \h </w:instrText>
+          <w:instrText xml:space="preserve"> PAGEREF _Toc221652853 \h </w:instrText>
         </w:r>
         <w:r>
           <w:rPr>
@@ -1154,7 +1201,7 @@
           <w:lang w:val="en-US"/>
         </w:rPr>
       </w:pPr>
-      <w:hyperlink w:anchor="_Toc220432140" w:history="1">
+      <w:hyperlink w:anchor="_Toc221652854" w:history="1">
         <w:r>
           <w:rPr>
             <w:rStyle w:val="Hyperlink"/>
@@ -1181,7 +1228,7 @@
             <w:noProof/>
             <w:webHidden/>
           </w:rPr>
-          <w:instrText xml:space="preserve"> PAGEREF _Toc220432140 \h </w:instrText>
+          <w:instrText xml:space="preserve"> PAGEREF _Toc221652854 \h </w:instrText>
         </w:r>
         <w:r>
           <w:rPr>
@@ -1222,7 +1269,7 @@
           <w:lang w:val="en-US"/>
         </w:rPr>
       </w:pPr>
-      <w:hyperlink w:anchor="_Toc220432141" w:history="1">
+      <w:hyperlink w:anchor="_Toc221652855" w:history="1">
         <w:r>
           <w:rPr>
             <w:rStyle w:val="Hyperlink"/>
@@ -1249,7 +1296,7 @@
             <w:noProof/>
             <w:webHidden/>
           </w:rPr>
-          <w:instrText xml:space="preserve"> PAGEREF _Toc220432141 \h </w:instrText>
+          <w:instrText xml:space="preserve"> PAGEREF _Toc221652855 \h </w:instrText>
         </w:r>
         <w:r>
           <w:rPr>
@@ -1290,7 +1337,7 @@
           <w:lang w:val="en-US"/>
         </w:rPr>
       </w:pPr>
-      <w:hyperlink w:anchor="_Toc220432142" w:history="1">
+      <w:hyperlink w:anchor="_Toc221652856" w:history="1">
         <w:r>
           <w:rPr>
             <w:rStyle w:val="Hyperlink"/>
@@ -1317,7 +1364,7 @@
             <w:noProof/>
             <w:webHidden/>
           </w:rPr>
-          <w:instrText xml:space="preserve"> PAGEREF _Toc220432142 \h </w:instrText>
+          <w:instrText xml:space="preserve"> PAGEREF _Toc221652856 \h </w:instrText>
         </w:r>
         <w:r>
           <w:rPr>
@@ -1358,7 +1405,7 @@
           <w:lang w:val="en-US"/>
         </w:rPr>
       </w:pPr>
-      <w:hyperlink w:anchor="_Toc220432143" w:history="1">
+      <w:hyperlink w:anchor="_Toc221652857" w:history="1">
         <w:r>
           <w:rPr>
             <w:rStyle w:val="Hyperlink"/>
@@ -1385,7 +1432,7 @@
             <w:noProof/>
             <w:webHidden/>
           </w:rPr>
-          <w:instrText xml:space="preserve"> PAGEREF _Toc220432143 \h </w:instrText>
+          <w:instrText xml:space="preserve"> PAGEREF _Toc221652857 \h </w:instrText>
         </w:r>
         <w:r>
           <w:rPr>
@@ -1426,7 +1473,7 @@
           <w:lang w:val="en-US"/>
         </w:rPr>
       </w:pPr>
-      <w:hyperlink w:anchor="_Toc220432144" w:history="1">
+      <w:hyperlink w:anchor="_Toc221652858" w:history="1">
         <w:r>
           <w:rPr>
             <w:rStyle w:val="Hyperlink"/>
@@ -1453,7 +1500,7 @@
             <w:noProof/>
             <w:webHidden/>
           </w:rPr>
-          <w:instrText xml:space="preserve"> PAGEREF _Toc220432144 \h </w:instrText>
+          <w:instrText xml:space="preserve"> PAGEREF _Toc221652858 \h </w:instrText>
         </w:r>
         <w:r>
           <w:rPr>
@@ -1494,7 +1541,7 @@
           <w:lang w:val="en-US"/>
         </w:rPr>
       </w:pPr>
-      <w:hyperlink w:anchor="_Toc220432145" w:history="1">
+      <w:hyperlink w:anchor="_Toc221652859" w:history="1">
         <w:r>
           <w:rPr>
             <w:rStyle w:val="Hyperlink"/>
@@ -1521,7 +1568,7 @@
             <w:noProof/>
             <w:webHidden/>
           </w:rPr>
-          <w:instrText xml:space="preserve"> PAGEREF _Toc220432145 \h </w:instrText>
+          <w:instrText xml:space="preserve"> PAGEREF _Toc221652859 \h </w:instrText>
         </w:r>
         <w:r>
           <w:rPr>
@@ -1562,7 +1609,7 @@
           <w:lang w:val="en-US"/>
         </w:rPr>
       </w:pPr>
-      <w:hyperlink w:anchor="_Toc220432146" w:history="1">
+      <w:hyperlink w:anchor="_Toc221652860" w:history="1">
         <w:r>
           <w:rPr>
             <w:rStyle w:val="Hyperlink"/>
@@ -1590,7 +1637,7 @@
             <w:noProof/>
             <w:webHidden/>
           </w:rPr>
-          <w:instrText xml:space="preserve"> PAGEREF _Toc220432146 \h </w:instrText>
+          <w:instrText xml:space="preserve"> PAGEREF _Toc221652860 \h </w:instrText>
         </w:r>
         <w:r>
           <w:rPr>
@@ -1631,7 +1678,7 @@
           <w:lang w:val="en-US"/>
         </w:rPr>
       </w:pPr>
-      <w:hyperlink w:anchor="_Toc220432147" w:history="1">
+      <w:hyperlink w:anchor="_Toc221652861" w:history="1">
         <w:r>
           <w:rPr>
             <w:rStyle w:val="Hyperlink"/>
@@ -1658,7 +1705,7 @@
             <w:noProof/>
             <w:webHidden/>
           </w:rPr>
-          <w:instrText xml:space="preserve"> PAGEREF _Toc220432147 \h </w:instrText>
+          <w:instrText xml:space="preserve"> PAGEREF _Toc221652861 \h </w:instrText>
         </w:r>
         <w:r>
           <w:rPr>
@@ -1699,7 +1746,7 @@
           <w:lang w:val="en-US"/>
         </w:rPr>
       </w:pPr>
-      <w:hyperlink w:anchor="_Toc220432148" w:history="1">
+      <w:hyperlink w:anchor="_Toc221652862" w:history="1">
         <w:r>
           <w:rPr>
             <w:rStyle w:val="Hyperlink"/>
@@ -1726,7 +1773,7 @@
             <w:noProof/>
             <w:webHidden/>
           </w:rPr>
-          <w:instrText xml:space="preserve"> PAGEREF _Toc220432148 \h </w:instrText>
+          <w:instrText xml:space="preserve"> PAGEREF _Toc221652862 \h </w:instrText>
         </w:r>
         <w:r>
           <w:rPr>
@@ -1767,7 +1814,7 @@
           <w:lang w:val="en-US"/>
         </w:rPr>
       </w:pPr>
-      <w:hyperlink w:anchor="_Toc220432149" w:history="1">
+      <w:hyperlink w:anchor="_Toc221652863" w:history="1">
         <w:r>
           <w:rPr>
             <w:rStyle w:val="Hyperlink"/>
@@ -1794,7 +1841,7 @@
             <w:noProof/>
             <w:webHidden/>
           </w:rPr>
-          <w:instrText xml:space="preserve"> PAGEREF _Toc220432149 \h </w:instrText>
+          <w:instrText xml:space="preserve"> PAGEREF _Toc221652863 \h </w:instrText>
         </w:r>
         <w:r>
           <w:rPr>
@@ -1835,7 +1882,7 @@
           <w:lang w:val="en-US"/>
         </w:rPr>
       </w:pPr>
-      <w:hyperlink w:anchor="_Toc220432150" w:history="1">
+      <w:hyperlink w:anchor="_Toc221652864" w:history="1">
         <w:r>
           <w:rPr>
             <w:rStyle w:val="Hyperlink"/>
@@ -1862,7 +1909,7 @@
             <w:noProof/>
             <w:webHidden/>
           </w:rPr>
-          <w:instrText xml:space="preserve"> PAGEREF _Toc220432150 \h </w:instrText>
+          <w:instrText xml:space="preserve"> PAGEREF _Toc221652864 \h </w:instrText>
         </w:r>
         <w:r>
           <w:rPr>
@@ -1903,13 +1950,13 @@
           <w:lang w:val="en-US"/>
         </w:rPr>
       </w:pPr>
-      <w:hyperlink w:anchor="_Toc220432151" w:history="1">
+      <w:hyperlink w:anchor="_Toc221652865" w:history="1">
         <w:r>
           <w:rPr>
             <w:rStyle w:val="Hyperlink"/>
             <w:noProof/>
           </w:rPr>
-          <w:t>Cost and Benefit Analysis</w:t>
+          <w:t>Prototypes</w:t>
         </w:r>
         <w:r>
           <w:rPr>
@@ -1930,7 +1977,7 @@
             <w:noProof/>
             <w:webHidden/>
           </w:rPr>
-          <w:instrText xml:space="preserve"> PAGEREF _Toc220432151 \h </w:instrText>
+          <w:instrText xml:space="preserve"> PAGEREF _Toc221652865 \h </w:instrText>
         </w:r>
         <w:r>
           <w:rPr>
@@ -1963,7 +2010,7 @@
     </w:p>
     <w:p>
       <w:pPr>
-        <w:pStyle w:val="TOC2"/>
+        <w:pStyle w:val="TOC1"/>
         <w:rPr>
           <w:rFonts w:asciiTheme="minorHAnsi" w:eastAsiaTheme="minorEastAsia" w:hAnsiTheme="minorHAnsi"/>
           <w:noProof/>
@@ -1971,13 +2018,13 @@
           <w:lang w:val="en-US"/>
         </w:rPr>
       </w:pPr>
-      <w:hyperlink w:anchor="_Toc220432152" w:history="1">
+      <w:hyperlink w:anchor="_Toc221652866" w:history="1">
         <w:r>
           <w:rPr>
             <w:rStyle w:val="Hyperlink"/>
             <w:noProof/>
           </w:rPr>
-          <w:t>DEVELOPMENT COST</w:t>
+          <w:t>Cost and Benefit Analysis</w:t>
         </w:r>
         <w:r>
           <w:rPr>
@@ -1998,7 +2045,7 @@
             <w:noProof/>
             <w:webHidden/>
           </w:rPr>
-          <w:instrText xml:space="preserve"> PAGEREF _Toc220432152 \h </w:instrText>
+          <w:instrText xml:space="preserve"> PAGEREF _Toc221652866 \h </w:instrText>
         </w:r>
         <w:r>
           <w:rPr>
@@ -2018,7 +2065,7 @@
             <w:noProof/>
             <w:webHidden/>
           </w:rPr>
-          <w:t>19</w:t>
+          <w:t>21</w:t>
         </w:r>
         <w:r>
           <w:rPr>
@@ -2039,13 +2086,13 @@
           <w:lang w:val="en-US"/>
         </w:rPr>
       </w:pPr>
-      <w:hyperlink w:anchor="_Toc220432153" w:history="1">
+      <w:hyperlink w:anchor="_Toc221652867" w:history="1">
         <w:r>
           <w:rPr>
             <w:rStyle w:val="Hyperlink"/>
             <w:noProof/>
           </w:rPr>
-          <w:t>HARDWARE COST</w:t>
+          <w:t>DEVELOPMENT COST</w:t>
         </w:r>
         <w:r>
           <w:rPr>
@@ -2066,7 +2113,7 @@
             <w:noProof/>
             <w:webHidden/>
           </w:rPr>
-          <w:instrText xml:space="preserve"> PAGEREF _Toc220432153 \h </w:instrText>
+          <w:instrText xml:space="preserve"> PAGEREF _Toc221652867 \h </w:instrText>
         </w:r>
         <w:r>
           <w:rPr>
@@ -2086,7 +2133,7 @@
             <w:noProof/>
             <w:webHidden/>
           </w:rPr>
-          <w:t>19</w:t>
+          <w:t>21</w:t>
         </w:r>
         <w:r>
           <w:rPr>
@@ -2107,13 +2154,13 @@
           <w:lang w:val="en-US"/>
         </w:rPr>
       </w:pPr>
-      <w:hyperlink w:anchor="_Toc220432154" w:history="1">
+      <w:hyperlink w:anchor="_Toc221652868" w:history="1">
         <w:r>
           <w:rPr>
             <w:rStyle w:val="Hyperlink"/>
             <w:noProof/>
           </w:rPr>
-          <w:t>OTHER MISCELLANEOUS COST</w:t>
+          <w:t>HARDWARE COST</w:t>
         </w:r>
         <w:r>
           <w:rPr>
@@ -2134,7 +2181,7 @@
             <w:noProof/>
             <w:webHidden/>
           </w:rPr>
-          <w:instrText xml:space="preserve"> PAGEREF _Toc220432154 \h </w:instrText>
+          <w:instrText xml:space="preserve"> PAGEREF _Toc221652868 \h </w:instrText>
         </w:r>
         <w:r>
           <w:rPr>
@@ -2154,7 +2201,7 @@
             <w:noProof/>
             <w:webHidden/>
           </w:rPr>
-          <w:t>19</w:t>
+          <w:t>21</w:t>
         </w:r>
         <w:r>
           <w:rPr>
@@ -2175,13 +2222,13 @@
           <w:lang w:val="en-US"/>
         </w:rPr>
       </w:pPr>
-      <w:hyperlink w:anchor="_Toc220432155" w:history="1">
+      <w:hyperlink w:anchor="_Toc221652869" w:history="1">
         <w:r>
           <w:rPr>
             <w:rStyle w:val="Hyperlink"/>
             <w:noProof/>
           </w:rPr>
-          <w:t>TOTAL ESTIMATED DEVELOPMENT COST</w:t>
+          <w:t>OTHER MISCELLANEOUS COST</w:t>
         </w:r>
         <w:r>
           <w:rPr>
@@ -2202,7 +2249,7 @@
             <w:noProof/>
             <w:webHidden/>
           </w:rPr>
-          <w:instrText xml:space="preserve"> PAGEREF _Toc220432155 \h </w:instrText>
+          <w:instrText xml:space="preserve"> PAGEREF _Toc221652869 \h </w:instrText>
         </w:r>
         <w:r>
           <w:rPr>
@@ -2222,7 +2269,7 @@
             <w:noProof/>
             <w:webHidden/>
           </w:rPr>
-          <w:t>20</w:t>
+          <w:t>21</w:t>
         </w:r>
         <w:r>
           <w:rPr>
@@ -2235,7 +2282,7 @@
     </w:p>
     <w:p>
       <w:pPr>
-        <w:pStyle w:val="TOC1"/>
+        <w:pStyle w:val="TOC2"/>
         <w:rPr>
           <w:rFonts w:asciiTheme="minorHAnsi" w:eastAsiaTheme="minorEastAsia" w:hAnsiTheme="minorHAnsi"/>
           <w:noProof/>
@@ -2243,13 +2290,13 @@
           <w:lang w:val="en-US"/>
         </w:rPr>
       </w:pPr>
-      <w:hyperlink w:anchor="_Toc220432156" w:history="1">
+      <w:hyperlink w:anchor="_Toc221652870" w:history="1">
         <w:r>
           <w:rPr>
             <w:rStyle w:val="Hyperlink"/>
             <w:noProof/>
           </w:rPr>
-          <w:t>Appendix</w:t>
+          <w:t>TOTAL ESTIMATED DEVELOPMENT COST</w:t>
         </w:r>
         <w:r>
           <w:rPr>
@@ -2270,7 +2317,7 @@
             <w:noProof/>
             <w:webHidden/>
           </w:rPr>
-          <w:instrText xml:space="preserve"> PAGEREF _Toc220432156 \h </w:instrText>
+          <w:instrText xml:space="preserve"> PAGEREF _Toc221652870 \h </w:instrText>
         </w:r>
         <w:r>
           <w:rPr>
@@ -2290,7 +2337,7 @@
             <w:noProof/>
             <w:webHidden/>
           </w:rPr>
-          <w:t>21</w:t>
+          <w:t>22</w:t>
         </w:r>
         <w:r>
           <w:rPr>
@@ -2311,13 +2358,13 @@
           <w:lang w:val="en-US"/>
         </w:rPr>
       </w:pPr>
-      <w:hyperlink w:anchor="_Toc220432157" w:history="1">
+      <w:hyperlink w:anchor="_Toc221652871" w:history="1">
         <w:r>
           <w:rPr>
             <w:rStyle w:val="Hyperlink"/>
             <w:noProof/>
           </w:rPr>
-          <w:t>Data Dictionary</w:t>
+          <w:t>Appendix</w:t>
         </w:r>
         <w:r>
           <w:rPr>
@@ -2338,7 +2385,7 @@
             <w:noProof/>
             <w:webHidden/>
           </w:rPr>
-          <w:instrText xml:space="preserve"> PAGEREF _Toc220432157 \h </w:instrText>
+          <w:instrText xml:space="preserve"> PAGEREF _Toc221652871 \h </w:instrText>
         </w:r>
         <w:r>
           <w:rPr>
@@ -2358,7 +2405,7 @@
             <w:noProof/>
             <w:webHidden/>
           </w:rPr>
-          <w:t>22</w:t>
+          <w:t>23</w:t>
         </w:r>
         <w:r>
           <w:rPr>
@@ -2379,13 +2426,13 @@
           <w:lang w:val="en-US"/>
         </w:rPr>
       </w:pPr>
-      <w:hyperlink w:anchor="_Toc220432158" w:history="1">
+      <w:hyperlink w:anchor="_Toc221652872" w:history="1">
         <w:r>
           <w:rPr>
             <w:rStyle w:val="Hyperlink"/>
             <w:noProof/>
           </w:rPr>
-          <w:t>Group Picture</w:t>
+          <w:t>Data Dictionary</w:t>
         </w:r>
         <w:r>
           <w:rPr>
@@ -2406,7 +2453,7 @@
             <w:noProof/>
             <w:webHidden/>
           </w:rPr>
-          <w:instrText xml:space="preserve"> PAGEREF _Toc220432158 \h </w:instrText>
+          <w:instrText xml:space="preserve"> PAGEREF _Toc221652872 \h </w:instrText>
         </w:r>
         <w:r>
           <w:rPr>
@@ -2426,7 +2473,7 @@
             <w:noProof/>
             <w:webHidden/>
           </w:rPr>
-          <w:t>23</w:t>
+          <w:t>24</w:t>
         </w:r>
         <w:r>
           <w:rPr>
@@ -2447,12 +2494,80 @@
           <w:lang w:val="en-US"/>
         </w:rPr>
       </w:pPr>
-      <w:hyperlink w:anchor="_Toc220432159" w:history="1">
+      <w:hyperlink w:anchor="_Toc221652873" w:history="1">
         <w:r>
           <w:rPr>
             <w:rStyle w:val="Hyperlink"/>
             <w:noProof/>
           </w:rPr>
+          <w:t>Group Picture</w:t>
+        </w:r>
+        <w:r>
+          <w:rPr>
+            <w:noProof/>
+            <w:webHidden/>
+          </w:rPr>
+          <w:tab/>
+        </w:r>
+        <w:r>
+          <w:rPr>
+            <w:noProof/>
+            <w:webHidden/>
+          </w:rPr>
+          <w:fldChar w:fldCharType="begin"/>
+        </w:r>
+        <w:r>
+          <w:rPr>
+            <w:noProof/>
+            <w:webHidden/>
+          </w:rPr>
+          <w:instrText xml:space="preserve"> PAGEREF _Toc221652873 \h </w:instrText>
+        </w:r>
+        <w:r>
+          <w:rPr>
+            <w:noProof/>
+            <w:webHidden/>
+          </w:rPr>
+        </w:r>
+        <w:r>
+          <w:rPr>
+            <w:noProof/>
+            <w:webHidden/>
+          </w:rPr>
+          <w:fldChar w:fldCharType="separate"/>
+        </w:r>
+        <w:r>
+          <w:rPr>
+            <w:noProof/>
+            <w:webHidden/>
+          </w:rPr>
+          <w:t>25</w:t>
+        </w:r>
+        <w:r>
+          <w:rPr>
+            <w:noProof/>
+            <w:webHidden/>
+          </w:rPr>
+          <w:fldChar w:fldCharType="end"/>
+        </w:r>
+      </w:hyperlink>
+    </w:p>
+    <w:p>
+      <w:pPr>
+        <w:pStyle w:val="TOC1"/>
+        <w:rPr>
+          <w:rFonts w:asciiTheme="minorHAnsi" w:eastAsiaTheme="minorEastAsia" w:hAnsiTheme="minorHAnsi"/>
+          <w:noProof/>
+          <w:sz w:val="22"/>
+          <w:lang w:val="en-US"/>
+        </w:rPr>
+      </w:pPr>
+      <w:hyperlink w:anchor="_Toc221652874" w:history="1">
+        <w:r>
+          <w:rPr>
+            <w:rStyle w:val="Hyperlink"/>
+            <w:noProof/>
+          </w:rPr>
           <w:t>Resume</w:t>
         </w:r>
         <w:r>
@@ -2474,7 +2589,7 @@
             <w:noProof/>
             <w:webHidden/>
           </w:rPr>
-          <w:instrText xml:space="preserve"> PAGEREF _Toc220432159 \h </w:instrText>
+          <w:instrText xml:space="preserve"> PAGEREF _Toc221652874 \h </w:instrText>
         </w:r>
         <w:r>
           <w:rPr>
@@ -2494,7 +2609,7 @@
             <w:noProof/>
             <w:webHidden/>
           </w:rPr>
-          <w:t>24</w:t>
+          <w:t>26</w:t>
         </w:r>
         <w:r>
           <w:rPr>
@@ -2543,11 +2658,11 @@
       <w:pPr>
         <w:pStyle w:val="Heading1"/>
       </w:pPr>
-      <w:bookmarkStart w:id="8" w:name="_Toc197490288"/>
-      <w:bookmarkStart w:id="9" w:name="_Toc198253028"/>
-      <w:bookmarkStart w:id="10" w:name="_Toc198255354"/>
-      <w:bookmarkStart w:id="11" w:name="_Toc198518408"/>
-      <w:bookmarkStart w:id="12" w:name="_Toc220432130"/>
+      <w:bookmarkStart w:id="9" w:name="_Toc197490288"/>
+      <w:bookmarkStart w:id="10" w:name="_Toc198253028"/>
+      <w:bookmarkStart w:id="11" w:name="_Toc198255354"/>
+      <w:bookmarkStart w:id="12" w:name="_Toc198518408"/>
+      <w:bookmarkStart w:id="13" w:name="_Toc221652844"/>
       <w:r>
         <w:lastRenderedPageBreak/>
         <w:t>Acknowledgements</w:t>
@@ -2559,21 +2674,21 @@
       <w:bookmarkEnd w:id="5"/>
       <w:bookmarkEnd w:id="6"/>
       <w:bookmarkEnd w:id="7"/>
-      <w:bookmarkEnd w:id="8"/>
       <w:bookmarkEnd w:id="9"/>
       <w:bookmarkEnd w:id="10"/>
       <w:bookmarkEnd w:id="11"/>
       <w:bookmarkEnd w:id="12"/>
+      <w:bookmarkEnd w:id="13"/>
     </w:p>
     <w:p>
       <w:pPr>
         <w:pStyle w:val="NewNormal"/>
       </w:pPr>
-      <w:bookmarkStart w:id="13" w:name="_Toc197384973"/>
-      <w:bookmarkStart w:id="14" w:name="_Toc197455841"/>
-      <w:bookmarkStart w:id="15" w:name="_Toc197377865"/>
-      <w:bookmarkStart w:id="16" w:name="_Toc197384322"/>
-      <w:bookmarkStart w:id="17" w:name="_Toc197377643"/>
+      <w:bookmarkStart w:id="14" w:name="_Toc197384973"/>
+      <w:bookmarkStart w:id="15" w:name="_Toc197455841"/>
+      <w:bookmarkStart w:id="16" w:name="_Toc197377865"/>
+      <w:bookmarkStart w:id="17" w:name="_Toc197384322"/>
+      <w:bookmarkStart w:id="18" w:name="_Toc197377643"/>
       <w:r>
         <w:t>The proponents would like to express their sincere appreciation to their System Integration and Architecture (SYSARC) instructor for the guidance, patience, and opportunity given to complete this project. The chance to further develop this system has allowed the proponents to apply and strengthen their knowledge in system integration and architectural design.</w:t>
       </w:r>
@@ -2598,11 +2713,11 @@
       <w:pPr>
         <w:pStyle w:val="Heading1"/>
       </w:pPr>
-      <w:bookmarkStart w:id="18" w:name="_Toc220432131"/>
+      <w:bookmarkStart w:id="19" w:name="_Toc221652845"/>
       <w:r>
         <w:t>Dedication</w:t>
       </w:r>
-      <w:bookmarkEnd w:id="18"/>
+      <w:bookmarkEnd w:id="19"/>
     </w:p>
     <w:p>
       <w:pPr>
@@ -2619,18 +2734,18 @@
       <w:r>
         <w:br w:type="page"/>
       </w:r>
-      <w:bookmarkStart w:id="19" w:name="_Toc220432132"/>
+      <w:bookmarkStart w:id="20" w:name="_Toc221652846"/>
       <w:r>
         <w:lastRenderedPageBreak/>
         <w:t>Scopes and Objectives</w:t>
       </w:r>
-      <w:bookmarkEnd w:id="19"/>
+      <w:bookmarkEnd w:id="20"/>
     </w:p>
     <w:p>
       <w:pPr>
         <w:pStyle w:val="Heading2"/>
       </w:pPr>
-      <w:bookmarkStart w:id="20" w:name="_Toc220432133"/>
+      <w:bookmarkStart w:id="21" w:name="_Toc221652847"/>
       <w:r>
         <w:t xml:space="preserve">Project </w:t>
       </w:r>
@@ -2640,7 +2755,7 @@
       <w:r>
         <w:t xml:space="preserve"> and Description</w:t>
       </w:r>
-      <w:bookmarkEnd w:id="20"/>
+      <w:bookmarkEnd w:id="21"/>
     </w:p>
     <w:p>
       <w:pPr>
@@ -2705,11 +2820,11 @@
           <w:lang w:val="en-US"/>
         </w:rPr>
       </w:pPr>
-      <w:bookmarkStart w:id="21" w:name="_Toc220432134"/>
+      <w:bookmarkStart w:id="22" w:name="_Toc221652848"/>
       <w:r>
         <w:t>Project Scopes</w:t>
       </w:r>
-      <w:bookmarkEnd w:id="21"/>
+      <w:bookmarkEnd w:id="22"/>
     </w:p>
     <w:p>
       <w:pPr>
@@ -2753,7 +2868,7 @@
           <w:lang w:val="en-US"/>
         </w:rPr>
       </w:pPr>
-      <w:bookmarkStart w:id="22" w:name="_Toc220432135"/>
+      <w:bookmarkStart w:id="23" w:name="_Toc221652849"/>
       <w:r>
         <w:rPr>
           <w:lang w:val="en-US"/>
@@ -2761,7 +2876,7 @@
         <w:lastRenderedPageBreak/>
         <w:t>Project Deliverables</w:t>
       </w:r>
-      <w:bookmarkEnd w:id="22"/>
+      <w:bookmarkEnd w:id="23"/>
     </w:p>
     <w:p>
       <w:pPr>
@@ -3133,12 +3248,12 @@
       <w:pPr>
         <w:pStyle w:val="Heading2"/>
       </w:pPr>
-      <w:bookmarkStart w:id="23" w:name="_Toc220432136"/>
+      <w:bookmarkStart w:id="24" w:name="_Toc221652850"/>
       <w:r>
         <w:lastRenderedPageBreak/>
         <w:t>Project Objectives</w:t>
       </w:r>
-      <w:bookmarkEnd w:id="23"/>
+      <w:bookmarkEnd w:id="24"/>
     </w:p>
     <w:p>
       <w:pPr>
@@ -3192,12 +3307,12 @@
       <w:pPr>
         <w:pStyle w:val="Heading2"/>
       </w:pPr>
-      <w:bookmarkStart w:id="24" w:name="_Toc220432137"/>
+      <w:bookmarkStart w:id="25" w:name="_Toc221652851"/>
       <w:r>
         <w:lastRenderedPageBreak/>
         <w:t>Project Constraints</w:t>
       </w:r>
-      <w:bookmarkEnd w:id="24"/>
+      <w:bookmarkEnd w:id="25"/>
     </w:p>
     <w:p>
       <w:pPr>
@@ -3504,14 +3619,14 @@
           <w:lang w:val="en-US"/>
         </w:rPr>
       </w:pPr>
-      <w:bookmarkStart w:id="25" w:name="_Toc198253053"/>
-      <w:bookmarkStart w:id="26" w:name="_Toc198255379"/>
-      <w:bookmarkStart w:id="27" w:name="_Toc198518433"/>
-      <w:bookmarkEnd w:id="13"/>
+      <w:bookmarkStart w:id="26" w:name="_Toc198253053"/>
+      <w:bookmarkStart w:id="27" w:name="_Toc198255379"/>
+      <w:bookmarkStart w:id="28" w:name="_Toc198518433"/>
       <w:bookmarkEnd w:id="14"/>
       <w:bookmarkEnd w:id="15"/>
       <w:bookmarkEnd w:id="16"/>
       <w:bookmarkEnd w:id="17"/>
+      <w:bookmarkEnd w:id="18"/>
       <w:r>
         <w:br w:type="page"/>
       </w:r>
@@ -3524,12 +3639,12 @@
           <w:szCs w:val="24"/>
         </w:rPr>
       </w:pPr>
-      <w:bookmarkStart w:id="28" w:name="_Toc220432138"/>
+      <w:bookmarkStart w:id="29" w:name="_Toc221652852"/>
       <w:r>
         <w:lastRenderedPageBreak/>
         <w:t>Company Profile</w:t>
       </w:r>
-      <w:bookmarkEnd w:id="28"/>
+      <w:bookmarkEnd w:id="29"/>
     </w:p>
     <w:p>
       <w:pPr>
@@ -3617,11 +3732,11 @@
       <w:pPr>
         <w:pStyle w:val="Heading2"/>
       </w:pPr>
-      <w:bookmarkStart w:id="29" w:name="_Toc220432139"/>
+      <w:bookmarkStart w:id="30" w:name="_Toc221652853"/>
       <w:r>
         <w:t>Functional Decomposition Diagram (FDD)</w:t>
       </w:r>
-      <w:bookmarkEnd w:id="29"/>
+      <w:bookmarkEnd w:id="30"/>
     </w:p>
     <w:p>
       <w:pPr>
@@ -3672,11 +3787,11 @@
       <w:pPr>
         <w:pStyle w:val="Heading1"/>
       </w:pPr>
-      <w:bookmarkStart w:id="30" w:name="_Toc220432140"/>
+      <w:bookmarkStart w:id="31" w:name="_Toc221652854"/>
       <w:r>
         <w:t>Existing System</w:t>
       </w:r>
-      <w:bookmarkEnd w:id="30"/>
+      <w:bookmarkEnd w:id="31"/>
     </w:p>
     <w:p>
       <w:pPr>
@@ -3698,7 +3813,7 @@
       <w:pPr>
         <w:pStyle w:val="Heading2"/>
       </w:pPr>
-      <w:bookmarkStart w:id="31" w:name="_Toc220432141"/>
+      <w:bookmarkStart w:id="32" w:name="_Toc221652855"/>
       <w:r>
         <w:lastRenderedPageBreak/>
         <w:t xml:space="preserve">Existing System </w:t>
@@ -3706,7 +3821,7 @@
       <w:r>
         <w:t>Flowchart</w:t>
       </w:r>
-      <w:bookmarkEnd w:id="31"/>
+      <w:bookmarkEnd w:id="32"/>
     </w:p>
     <w:p>
       <w:pPr>
@@ -3774,12 +3889,12 @@
           <w:szCs w:val="24"/>
         </w:rPr>
       </w:pPr>
-      <w:bookmarkStart w:id="32" w:name="_Toc220432142"/>
+      <w:bookmarkStart w:id="33" w:name="_Toc221652856"/>
       <w:r>
         <w:lastRenderedPageBreak/>
         <w:t>Statement of the Problem</w:t>
       </w:r>
-      <w:bookmarkEnd w:id="32"/>
+      <w:bookmarkEnd w:id="33"/>
     </w:p>
     <w:p>
       <w:pPr>
@@ -3841,12 +3956,12 @@
       <w:pPr>
         <w:pStyle w:val="Heading2"/>
       </w:pPr>
-      <w:bookmarkStart w:id="33" w:name="_Toc220432143"/>
+      <w:bookmarkStart w:id="34" w:name="_Toc221652857"/>
       <w:r>
         <w:lastRenderedPageBreak/>
         <w:t>Solution</w:t>
       </w:r>
-      <w:bookmarkEnd w:id="33"/>
+      <w:bookmarkEnd w:id="34"/>
     </w:p>
     <w:p>
       <w:pPr>
@@ -3979,12 +4094,12 @@
       <w:pPr>
         <w:pStyle w:val="Heading1"/>
       </w:pPr>
-      <w:bookmarkStart w:id="34" w:name="_Toc220432144"/>
+      <w:bookmarkStart w:id="35" w:name="_Toc221652858"/>
       <w:r>
         <w:lastRenderedPageBreak/>
         <w:t>Proposed System</w:t>
       </w:r>
-      <w:bookmarkEnd w:id="34"/>
+      <w:bookmarkEnd w:id="35"/>
     </w:p>
     <w:p>
       <w:pPr>
@@ -4003,11 +4118,11 @@
       <w:pPr>
         <w:pStyle w:val="Heading2"/>
       </w:pPr>
-      <w:bookmarkStart w:id="35" w:name="_Toc220432145"/>
+      <w:bookmarkStart w:id="36" w:name="_Toc221652859"/>
       <w:r>
         <w:t>Characteristics</w:t>
       </w:r>
-      <w:bookmarkEnd w:id="35"/>
+      <w:bookmarkEnd w:id="36"/>
     </w:p>
     <w:p>
       <w:pPr>
@@ -4082,7 +4197,7 @@
           <w:lang w:val="en-US"/>
         </w:rPr>
       </w:pPr>
-      <w:bookmarkStart w:id="36" w:name="_Toc220432146"/>
+      <w:bookmarkStart w:id="37" w:name="_Toc221652860"/>
       <w:r>
         <w:rPr>
           <w:lang w:val="en-US"/>
@@ -4090,7 +4205,7 @@
         <w:lastRenderedPageBreak/>
         <w:t>Processes</w:t>
       </w:r>
-      <w:bookmarkEnd w:id="36"/>
+      <w:bookmarkEnd w:id="37"/>
     </w:p>
     <w:p>
       <w:pPr>
@@ -4501,22 +4616,21 @@
       <w:pPr>
         <w:pStyle w:val="Heading2"/>
       </w:pPr>
-      <w:bookmarkStart w:id="37" w:name="_Toc198255367"/>
-      <w:bookmarkStart w:id="38" w:name="_Toc198518695"/>
-      <w:bookmarkStart w:id="39" w:name="_Toc198518421"/>
-      <w:bookmarkStart w:id="40" w:name="_Toc197455848"/>
-      <w:bookmarkStart w:id="41" w:name="_Toc198253041"/>
-      <w:bookmarkStart w:id="42" w:name="_Toc197384980"/>
-      <w:bookmarkStart w:id="43" w:name="_Toc197484728"/>
-      <w:bookmarkStart w:id="44" w:name="_Toc197384329"/>
-      <w:bookmarkStart w:id="45" w:name="_Toc197490302"/>
-      <w:bookmarkStart w:id="46" w:name="_Toc197481803"/>
-      <w:bookmarkStart w:id="47" w:name="_Toc220432147"/>
+      <w:bookmarkStart w:id="38" w:name="_Toc198255367"/>
+      <w:bookmarkStart w:id="39" w:name="_Toc198518695"/>
+      <w:bookmarkStart w:id="40" w:name="_Toc198518421"/>
+      <w:bookmarkStart w:id="41" w:name="_Toc197455848"/>
+      <w:bookmarkStart w:id="42" w:name="_Toc198253041"/>
+      <w:bookmarkStart w:id="43" w:name="_Toc197384980"/>
+      <w:bookmarkStart w:id="44" w:name="_Toc197484728"/>
+      <w:bookmarkStart w:id="45" w:name="_Toc197384329"/>
+      <w:bookmarkStart w:id="46" w:name="_Toc197490302"/>
+      <w:bookmarkStart w:id="47" w:name="_Toc197481803"/>
+      <w:bookmarkStart w:id="48" w:name="_Toc221652861"/>
       <w:r>
         <w:lastRenderedPageBreak/>
         <w:t>Functional Decomposition Diagram</w:t>
       </w:r>
-      <w:bookmarkEnd w:id="37"/>
       <w:bookmarkEnd w:id="38"/>
       <w:bookmarkEnd w:id="39"/>
       <w:bookmarkEnd w:id="40"/>
@@ -4527,6 +4641,7 @@
       <w:bookmarkEnd w:id="45"/>
       <w:bookmarkEnd w:id="46"/>
       <w:bookmarkEnd w:id="47"/>
+      <w:bookmarkEnd w:id="48"/>
     </w:p>
     <w:p>
       <w:pPr>
@@ -4751,19 +4866,18 @@
       <w:pPr>
         <w:pStyle w:val="Heading2"/>
       </w:pPr>
-      <w:bookmarkStart w:id="48" w:name="_Toc220432148"/>
+      <w:bookmarkStart w:id="49" w:name="_Toc221652862"/>
       <w:r>
         <w:lastRenderedPageBreak/>
         <w:t>System Flowchart</w:t>
       </w:r>
-      <w:bookmarkEnd w:id="48"/>
+      <w:bookmarkEnd w:id="49"/>
     </w:p>
     <w:p>
       <w:pPr>
         <w:pStyle w:val="NewNormal"/>
         <w:jc w:val="center"/>
       </w:pPr>
-      <w:bookmarkStart w:id="49" w:name="_GoBack"/>
       <w:r>
         <w:rPr>
           <w:noProof/>
@@ -4804,7 +4918,6 @@
           </wp:inline>
         </w:drawing>
       </w:r>
-      <w:bookmarkEnd w:id="49"/>
     </w:p>
     <w:p>
       <w:pPr>
@@ -4975,7 +5088,7 @@
       <w:pPr>
         <w:pStyle w:val="Heading2"/>
       </w:pPr>
-      <w:bookmarkStart w:id="50" w:name="_Toc220432149"/>
+      <w:bookmarkStart w:id="50" w:name="_Toc221652863"/>
       <w:r>
         <w:lastRenderedPageBreak/>
         <w:t>Data Flow Diagram</w:t>
@@ -5046,7 +5159,7 @@
       <w:pPr>
         <w:pStyle w:val="Heading2"/>
       </w:pPr>
-      <w:bookmarkStart w:id="51" w:name="_Toc220432150"/>
+      <w:bookmarkStart w:id="51" w:name="_Toc221652864"/>
       <w:r>
         <w:rPr>
           <w:noProof/>
@@ -5134,19 +5247,326 @@
       <w:pPr>
         <w:pStyle w:val="Heading1"/>
       </w:pPr>
-      <w:bookmarkStart w:id="52" w:name="_Toc220432151"/>
+      <w:bookmarkStart w:id="52" w:name="_Toc221652865"/>
+      <w:r>
+        <w:lastRenderedPageBreak/>
+        <w:t>Prototypes</w:t>
+      </w:r>
+      <w:bookmarkEnd w:id="52"/>
+    </w:p>
+    <w:p>
+      <w:r>
+        <w:rPr>
+          <w:noProof/>
+        </w:rPr>
+        <mc:AlternateContent>
+          <mc:Choice Requires="wpi">
+            <w:drawing>
+              <wp:anchor distT="0" distB="0" distL="114300" distR="114300" simplePos="0" relativeHeight="251673600" behindDoc="0" locked="0" layoutInCell="1" allowOverlap="1" wp14:anchorId="18709C32" wp14:editId="21CF0611">
+                <wp:simplePos x="0" y="0"/>
+                <wp:positionH relativeFrom="column">
+                  <wp:posOffset>2017303</wp:posOffset>
+                </wp:positionH>
+                <wp:positionV relativeFrom="paragraph">
+                  <wp:posOffset>7445556</wp:posOffset>
+                </wp:positionV>
+                <wp:extent cx="2520" cy="93600"/>
+                <wp:effectExtent l="57150" t="57150" r="55245" b="40005"/>
+                <wp:wrapNone/>
+                <wp:docPr id="39" name="Ink 39"/>
+                <wp:cNvGraphicFramePr/>
+                <a:graphic xmlns:a="http://schemas.openxmlformats.org/drawingml/2006/main">
+                  <a:graphicData uri="http://schemas.microsoft.com/office/word/2010/wordprocessingInk">
+                    <w14:contentPart bwMode="auto" r:id="rId26">
+                      <w14:nvContentPartPr>
+                        <w14:cNvContentPartPr/>
+                      </w14:nvContentPartPr>
+                      <w14:xfrm>
+                        <a:off x="0" y="0"/>
+                        <a:ext cx="2520" cy="93600"/>
+                      </w14:xfrm>
+                    </w14:contentPart>
+                  </a:graphicData>
+                </a:graphic>
+              </wp:anchor>
+            </w:drawing>
+          </mc:Choice>
+          <mc:Fallback>
+            <w:pict>
+              <v:shapetype w14:anchorId="5D9DEC61" id="_x0000_t75" coordsize="21600,21600" o:spt="75" o:preferrelative="t" path="m@4@5l@4@11@9@11@9@5xe" filled="f" stroked="f">
+                <v:stroke joinstyle="miter"/>
+                <v:formulas>
+                  <v:f eqn="if lineDrawn pixelLineWidth 0"/>
+                  <v:f eqn="sum @0 1 0"/>
+                  <v:f eqn="sum 0 0 @1"/>
+                  <v:f eqn="prod @2 1 2"/>
+                  <v:f eqn="prod @3 21600 pixelWidth"/>
+                  <v:f eqn="prod @3 21600 pixelHeight"/>
+                  <v:f eqn="sum @0 0 1"/>
+                  <v:f eqn="prod @6 1 2"/>
+                  <v:f eqn="prod @7 21600 pixelWidth"/>
+                  <v:f eqn="sum @8 21600 0"/>
+                  <v:f eqn="prod @7 21600 pixelHeight"/>
+                  <v:f eqn="sum @10 21600 0"/>
+                </v:formulas>
+                <v:path o:extrusionok="f" gradientshapeok="t" o:connecttype="rect"/>
+                <o:lock v:ext="edit" aspectratio="t"/>
+              </v:shapetype>
+              <v:shape id="Ink 39" o:spid="_x0000_s1026" type="#_x0000_t75" style="position:absolute;margin-left:158.15pt;margin-top:585.55pt;width:1.65pt;height:8.75pt;z-index:251673600;visibility:visible;mso-wrap-style:square;mso-wrap-distance-left:9pt;mso-wrap-distance-top:0;mso-wrap-distance-right:9pt;mso-wrap-distance-bottom:0;mso-position-horizontal:absolute;mso-position-horizontal-relative:text;mso-position-vertical:absolute;mso-position-vertical-relative:text" o:gfxdata="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">
+                <v:imagedata r:id="rId27" o:title=""/>
+              </v:shape>
+            </w:pict>
+          </mc:Fallback>
+        </mc:AlternateContent>
+      </w:r>
+      <w:r>
+        <w:rPr>
+          <w:noProof/>
+        </w:rPr>
+        <w:drawing>
+          <wp:inline distT="0" distB="0" distL="0" distR="0" wp14:anchorId="2DA3F926" wp14:editId="155F9DBF">
+            <wp:extent cx="7055485" cy="3966210"/>
+            <wp:effectExtent l="0" t="0" r="0" b="0"/>
+            <wp:docPr id="40" name="Picture 40"/>
+            <wp:cNvGraphicFramePr>
+              <a:graphicFrameLocks xmlns:a="http://schemas.openxmlformats.org/drawingml/2006/main" noChangeAspect="1"/>
+            </wp:cNvGraphicFramePr>
+            <a:graphic xmlns:a="http://schemas.openxmlformats.org/drawingml/2006/main">
+              <a:graphicData uri="http://schemas.openxmlformats.org/drawingml/2006/picture">
+                <pic:pic xmlns:pic="http://schemas.openxmlformats.org/drawingml/2006/picture">
+                  <pic:nvPicPr>
+                    <pic:cNvPr id="0" name="Picture 7"/>
+                    <pic:cNvPicPr>
+                      <a:picLocks noChangeAspect="1" noChangeArrowheads="1"/>
+                    </pic:cNvPicPr>
+                  </pic:nvPicPr>
+                  <pic:blipFill>
+                    <a:blip r:embed="rId28">
+                      <a:extLst>
+                        <a:ext uri="{28A0092B-C50C-407E-A947-70E740481C1C}">
+                          <a14:useLocalDpi xmlns:a14="http://schemas.microsoft.com/office/drawing/2010/main" val="0"/>
+                        </a:ext>
+                      </a:extLst>
+                    </a:blip>
+                    <a:srcRect/>
+                    <a:stretch>
+                      <a:fillRect/>
+                    </a:stretch>
+                  </pic:blipFill>
+                  <pic:spPr bwMode="auto">
+                    <a:xfrm>
+                      <a:off x="0" y="0"/>
+                      <a:ext cx="7055485" cy="3966210"/>
+                    </a:xfrm>
+                    <a:prstGeom prst="rect">
+                      <a:avLst/>
+                    </a:prstGeom>
+                    <a:noFill/>
+                    <a:ln>
+                      <a:noFill/>
+                    </a:ln>
+                  </pic:spPr>
+                </pic:pic>
+              </a:graphicData>
+            </a:graphic>
+          </wp:inline>
+        </w:drawing>
+      </w:r>
+      <w:r>
+        <w:rPr>
+          <w:noProof/>
+        </w:rPr>
+        <w:drawing>
+          <wp:inline distT="0" distB="0" distL="0" distR="0" wp14:anchorId="1678F247" wp14:editId="29742D37">
+            <wp:extent cx="7055485" cy="3966210"/>
+            <wp:effectExtent l="0" t="0" r="0" b="0"/>
+            <wp:docPr id="41" name="Picture 41"/>
+            <wp:cNvGraphicFramePr>
+              <a:graphicFrameLocks xmlns:a="http://schemas.openxmlformats.org/drawingml/2006/main" noChangeAspect="1"/>
+            </wp:cNvGraphicFramePr>
+            <a:graphic xmlns:a="http://schemas.openxmlformats.org/drawingml/2006/main">
+              <a:graphicData uri="http://schemas.openxmlformats.org/drawingml/2006/picture">
+                <pic:pic xmlns:pic="http://schemas.openxmlformats.org/drawingml/2006/picture">
+                  <pic:nvPicPr>
+                    <pic:cNvPr id="0" name="Picture 8"/>
+                    <pic:cNvPicPr>
+                      <a:picLocks noChangeAspect="1" noChangeArrowheads="1"/>
+                    </pic:cNvPicPr>
+                  </pic:nvPicPr>
+                  <pic:blipFill>
+                    <a:blip r:embed="rId29">
+                      <a:extLst>
+                        <a:ext uri="{28A0092B-C50C-407E-A947-70E740481C1C}">
+                          <a14:useLocalDpi xmlns:a14="http://schemas.microsoft.com/office/drawing/2010/main" val="0"/>
+                        </a:ext>
+                      </a:extLst>
+                    </a:blip>
+                    <a:srcRect/>
+                    <a:stretch>
+                      <a:fillRect/>
+                    </a:stretch>
+                  </pic:blipFill>
+                  <pic:spPr bwMode="auto">
+                    <a:xfrm>
+                      <a:off x="0" y="0"/>
+                      <a:ext cx="7055485" cy="3966210"/>
+                    </a:xfrm>
+                    <a:prstGeom prst="rect">
+                      <a:avLst/>
+                    </a:prstGeom>
+                    <a:noFill/>
+                    <a:ln>
+                      <a:noFill/>
+                    </a:ln>
+                  </pic:spPr>
+                </pic:pic>
+              </a:graphicData>
+            </a:graphic>
+          </wp:inline>
+        </w:drawing>
+      </w:r>
+    </w:p>
+    <w:p>
+      <w:pPr>
+        <w:spacing w:line="240" w:lineRule="auto"/>
+      </w:pPr>
+      <w:r>
+        <w:rPr>
+          <w:noProof/>
+        </w:rPr>
+        <w:lastRenderedPageBreak/>
+        <w:drawing>
+          <wp:inline distT="0" distB="0" distL="0" distR="0" wp14:anchorId="7BFC5A59" wp14:editId="617EECE2">
+            <wp:extent cx="7055485" cy="3966210"/>
+            <wp:effectExtent l="0" t="0" r="0" b="0"/>
+            <wp:docPr id="42" name="Picture 42"/>
+            <wp:cNvGraphicFramePr>
+              <a:graphicFrameLocks xmlns:a="http://schemas.openxmlformats.org/drawingml/2006/main" noChangeAspect="1"/>
+            </wp:cNvGraphicFramePr>
+            <a:graphic xmlns:a="http://schemas.openxmlformats.org/drawingml/2006/main">
+              <a:graphicData uri="http://schemas.openxmlformats.org/drawingml/2006/picture">
+                <pic:pic xmlns:pic="http://schemas.openxmlformats.org/drawingml/2006/picture">
+                  <pic:nvPicPr>
+                    <pic:cNvPr id="0" name="Picture 9"/>
+                    <pic:cNvPicPr>
+                      <a:picLocks noChangeAspect="1" noChangeArrowheads="1"/>
+                    </pic:cNvPicPr>
+                  </pic:nvPicPr>
+                  <pic:blipFill>
+                    <a:blip r:embed="rId30">
+                      <a:extLst>
+                        <a:ext uri="{28A0092B-C50C-407E-A947-70E740481C1C}">
+                          <a14:useLocalDpi xmlns:a14="http://schemas.microsoft.com/office/drawing/2010/main" val="0"/>
+                        </a:ext>
+                      </a:extLst>
+                    </a:blip>
+                    <a:srcRect/>
+                    <a:stretch>
+                      <a:fillRect/>
+                    </a:stretch>
+                  </pic:blipFill>
+                  <pic:spPr bwMode="auto">
+                    <a:xfrm>
+                      <a:off x="0" y="0"/>
+                      <a:ext cx="7055485" cy="3966210"/>
+                    </a:xfrm>
+                    <a:prstGeom prst="rect">
+                      <a:avLst/>
+                    </a:prstGeom>
+                    <a:noFill/>
+                    <a:ln>
+                      <a:noFill/>
+                    </a:ln>
+                  </pic:spPr>
+                </pic:pic>
+              </a:graphicData>
+            </a:graphic>
+          </wp:inline>
+        </w:drawing>
+      </w:r>
+      <w:r>
+        <w:rPr>
+          <w:noProof/>
+        </w:rPr>
+        <w:drawing>
+          <wp:inline distT="0" distB="0" distL="0" distR="0" wp14:anchorId="2253057A" wp14:editId="3E85A363">
+            <wp:extent cx="7055485" cy="3966210"/>
+            <wp:effectExtent l="0" t="0" r="0" b="0"/>
+            <wp:docPr id="43" name="Picture 43"/>
+            <wp:cNvGraphicFramePr>
+              <a:graphicFrameLocks xmlns:a="http://schemas.openxmlformats.org/drawingml/2006/main" noChangeAspect="1"/>
+            </wp:cNvGraphicFramePr>
+            <a:graphic xmlns:a="http://schemas.openxmlformats.org/drawingml/2006/main">
+              <a:graphicData uri="http://schemas.openxmlformats.org/drawingml/2006/picture">
+                <pic:pic xmlns:pic="http://schemas.openxmlformats.org/drawingml/2006/picture">
+                  <pic:nvPicPr>
+                    <pic:cNvPr id="0" name="Picture 10"/>
+                    <pic:cNvPicPr>
+                      <a:picLocks noChangeAspect="1" noChangeArrowheads="1"/>
+                    </pic:cNvPicPr>
+                  </pic:nvPicPr>
+                  <pic:blipFill>
+                    <a:blip r:embed="rId31">
+                      <a:extLst>
+                        <a:ext uri="{28A0092B-C50C-407E-A947-70E740481C1C}">
+                          <a14:useLocalDpi xmlns:a14="http://schemas.microsoft.com/office/drawing/2010/main" val="0"/>
+                        </a:ext>
+                      </a:extLst>
+                    </a:blip>
+                    <a:srcRect/>
+                    <a:stretch>
+                      <a:fillRect/>
+                    </a:stretch>
+                  </pic:blipFill>
+                  <pic:spPr bwMode="auto">
+                    <a:xfrm>
+                      <a:off x="0" y="0"/>
+                      <a:ext cx="7055485" cy="3966210"/>
+                    </a:xfrm>
+                    <a:prstGeom prst="rect">
+                      <a:avLst/>
+                    </a:prstGeom>
+                    <a:noFill/>
+                    <a:ln>
+                      <a:noFill/>
+                    </a:ln>
+                  </pic:spPr>
+                </pic:pic>
+              </a:graphicData>
+            </a:graphic>
+          </wp:inline>
+        </w:drawing>
+      </w:r>
+    </w:p>
+    <w:p>
+      <w:pPr>
+        <w:spacing w:line="240" w:lineRule="auto"/>
+        <w:rPr>
+          <w:rFonts w:eastAsiaTheme="majorEastAsia" w:cstheme="majorBidi"/>
+          <w:b/>
+          <w:sz w:val="36"/>
+          <w:szCs w:val="32"/>
+          <w:lang w:val="en-US"/>
+        </w:rPr>
+      </w:pPr>
+      <w:r>
+        <w:br w:type="page"/>
+      </w:r>
+    </w:p>
+    <w:p>
+      <w:pPr>
+        <w:pStyle w:val="Heading1"/>
+      </w:pPr>
+      <w:bookmarkStart w:id="53" w:name="_Toc221652866"/>
       <w:r>
         <w:lastRenderedPageBreak/>
         <w:t>Cost and Benefit Analysis</w:t>
       </w:r>
-      <w:bookmarkEnd w:id="52"/>
+      <w:bookmarkEnd w:id="53"/>
     </w:p>
     <w:p>
       <w:pPr>
         <w:pStyle w:val="NewNormal"/>
-        <w:rPr>
-          <w:b/>
-        </w:rPr>
       </w:pPr>
       <w:r>
         <w:t>The Cost and Benefits Analysis evaluates the financial, operational, and qualitative impacts of implementing the proposed School Clinic Patient and Medicine Inventory Management System. The analysis focuses on identifying the resources required for system development and operation, as well as the advantages gained in terms of efficiency, accuracy, and quality of clinic services. Overall, the implementation cost of the system is relatively minimal compared to the significant operational and service-related benefits it provides.</w:t>
@@ -5156,24 +5576,11 @@
       <w:pPr>
         <w:pStyle w:val="Heading2"/>
       </w:pPr>
-      <w:bookmarkStart w:id="53" w:name="_Toc220432152"/>
-      <w:r>
-        <w:t>DEVELOPMENT COS</w:t>
-      </w:r>
-      <w:bookmarkStart w:id="54" w:name="_Toc197490308"/>
-      <w:bookmarkStart w:id="55" w:name="_Toc198518701"/>
-      <w:bookmarkStart w:id="56" w:name="_Toc198255373"/>
-      <w:bookmarkStart w:id="57" w:name="_Toc197455853"/>
-      <w:bookmarkStart w:id="58" w:name="_Toc197484733"/>
-      <w:bookmarkStart w:id="59" w:name="_Toc197384985"/>
-      <w:bookmarkStart w:id="60" w:name="_Toc198253047"/>
-      <w:bookmarkStart w:id="61" w:name="_Toc198518427"/>
-      <w:bookmarkStart w:id="62" w:name="_Toc197384334"/>
-      <w:bookmarkStart w:id="63" w:name="_Toc197481808"/>
-      <w:r>
-        <w:t>T</w:t>
-      </w:r>
-      <w:bookmarkEnd w:id="53"/>
+      <w:bookmarkStart w:id="54" w:name="_Toc221652867"/>
+      <w:r>
+        <w:t>DEVELOPMENT COST</w:t>
+      </w:r>
+      <w:bookmarkEnd w:id="54"/>
     </w:p>
     <w:tbl>
       <w:tblPr>
@@ -5421,21 +5828,30 @@
       <w:pPr>
         <w:pStyle w:val="Heading2"/>
       </w:pPr>
-      <w:bookmarkStart w:id="64" w:name="_Toc220432153"/>
+      <w:bookmarkStart w:id="55" w:name="_Toc197490308"/>
+      <w:bookmarkStart w:id="56" w:name="_Toc198518701"/>
+      <w:bookmarkStart w:id="57" w:name="_Toc198255373"/>
+      <w:bookmarkStart w:id="58" w:name="_Toc197455853"/>
+      <w:bookmarkStart w:id="59" w:name="_Toc197484733"/>
+      <w:bookmarkStart w:id="60" w:name="_Toc197384985"/>
+      <w:bookmarkStart w:id="61" w:name="_Toc198253047"/>
+      <w:bookmarkStart w:id="62" w:name="_Toc198518427"/>
+      <w:bookmarkStart w:id="63" w:name="_Toc197384334"/>
+      <w:bookmarkStart w:id="64" w:name="_Toc197481808"/>
+      <w:bookmarkStart w:id="65" w:name="_Toc221652868"/>
       <w:r>
         <w:t>HARDWARE COST</w:t>
       </w:r>
-      <w:bookmarkStart w:id="65" w:name="_Toc197455854"/>
-      <w:bookmarkStart w:id="66" w:name="_Toc198518702"/>
-      <w:bookmarkStart w:id="67" w:name="_Toc198255374"/>
-      <w:bookmarkStart w:id="68" w:name="_Toc198253048"/>
-      <w:bookmarkStart w:id="69" w:name="_Toc197384986"/>
-      <w:bookmarkStart w:id="70" w:name="_Toc197481809"/>
-      <w:bookmarkStart w:id="71" w:name="_Toc197384335"/>
-      <w:bookmarkStart w:id="72" w:name="_Toc197484734"/>
-      <w:bookmarkStart w:id="73" w:name="_Toc198518428"/>
-      <w:bookmarkStart w:id="74" w:name="_Toc197490309"/>
-      <w:bookmarkEnd w:id="54"/>
+      <w:bookmarkStart w:id="66" w:name="_Toc197455854"/>
+      <w:bookmarkStart w:id="67" w:name="_Toc198518702"/>
+      <w:bookmarkStart w:id="68" w:name="_Toc198255374"/>
+      <w:bookmarkStart w:id="69" w:name="_Toc198253048"/>
+      <w:bookmarkStart w:id="70" w:name="_Toc197384986"/>
+      <w:bookmarkStart w:id="71" w:name="_Toc197481809"/>
+      <w:bookmarkStart w:id="72" w:name="_Toc197384335"/>
+      <w:bookmarkStart w:id="73" w:name="_Toc197484734"/>
+      <w:bookmarkStart w:id="74" w:name="_Toc198518428"/>
+      <w:bookmarkStart w:id="75" w:name="_Toc197490309"/>
       <w:bookmarkEnd w:id="55"/>
       <w:bookmarkEnd w:id="56"/>
       <w:bookmarkEnd w:id="57"/>
@@ -5446,6 +5862,7 @@
       <w:bookmarkEnd w:id="62"/>
       <w:bookmarkEnd w:id="63"/>
       <w:bookmarkEnd w:id="64"/>
+      <w:bookmarkEnd w:id="65"/>
     </w:p>
     <w:tbl>
       <w:tblPr>
@@ -5712,11 +6129,10 @@
       <w:pPr>
         <w:pStyle w:val="Heading2"/>
       </w:pPr>
-      <w:bookmarkStart w:id="75" w:name="_Toc220432154"/>
+      <w:bookmarkStart w:id="76" w:name="_Toc221652869"/>
       <w:r>
         <w:t>OTHER MISCELLANEOUS COST</w:t>
       </w:r>
-      <w:bookmarkEnd w:id="65"/>
       <w:bookmarkEnd w:id="66"/>
       <w:bookmarkEnd w:id="67"/>
       <w:bookmarkEnd w:id="68"/>
@@ -5727,6 +6143,7 @@
       <w:bookmarkEnd w:id="73"/>
       <w:bookmarkEnd w:id="74"/>
       <w:bookmarkEnd w:id="75"/>
+      <w:bookmarkEnd w:id="76"/>
     </w:p>
     <w:tbl>
       <w:tblPr>
@@ -6018,22 +6435,21 @@
       <w:pPr>
         <w:pStyle w:val="Heading2"/>
       </w:pPr>
-      <w:bookmarkStart w:id="76" w:name="_Toc198518703"/>
-      <w:bookmarkStart w:id="77" w:name="_Toc198255375"/>
-      <w:bookmarkStart w:id="78" w:name="_Toc198253049"/>
-      <w:bookmarkStart w:id="79" w:name="_Toc197490310"/>
-      <w:bookmarkStart w:id="80" w:name="_Toc198518429"/>
-      <w:bookmarkStart w:id="81" w:name="_Toc197484735"/>
-      <w:bookmarkStart w:id="82" w:name="_Toc197481810"/>
-      <w:bookmarkStart w:id="83" w:name="_Toc197384336"/>
-      <w:bookmarkStart w:id="84" w:name="_Toc197455855"/>
-      <w:bookmarkStart w:id="85" w:name="_Toc197384987"/>
-      <w:bookmarkStart w:id="86" w:name="_Toc220432155"/>
+      <w:bookmarkStart w:id="77" w:name="_Toc198518703"/>
+      <w:bookmarkStart w:id="78" w:name="_Toc198255375"/>
+      <w:bookmarkStart w:id="79" w:name="_Toc198253049"/>
+      <w:bookmarkStart w:id="80" w:name="_Toc197490310"/>
+      <w:bookmarkStart w:id="81" w:name="_Toc198518429"/>
+      <w:bookmarkStart w:id="82" w:name="_Toc197484735"/>
+      <w:bookmarkStart w:id="83" w:name="_Toc197481810"/>
+      <w:bookmarkStart w:id="84" w:name="_Toc197384336"/>
+      <w:bookmarkStart w:id="85" w:name="_Toc197455855"/>
+      <w:bookmarkStart w:id="86" w:name="_Toc197384987"/>
+      <w:bookmarkStart w:id="87" w:name="_Toc221652870"/>
       <w:r>
         <w:lastRenderedPageBreak/>
         <w:t>TOTAL ESTIMATED DEVELOPMENT COST</w:t>
       </w:r>
-      <w:bookmarkEnd w:id="76"/>
       <w:bookmarkEnd w:id="77"/>
       <w:bookmarkEnd w:id="78"/>
       <w:bookmarkEnd w:id="79"/>
@@ -6044,6 +6460,7 @@
       <w:bookmarkEnd w:id="84"/>
       <w:bookmarkEnd w:id="85"/>
       <w:bookmarkEnd w:id="86"/>
+      <w:bookmarkEnd w:id="87"/>
     </w:p>
     <w:tbl>
       <w:tblPr>
@@ -6429,12 +6846,12 @@
       <w:pPr>
         <w:pStyle w:val="Heading1"/>
       </w:pPr>
-      <w:bookmarkStart w:id="87" w:name="_Toc220432156"/>
+      <w:bookmarkStart w:id="88" w:name="_Toc221652871"/>
       <w:r>
         <w:lastRenderedPageBreak/>
         <w:t>Appendix</w:t>
       </w:r>
-      <w:bookmarkEnd w:id="87"/>
+      <w:bookmarkEnd w:id="88"/>
     </w:p>
     <w:p>
       <w:pPr>
@@ -6666,12 +7083,12 @@
       <w:pPr>
         <w:pStyle w:val="Heading1"/>
       </w:pPr>
-      <w:bookmarkStart w:id="88" w:name="_Toc220432157"/>
+      <w:bookmarkStart w:id="89" w:name="_Toc221652872"/>
       <w:r>
         <w:lastRenderedPageBreak/>
         <w:t>Data Dictionary</w:t>
       </w:r>
-      <w:bookmarkEnd w:id="88"/>
+      <w:bookmarkEnd w:id="89"/>
     </w:p>
     <w:tbl>
       <w:tblPr>
@@ -11029,7 +11446,7 @@
         <w:br w:type="page"/>
       </w:r>
     </w:p>
-    <w:bookmarkStart w:id="89" w:name="_Toc220432158"/>
+    <w:bookmarkStart w:id="90" w:name="_Toc221652873"/>
     <w:p>
       <w:pPr>
         <w:pStyle w:val="Heading1"/>
@@ -11057,7 +11474,7 @@
                 <wp:cNvGraphicFramePr/>
                 <a:graphic xmlns:a="http://schemas.openxmlformats.org/drawingml/2006/main">
                   <a:graphicData uri="http://schemas.microsoft.com/office/word/2010/wordprocessingInk">
-                    <w14:contentPart bwMode="auto" r:id="rId26">
+                    <w14:contentPart bwMode="auto" r:id="rId32">
                       <w14:nvContentPartPr>
                         <w14:cNvContentPartPr/>
                       </w14:nvContentPartPr>
@@ -11093,7 +11510,7 @@
                 <o:lock v:ext="edit" aspectratio="t"/>
               </v:shapetype>
               <v:shape id="Ink 8" o:spid="_x0000_s1026" type="#_x0000_t75" style="position:absolute;margin-left:-100.45pt;margin-top:35.45pt;width:2.6pt;height:5.3pt;z-index:251667456;visibility:visible;mso-wrap-style:square;mso-wrap-distance-left:9pt;mso-wrap-distance-top:0;mso-wrap-distance-right:9pt;mso-wrap-distance-bottom:0;mso-position-horizontal:absolute;mso-position-horizontal-relative:text;mso-position-vertical:absolute;mso-position-vertical-relative:text" o:gfxdata="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">
-                <v:imagedata r:id="rId27" o:title=""/>
+                <v:imagedata r:id="rId33" o:title=""/>
               </v:shape>
             </w:pict>
           </mc:Fallback>
@@ -11105,10 +11522,10 @@
       <w:r>
         <w:t>roup Picture</w:t>
       </w:r>
-      <w:bookmarkEnd w:id="25"/>
       <w:bookmarkEnd w:id="26"/>
       <w:bookmarkEnd w:id="27"/>
-      <w:bookmarkEnd w:id="89"/>
+      <w:bookmarkEnd w:id="28"/>
+      <w:bookmarkEnd w:id="90"/>
     </w:p>
     <w:p>
       <w:pPr>
@@ -11139,7 +11556,7 @@
                     </pic:cNvPicPr>
                   </pic:nvPicPr>
                   <pic:blipFill>
-                    <a:blip r:embed="rId28" cstate="print">
+                    <a:blip r:embed="rId34" cstate="print">
                       <a:extLst>
                         <a:ext uri="{28A0092B-C50C-407E-A947-70E740481C1C}">
                           <a14:useLocalDpi xmlns:a14="http://schemas.microsoft.com/office/drawing/2010/main" val="0"/>
@@ -11189,18 +11606,18 @@
       <w:pPr>
         <w:pStyle w:val="Heading1"/>
       </w:pPr>
-      <w:bookmarkStart w:id="90" w:name="_Toc198253054"/>
-      <w:bookmarkStart w:id="91" w:name="_Toc198255380"/>
-      <w:bookmarkStart w:id="92" w:name="_Toc198518434"/>
-      <w:bookmarkStart w:id="93" w:name="_Toc220432159"/>
+      <w:bookmarkStart w:id="91" w:name="_Toc198253054"/>
+      <w:bookmarkStart w:id="92" w:name="_Toc198255380"/>
+      <w:bookmarkStart w:id="93" w:name="_Toc198518434"/>
+      <w:bookmarkStart w:id="94" w:name="_Toc221652874"/>
       <w:r>
         <w:lastRenderedPageBreak/>
         <w:t>Resume</w:t>
       </w:r>
-      <w:bookmarkEnd w:id="90"/>
       <w:bookmarkEnd w:id="91"/>
       <w:bookmarkEnd w:id="92"/>
       <w:bookmarkEnd w:id="93"/>
+      <w:bookmarkEnd w:id="94"/>
     </w:p>
     <w:p>
       <w:r>
@@ -11229,7 +11646,7 @@
                     <pic:cNvPicPr/>
                   </pic:nvPicPr>
                   <pic:blipFill>
-                    <a:blip r:embed="rId29" cstate="print"/>
+                    <a:blip r:embed="rId35" cstate="print"/>
                     <a:srcRect/>
                     <a:stretch>
                       <a:fillRect/>
@@ -11593,7 +12010,7 @@
               </wp:anchor>
             </w:drawing>
           </mc:Choice>
-          <mc:Fallback xmlns:wpsCustomData="http://www.wps.cn/officeDocument/2013/wpsCustomData" xmlns:w16sdtdh="http://schemas.microsoft.com/office/word/2020/wordml/sdtdatahash" xmlns:w16="http://schemas.microsoft.com/office/word/2018/wordml" xmlns:w16cex="http://schemas.microsoft.com/office/word/2018/wordml/cex">
+          <mc:Fallback xmlns:w16cex="http://schemas.microsoft.com/office/word/2018/wordml/cex" xmlns:w16="http://schemas.microsoft.com/office/word/2018/wordml" xmlns:w16sdtdh="http://schemas.microsoft.com/office/word/2020/wordml/sdtdatahash" xmlns:wpsCustomData="http://www.wps.cn/officeDocument/2013/wpsCustomData">
             <w:pict>
               <v:rect id="Rectangle 10" o:spid="_x0000_s1026" o:spt="1" style="position:absolute;left:0pt;margin-left:-0.8pt;margin-top:6.4pt;height:3.6pt;width:542.75pt;z-index:251662336;v-text-anchor:middle;mso-width-relative:page;mso-height-relative:page;" fillcolor="#000000 [3200]" filled="t" stroked="t" coordsize="21600,21600" o:gfxdata="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">
                 <v:fill on="t" focussize="0,0"/>
@@ -12380,7 +12797,7 @@
                     <pic:cNvPicPr/>
                   </pic:nvPicPr>
                   <pic:blipFill>
-                    <a:blip r:embed="rId30">
+                    <a:blip r:embed="rId36">
                       <a:extLst>
                         <a:ext uri="{28A0092B-C50C-407E-A947-70E740481C1C}">
                           <a14:useLocalDpi xmlns:a14="http://schemas.microsoft.com/office/drawing/2010/main" val="0"/>
@@ -12520,7 +12937,7 @@
           <w:rFonts w:cs="Times New Roman"/>
         </w:rPr>
       </w:pPr>
-      <w:hyperlink r:id="rId31" w:history="1">
+      <w:hyperlink r:id="rId37" w:history="1">
         <w:r>
           <w:rPr>
             <w:rStyle w:val="Hyperlink"/>
@@ -12542,7 +12959,7 @@
           <w:b/>
         </w:rPr>
       </w:pPr>
-      <w:hyperlink r:id="rId32" w:history="1">
+      <w:hyperlink r:id="rId38" w:history="1">
         <w:r>
           <w:rPr>
             <w:rStyle w:val="Hyperlink"/>
@@ -13116,7 +13533,7 @@
                     </pic:cNvPicPr>
                   </pic:nvPicPr>
                   <pic:blipFill>
-                    <a:blip r:embed="rId33" cstate="print">
+                    <a:blip r:embed="rId39" cstate="print">
                       <a:extLst>
                         <a:ext uri="{28A0092B-C50C-407E-A947-70E740481C1C}">
                           <a14:useLocalDpi xmlns:a14="http://schemas.microsoft.com/office/drawing/2010/main" val="0"/>
@@ -13838,7 +14255,7 @@
           <w:u w:val="single"/>
         </w:rPr>
       </w:pPr>
-      <w:hyperlink r:id="rId34" w:history="1">
+      <w:hyperlink r:id="rId40" w:history="1">
         <w:r>
           <w:rPr>
             <w:rStyle w:val="Hyperlink"/>
@@ -13871,7 +14288,7 @@
           <w:u w:val="single"/>
         </w:rPr>
       </w:pPr>
-      <w:hyperlink r:id="rId35" w:history="1">
+      <w:hyperlink r:id="rId41" w:history="1">
         <w:r>
           <w:rPr>
             <w:rStyle w:val="Hyperlink"/>
@@ -13932,7 +14349,7 @@
           <w:u w:val="single"/>
         </w:rPr>
       </w:pPr>
-      <w:hyperlink r:id="rId36" w:history="1">
+      <w:hyperlink r:id="rId42" w:history="1">
         <w:r>
           <w:rPr>
             <w:rStyle w:val="Hyperlink"/>
@@ -13983,7 +14400,7 @@
           <w:u w:val="single"/>
         </w:rPr>
       </w:pPr>
-      <w:hyperlink r:id="rId37" w:history="1">
+      <w:hyperlink r:id="rId43" w:history="1">
         <w:r>
           <w:rPr>
             <w:rStyle w:val="Hyperlink"/>
@@ -14536,7 +14953,7 @@
                           </pic:cNvPicPr>
                         </pic:nvPicPr>
                         <pic:blipFill>
-                          <a:blip r:embed="rId38">
+                          <a:blip r:embed="rId44">
                             <a:extLst>
                               <a:ext uri="{28A0092B-C50C-407E-A947-70E740481C1C}">
                                 <a14:useLocalDpi xmlns:a14="http://schemas.microsoft.com/office/drawing/2010/main" val="0"/>
@@ -14567,7 +14984,7 @@
                           </pic:cNvPicPr>
                         </pic:nvPicPr>
                         <pic:blipFill>
-                          <a:blip r:embed="rId39">
+                          <a:blip r:embed="rId45">
                             <a:extLst>
                               <a:ext uri="{28A0092B-C50C-407E-A947-70E740481C1C}">
                                 <a14:useLocalDpi xmlns:a14="http://schemas.microsoft.com/office/drawing/2010/main" val="0"/>
@@ -14839,30 +15256,11 @@
                 <v:shape id="Shape 290" o:spid="_x0000_s1038" style="position:absolute;left:598;top:18021;width:63793;height:108;visibility:visible;mso-wrap-style:square;v-text-anchor:top" coordsize="6379210,10795" o:gfxdata="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" path="m,l6379210,10795e" filled="f" strokeweight="3pt">
                   <v:path arrowok="t" o:connecttype="custom" o:connectlocs="0,0;63793,108" o:connectangles="0,0" textboxrect="0,0,6379210,10795"/>
                 </v:shape>
-                <v:shapetype id="_x0000_t75" coordsize="21600,21600" o:spt="75" o:preferrelative="t" path="m@4@5l@4@11@9@11@9@5xe" filled="f" stroked="f">
-                  <v:stroke joinstyle="miter"/>
-                  <v:formulas>
-                    <v:f eqn="if lineDrawn pixelLineWidth 0"/>
-                    <v:f eqn="sum @0 1 0"/>
-                    <v:f eqn="sum 0 0 @1"/>
-                    <v:f eqn="prod @2 1 2"/>
-                    <v:f eqn="prod @3 21600 pixelWidth"/>
-                    <v:f eqn="prod @3 21600 pixelHeight"/>
-                    <v:f eqn="sum @0 0 1"/>
-                    <v:f eqn="prod @6 1 2"/>
-                    <v:f eqn="prod @7 21600 pixelWidth"/>
-                    <v:f eqn="sum @8 21600 0"/>
-                    <v:f eqn="prod @7 21600 pixelHeight"/>
-                    <v:f eqn="sum @10 21600 0"/>
-                  </v:formulas>
-                  <v:path o:extrusionok="f" gradientshapeok="t" o:connecttype="rect"/>
-                  <o:lock v:ext="edit" aspectratio="t"/>
-                </v:shapetype>
                 <v:shape id="Picture 292" o:spid="_x0000_s1039" type="#_x0000_t75" style="position:absolute;left:48475;width:16351;height:19323;visibility:visible;mso-wrap-style:square" o:gfxdata="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">
-                  <v:imagedata r:id="rId40" o:title=""/>
+                  <v:imagedata r:id="rId46" o:title=""/>
                 </v:shape>
                 <v:shape id="Picture 294" o:spid="_x0000_s1040" type="#_x0000_t75" style="position:absolute;left:50517;top:2042;width:10470;height:13441;visibility:visible;mso-wrap-style:square" o:gfxdata="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">
-                  <v:imagedata r:id="rId41" o:title=""/>
+                  <v:imagedata r:id="rId47" o:title=""/>
                 </v:shape>
                 <v:shape id="Shape 295" o:spid="_x0000_s1041" style="position:absolute;left:50471;top:1996;width:10562;height:13533;visibility:visible;mso-wrap-style:square;v-text-anchor:top" coordsize="1056132,1353312" o:gfxdata="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" path="m,1353312r1056132,l1056132,,,,,1353312xe" filled="f" strokeweight=".72pt">
                   <v:path arrowok="t" o:connecttype="custom" o:connectlocs="0,13533;10562,13533;10562,0;0,0;0,13533" o:connectangles="0,0,0,0,0" textboxrect="0,0,1056132,1353312"/>
@@ -15492,7 +15890,7 @@
                     </pic:cNvPicPr>
                   </pic:nvPicPr>
                   <pic:blipFill>
-                    <a:blip r:embed="rId42"/>
+                    <a:blip r:embed="rId48"/>
                     <a:stretch>
                       <a:fillRect/>
                     </a:stretch>
@@ -15588,7 +15986,7 @@
                           </pic:cNvPicPr>
                         </pic:nvPicPr>
                         <pic:blipFill>
-                          <a:blip r:embed="rId43"/>
+                          <a:blip r:embed="rId49"/>
                           <a:stretch>
                             <a:fillRect/>
                           </a:stretch>
@@ -15878,7 +16276,7 @@
                           </pic:cNvPicPr>
                         </pic:nvPicPr>
                         <pic:blipFill>
-                          <a:blip r:embed="rId44"/>
+                          <a:blip r:embed="rId50"/>
                           <a:stretch>
                             <a:fillRect/>
                           </a:stretch>
@@ -16319,7 +16717,7 @@
                           </pic:cNvPicPr>
                         </pic:nvPicPr>
                         <pic:blipFill>
-                          <a:blip r:embed="rId44"/>
+                          <a:blip r:embed="rId50"/>
                           <a:stretch>
                             <a:fillRect/>
                           </a:stretch>
@@ -16776,7 +17174,7 @@
                           </pic:cNvPicPr>
                         </pic:nvPicPr>
                         <pic:blipFill>
-                          <a:blip r:embed="rId44"/>
+                          <a:blip r:embed="rId50"/>
                           <a:stretch>
                             <a:fillRect/>
                           </a:stretch>
@@ -21006,6 +21404,33 @@
           <inkml:channelProperty channel="F" name="resolution" value="0" units="1/dev"/>
         </inkml:channelProperties>
       </inkml:inkSource>
+      <inkml:timestamp xml:id="ts0" timeString="2026-02-10T13:23:01.079"/>
+    </inkml:context>
+    <inkml:brush xml:id="br0">
+      <inkml:brushProperty name="width" value="0.05" units="cm"/>
+      <inkml:brushProperty name="height" value="0.05" units="cm"/>
+    </inkml:brush>
+  </inkml:definitions>
+  <inkml:trace contextRef="#ctx0" brushRef="#br0">7 1 32719,'0'0'0,"0"0"16,0 0-16,0 0 0,0 200 0,-3-160 0,0-21-16,3-19-48,0-44-672</inkml:trace>
+</inkml:ink>
+</file>
+
+<file path=word/ink/ink7.xml><?xml version="1.0" encoding="utf-8"?>
+<inkml:ink xmlns:inkml="http://www.w3.org/2003/InkML">
+  <inkml:definitions>
+    <inkml:context xml:id="ctx0">
+      <inkml:inkSource xml:id="inkSrc0">
+        <inkml:traceFormat>
+          <inkml:channel name="X" type="integer" min="-2.14748E9" max="2.14748E9" units="cm"/>
+          <inkml:channel name="Y" type="integer" min="-2.14748E9" max="2.14748E9" units="cm"/>
+          <inkml:channel name="F" type="integer" max="32767" units="dev"/>
+        </inkml:traceFormat>
+        <inkml:channelProperties>
+          <inkml:channelProperty channel="X" name="resolution" value="1000" units="1/cm"/>
+          <inkml:channelProperty channel="Y" name="resolution" value="1000" units="1/cm"/>
+          <inkml:channelProperty channel="F" name="resolution" value="0" units="1/dev"/>
+        </inkml:channelProperties>
+      </inkml:inkSource>
       <inkml:timestamp xml:id="ts0" timeString="2026-01-27T09:18:53.507"/>
     </inkml:context>
     <inkml:brush xml:id="br0">
@@ -21324,7 +21749,7 @@
 </file>
 
 <file path=customXml/itemProps2.xml><?xml version="1.0" encoding="utf-8"?>
-<ds:datastoreItem xmlns:ds="http://schemas.openxmlformats.org/officeDocument/2006/customXml" ds:itemID="{C0014709-BB49-4B02-B208-E15821DE16CD}">
+<ds:datastoreItem xmlns:ds="http://schemas.openxmlformats.org/officeDocument/2006/customXml" ds:itemID="{166AEB81-3FB2-49E1-9138-885D213D2F61}">
   <ds:schemaRefs>
     <ds:schemaRef ds:uri="http://schemas.openxmlformats.org/officeDocument/2006/bibliography"/>
   </ds:schemaRefs>

--- a/docs/Documents/SYSARC 1.docx
+++ b/docs/Documents/SYSARC 1.docx
@@ -473,110 +473,63 @@
         </w:rPr>
         <w:fldChar w:fldCharType="separate"/>
       </w:r>
-      <w:bookmarkStart w:id="8" w:name="_GoBack"/>
-      <w:bookmarkEnd w:id="8"/>
-      <w:r>
-        <w:rPr>
-          <w:rStyle w:val="Hyperlink"/>
-          <w:noProof/>
-        </w:rPr>
-        <w:fldChar w:fldCharType="begin"/>
-      </w:r>
-      <w:r>
-        <w:rPr>
-          <w:rStyle w:val="Hyperlink"/>
-          <w:noProof/>
-        </w:rPr>
-        <w:instrText xml:space="preserve"> </w:instrText>
-      </w:r>
-      <w:r>
-        <w:rPr>
-          <w:noProof/>
-        </w:rPr>
-        <w:instrText>HYPERLINK \l "_Toc221652844"</w:instrText>
-      </w:r>
-      <w:r>
-        <w:rPr>
-          <w:rStyle w:val="Hyperlink"/>
-          <w:noProof/>
-        </w:rPr>
-        <w:instrText xml:space="preserve"> </w:instrText>
-      </w:r>
-      <w:r>
-        <w:rPr>
-          <w:rStyle w:val="Hyperlink"/>
-          <w:noProof/>
-        </w:rPr>
-      </w:r>
-      <w:r>
-        <w:rPr>
-          <w:rStyle w:val="Hyperlink"/>
-          <w:noProof/>
-        </w:rPr>
-        <w:fldChar w:fldCharType="separate"/>
-      </w:r>
-      <w:r>
-        <w:rPr>
-          <w:rStyle w:val="Hyperlink"/>
-          <w:noProof/>
-        </w:rPr>
-        <w:t>Acknowledgements</w:t>
-      </w:r>
-      <w:r>
-        <w:rPr>
-          <w:noProof/>
-          <w:webHidden/>
-        </w:rPr>
-        <w:tab/>
-      </w:r>
-      <w:r>
-        <w:rPr>
-          <w:noProof/>
-          <w:webHidden/>
-        </w:rPr>
-        <w:fldChar w:fldCharType="begin"/>
-      </w:r>
-      <w:r>
-        <w:rPr>
-          <w:noProof/>
-          <w:webHidden/>
-        </w:rPr>
-        <w:instrText xml:space="preserve"> PAGEREF _Toc221652844 \h </w:instrText>
-      </w:r>
-      <w:r>
-        <w:rPr>
-          <w:noProof/>
-          <w:webHidden/>
-        </w:rPr>
-      </w:r>
-      <w:r>
-        <w:rPr>
-          <w:noProof/>
-          <w:webHidden/>
-        </w:rPr>
-        <w:fldChar w:fldCharType="separate"/>
-      </w:r>
-      <w:r>
-        <w:rPr>
-          <w:noProof/>
-          <w:webHidden/>
-        </w:rPr>
-        <w:t>4</w:t>
-      </w:r>
-      <w:r>
-        <w:rPr>
-          <w:noProof/>
-          <w:webHidden/>
-        </w:rPr>
-        <w:fldChar w:fldCharType="end"/>
-      </w:r>
-      <w:r>
-        <w:rPr>
-          <w:rStyle w:val="Hyperlink"/>
-          <w:noProof/>
-        </w:rPr>
-        <w:fldChar w:fldCharType="end"/>
-      </w:r>
+      <w:hyperlink w:anchor="_Toc221652844" w:history="1">
+        <w:r>
+          <w:rPr>
+            <w:rStyle w:val="Hyperlink"/>
+            <w:noProof/>
+          </w:rPr>
+          <w:t>Acknowledgements</w:t>
+        </w:r>
+        <w:r>
+          <w:rPr>
+            <w:noProof/>
+            <w:webHidden/>
+          </w:rPr>
+          <w:tab/>
+        </w:r>
+        <w:r>
+          <w:rPr>
+            <w:noProof/>
+            <w:webHidden/>
+          </w:rPr>
+          <w:fldChar w:fldCharType="begin"/>
+        </w:r>
+        <w:r>
+          <w:rPr>
+            <w:noProof/>
+            <w:webHidden/>
+          </w:rPr>
+          <w:instrText xml:space="preserve"> PAGEREF _Toc221652844 \h </w:instrText>
+        </w:r>
+        <w:r>
+          <w:rPr>
+            <w:noProof/>
+            <w:webHidden/>
+          </w:rPr>
+        </w:r>
+        <w:r>
+          <w:rPr>
+            <w:noProof/>
+            <w:webHidden/>
+          </w:rPr>
+          <w:fldChar w:fldCharType="separate"/>
+        </w:r>
+        <w:r>
+          <w:rPr>
+            <w:noProof/>
+            <w:webHidden/>
+          </w:rPr>
+          <w:t>4</w:t>
+        </w:r>
+        <w:r>
+          <w:rPr>
+            <w:noProof/>
+            <w:webHidden/>
+          </w:rPr>
+          <w:fldChar w:fldCharType="end"/>
+        </w:r>
+      </w:hyperlink>
     </w:p>
     <w:p>
       <w:pPr>
@@ -2658,11 +2611,11 @@
       <w:pPr>
         <w:pStyle w:val="Heading1"/>
       </w:pPr>
-      <w:bookmarkStart w:id="9" w:name="_Toc197490288"/>
-      <w:bookmarkStart w:id="10" w:name="_Toc198253028"/>
-      <w:bookmarkStart w:id="11" w:name="_Toc198255354"/>
-      <w:bookmarkStart w:id="12" w:name="_Toc198518408"/>
-      <w:bookmarkStart w:id="13" w:name="_Toc221652844"/>
+      <w:bookmarkStart w:id="8" w:name="_Toc197490288"/>
+      <w:bookmarkStart w:id="9" w:name="_Toc198253028"/>
+      <w:bookmarkStart w:id="10" w:name="_Toc198255354"/>
+      <w:bookmarkStart w:id="11" w:name="_Toc198518408"/>
+      <w:bookmarkStart w:id="12" w:name="_Toc221652844"/>
       <w:r>
         <w:lastRenderedPageBreak/>
         <w:t>Acknowledgements</w:t>
@@ -2674,21 +2627,21 @@
       <w:bookmarkEnd w:id="5"/>
       <w:bookmarkEnd w:id="6"/>
       <w:bookmarkEnd w:id="7"/>
+      <w:bookmarkEnd w:id="8"/>
       <w:bookmarkEnd w:id="9"/>
       <w:bookmarkEnd w:id="10"/>
       <w:bookmarkEnd w:id="11"/>
       <w:bookmarkEnd w:id="12"/>
-      <w:bookmarkEnd w:id="13"/>
     </w:p>
     <w:p>
       <w:pPr>
         <w:pStyle w:val="NewNormal"/>
       </w:pPr>
-      <w:bookmarkStart w:id="14" w:name="_Toc197384973"/>
-      <w:bookmarkStart w:id="15" w:name="_Toc197455841"/>
-      <w:bookmarkStart w:id="16" w:name="_Toc197377865"/>
-      <w:bookmarkStart w:id="17" w:name="_Toc197384322"/>
-      <w:bookmarkStart w:id="18" w:name="_Toc197377643"/>
+      <w:bookmarkStart w:id="13" w:name="_Toc197384973"/>
+      <w:bookmarkStart w:id="14" w:name="_Toc197455841"/>
+      <w:bookmarkStart w:id="15" w:name="_Toc197377865"/>
+      <w:bookmarkStart w:id="16" w:name="_Toc197384322"/>
+      <w:bookmarkStart w:id="17" w:name="_Toc197377643"/>
       <w:r>
         <w:t>The proponents would like to express their sincere appreciation to their System Integration and Architecture (SYSARC) instructor for the guidance, patience, and opportunity given to complete this project. The chance to further develop this system has allowed the proponents to apply and strengthen their knowledge in system integration and architectural design.</w:t>
       </w:r>
@@ -2713,28 +2666,100 @@
       <w:pPr>
         <w:pStyle w:val="Heading1"/>
       </w:pPr>
-      <w:bookmarkStart w:id="19" w:name="_Toc221652845"/>
+      <w:bookmarkStart w:id="18" w:name="_Toc221652845"/>
       <w:r>
         <w:t>Dedication</w:t>
       </w:r>
+      <w:bookmarkEnd w:id="18"/>
+    </w:p>
+    <w:p>
+      <w:pPr>
+        <w:spacing w:line="240" w:lineRule="auto"/>
+        <w:rPr>
+          <w:rFonts w:cs="Times New Roman"/>
+        </w:rPr>
+      </w:pPr>
+      <w:r>
+        <w:rPr>
+          <w:rFonts w:cs="Times New Roman"/>
+        </w:rPr>
+        <w:t>This project is dedicated to our families, mentors, and educators whose patience, guidance, and belief motivated us to persevere and complete this academic requirement</w:t>
+      </w:r>
+      <w:r>
+        <w:rPr>
+          <w:rFonts w:cs="Times New Roman"/>
+        </w:rPr>
+        <w:t>.</w:t>
+      </w:r>
+    </w:p>
+    <w:p>
+      <w:pPr>
+        <w:pStyle w:val="Heading1"/>
+        <w:rPr>
+          <w:rFonts w:cs="Times New Roman"/>
+        </w:rPr>
+      </w:pPr>
+      <w:r>
+        <w:rPr>
+          <w:rFonts w:cs="Times New Roman"/>
+        </w:rPr>
+        <w:t>Introducti</w:t>
+      </w:r>
+      <w:bookmarkStart w:id="19" w:name="_GoBack"/>
       <w:bookmarkEnd w:id="19"/>
+      <w:r>
+        <w:rPr>
+          <w:rFonts w:cs="Times New Roman"/>
+        </w:rPr>
+        <w:t>on</w:t>
+      </w:r>
+    </w:p>
+    <w:p>
+      <w:pPr>
+        <w:pStyle w:val="NoSpacing"/>
+        <w:jc w:val="both"/>
+        <w:rPr>
+          <w:rStyle w:val="NewNormalChar"/>
+          <w:rFonts w:ascii="Times New Roman" w:hAnsi="Times New Roman" w:cs="Times New Roman"/>
+        </w:rPr>
+      </w:pPr>
+      <w:r>
+        <w:rPr>
+          <w:rFonts w:ascii="Times New Roman" w:hAnsi="Times New Roman" w:cs="Times New Roman"/>
+        </w:rPr>
+        <w:t>‎</w:t>
+      </w:r>
+      <w:r>
+        <w:rPr>
+          <w:rStyle w:val="NewNormalChar"/>
+          <w:rFonts w:ascii="Times New Roman" w:hAnsi="Times New Roman" w:cs="Times New Roman"/>
+        </w:rPr>
+        <w:t>In an era where digital transformation defines organizational success, the integration of automated systems into healthcare management has become a fundamental necessity rather than a luxury. Traditional paper-based record-keeping in institutional clinics often leads to significant delays in patient care and critical inaccuracies in medical resource tracking. At Global Reciprocal Colleges (GRC), the current manual processes used by the clinic department result in fragmented patient histories and inconsistent medicine inventory levels, hindering the staff's ability to provide seamless medical assistance. To address these operational gaps, the School Clinic Patient and Medicine Inventory Management System is proposed as a centralized, web-based solution designed to synchronize patient consultations with real-time inventory monitoring. This document details the system’s architecture, including its functional decomposition, data flow diagrams, and a comprehensive cost-benefit analysis, to demonstrate the feasibility and necessity of transitioning to a digitized clinic environment.</w:t>
+      </w:r>
     </w:p>
     <w:p>
       <w:pPr>
         <w:spacing w:line="240" w:lineRule="auto"/>
-      </w:pPr>
-      <w:r>
-        <w:t>This project is dedicated to our families, mentors, and educators whose patience, guidance, and belief motivated us to persevere and complete this academic requirement</w:t>
+        <w:rPr>
+          <w:rFonts w:eastAsiaTheme="majorEastAsia" w:cs="Times New Roman"/>
+          <w:b/>
+          <w:sz w:val="36"/>
+          <w:szCs w:val="32"/>
+          <w:lang w:val="en-US"/>
+        </w:rPr>
+      </w:pPr>
+      <w:bookmarkStart w:id="20" w:name="_Toc221652846"/>
+      <w:r>
+        <w:rPr>
+          <w:rFonts w:cs="Times New Roman"/>
+        </w:rPr>
+        <w:br w:type="page"/>
       </w:r>
     </w:p>
     <w:p>
       <w:pPr>
         <w:pStyle w:val="Heading1"/>
       </w:pPr>
-      <w:r>
-        <w:br w:type="page"/>
-      </w:r>
-      <w:bookmarkStart w:id="20" w:name="_Toc221652846"/>
       <w:r>
         <w:lastRenderedPageBreak/>
         <w:t>Scopes and Objectives</w:t>
@@ -3622,11 +3647,11 @@
       <w:bookmarkStart w:id="26" w:name="_Toc198253053"/>
       <w:bookmarkStart w:id="27" w:name="_Toc198255379"/>
       <w:bookmarkStart w:id="28" w:name="_Toc198518433"/>
+      <w:bookmarkEnd w:id="13"/>
       <w:bookmarkEnd w:id="14"/>
       <w:bookmarkEnd w:id="15"/>
       <w:bookmarkEnd w:id="16"/>
       <w:bookmarkEnd w:id="17"/>
-      <w:bookmarkEnd w:id="18"/>
       <w:r>
         <w:br w:type="page"/>
       </w:r>
@@ -12010,7 +12035,7 @@
               </wp:anchor>
             </w:drawing>
           </mc:Choice>
-          <mc:Fallback xmlns:w16cex="http://schemas.microsoft.com/office/word/2018/wordml/cex" xmlns:w16="http://schemas.microsoft.com/office/word/2018/wordml" xmlns:w16sdtdh="http://schemas.microsoft.com/office/word/2020/wordml/sdtdatahash" xmlns:wpsCustomData="http://www.wps.cn/officeDocument/2013/wpsCustomData">
+          <mc:Fallback xmlns:wpsCustomData="http://www.wps.cn/officeDocument/2013/wpsCustomData" xmlns:w16sdtdh="http://schemas.microsoft.com/office/word/2020/wordml/sdtdatahash" xmlns:w16="http://schemas.microsoft.com/office/word/2018/wordml" xmlns:w16cex="http://schemas.microsoft.com/office/word/2018/wordml/cex">
             <w:pict>
               <v:rect id="Rectangle 10" o:spid="_x0000_s1026" o:spt="1" style="position:absolute;left:0pt;margin-left:-0.8pt;margin-top:6.4pt;height:3.6pt;width:542.75pt;z-index:251662336;v-text-anchor:middle;mso-width-relative:page;mso-height-relative:page;" fillcolor="#000000 [3200]" filled="t" stroked="t" coordsize="21600,21600" o:gfxdata="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">
                 <v:fill on="t" focussize="0,0"/>
@@ -15256,6 +15281,25 @@
                 <v:shape id="Shape 290" o:spid="_x0000_s1038" style="position:absolute;left:598;top:18021;width:63793;height:108;visibility:visible;mso-wrap-style:square;v-text-anchor:top" coordsize="6379210,10795" o:gfxdata="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" path="m,l6379210,10795e" filled="f" strokeweight="3pt">
                   <v:path arrowok="t" o:connecttype="custom" o:connectlocs="0,0;63793,108" o:connectangles="0,0" textboxrect="0,0,6379210,10795"/>
                 </v:shape>
+                <v:shapetype id="_x0000_t75" coordsize="21600,21600" o:spt="75" o:preferrelative="t" path="m@4@5l@4@11@9@11@9@5xe" filled="f" stroked="f">
+                  <v:stroke joinstyle="miter"/>
+                  <v:formulas>
+                    <v:f eqn="if lineDrawn pixelLineWidth 0"/>
+                    <v:f eqn="sum @0 1 0"/>
+                    <v:f eqn="sum 0 0 @1"/>
+                    <v:f eqn="prod @2 1 2"/>
+                    <v:f eqn="prod @3 21600 pixelWidth"/>
+                    <v:f eqn="prod @3 21600 pixelHeight"/>
+                    <v:f eqn="sum @0 0 1"/>
+                    <v:f eqn="prod @6 1 2"/>
+                    <v:f eqn="prod @7 21600 pixelWidth"/>
+                    <v:f eqn="sum @8 21600 0"/>
+                    <v:f eqn="prod @7 21600 pixelHeight"/>
+                    <v:f eqn="sum @10 21600 0"/>
+                  </v:formulas>
+                  <v:path o:extrusionok="f" gradientshapeok="t" o:connecttype="rect"/>
+                  <o:lock v:ext="edit" aspectratio="t"/>
+                </v:shapetype>
                 <v:shape id="Picture 292" o:spid="_x0000_s1039" type="#_x0000_t75" style="position:absolute;left:48475;width:16351;height:19323;visibility:visible;mso-wrap-style:square" o:gfxdata="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">
                   <v:imagedata r:id="rId46" o:title=""/>
                 </v:shape>
@@ -20609,7 +20653,6 @@
   <w:style w:type="character" w:default="1" w:styleId="DefaultParagraphFont">
     <w:name w:val="Default Paragraph Font"/>
     <w:uiPriority w:val="1"/>
-    <w:semiHidden/>
     <w:unhideWhenUsed/>
   </w:style>
   <w:style w:type="table" w:default="1" w:styleId="TableNormal">
@@ -21749,7 +21792,7 @@
 </file>
 
 <file path=customXml/itemProps2.xml><?xml version="1.0" encoding="utf-8"?>
-<ds:datastoreItem xmlns:ds="http://schemas.openxmlformats.org/officeDocument/2006/customXml" ds:itemID="{166AEB81-3FB2-49E1-9138-885D213D2F61}">
+<ds:datastoreItem xmlns:ds="http://schemas.openxmlformats.org/officeDocument/2006/customXml" ds:itemID="{AE899587-F0F8-46B3-AD35-2B03794B67D7}">
   <ds:schemaRefs>
     <ds:schemaRef ds:uri="http://schemas.openxmlformats.org/officeDocument/2006/bibliography"/>
   </ds:schemaRefs>
